--- a/Jobsheet 2/Laporan Jobsheet 2.docx
+++ b/Jobsheet 2/Laporan Jobsheet 2.docx
@@ -89,6 +89,14 @@
                 <w:lang w:eastAsia="en-ID"/>
               </w:rPr>
             </w:pPr>
+            <w:r>
+              <w:rPr>
+                <w:sz w:val="24"/>
+                <w:szCs w:val="24"/>
+                <w:lang w:eastAsia="en-ID"/>
+              </w:rPr>
+              <w:t>Pemrograman Web Lanjut</w:t>
+            </w:r>
           </w:p>
         </w:tc>
       </w:tr>
@@ -243,6 +251,14 @@
                 <w:lang w:eastAsia="en-ID"/>
               </w:rPr>
             </w:pPr>
+            <w:r>
+              <w:rPr>
+                <w:sz w:val="24"/>
+                <w:szCs w:val="24"/>
+                <w:lang w:eastAsia="en-ID"/>
+              </w:rPr>
+              <w:t>4</w:t>
+            </w:r>
           </w:p>
         </w:tc>
       </w:tr>
@@ -547,6 +563,14 @@
                 <w:lang w:eastAsia="en-ID"/>
               </w:rPr>
             </w:pPr>
+            <w:r>
+              <w:rPr>
+                <w:sz w:val="24"/>
+                <w:szCs w:val="24"/>
+                <w:lang w:eastAsia="en-ID"/>
+              </w:rPr>
+              <w:t>2</w:t>
+            </w:r>
           </w:p>
         </w:tc>
       </w:tr>
@@ -632,7 +656,7 @@
           <w:lang w:eastAsia="en-ID"/>
           <w14:ligatures w14:val="none"/>
         </w:rPr>
-        <w:t>Praktikum Ke-1</w:t>
+        <w:t>Basic Routing</w:t>
       </w:r>
     </w:p>
     <w:tbl>
@@ -740,12 +764,75 @@
               <w:spacing w:before="60" w:line="360" w:lineRule="auto"/>
               <w:ind w:firstLine="0"/>
               <w:rPr>
-                <w:rFonts w:ascii="Courier New" w:eastAsia="Times New Roman" w:hAnsi="Courier New" w:cs="Courier New"/>
+                <w:rFonts w:eastAsia="Times New Roman" w:cs="Times New Roman"/>
+                <w:sz w:val="22"/>
+                <w:lang w:val="sv-SE" w:eastAsia="en-ID"/>
+              </w:rPr>
+            </w:pPr>
+            <w:r>
+              <w:rPr>
+                <w:rFonts w:eastAsia="Times New Roman" w:cs="Times New Roman"/>
+                <w:sz w:val="22"/>
+                <w:lang w:val="sv-SE" w:eastAsia="en-ID"/>
+              </w:rPr>
+              <w:t>Pada bagian ini, kita akan membuat dua buah route dengan ketentuan sebagai berikut.</w:t>
+            </w:r>
+          </w:p>
+          <w:p>
+            <w:pPr>
+              <w:spacing w:before="60" w:line="360" w:lineRule="auto"/>
+              <w:ind w:firstLine="0"/>
+              <w:rPr>
+                <w:rFonts w:eastAsia="Times New Roman" w:cs="Times New Roman"/>
                 <w:sz w:val="20"/>
                 <w:szCs w:val="20"/>
-                <w:lang w:eastAsia="en-ID"/>
-              </w:rPr>
-            </w:pPr>
+                <w:lang w:val="sv-SE" w:eastAsia="en-ID"/>
+              </w:rPr>
+            </w:pPr>
+            <w:r>
+              <w:rPr>
+                <w:rFonts w:eastAsia="Times New Roman" w:cs="Times New Roman"/>
+                <w:noProof/>
+                <w:sz w:val="20"/>
+                <w:szCs w:val="20"/>
+                <w:lang w:val="sv-SE" w:eastAsia="en-ID"/>
+              </w:rPr>
+              <w:drawing>
+                <wp:inline distT="0" distB="0" distL="0" distR="0" wp14:anchorId="42C2673C" wp14:editId="36FF335A">
+                  <wp:extent cx="4210266" cy="857294"/>
+                  <wp:effectExtent l="0" t="0" r="0" b="0"/>
+                  <wp:docPr id="1211839245" name="Picture 1"/>
+                  <wp:cNvGraphicFramePr>
+                    <a:graphicFrameLocks xmlns:a="http://schemas.openxmlformats.org/drawingml/2006/main" noChangeAspect="1"/>
+                  </wp:cNvGraphicFramePr>
+                  <a:graphic xmlns:a="http://schemas.openxmlformats.org/drawingml/2006/main">
+                    <a:graphicData uri="http://schemas.openxmlformats.org/drawingml/2006/picture">
+                      <pic:pic xmlns:pic="http://schemas.openxmlformats.org/drawingml/2006/picture">
+                        <pic:nvPicPr>
+                          <pic:cNvPr id="1211839245" name=""/>
+                          <pic:cNvPicPr/>
+                        </pic:nvPicPr>
+                        <pic:blipFill>
+                          <a:blip r:embed="rId7"/>
+                          <a:stretch>
+                            <a:fillRect/>
+                          </a:stretch>
+                        </pic:blipFill>
+                        <pic:spPr>
+                          <a:xfrm>
+                            <a:off x="0" y="0"/>
+                            <a:ext cx="4210266" cy="857294"/>
+                          </a:xfrm>
+                          <a:prstGeom prst="rect">
+                            <a:avLst/>
+                          </a:prstGeom>
+                        </pic:spPr>
+                      </pic:pic>
+                    </a:graphicData>
+                  </a:graphic>
+                </wp:inline>
+              </w:drawing>
+            </w:r>
           </w:p>
         </w:tc>
       </w:tr>
@@ -785,16 +872,1368 @@
               <w:ind w:firstLine="0"/>
               <w:rPr>
                 <w:rFonts w:eastAsia="Times New Roman" w:cs="Times New Roman"/>
+                <w:sz w:val="22"/>
+                <w:lang w:val="en-ID" w:eastAsia="en-ID"/>
+              </w:rPr>
+            </w:pPr>
+            <w:r>
+              <w:rPr>
+                <w:rFonts w:eastAsia="Times New Roman" w:cs="Times New Roman"/>
+                <w:sz w:val="22"/>
+                <w:lang w:val="en-ID" w:eastAsia="en-ID"/>
+              </w:rPr>
+              <w:t>Buka file routes/</w:t>
+            </w:r>
+            <w:proofErr w:type="spellStart"/>
+            <w:r>
+              <w:rPr>
+                <w:rFonts w:eastAsia="Times New Roman" w:cs="Times New Roman"/>
+                <w:sz w:val="22"/>
+                <w:lang w:val="en-ID" w:eastAsia="en-ID"/>
+              </w:rPr>
+              <w:t>web.php</w:t>
+            </w:r>
+            <w:proofErr w:type="spellEnd"/>
+            <w:r>
+              <w:rPr>
+                <w:rFonts w:eastAsia="Times New Roman" w:cs="Times New Roman"/>
+                <w:sz w:val="22"/>
+                <w:lang w:val="en-ID" w:eastAsia="en-ID"/>
+              </w:rPr>
+              <w:t xml:space="preserve">. </w:t>
+            </w:r>
+            <w:proofErr w:type="spellStart"/>
+            <w:r>
+              <w:rPr>
+                <w:rFonts w:eastAsia="Times New Roman" w:cs="Times New Roman"/>
+                <w:sz w:val="22"/>
+                <w:lang w:val="en-ID" w:eastAsia="en-ID"/>
+              </w:rPr>
+              <w:t>Tambahkan</w:t>
+            </w:r>
+            <w:proofErr w:type="spellEnd"/>
+            <w:r>
+              <w:rPr>
+                <w:rFonts w:eastAsia="Times New Roman" w:cs="Times New Roman"/>
+                <w:sz w:val="22"/>
+                <w:lang w:val="en-ID" w:eastAsia="en-ID"/>
+              </w:rPr>
+              <w:t xml:space="preserve"> </w:t>
+            </w:r>
+            <w:proofErr w:type="spellStart"/>
+            <w:r>
+              <w:rPr>
+                <w:rFonts w:eastAsia="Times New Roman" w:cs="Times New Roman"/>
+                <w:sz w:val="22"/>
+                <w:lang w:val="en-ID" w:eastAsia="en-ID"/>
+              </w:rPr>
+              <w:t>sebuah</w:t>
+            </w:r>
+            <w:proofErr w:type="spellEnd"/>
+            <w:r>
+              <w:rPr>
+                <w:rFonts w:eastAsia="Times New Roman" w:cs="Times New Roman"/>
+                <w:sz w:val="22"/>
+                <w:lang w:val="en-ID" w:eastAsia="en-ID"/>
+              </w:rPr>
+              <w:t xml:space="preserve"> route </w:t>
+            </w:r>
+            <w:proofErr w:type="spellStart"/>
+            <w:r>
+              <w:rPr>
+                <w:rFonts w:eastAsia="Times New Roman" w:cs="Times New Roman"/>
+                <w:sz w:val="22"/>
+                <w:lang w:val="en-ID" w:eastAsia="en-ID"/>
+              </w:rPr>
+              <w:t>untuk</w:t>
+            </w:r>
+            <w:proofErr w:type="spellEnd"/>
+            <w:r>
+              <w:rPr>
+                <w:rFonts w:eastAsia="Times New Roman" w:cs="Times New Roman"/>
+                <w:sz w:val="22"/>
+                <w:lang w:val="en-ID" w:eastAsia="en-ID"/>
+              </w:rPr>
+              <w:t xml:space="preserve"> </w:t>
+            </w:r>
+            <w:proofErr w:type="spellStart"/>
+            <w:r>
+              <w:rPr>
+                <w:rFonts w:eastAsia="Times New Roman" w:cs="Times New Roman"/>
+                <w:sz w:val="22"/>
+                <w:lang w:val="en-ID" w:eastAsia="en-ID"/>
+              </w:rPr>
+              <w:t>nomor</w:t>
+            </w:r>
+            <w:proofErr w:type="spellEnd"/>
+            <w:r>
+              <w:rPr>
+                <w:rFonts w:eastAsia="Times New Roman" w:cs="Times New Roman"/>
+                <w:sz w:val="22"/>
+                <w:lang w:val="en-ID" w:eastAsia="en-ID"/>
+              </w:rPr>
+              <w:t xml:space="preserve"> 1</w:t>
+            </w:r>
+          </w:p>
+          <w:p>
+            <w:pPr>
+              <w:spacing w:line="276" w:lineRule="auto"/>
+              <w:ind w:firstLine="0"/>
+              <w:rPr>
+                <w:rFonts w:ascii="Courier New" w:eastAsia="Times New Roman" w:hAnsi="Courier New" w:cs="Courier New"/>
+                <w:sz w:val="20"/>
+                <w:szCs w:val="20"/>
+                <w:lang w:eastAsia="en-ID"/>
+              </w:rPr>
+            </w:pPr>
+            <w:proofErr w:type="spellStart"/>
+            <w:r>
+              <w:rPr>
+                <w:rFonts w:ascii="Courier New" w:eastAsia="Times New Roman" w:hAnsi="Courier New" w:cs="Courier New"/>
+                <w:sz w:val="20"/>
+                <w:szCs w:val="20"/>
+                <w:lang w:eastAsia="en-ID"/>
+              </w:rPr>
+              <w:t>use</w:t>
+            </w:r>
+            <w:proofErr w:type="spellEnd"/>
+            <w:r>
+              <w:rPr>
+                <w:rFonts w:ascii="Courier New" w:eastAsia="Times New Roman" w:hAnsi="Courier New" w:cs="Courier New"/>
+                <w:sz w:val="20"/>
+                <w:szCs w:val="20"/>
+                <w:lang w:eastAsia="en-ID"/>
+              </w:rPr>
+              <w:t xml:space="preserve"> </w:t>
+            </w:r>
+            <w:proofErr w:type="spellStart"/>
+            <w:r>
+              <w:rPr>
+                <w:rFonts w:ascii="Courier New" w:eastAsia="Times New Roman" w:hAnsi="Courier New" w:cs="Courier New"/>
+                <w:sz w:val="20"/>
+                <w:szCs w:val="20"/>
+                <w:lang w:eastAsia="en-ID"/>
+              </w:rPr>
+              <w:t>Illuminate</w:t>
+            </w:r>
+            <w:proofErr w:type="spellEnd"/>
+            <w:r>
+              <w:rPr>
+                <w:rFonts w:ascii="Courier New" w:eastAsia="Times New Roman" w:hAnsi="Courier New" w:cs="Courier New"/>
+                <w:sz w:val="20"/>
+                <w:szCs w:val="20"/>
+                <w:lang w:eastAsia="en-ID"/>
+              </w:rPr>
+              <w:t>\</w:t>
+            </w:r>
+            <w:proofErr w:type="spellStart"/>
+            <w:r>
+              <w:rPr>
+                <w:rFonts w:ascii="Courier New" w:eastAsia="Times New Roman" w:hAnsi="Courier New" w:cs="Courier New"/>
+                <w:sz w:val="20"/>
+                <w:szCs w:val="20"/>
+                <w:lang w:eastAsia="en-ID"/>
+              </w:rPr>
+              <w:t>Support</w:t>
+            </w:r>
+            <w:proofErr w:type="spellEnd"/>
+            <w:r>
+              <w:rPr>
+                <w:rFonts w:ascii="Courier New" w:eastAsia="Times New Roman" w:hAnsi="Courier New" w:cs="Courier New"/>
+                <w:sz w:val="20"/>
+                <w:szCs w:val="20"/>
+                <w:lang w:eastAsia="en-ID"/>
+              </w:rPr>
+              <w:t>\</w:t>
+            </w:r>
+            <w:proofErr w:type="spellStart"/>
+            <w:r>
+              <w:rPr>
+                <w:rFonts w:ascii="Courier New" w:eastAsia="Times New Roman" w:hAnsi="Courier New" w:cs="Courier New"/>
+                <w:sz w:val="20"/>
+                <w:szCs w:val="20"/>
+                <w:lang w:eastAsia="en-ID"/>
+              </w:rPr>
+              <w:t>Facades</w:t>
+            </w:r>
+            <w:proofErr w:type="spellEnd"/>
+            <w:r>
+              <w:rPr>
+                <w:rFonts w:ascii="Courier New" w:eastAsia="Times New Roman" w:hAnsi="Courier New" w:cs="Courier New"/>
+                <w:sz w:val="20"/>
+                <w:szCs w:val="20"/>
+                <w:lang w:eastAsia="en-ID"/>
+              </w:rPr>
+              <w:t>\</w:t>
+            </w:r>
+            <w:proofErr w:type="spellStart"/>
+            <w:r>
+              <w:rPr>
+                <w:rFonts w:ascii="Courier New" w:eastAsia="Times New Roman" w:hAnsi="Courier New" w:cs="Courier New"/>
+                <w:sz w:val="20"/>
+                <w:szCs w:val="20"/>
+                <w:lang w:eastAsia="en-ID"/>
+              </w:rPr>
+              <w:t>Route</w:t>
+            </w:r>
+            <w:proofErr w:type="spellEnd"/>
+            <w:r>
+              <w:rPr>
+                <w:rFonts w:ascii="Courier New" w:eastAsia="Times New Roman" w:hAnsi="Courier New" w:cs="Courier New"/>
+                <w:sz w:val="20"/>
+                <w:szCs w:val="20"/>
+                <w:lang w:eastAsia="en-ID"/>
+              </w:rPr>
+              <w:t>;</w:t>
+            </w:r>
+          </w:p>
+          <w:p>
+            <w:pPr>
+              <w:spacing w:line="276" w:lineRule="auto"/>
+              <w:ind w:firstLine="0"/>
+              <w:rPr>
+                <w:rFonts w:ascii="Courier New" w:eastAsia="Times New Roman" w:hAnsi="Courier New" w:cs="Courier New"/>
+                <w:sz w:val="20"/>
+                <w:szCs w:val="20"/>
+                <w:lang w:eastAsia="en-ID"/>
+              </w:rPr>
+            </w:pPr>
+            <w:proofErr w:type="spellStart"/>
+            <w:r>
+              <w:rPr>
+                <w:rFonts w:ascii="Courier New" w:eastAsia="Times New Roman" w:hAnsi="Courier New" w:cs="Courier New"/>
+                <w:sz w:val="20"/>
+                <w:szCs w:val="20"/>
+                <w:lang w:eastAsia="en-ID"/>
+              </w:rPr>
+              <w:t>Route</w:t>
+            </w:r>
+            <w:proofErr w:type="spellEnd"/>
+            <w:r>
+              <w:rPr>
+                <w:rFonts w:ascii="Courier New" w:eastAsia="Times New Roman" w:hAnsi="Courier New" w:cs="Courier New"/>
+                <w:sz w:val="20"/>
+                <w:szCs w:val="20"/>
+                <w:lang w:eastAsia="en-ID"/>
+              </w:rPr>
+              <w:t>::</w:t>
+            </w:r>
+            <w:proofErr w:type="spellStart"/>
+            <w:r>
+              <w:rPr>
+                <w:rFonts w:ascii="Courier New" w:eastAsia="Times New Roman" w:hAnsi="Courier New" w:cs="Courier New"/>
+                <w:sz w:val="20"/>
+                <w:szCs w:val="20"/>
+                <w:lang w:eastAsia="en-ID"/>
+              </w:rPr>
+              <w:t>get</w:t>
+            </w:r>
+            <w:proofErr w:type="spellEnd"/>
+            <w:r>
+              <w:rPr>
+                <w:rFonts w:ascii="Courier New" w:eastAsia="Times New Roman" w:hAnsi="Courier New" w:cs="Courier New"/>
+                <w:sz w:val="20"/>
+                <w:szCs w:val="20"/>
+                <w:lang w:eastAsia="en-ID"/>
+              </w:rPr>
+              <w:t>('/</w:t>
+            </w:r>
+            <w:proofErr w:type="spellStart"/>
+            <w:r>
+              <w:rPr>
+                <w:rFonts w:ascii="Courier New" w:eastAsia="Times New Roman" w:hAnsi="Courier New" w:cs="Courier New"/>
+                <w:sz w:val="20"/>
+                <w:szCs w:val="20"/>
+                <w:lang w:eastAsia="en-ID"/>
+              </w:rPr>
+              <w:t>hello</w:t>
+            </w:r>
+            <w:proofErr w:type="spellEnd"/>
+            <w:r>
+              <w:rPr>
+                <w:rFonts w:ascii="Courier New" w:eastAsia="Times New Roman" w:hAnsi="Courier New" w:cs="Courier New"/>
+                <w:sz w:val="20"/>
+                <w:szCs w:val="20"/>
+                <w:lang w:eastAsia="en-ID"/>
+              </w:rPr>
+              <w:t xml:space="preserve">', </w:t>
+            </w:r>
+            <w:proofErr w:type="spellStart"/>
+            <w:r>
+              <w:rPr>
+                <w:rFonts w:ascii="Courier New" w:eastAsia="Times New Roman" w:hAnsi="Courier New" w:cs="Courier New"/>
                 <w:b/>
                 <w:bCs/>
-                <w:szCs w:val="24"/>
-                <w:lang w:eastAsia="en-ID"/>
-              </w:rPr>
-            </w:pPr>
+                <w:sz w:val="20"/>
+                <w:szCs w:val="20"/>
+                <w:lang w:eastAsia="en-ID"/>
+              </w:rPr>
+              <w:t>function</w:t>
+            </w:r>
+            <w:proofErr w:type="spellEnd"/>
+            <w:r>
+              <w:rPr>
+                <w:rFonts w:ascii="Courier New" w:eastAsia="Times New Roman" w:hAnsi="Courier New" w:cs="Courier New"/>
+                <w:sz w:val="20"/>
+                <w:szCs w:val="20"/>
+                <w:lang w:eastAsia="en-ID"/>
+              </w:rPr>
+              <w:t xml:space="preserve"> () { </w:t>
+            </w:r>
+          </w:p>
+          <w:p>
+            <w:pPr>
+              <w:spacing w:line="276" w:lineRule="auto"/>
+              <w:ind w:firstLine="0"/>
+              <w:rPr>
+                <w:rFonts w:ascii="Courier New" w:eastAsia="Times New Roman" w:hAnsi="Courier New" w:cs="Courier New"/>
+                <w:sz w:val="20"/>
+                <w:szCs w:val="20"/>
+                <w:lang w:eastAsia="en-ID"/>
+              </w:rPr>
+            </w:pPr>
+            <w:proofErr w:type="spellStart"/>
+            <w:r>
+              <w:rPr>
+                <w:rFonts w:ascii="Courier New" w:eastAsia="Times New Roman" w:hAnsi="Courier New" w:cs="Courier New"/>
+                <w:sz w:val="20"/>
+                <w:szCs w:val="20"/>
+                <w:lang w:eastAsia="en-ID"/>
+              </w:rPr>
+              <w:t>return</w:t>
+            </w:r>
+            <w:proofErr w:type="spellEnd"/>
+            <w:r>
+              <w:rPr>
+                <w:rFonts w:ascii="Courier New" w:eastAsia="Times New Roman" w:hAnsi="Courier New" w:cs="Courier New"/>
+                <w:sz w:val="20"/>
+                <w:szCs w:val="20"/>
+                <w:lang w:eastAsia="en-ID"/>
+              </w:rPr>
+              <w:t xml:space="preserve"> '</w:t>
+            </w:r>
+            <w:proofErr w:type="spellStart"/>
+            <w:r>
+              <w:rPr>
+                <w:rFonts w:ascii="Courier New" w:eastAsia="Times New Roman" w:hAnsi="Courier New" w:cs="Courier New"/>
+                <w:sz w:val="20"/>
+                <w:szCs w:val="20"/>
+                <w:lang w:eastAsia="en-ID"/>
+              </w:rPr>
+              <w:t>Hello</w:t>
+            </w:r>
+            <w:proofErr w:type="spellEnd"/>
+            <w:r>
+              <w:rPr>
+                <w:rFonts w:ascii="Courier New" w:eastAsia="Times New Roman" w:hAnsi="Courier New" w:cs="Courier New"/>
+                <w:sz w:val="20"/>
+                <w:szCs w:val="20"/>
+                <w:lang w:eastAsia="en-ID"/>
+              </w:rPr>
+              <w:t xml:space="preserve"> World'; </w:t>
+            </w:r>
+          </w:p>
+          <w:p>
+            <w:pPr>
+              <w:spacing w:line="276" w:lineRule="auto"/>
+              <w:ind w:firstLine="0"/>
+              <w:rPr>
+                <w:rFonts w:ascii="Courier New" w:eastAsia="Times New Roman" w:hAnsi="Courier New" w:cs="Courier New"/>
+                <w:sz w:val="20"/>
+                <w:szCs w:val="20"/>
+                <w:lang w:eastAsia="en-ID"/>
+              </w:rPr>
+            </w:pPr>
+            <w:r>
+              <w:rPr>
+                <w:rFonts w:ascii="Courier New" w:eastAsia="Times New Roman" w:hAnsi="Courier New" w:cs="Courier New"/>
+                <w:sz w:val="20"/>
+                <w:szCs w:val="20"/>
+                <w:lang w:eastAsia="en-ID"/>
+              </w:rPr>
+              <w:t>});</w:t>
+            </w:r>
+          </w:p>
+        </w:tc>
+      </w:tr>
+      <w:tr>
+        <w:tc>
+          <w:tcPr>
+            <w:tcW w:w="1129" w:type="dxa"/>
+          </w:tcPr>
+          <w:p>
+            <w:pPr>
+              <w:spacing w:before="60" w:line="360" w:lineRule="auto"/>
+              <w:ind w:firstLine="0"/>
+              <w:jc w:val="center"/>
+              <w:rPr>
+                <w:rFonts w:eastAsia="Times New Roman" w:cs="Times New Roman"/>
+                <w:szCs w:val="24"/>
+                <w:lang w:eastAsia="en-ID"/>
+              </w:rPr>
+            </w:pPr>
+            <w:r>
+              <w:rPr>
+                <w:rFonts w:eastAsia="Times New Roman" w:cs="Times New Roman"/>
+                <w:szCs w:val="24"/>
+                <w:lang w:eastAsia="en-ID"/>
+              </w:rPr>
+              <w:t>3</w:t>
+            </w:r>
+          </w:p>
+        </w:tc>
+        <w:tc>
+          <w:tcPr>
+            <w:tcW w:w="8499" w:type="dxa"/>
+          </w:tcPr>
+          <w:p>
+            <w:pPr>
+              <w:spacing w:before="60" w:line="360" w:lineRule="auto"/>
+              <w:ind w:firstLine="0"/>
+              <w:jc w:val="left"/>
+              <w:rPr>
+                <w:rFonts w:eastAsia="Times New Roman" w:cs="Times New Roman"/>
+                <w:sz w:val="22"/>
+                <w:lang w:val="en-ID" w:eastAsia="en-ID"/>
+              </w:rPr>
+            </w:pPr>
+            <w:r>
+              <w:rPr>
+                <w:rFonts w:eastAsia="Times New Roman" w:cs="Times New Roman"/>
+                <w:sz w:val="22"/>
+                <w:lang w:val="en-ID" w:eastAsia="en-ID"/>
+              </w:rPr>
+              <w:t xml:space="preserve">Buka browser, </w:t>
+            </w:r>
+            <w:proofErr w:type="spellStart"/>
+            <w:r>
+              <w:rPr>
+                <w:rFonts w:eastAsia="Times New Roman" w:cs="Times New Roman"/>
+                <w:sz w:val="22"/>
+                <w:lang w:val="en-ID" w:eastAsia="en-ID"/>
+              </w:rPr>
+              <w:t>tuliskan</w:t>
+            </w:r>
+            <w:proofErr w:type="spellEnd"/>
+            <w:r>
+              <w:rPr>
+                <w:rFonts w:eastAsia="Times New Roman" w:cs="Times New Roman"/>
+                <w:sz w:val="22"/>
+                <w:lang w:val="en-ID" w:eastAsia="en-ID"/>
+              </w:rPr>
+              <w:t xml:space="preserve"> URL </w:t>
+            </w:r>
+            <w:proofErr w:type="spellStart"/>
+            <w:r>
+              <w:rPr>
+                <w:rFonts w:eastAsia="Times New Roman" w:cs="Times New Roman"/>
+                <w:sz w:val="22"/>
+                <w:lang w:val="en-ID" w:eastAsia="en-ID"/>
+              </w:rPr>
+              <w:t>untuk</w:t>
+            </w:r>
+            <w:proofErr w:type="spellEnd"/>
+            <w:r>
+              <w:rPr>
+                <w:rFonts w:eastAsia="Times New Roman" w:cs="Times New Roman"/>
+                <w:sz w:val="22"/>
+                <w:lang w:val="en-ID" w:eastAsia="en-ID"/>
+              </w:rPr>
+              <w:t xml:space="preserve"> </w:t>
+            </w:r>
+            <w:proofErr w:type="spellStart"/>
+            <w:r>
+              <w:rPr>
+                <w:rFonts w:eastAsia="Times New Roman" w:cs="Times New Roman"/>
+                <w:sz w:val="22"/>
+                <w:lang w:val="en-ID" w:eastAsia="en-ID"/>
+              </w:rPr>
+              <w:t>memanggil</w:t>
+            </w:r>
+            <w:proofErr w:type="spellEnd"/>
+            <w:r>
+              <w:rPr>
+                <w:rFonts w:eastAsia="Times New Roman" w:cs="Times New Roman"/>
+                <w:sz w:val="22"/>
+                <w:lang w:val="en-ID" w:eastAsia="en-ID"/>
+              </w:rPr>
+              <w:t xml:space="preserve"> route </w:t>
+            </w:r>
+            <w:proofErr w:type="spellStart"/>
+            <w:r>
+              <w:rPr>
+                <w:rFonts w:eastAsia="Times New Roman" w:cs="Times New Roman"/>
+                <w:sz w:val="22"/>
+                <w:lang w:val="en-ID" w:eastAsia="en-ID"/>
+              </w:rPr>
+              <w:t>tersebut</w:t>
+            </w:r>
+            <w:proofErr w:type="spellEnd"/>
+            <w:r>
+              <w:rPr>
+                <w:rFonts w:eastAsia="Times New Roman" w:cs="Times New Roman"/>
+                <w:sz w:val="22"/>
+                <w:lang w:val="en-ID" w:eastAsia="en-ID"/>
+              </w:rPr>
+              <w:t xml:space="preserve"> localhost/PWL_2024/public/hello.</w:t>
+            </w:r>
+          </w:p>
+          <w:p>
+            <w:pPr>
+              <w:spacing w:before="60" w:line="360" w:lineRule="auto"/>
+              <w:ind w:firstLine="0"/>
+              <w:jc w:val="left"/>
+              <w:rPr>
+                <w:rFonts w:eastAsia="Times New Roman" w:cs="Times New Roman"/>
+                <w:sz w:val="22"/>
+                <w:lang w:eastAsia="en-ID"/>
+              </w:rPr>
+            </w:pPr>
+            <w:r>
+              <w:rPr>
+                <w:rFonts w:eastAsia="Times New Roman" w:cs="Times New Roman"/>
+                <w:noProof/>
+                <w:sz w:val="22"/>
+                <w:lang w:eastAsia="en-ID"/>
+              </w:rPr>
+              <w:drawing>
+                <wp:inline distT="0" distB="0" distL="0" distR="0" wp14:anchorId="70474300" wp14:editId="78E25567">
+                  <wp:extent cx="3156112" cy="774740"/>
+                  <wp:effectExtent l="0" t="0" r="6350" b="6350"/>
+                  <wp:docPr id="36100145" name="Picture 1"/>
+                  <wp:cNvGraphicFramePr>
+                    <a:graphicFrameLocks xmlns:a="http://schemas.openxmlformats.org/drawingml/2006/main" noChangeAspect="1"/>
+                  </wp:cNvGraphicFramePr>
+                  <a:graphic xmlns:a="http://schemas.openxmlformats.org/drawingml/2006/main">
+                    <a:graphicData uri="http://schemas.openxmlformats.org/drawingml/2006/picture">
+                      <pic:pic xmlns:pic="http://schemas.openxmlformats.org/drawingml/2006/picture">
+                        <pic:nvPicPr>
+                          <pic:cNvPr id="36100145" name=""/>
+                          <pic:cNvPicPr/>
+                        </pic:nvPicPr>
+                        <pic:blipFill>
+                          <a:blip r:embed="rId8"/>
+                          <a:stretch>
+                            <a:fillRect/>
+                          </a:stretch>
+                        </pic:blipFill>
+                        <pic:spPr>
+                          <a:xfrm>
+                            <a:off x="0" y="0"/>
+                            <a:ext cx="3156112" cy="774740"/>
+                          </a:xfrm>
+                          <a:prstGeom prst="rect">
+                            <a:avLst/>
+                          </a:prstGeom>
+                        </pic:spPr>
+                      </pic:pic>
+                    </a:graphicData>
+                  </a:graphic>
+                </wp:inline>
+              </w:drawing>
+            </w:r>
+          </w:p>
+        </w:tc>
+      </w:tr>
+      <w:tr>
+        <w:tc>
+          <w:tcPr>
+            <w:tcW w:w="1129" w:type="dxa"/>
+          </w:tcPr>
+          <w:p>
+            <w:pPr>
+              <w:spacing w:before="60" w:line="360" w:lineRule="auto"/>
+              <w:ind w:firstLine="0"/>
+              <w:jc w:val="center"/>
+              <w:rPr>
+                <w:rFonts w:eastAsia="Times New Roman" w:cs="Times New Roman"/>
+                <w:szCs w:val="24"/>
+                <w:lang w:eastAsia="en-ID"/>
+              </w:rPr>
+            </w:pPr>
+            <w:r>
+              <w:rPr>
+                <w:rFonts w:eastAsia="Times New Roman" w:cs="Times New Roman"/>
+                <w:szCs w:val="24"/>
+                <w:lang w:eastAsia="en-ID"/>
+              </w:rPr>
+              <w:t>4</w:t>
+            </w:r>
+          </w:p>
+        </w:tc>
+        <w:tc>
+          <w:tcPr>
+            <w:tcW w:w="8499" w:type="dxa"/>
+          </w:tcPr>
+          <w:p>
+            <w:pPr>
+              <w:spacing w:before="60" w:line="360" w:lineRule="auto"/>
+              <w:ind w:firstLine="0"/>
+              <w:jc w:val="left"/>
+              <w:rPr>
+                <w:rFonts w:eastAsia="Times New Roman" w:cs="Times New Roman"/>
+                <w:sz w:val="22"/>
+                <w:lang w:val="en-ID" w:eastAsia="en-ID"/>
+              </w:rPr>
+            </w:pPr>
+            <w:proofErr w:type="spellStart"/>
+            <w:r>
+              <w:rPr>
+                <w:rFonts w:eastAsia="Times New Roman" w:cs="Times New Roman"/>
+                <w:sz w:val="22"/>
+                <w:lang w:val="en-ID" w:eastAsia="en-ID"/>
+              </w:rPr>
+              <w:t>Untuk</w:t>
+            </w:r>
+            <w:proofErr w:type="spellEnd"/>
+            <w:r>
+              <w:rPr>
+                <w:rFonts w:eastAsia="Times New Roman" w:cs="Times New Roman"/>
+                <w:sz w:val="22"/>
+                <w:lang w:val="en-ID" w:eastAsia="en-ID"/>
+              </w:rPr>
+              <w:t xml:space="preserve"> </w:t>
+            </w:r>
+            <w:proofErr w:type="spellStart"/>
+            <w:r>
+              <w:rPr>
+                <w:rFonts w:eastAsia="Times New Roman" w:cs="Times New Roman"/>
+                <w:sz w:val="22"/>
+                <w:lang w:val="en-ID" w:eastAsia="en-ID"/>
+              </w:rPr>
+              <w:t>membuat</w:t>
+            </w:r>
+            <w:proofErr w:type="spellEnd"/>
+            <w:r>
+              <w:rPr>
+                <w:rFonts w:eastAsia="Times New Roman" w:cs="Times New Roman"/>
+                <w:sz w:val="22"/>
+                <w:lang w:val="en-ID" w:eastAsia="en-ID"/>
+              </w:rPr>
+              <w:t xml:space="preserve"> route </w:t>
+            </w:r>
+            <w:proofErr w:type="spellStart"/>
+            <w:r>
+              <w:rPr>
+                <w:rFonts w:eastAsia="Times New Roman" w:cs="Times New Roman"/>
+                <w:sz w:val="22"/>
+                <w:lang w:val="en-ID" w:eastAsia="en-ID"/>
+              </w:rPr>
+              <w:t>kedua</w:t>
+            </w:r>
+            <w:proofErr w:type="spellEnd"/>
+            <w:r>
+              <w:rPr>
+                <w:rFonts w:eastAsia="Times New Roman" w:cs="Times New Roman"/>
+                <w:sz w:val="22"/>
+                <w:lang w:val="en-ID" w:eastAsia="en-ID"/>
+              </w:rPr>
+              <w:t xml:space="preserve">, </w:t>
+            </w:r>
+            <w:proofErr w:type="spellStart"/>
+            <w:r>
+              <w:rPr>
+                <w:rFonts w:eastAsia="Times New Roman" w:cs="Times New Roman"/>
+                <w:sz w:val="22"/>
+                <w:lang w:val="en-ID" w:eastAsia="en-ID"/>
+              </w:rPr>
+              <w:t>tambahkan</w:t>
+            </w:r>
+            <w:proofErr w:type="spellEnd"/>
+            <w:r>
+              <w:rPr>
+                <w:rFonts w:eastAsia="Times New Roman" w:cs="Times New Roman"/>
+                <w:sz w:val="22"/>
+                <w:lang w:val="en-ID" w:eastAsia="en-ID"/>
+              </w:rPr>
+              <w:t xml:space="preserve"> route /world</w:t>
+            </w:r>
+          </w:p>
+          <w:p>
+            <w:pPr>
+              <w:spacing w:before="60" w:line="276" w:lineRule="auto"/>
+              <w:ind w:firstLine="0"/>
+              <w:jc w:val="left"/>
+              <w:rPr>
+                <w:rFonts w:ascii="Courier New" w:eastAsia="Times New Roman" w:hAnsi="Courier New" w:cs="Courier New"/>
+                <w:sz w:val="20"/>
+                <w:szCs w:val="20"/>
+                <w:lang w:val="en-ID" w:eastAsia="en-ID"/>
+              </w:rPr>
+            </w:pPr>
+            <w:r>
+              <w:rPr>
+                <w:rFonts w:ascii="Courier New" w:eastAsia="Times New Roman" w:hAnsi="Courier New" w:cs="Courier New"/>
+                <w:sz w:val="20"/>
+                <w:szCs w:val="20"/>
+                <w:lang w:val="en-ID" w:eastAsia="en-ID"/>
+              </w:rPr>
+              <w:t>use Illuminate</w:t>
+            </w:r>
+            <w:proofErr w:type="gramStart"/>
+            <w:r>
+              <w:rPr>
+                <w:rFonts w:ascii="Courier New" w:eastAsia="Times New Roman" w:hAnsi="Courier New" w:cs="Courier New"/>
+                <w:sz w:val="20"/>
+                <w:szCs w:val="20"/>
+                <w:lang w:val="en-ID" w:eastAsia="en-ID"/>
+              </w:rPr>
+              <w:t>\Support\Facades\Route;</w:t>
+            </w:r>
+            <w:proofErr w:type="gramEnd"/>
+            <w:r>
+              <w:rPr>
+                <w:rFonts w:ascii="Courier New" w:eastAsia="Times New Roman" w:hAnsi="Courier New" w:cs="Courier New"/>
+                <w:sz w:val="20"/>
+                <w:szCs w:val="20"/>
+                <w:lang w:val="en-ID" w:eastAsia="en-ID"/>
+              </w:rPr>
+              <w:t xml:space="preserve"> </w:t>
+            </w:r>
+          </w:p>
+          <w:p>
+            <w:pPr>
+              <w:spacing w:before="60" w:line="276" w:lineRule="auto"/>
+              <w:ind w:firstLine="0"/>
+              <w:jc w:val="left"/>
+              <w:rPr>
+                <w:rFonts w:ascii="Courier New" w:eastAsia="Times New Roman" w:hAnsi="Courier New" w:cs="Courier New"/>
+                <w:sz w:val="20"/>
+                <w:szCs w:val="20"/>
+                <w:lang w:val="en-ID" w:eastAsia="en-ID"/>
+              </w:rPr>
+            </w:pPr>
+            <w:proofErr w:type="gramStart"/>
+            <w:r>
+              <w:rPr>
+                <w:rFonts w:ascii="Courier New" w:eastAsia="Times New Roman" w:hAnsi="Courier New" w:cs="Courier New"/>
+                <w:sz w:val="20"/>
+                <w:szCs w:val="20"/>
+                <w:lang w:val="en-ID" w:eastAsia="en-ID"/>
+              </w:rPr>
+              <w:t>Route::get(</w:t>
+            </w:r>
+            <w:proofErr w:type="gramEnd"/>
+            <w:r>
+              <w:rPr>
+                <w:rFonts w:ascii="Courier New" w:eastAsia="Times New Roman" w:hAnsi="Courier New" w:cs="Courier New"/>
+                <w:sz w:val="20"/>
+                <w:szCs w:val="20"/>
+                <w:lang w:val="en-ID" w:eastAsia="en-ID"/>
+              </w:rPr>
+              <w:t xml:space="preserve">'/world', function () { </w:t>
+            </w:r>
+          </w:p>
+          <w:p>
+            <w:pPr>
+              <w:spacing w:before="60" w:line="276" w:lineRule="auto"/>
+              <w:ind w:firstLine="0"/>
+              <w:jc w:val="left"/>
+              <w:rPr>
+                <w:rFonts w:ascii="Courier New" w:eastAsia="Times New Roman" w:hAnsi="Courier New" w:cs="Courier New"/>
+                <w:sz w:val="20"/>
+                <w:szCs w:val="20"/>
+                <w:lang w:val="en-ID" w:eastAsia="en-ID"/>
+              </w:rPr>
+            </w:pPr>
+            <w:r>
+              <w:rPr>
+                <w:rFonts w:ascii="Courier New" w:eastAsia="Times New Roman" w:hAnsi="Courier New" w:cs="Courier New"/>
+                <w:sz w:val="20"/>
+                <w:szCs w:val="20"/>
+                <w:lang w:val="en-ID" w:eastAsia="en-ID"/>
+              </w:rPr>
+              <w:t>return 'World</w:t>
+            </w:r>
+            <w:proofErr w:type="gramStart"/>
+            <w:r>
+              <w:rPr>
+                <w:rFonts w:ascii="Courier New" w:eastAsia="Times New Roman" w:hAnsi="Courier New" w:cs="Courier New"/>
+                <w:sz w:val="20"/>
+                <w:szCs w:val="20"/>
+                <w:lang w:val="en-ID" w:eastAsia="en-ID"/>
+              </w:rPr>
+              <w:t>';</w:t>
+            </w:r>
+            <w:proofErr w:type="gramEnd"/>
+            <w:r>
+              <w:rPr>
+                <w:rFonts w:ascii="Courier New" w:eastAsia="Times New Roman" w:hAnsi="Courier New" w:cs="Courier New"/>
+                <w:sz w:val="20"/>
+                <w:szCs w:val="20"/>
+                <w:lang w:val="en-ID" w:eastAsia="en-ID"/>
+              </w:rPr>
+              <w:t xml:space="preserve"> </w:t>
+            </w:r>
+          </w:p>
+          <w:p>
+            <w:pPr>
+              <w:spacing w:before="60" w:line="276" w:lineRule="auto"/>
+              <w:ind w:firstLine="0"/>
+              <w:jc w:val="left"/>
+              <w:rPr>
+                <w:rFonts w:eastAsia="Times New Roman" w:cs="Times New Roman"/>
+                <w:sz w:val="22"/>
+                <w:lang w:eastAsia="en-ID"/>
+              </w:rPr>
+            </w:pPr>
+            <w:r>
+              <w:rPr>
+                <w:rFonts w:ascii="Courier New" w:eastAsia="Times New Roman" w:hAnsi="Courier New" w:cs="Courier New"/>
+                <w:sz w:val="20"/>
+                <w:szCs w:val="20"/>
+                <w:lang w:val="en-ID" w:eastAsia="en-ID"/>
+              </w:rPr>
+              <w:t>});</w:t>
+            </w:r>
+          </w:p>
+        </w:tc>
+      </w:tr>
+      <w:tr>
+        <w:tc>
+          <w:tcPr>
+            <w:tcW w:w="1129" w:type="dxa"/>
+          </w:tcPr>
+          <w:p>
+            <w:pPr>
+              <w:spacing w:before="60" w:line="360" w:lineRule="auto"/>
+              <w:ind w:firstLine="0"/>
+              <w:jc w:val="center"/>
+              <w:rPr>
+                <w:rFonts w:eastAsia="Times New Roman" w:cs="Times New Roman"/>
+                <w:szCs w:val="24"/>
+                <w:lang w:eastAsia="en-ID"/>
+              </w:rPr>
+            </w:pPr>
+            <w:r>
+              <w:rPr>
+                <w:rFonts w:eastAsia="Times New Roman" w:cs="Times New Roman"/>
+                <w:szCs w:val="24"/>
+                <w:lang w:eastAsia="en-ID"/>
+              </w:rPr>
+              <w:lastRenderedPageBreak/>
+              <w:t>5</w:t>
+            </w:r>
+          </w:p>
+        </w:tc>
+        <w:tc>
+          <w:tcPr>
+            <w:tcW w:w="8499" w:type="dxa"/>
+          </w:tcPr>
+          <w:p>
+            <w:pPr>
+              <w:spacing w:before="60" w:line="360" w:lineRule="auto"/>
+              <w:ind w:firstLine="0"/>
+              <w:jc w:val="left"/>
+              <w:rPr>
+                <w:rFonts w:eastAsia="Times New Roman" w:cs="Times New Roman"/>
+                <w:sz w:val="22"/>
+                <w:lang w:val="en-ID" w:eastAsia="en-ID"/>
+              </w:rPr>
+            </w:pPr>
+            <w:r>
+              <w:rPr>
+                <w:rFonts w:eastAsia="Times New Roman" w:cs="Times New Roman"/>
+                <w:sz w:val="22"/>
+                <w:lang w:val="en-ID" w:eastAsia="en-ID"/>
+              </w:rPr>
+              <w:t xml:space="preserve">Buka browser, </w:t>
+            </w:r>
+            <w:proofErr w:type="spellStart"/>
+            <w:r>
+              <w:rPr>
+                <w:rFonts w:eastAsia="Times New Roman" w:cs="Times New Roman"/>
+                <w:sz w:val="22"/>
+                <w:lang w:val="en-ID" w:eastAsia="en-ID"/>
+              </w:rPr>
+              <w:t>tuliskan</w:t>
+            </w:r>
+            <w:proofErr w:type="spellEnd"/>
+            <w:r>
+              <w:rPr>
+                <w:rFonts w:eastAsia="Times New Roman" w:cs="Times New Roman"/>
+                <w:sz w:val="22"/>
+                <w:lang w:val="en-ID" w:eastAsia="en-ID"/>
+              </w:rPr>
+              <w:t xml:space="preserve"> URL </w:t>
+            </w:r>
+            <w:proofErr w:type="spellStart"/>
+            <w:r>
+              <w:rPr>
+                <w:rFonts w:eastAsia="Times New Roman" w:cs="Times New Roman"/>
+                <w:sz w:val="22"/>
+                <w:lang w:val="en-ID" w:eastAsia="en-ID"/>
+              </w:rPr>
+              <w:t>untuk</w:t>
+            </w:r>
+            <w:proofErr w:type="spellEnd"/>
+            <w:r>
+              <w:rPr>
+                <w:rFonts w:eastAsia="Times New Roman" w:cs="Times New Roman"/>
+                <w:sz w:val="22"/>
+                <w:lang w:val="en-ID" w:eastAsia="en-ID"/>
+              </w:rPr>
+              <w:t xml:space="preserve"> </w:t>
+            </w:r>
+            <w:proofErr w:type="spellStart"/>
+            <w:r>
+              <w:rPr>
+                <w:rFonts w:eastAsia="Times New Roman" w:cs="Times New Roman"/>
+                <w:sz w:val="22"/>
+                <w:lang w:val="en-ID" w:eastAsia="en-ID"/>
+              </w:rPr>
+              <w:t>memanggil</w:t>
+            </w:r>
+            <w:proofErr w:type="spellEnd"/>
+            <w:r>
+              <w:rPr>
+                <w:rFonts w:eastAsia="Times New Roman" w:cs="Times New Roman"/>
+                <w:sz w:val="22"/>
+                <w:lang w:val="en-ID" w:eastAsia="en-ID"/>
+              </w:rPr>
+              <w:t xml:space="preserve"> route </w:t>
+            </w:r>
+            <w:proofErr w:type="spellStart"/>
+            <w:r>
+              <w:rPr>
+                <w:rFonts w:eastAsia="Times New Roman" w:cs="Times New Roman"/>
+                <w:sz w:val="22"/>
+                <w:lang w:val="en-ID" w:eastAsia="en-ID"/>
+              </w:rPr>
+              <w:t>tersebut</w:t>
+            </w:r>
+            <w:proofErr w:type="spellEnd"/>
+            <w:r>
+              <w:rPr>
+                <w:rFonts w:eastAsia="Times New Roman" w:cs="Times New Roman"/>
+                <w:sz w:val="22"/>
+                <w:lang w:val="en-ID" w:eastAsia="en-ID"/>
+              </w:rPr>
+              <w:t xml:space="preserve"> localhost/PWL_2024/public/</w:t>
+            </w:r>
+            <w:r>
+              <w:rPr>
+                <w:rFonts w:eastAsia="Times New Roman" w:cs="Times New Roman"/>
+                <w:sz w:val="22"/>
+                <w:lang w:val="en-ID" w:eastAsia="en-ID"/>
+              </w:rPr>
+              <w:t>world</w:t>
+            </w:r>
+            <w:r>
+              <w:rPr>
+                <w:rFonts w:eastAsia="Times New Roman" w:cs="Times New Roman"/>
+                <w:sz w:val="22"/>
+                <w:lang w:val="en-ID" w:eastAsia="en-ID"/>
+              </w:rPr>
+              <w:t>.</w:t>
+            </w:r>
+          </w:p>
+          <w:p>
+            <w:pPr>
+              <w:spacing w:before="60" w:line="360" w:lineRule="auto"/>
+              <w:ind w:firstLine="0"/>
+              <w:jc w:val="left"/>
+              <w:rPr>
+                <w:rFonts w:eastAsia="Times New Roman" w:cs="Times New Roman"/>
+                <w:sz w:val="22"/>
+                <w:lang w:eastAsia="en-ID"/>
+              </w:rPr>
+            </w:pPr>
+            <w:r>
+              <w:rPr>
+                <w:rFonts w:eastAsia="Times New Roman" w:cs="Times New Roman"/>
+                <w:noProof/>
+                <w:sz w:val="22"/>
+                <w:lang w:eastAsia="en-ID"/>
+              </w:rPr>
+              <w:drawing>
+                <wp:inline distT="0" distB="0" distL="0" distR="0" wp14:anchorId="6FB5A874" wp14:editId="270C518B">
+                  <wp:extent cx="3098959" cy="679485"/>
+                  <wp:effectExtent l="0" t="0" r="6350" b="6350"/>
+                  <wp:docPr id="2064675976" name="Picture 1"/>
+                  <wp:cNvGraphicFramePr>
+                    <a:graphicFrameLocks xmlns:a="http://schemas.openxmlformats.org/drawingml/2006/main" noChangeAspect="1"/>
+                  </wp:cNvGraphicFramePr>
+                  <a:graphic xmlns:a="http://schemas.openxmlformats.org/drawingml/2006/main">
+                    <a:graphicData uri="http://schemas.openxmlformats.org/drawingml/2006/picture">
+                      <pic:pic xmlns:pic="http://schemas.openxmlformats.org/drawingml/2006/picture">
+                        <pic:nvPicPr>
+                          <pic:cNvPr id="2064675976" name=""/>
+                          <pic:cNvPicPr/>
+                        </pic:nvPicPr>
+                        <pic:blipFill>
+                          <a:blip r:embed="rId9"/>
+                          <a:stretch>
+                            <a:fillRect/>
+                          </a:stretch>
+                        </pic:blipFill>
+                        <pic:spPr>
+                          <a:xfrm>
+                            <a:off x="0" y="0"/>
+                            <a:ext cx="3098959" cy="679485"/>
+                          </a:xfrm>
+                          <a:prstGeom prst="rect">
+                            <a:avLst/>
+                          </a:prstGeom>
+                        </pic:spPr>
+                      </pic:pic>
+                    </a:graphicData>
+                  </a:graphic>
+                </wp:inline>
+              </w:drawing>
+            </w:r>
+          </w:p>
+        </w:tc>
+      </w:tr>
+      <w:tr>
+        <w:tc>
+          <w:tcPr>
+            <w:tcW w:w="1129" w:type="dxa"/>
+          </w:tcPr>
+          <w:p>
+            <w:pPr>
+              <w:spacing w:before="60" w:line="360" w:lineRule="auto"/>
+              <w:ind w:firstLine="0"/>
+              <w:jc w:val="center"/>
+              <w:rPr>
+                <w:rFonts w:eastAsia="Times New Roman" w:cs="Times New Roman"/>
+                <w:szCs w:val="24"/>
+                <w:lang w:eastAsia="en-ID"/>
+              </w:rPr>
+            </w:pPr>
+            <w:r>
+              <w:rPr>
+                <w:rFonts w:eastAsia="Times New Roman" w:cs="Times New Roman"/>
+                <w:szCs w:val="24"/>
+                <w:lang w:eastAsia="en-ID"/>
+              </w:rPr>
+              <w:t>6</w:t>
+            </w:r>
+          </w:p>
+        </w:tc>
+        <w:tc>
+          <w:tcPr>
+            <w:tcW w:w="8499" w:type="dxa"/>
+          </w:tcPr>
+          <w:p>
+            <w:pPr>
+              <w:spacing w:before="60" w:line="360" w:lineRule="auto"/>
+              <w:ind w:firstLine="0"/>
+              <w:jc w:val="left"/>
+              <w:rPr>
+                <w:rFonts w:eastAsia="Times New Roman" w:cs="Times New Roman"/>
+                <w:sz w:val="22"/>
+                <w:lang w:eastAsia="en-ID"/>
+              </w:rPr>
+            </w:pPr>
+            <w:r>
+              <w:rPr>
+                <w:rFonts w:eastAsia="Times New Roman" w:cs="Times New Roman"/>
+                <w:sz w:val="22"/>
+                <w:lang w:eastAsia="en-ID"/>
+              </w:rPr>
+              <w:t xml:space="preserve">Selanjutnya, cobalah membuat </w:t>
+            </w:r>
+            <w:proofErr w:type="spellStart"/>
+            <w:r>
+              <w:rPr>
+                <w:rFonts w:eastAsia="Times New Roman" w:cs="Times New Roman"/>
+                <w:sz w:val="22"/>
+                <w:lang w:eastAsia="en-ID"/>
+              </w:rPr>
+              <w:t>route</w:t>
+            </w:r>
+            <w:proofErr w:type="spellEnd"/>
+            <w:r>
+              <w:rPr>
+                <w:rFonts w:eastAsia="Times New Roman" w:cs="Times New Roman"/>
+                <w:sz w:val="22"/>
+                <w:lang w:eastAsia="en-ID"/>
+              </w:rPr>
+              <w:t xml:space="preserve"> ’/’ yang menampilkan pesan ‘Selamat Datang’. g. Kemudian buatlah </w:t>
+            </w:r>
+            <w:proofErr w:type="spellStart"/>
+            <w:r>
+              <w:rPr>
+                <w:rFonts w:eastAsia="Times New Roman" w:cs="Times New Roman"/>
+                <w:sz w:val="22"/>
+                <w:lang w:eastAsia="en-ID"/>
+              </w:rPr>
+              <w:t>route</w:t>
+            </w:r>
+            <w:proofErr w:type="spellEnd"/>
+            <w:r>
+              <w:rPr>
+                <w:rFonts w:eastAsia="Times New Roman" w:cs="Times New Roman"/>
+                <w:sz w:val="22"/>
+                <w:lang w:eastAsia="en-ID"/>
+              </w:rPr>
+              <w:t xml:space="preserve"> ‘/</w:t>
+            </w:r>
+            <w:proofErr w:type="spellStart"/>
+            <w:r>
+              <w:rPr>
+                <w:rFonts w:eastAsia="Times New Roman" w:cs="Times New Roman"/>
+                <w:sz w:val="22"/>
+                <w:lang w:eastAsia="en-ID"/>
+              </w:rPr>
+              <w:t>about</w:t>
+            </w:r>
+            <w:proofErr w:type="spellEnd"/>
+            <w:r>
+              <w:rPr>
+                <w:rFonts w:eastAsia="Times New Roman" w:cs="Times New Roman"/>
+                <w:sz w:val="22"/>
+                <w:lang w:eastAsia="en-ID"/>
+              </w:rPr>
+              <w:t>’ yang akan menampilkan NIM dan nama Anda.</w:t>
+            </w:r>
+          </w:p>
+          <w:p>
+            <w:pPr>
+              <w:spacing w:before="60" w:line="360" w:lineRule="auto"/>
+              <w:ind w:firstLine="0"/>
+              <w:jc w:val="left"/>
+              <w:rPr>
+                <w:rFonts w:eastAsia="Times New Roman" w:cs="Times New Roman"/>
+                <w:sz w:val="22"/>
+                <w:lang w:eastAsia="en-ID"/>
+              </w:rPr>
+            </w:pPr>
+            <w:r>
+              <w:rPr>
+                <w:rFonts w:eastAsia="Times New Roman" w:cs="Times New Roman"/>
+                <w:noProof/>
+                <w:sz w:val="22"/>
+                <w:lang w:eastAsia="en-ID"/>
+              </w:rPr>
+              <w:drawing>
+                <wp:inline distT="0" distB="0" distL="0" distR="0" wp14:anchorId="3B9C93BC" wp14:editId="00DC5922">
+                  <wp:extent cx="4311872" cy="1162110"/>
+                  <wp:effectExtent l="0" t="0" r="0" b="0"/>
+                  <wp:docPr id="819847426" name="Picture 1"/>
+                  <wp:cNvGraphicFramePr>
+                    <a:graphicFrameLocks xmlns:a="http://schemas.openxmlformats.org/drawingml/2006/main" noChangeAspect="1"/>
+                  </wp:cNvGraphicFramePr>
+                  <a:graphic xmlns:a="http://schemas.openxmlformats.org/drawingml/2006/main">
+                    <a:graphicData uri="http://schemas.openxmlformats.org/drawingml/2006/picture">
+                      <pic:pic xmlns:pic="http://schemas.openxmlformats.org/drawingml/2006/picture">
+                        <pic:nvPicPr>
+                          <pic:cNvPr id="819847426" name=""/>
+                          <pic:cNvPicPr/>
+                        </pic:nvPicPr>
+                        <pic:blipFill>
+                          <a:blip r:embed="rId10"/>
+                          <a:stretch>
+                            <a:fillRect/>
+                          </a:stretch>
+                        </pic:blipFill>
+                        <pic:spPr>
+                          <a:xfrm>
+                            <a:off x="0" y="0"/>
+                            <a:ext cx="4311872" cy="1162110"/>
+                          </a:xfrm>
+                          <a:prstGeom prst="rect">
+                            <a:avLst/>
+                          </a:prstGeom>
+                        </pic:spPr>
+                      </pic:pic>
+                    </a:graphicData>
+                  </a:graphic>
+                </wp:inline>
+              </w:drawing>
+            </w:r>
+          </w:p>
+        </w:tc>
+      </w:tr>
+      <w:tr>
+        <w:tc>
+          <w:tcPr>
+            <w:tcW w:w="1129" w:type="dxa"/>
+          </w:tcPr>
+          <w:p>
+            <w:pPr>
+              <w:spacing w:before="60" w:line="360" w:lineRule="auto"/>
+              <w:ind w:firstLine="0"/>
+              <w:jc w:val="center"/>
+              <w:rPr>
+                <w:rFonts w:eastAsia="Times New Roman" w:cs="Times New Roman"/>
+                <w:szCs w:val="24"/>
+                <w:lang w:eastAsia="en-ID"/>
+              </w:rPr>
+            </w:pPr>
+            <w:r>
+              <w:rPr>
+                <w:rFonts w:eastAsia="Times New Roman" w:cs="Times New Roman"/>
+                <w:szCs w:val="24"/>
+                <w:lang w:eastAsia="en-ID"/>
+              </w:rPr>
+              <w:t>7</w:t>
+            </w:r>
+          </w:p>
+        </w:tc>
+        <w:tc>
+          <w:tcPr>
+            <w:tcW w:w="8499" w:type="dxa"/>
+          </w:tcPr>
+          <w:p>
+            <w:pPr>
+              <w:spacing w:before="60" w:line="360" w:lineRule="auto"/>
+              <w:ind w:firstLine="0"/>
+              <w:jc w:val="left"/>
+              <w:rPr>
+                <w:rFonts w:eastAsia="Times New Roman" w:cs="Times New Roman"/>
+                <w:sz w:val="22"/>
+                <w:lang w:eastAsia="en-ID"/>
+              </w:rPr>
+            </w:pPr>
+            <w:proofErr w:type="spellStart"/>
+            <w:r>
+              <w:rPr>
+                <w:rFonts w:eastAsia="Times New Roman" w:cs="Times New Roman"/>
+                <w:sz w:val="22"/>
+                <w:lang w:eastAsia="en-ID"/>
+              </w:rPr>
+              <w:t>Output</w:t>
+            </w:r>
+            <w:proofErr w:type="spellEnd"/>
+            <w:r>
+              <w:rPr>
+                <w:rFonts w:eastAsia="Times New Roman" w:cs="Times New Roman"/>
+                <w:sz w:val="22"/>
+                <w:lang w:eastAsia="en-ID"/>
+              </w:rPr>
+              <w:t xml:space="preserve"> :</w:t>
+            </w:r>
+          </w:p>
+          <w:p>
+            <w:pPr>
+              <w:spacing w:before="60" w:line="360" w:lineRule="auto"/>
+              <w:ind w:firstLine="0"/>
+              <w:jc w:val="left"/>
+              <w:rPr>
+                <w:rFonts w:eastAsia="Times New Roman" w:cs="Times New Roman"/>
+                <w:sz w:val="22"/>
+                <w:lang w:eastAsia="en-ID"/>
+              </w:rPr>
+            </w:pPr>
+            <w:r>
+              <w:rPr>
+                <w:rFonts w:eastAsia="Times New Roman" w:cs="Times New Roman"/>
+                <w:noProof/>
+                <w:sz w:val="22"/>
+                <w:lang w:eastAsia="en-ID"/>
+              </w:rPr>
+              <w:drawing>
+                <wp:inline distT="0" distB="0" distL="0" distR="0" wp14:anchorId="37E72F3C" wp14:editId="3B0BD296">
+                  <wp:extent cx="2749691" cy="666784"/>
+                  <wp:effectExtent l="0" t="0" r="0" b="0"/>
+                  <wp:docPr id="1431061006" name="Picture 1"/>
+                  <wp:cNvGraphicFramePr>
+                    <a:graphicFrameLocks xmlns:a="http://schemas.openxmlformats.org/drawingml/2006/main" noChangeAspect="1"/>
+                  </wp:cNvGraphicFramePr>
+                  <a:graphic xmlns:a="http://schemas.openxmlformats.org/drawingml/2006/main">
+                    <a:graphicData uri="http://schemas.openxmlformats.org/drawingml/2006/picture">
+                      <pic:pic xmlns:pic="http://schemas.openxmlformats.org/drawingml/2006/picture">
+                        <pic:nvPicPr>
+                          <pic:cNvPr id="1431061006" name=""/>
+                          <pic:cNvPicPr/>
+                        </pic:nvPicPr>
+                        <pic:blipFill>
+                          <a:blip r:embed="rId11"/>
+                          <a:stretch>
+                            <a:fillRect/>
+                          </a:stretch>
+                        </pic:blipFill>
+                        <pic:spPr>
+                          <a:xfrm>
+                            <a:off x="0" y="0"/>
+                            <a:ext cx="2749691" cy="666784"/>
+                          </a:xfrm>
+                          <a:prstGeom prst="rect">
+                            <a:avLst/>
+                          </a:prstGeom>
+                        </pic:spPr>
+                      </pic:pic>
+                    </a:graphicData>
+                  </a:graphic>
+                </wp:inline>
+              </w:drawing>
+            </w:r>
+          </w:p>
+          <w:p>
+            <w:pPr>
+              <w:spacing w:before="60" w:line="360" w:lineRule="auto"/>
+              <w:ind w:firstLine="0"/>
+              <w:jc w:val="left"/>
+              <w:rPr>
+                <w:rFonts w:eastAsia="Times New Roman" w:cs="Times New Roman"/>
+                <w:sz w:val="22"/>
+                <w:lang w:eastAsia="en-ID"/>
+              </w:rPr>
+            </w:pPr>
+            <w:r>
+              <w:rPr>
+                <w:rFonts w:eastAsia="Times New Roman" w:cs="Times New Roman"/>
+                <w:noProof/>
+                <w:sz w:val="22"/>
+                <w:lang w:eastAsia="en-ID"/>
+              </w:rPr>
+              <w:drawing>
+                <wp:inline distT="0" distB="0" distL="0" distR="0" wp14:anchorId="112BDE2D" wp14:editId="5AF7186C">
+                  <wp:extent cx="3092609" cy="768389"/>
+                  <wp:effectExtent l="0" t="0" r="0" b="0"/>
+                  <wp:docPr id="521177150" name="Picture 1"/>
+                  <wp:cNvGraphicFramePr>
+                    <a:graphicFrameLocks xmlns:a="http://schemas.openxmlformats.org/drawingml/2006/main" noChangeAspect="1"/>
+                  </wp:cNvGraphicFramePr>
+                  <a:graphic xmlns:a="http://schemas.openxmlformats.org/drawingml/2006/main">
+                    <a:graphicData uri="http://schemas.openxmlformats.org/drawingml/2006/picture">
+                      <pic:pic xmlns:pic="http://schemas.openxmlformats.org/drawingml/2006/picture">
+                        <pic:nvPicPr>
+                          <pic:cNvPr id="521177150" name=""/>
+                          <pic:cNvPicPr/>
+                        </pic:nvPicPr>
+                        <pic:blipFill>
+                          <a:blip r:embed="rId12"/>
+                          <a:stretch>
+                            <a:fillRect/>
+                          </a:stretch>
+                        </pic:blipFill>
+                        <pic:spPr>
+                          <a:xfrm>
+                            <a:off x="0" y="0"/>
+                            <a:ext cx="3092609" cy="768389"/>
+                          </a:xfrm>
+                          <a:prstGeom prst="rect">
+                            <a:avLst/>
+                          </a:prstGeom>
+                        </pic:spPr>
+                      </pic:pic>
+                    </a:graphicData>
+                  </a:graphic>
+                </wp:inline>
+              </w:drawing>
+            </w:r>
           </w:p>
         </w:tc>
       </w:tr>
     </w:tbl>
+    <w:p>
+      <w:pPr>
+        <w:spacing w:before="60" w:line="360" w:lineRule="auto"/>
+        <w:ind w:firstLine="0"/>
+        <w:rPr>
+          <w:rFonts w:eastAsia="Times New Roman" w:cs="Times New Roman"/>
+          <w:b/>
+          <w:bCs/>
+          <w:kern w:val="0"/>
+          <w:szCs w:val="24"/>
+          <w:lang w:val="id-ID" w:eastAsia="en-ID"/>
+          <w14:ligatures w14:val="none"/>
+        </w:rPr>
+      </w:pPr>
+    </w:p>
     <w:p>
       <w:pPr>
         <w:spacing w:before="60" w:line="360" w:lineRule="auto"/>
@@ -809,21 +2248,6 @@
           <w14:ligatures w14:val="none"/>
         </w:rPr>
       </w:pPr>
-    </w:p>
-    <w:p>
-      <w:pPr>
-        <w:spacing w:before="60" w:line="360" w:lineRule="auto"/>
-        <w:ind w:firstLine="0"/>
-        <w:rPr>
-          <w:rFonts w:eastAsia="Times New Roman" w:cs="Times New Roman"/>
-          <w:b/>
-          <w:bCs/>
-          <w:kern w:val="0"/>
-          <w:szCs w:val="24"/>
-          <w:lang w:eastAsia="en-ID"/>
-          <w14:ligatures w14:val="none"/>
-        </w:rPr>
-      </w:pPr>
       <w:r>
         <w:rPr>
           <w:rFonts w:eastAsia="Times New Roman" w:cs="Times New Roman"/>
@@ -834,7 +2258,7 @@
           <w:lang w:eastAsia="en-ID"/>
           <w14:ligatures w14:val="none"/>
         </w:rPr>
-        <w:t>Praktikum Ke-2</w:t>
+        <w:t>Route Parameters</w:t>
       </w:r>
     </w:p>
     <w:tbl>
@@ -939,16 +2363,238 @@
           </w:tcPr>
           <w:p>
             <w:pPr>
-              <w:spacing w:before="60" w:line="360" w:lineRule="auto"/>
+              <w:spacing w:before="60" w:line="276" w:lineRule="auto"/>
               <w:ind w:firstLine="0"/>
               <w:rPr>
                 <w:rFonts w:eastAsia="Times New Roman" w:cs="Times New Roman"/>
-                <w:b/>
-                <w:bCs/>
-                <w:szCs w:val="24"/>
-                <w:lang w:eastAsia="en-ID"/>
-              </w:rPr>
-            </w:pPr>
+                <w:sz w:val="22"/>
+                <w:lang w:val="en-ID" w:eastAsia="en-ID"/>
+              </w:rPr>
+            </w:pPr>
+            <w:r>
+              <w:rPr>
+                <w:rFonts w:eastAsia="Times New Roman" w:cs="Times New Roman"/>
+                <w:sz w:val="22"/>
+                <w:lang w:val="en-ID" w:eastAsia="en-ID"/>
+              </w:rPr>
+              <w:t xml:space="preserve">Kita </w:t>
+            </w:r>
+            <w:proofErr w:type="spellStart"/>
+            <w:r>
+              <w:rPr>
+                <w:rFonts w:eastAsia="Times New Roman" w:cs="Times New Roman"/>
+                <w:sz w:val="22"/>
+                <w:lang w:val="en-ID" w:eastAsia="en-ID"/>
+              </w:rPr>
+              <w:t>akan</w:t>
+            </w:r>
+            <w:proofErr w:type="spellEnd"/>
+            <w:r>
+              <w:rPr>
+                <w:rFonts w:eastAsia="Times New Roman" w:cs="Times New Roman"/>
+                <w:sz w:val="22"/>
+                <w:lang w:val="en-ID" w:eastAsia="en-ID"/>
+              </w:rPr>
+              <w:t xml:space="preserve"> </w:t>
+            </w:r>
+            <w:proofErr w:type="spellStart"/>
+            <w:r>
+              <w:rPr>
+                <w:rFonts w:eastAsia="Times New Roman" w:cs="Times New Roman"/>
+                <w:sz w:val="22"/>
+                <w:lang w:val="en-ID" w:eastAsia="en-ID"/>
+              </w:rPr>
+              <w:t>memanggil</w:t>
+            </w:r>
+            <w:proofErr w:type="spellEnd"/>
+            <w:r>
+              <w:rPr>
+                <w:rFonts w:eastAsia="Times New Roman" w:cs="Times New Roman"/>
+                <w:sz w:val="22"/>
+                <w:lang w:val="en-ID" w:eastAsia="en-ID"/>
+              </w:rPr>
+              <w:t xml:space="preserve"> route /user </w:t>
+            </w:r>
+            <w:proofErr w:type="spellStart"/>
+            <w:r>
+              <w:rPr>
+                <w:rFonts w:eastAsia="Times New Roman" w:cs="Times New Roman"/>
+                <w:sz w:val="22"/>
+                <w:lang w:val="en-ID" w:eastAsia="en-ID"/>
+              </w:rPr>
+              <w:t>sekaligus</w:t>
+            </w:r>
+            <w:proofErr w:type="spellEnd"/>
+            <w:r>
+              <w:rPr>
+                <w:rFonts w:eastAsia="Times New Roman" w:cs="Times New Roman"/>
+                <w:sz w:val="22"/>
+                <w:lang w:val="en-ID" w:eastAsia="en-ID"/>
+              </w:rPr>
+              <w:t xml:space="preserve"> </w:t>
+            </w:r>
+            <w:proofErr w:type="spellStart"/>
+            <w:r>
+              <w:rPr>
+                <w:rFonts w:eastAsia="Times New Roman" w:cs="Times New Roman"/>
+                <w:sz w:val="22"/>
+                <w:lang w:val="en-ID" w:eastAsia="en-ID"/>
+              </w:rPr>
+              <w:t>mengirimkan</w:t>
+            </w:r>
+            <w:proofErr w:type="spellEnd"/>
+            <w:r>
+              <w:rPr>
+                <w:rFonts w:eastAsia="Times New Roman" w:cs="Times New Roman"/>
+                <w:sz w:val="22"/>
+                <w:lang w:val="en-ID" w:eastAsia="en-ID"/>
+              </w:rPr>
+              <w:t xml:space="preserve"> parameter </w:t>
+            </w:r>
+            <w:proofErr w:type="spellStart"/>
+            <w:r>
+              <w:rPr>
+                <w:rFonts w:eastAsia="Times New Roman" w:cs="Times New Roman"/>
+                <w:sz w:val="22"/>
+                <w:lang w:val="en-ID" w:eastAsia="en-ID"/>
+              </w:rPr>
+              <w:t>berupa</w:t>
+            </w:r>
+            <w:proofErr w:type="spellEnd"/>
+            <w:r>
+              <w:rPr>
+                <w:rFonts w:eastAsia="Times New Roman" w:cs="Times New Roman"/>
+                <w:sz w:val="22"/>
+                <w:lang w:val="en-ID" w:eastAsia="en-ID"/>
+              </w:rPr>
+              <w:t xml:space="preserve"> nama user $name </w:t>
+            </w:r>
+            <w:proofErr w:type="spellStart"/>
+            <w:r>
+              <w:rPr>
+                <w:rFonts w:eastAsia="Times New Roman" w:cs="Times New Roman"/>
+                <w:sz w:val="22"/>
+                <w:lang w:val="en-ID" w:eastAsia="en-ID"/>
+              </w:rPr>
+              <w:t>dimana</w:t>
+            </w:r>
+            <w:proofErr w:type="spellEnd"/>
+            <w:r>
+              <w:rPr>
+                <w:rFonts w:eastAsia="Times New Roman" w:cs="Times New Roman"/>
+                <w:sz w:val="22"/>
+                <w:lang w:val="en-ID" w:eastAsia="en-ID"/>
+              </w:rPr>
+              <w:t xml:space="preserve"> </w:t>
+            </w:r>
+            <w:proofErr w:type="spellStart"/>
+            <w:r>
+              <w:rPr>
+                <w:rFonts w:eastAsia="Times New Roman" w:cs="Times New Roman"/>
+                <w:sz w:val="22"/>
+                <w:lang w:val="en-ID" w:eastAsia="en-ID"/>
+              </w:rPr>
+              <w:t>parameternya</w:t>
+            </w:r>
+            <w:proofErr w:type="spellEnd"/>
+            <w:r>
+              <w:rPr>
+                <w:rFonts w:eastAsia="Times New Roman" w:cs="Times New Roman"/>
+                <w:sz w:val="22"/>
+                <w:lang w:val="en-ID" w:eastAsia="en-ID"/>
+              </w:rPr>
+              <w:t xml:space="preserve"> </w:t>
+            </w:r>
+            <w:proofErr w:type="spellStart"/>
+            <w:r>
+              <w:rPr>
+                <w:rFonts w:eastAsia="Times New Roman" w:cs="Times New Roman"/>
+                <w:sz w:val="22"/>
+                <w:lang w:val="en-ID" w:eastAsia="en-ID"/>
+              </w:rPr>
+              <w:t>bersifat</w:t>
+            </w:r>
+            <w:proofErr w:type="spellEnd"/>
+            <w:r>
+              <w:rPr>
+                <w:rFonts w:eastAsia="Times New Roman" w:cs="Times New Roman"/>
+                <w:sz w:val="22"/>
+                <w:lang w:val="en-ID" w:eastAsia="en-ID"/>
+              </w:rPr>
+              <w:t xml:space="preserve"> </w:t>
+            </w:r>
+            <w:proofErr w:type="spellStart"/>
+            <w:r>
+              <w:rPr>
+                <w:rFonts w:eastAsia="Times New Roman" w:cs="Times New Roman"/>
+                <w:sz w:val="22"/>
+                <w:lang w:val="en-ID" w:eastAsia="en-ID"/>
+              </w:rPr>
+              <w:t>opsional</w:t>
+            </w:r>
+            <w:proofErr w:type="spellEnd"/>
+            <w:r>
+              <w:rPr>
+                <w:rFonts w:eastAsia="Times New Roman" w:cs="Times New Roman"/>
+                <w:sz w:val="22"/>
+                <w:lang w:val="en-ID" w:eastAsia="en-ID"/>
+              </w:rPr>
+              <w:t>.</w:t>
+            </w:r>
+          </w:p>
+          <w:p>
+            <w:pPr>
+              <w:spacing w:before="60" w:line="276" w:lineRule="auto"/>
+              <w:ind w:firstLine="0"/>
+              <w:rPr>
+                <w:rFonts w:eastAsia="Times New Roman" w:cs="Times New Roman"/>
+                <w:szCs w:val="24"/>
+                <w:lang w:eastAsia="en-ID"/>
+              </w:rPr>
+            </w:pPr>
+            <w:r>
+              <w:rPr>
+                <w:rFonts w:eastAsia="Times New Roman" w:cs="Times New Roman"/>
+                <w:noProof/>
+                <w:szCs w:val="24"/>
+                <w:lang w:eastAsia="en-ID"/>
+              </w:rPr>
+              <w:drawing>
+                <wp:inline distT="0" distB="0" distL="0" distR="0" wp14:anchorId="0C1C8AEA" wp14:editId="3E09D939">
+                  <wp:extent cx="3359323" cy="527077"/>
+                  <wp:effectExtent l="0" t="0" r="0" b="6350"/>
+                  <wp:docPr id="1462128801" name="Picture 1"/>
+                  <wp:cNvGraphicFramePr>
+                    <a:graphicFrameLocks xmlns:a="http://schemas.openxmlformats.org/drawingml/2006/main" noChangeAspect="1"/>
+                  </wp:cNvGraphicFramePr>
+                  <a:graphic xmlns:a="http://schemas.openxmlformats.org/drawingml/2006/main">
+                    <a:graphicData uri="http://schemas.openxmlformats.org/drawingml/2006/picture">
+                      <pic:pic xmlns:pic="http://schemas.openxmlformats.org/drawingml/2006/picture">
+                        <pic:nvPicPr>
+                          <pic:cNvPr id="1462128801" name=""/>
+                          <pic:cNvPicPr/>
+                        </pic:nvPicPr>
+                        <pic:blipFill>
+                          <a:blip r:embed="rId13"/>
+                          <a:stretch>
+                            <a:fillRect/>
+                          </a:stretch>
+                        </pic:blipFill>
+                        <pic:spPr>
+                          <a:xfrm>
+                            <a:off x="0" y="0"/>
+                            <a:ext cx="3359323" cy="527077"/>
+                          </a:xfrm>
+                          <a:prstGeom prst="rect">
+                            <a:avLst/>
+                          </a:prstGeom>
+                        </pic:spPr>
+                      </pic:pic>
+                    </a:graphicData>
+                  </a:graphic>
+                </wp:inline>
+              </w:drawing>
+            </w:r>
           </w:p>
         </w:tc>
       </w:tr>
@@ -988,16 +2634,531 @@
               <w:ind w:firstLine="0"/>
               <w:rPr>
                 <w:rFonts w:eastAsia="Times New Roman" w:cs="Times New Roman"/>
+                <w:szCs w:val="24"/>
+                <w:lang w:eastAsia="en-ID"/>
+              </w:rPr>
+            </w:pPr>
+            <w:r>
+              <w:rPr>
+                <w:rFonts w:eastAsia="Times New Roman" w:cs="Times New Roman"/>
+                <w:szCs w:val="24"/>
+                <w:lang w:val="sv-SE" w:eastAsia="en-ID"/>
+              </w:rPr>
+              <w:t>Jalankan kode dengan menuliskan URL: localhost/PWL_2024/public/user/.</w:t>
+            </w:r>
+          </w:p>
+          <w:p>
+            <w:pPr>
+              <w:spacing w:before="60" w:line="360" w:lineRule="auto"/>
+              <w:ind w:firstLine="0"/>
+              <w:rPr>
+                <w:rFonts w:eastAsia="Times New Roman" w:cs="Times New Roman"/>
                 <w:b/>
                 <w:bCs/>
                 <w:szCs w:val="24"/>
                 <w:lang w:eastAsia="en-ID"/>
               </w:rPr>
             </w:pPr>
+            <w:r>
+              <w:rPr>
+                <w:rFonts w:eastAsia="Times New Roman" w:cs="Times New Roman"/>
+                <w:b/>
+                <w:bCs/>
+                <w:noProof/>
+                <w:szCs w:val="24"/>
+                <w:lang w:eastAsia="en-ID"/>
+              </w:rPr>
+              <w:drawing>
+                <wp:inline distT="0" distB="0" distL="0" distR="0" wp14:anchorId="605140F6" wp14:editId="28360D16">
+                  <wp:extent cx="3143412" cy="787440"/>
+                  <wp:effectExtent l="0" t="0" r="0" b="0"/>
+                  <wp:docPr id="262404971" name="Picture 1"/>
+                  <wp:cNvGraphicFramePr>
+                    <a:graphicFrameLocks xmlns:a="http://schemas.openxmlformats.org/drawingml/2006/main" noChangeAspect="1"/>
+                  </wp:cNvGraphicFramePr>
+                  <a:graphic xmlns:a="http://schemas.openxmlformats.org/drawingml/2006/main">
+                    <a:graphicData uri="http://schemas.openxmlformats.org/drawingml/2006/picture">
+                      <pic:pic xmlns:pic="http://schemas.openxmlformats.org/drawingml/2006/picture">
+                        <pic:nvPicPr>
+                          <pic:cNvPr id="262404971" name=""/>
+                          <pic:cNvPicPr/>
+                        </pic:nvPicPr>
+                        <pic:blipFill>
+                          <a:blip r:embed="rId14"/>
+                          <a:stretch>
+                            <a:fillRect/>
+                          </a:stretch>
+                        </pic:blipFill>
+                        <pic:spPr>
+                          <a:xfrm>
+                            <a:off x="0" y="0"/>
+                            <a:ext cx="3143412" cy="787440"/>
+                          </a:xfrm>
+                          <a:prstGeom prst="rect">
+                            <a:avLst/>
+                          </a:prstGeom>
+                        </pic:spPr>
+                      </pic:pic>
+                    </a:graphicData>
+                  </a:graphic>
+                </wp:inline>
+              </w:drawing>
+            </w:r>
+          </w:p>
+          <w:p>
+            <w:pPr>
+              <w:numPr>
+                <w:ilvl w:val="0"/>
+                <w:numId w:val="33"/>
+              </w:numPr>
+              <w:spacing w:before="60" w:line="360" w:lineRule="auto"/>
+              <w:rPr>
+                <w:rFonts w:eastAsia="Times New Roman" w:cs="Times New Roman"/>
+                <w:szCs w:val="24"/>
+                <w:lang w:eastAsia="en-ID"/>
+              </w:rPr>
+            </w:pPr>
+            <w:r>
+              <w:rPr>
+                <w:rFonts w:eastAsia="Times New Roman" w:cs="Times New Roman"/>
+                <w:szCs w:val="24"/>
+                <w:lang w:eastAsia="en-ID"/>
+              </w:rPr>
+              <w:lastRenderedPageBreak/>
+              <w:t>Karena kamu tidak menuliskan nama setelah /</w:t>
+            </w:r>
+            <w:proofErr w:type="spellStart"/>
+            <w:r>
+              <w:rPr>
+                <w:rFonts w:eastAsia="Times New Roman" w:cs="Times New Roman"/>
+                <w:szCs w:val="24"/>
+                <w:lang w:eastAsia="en-ID"/>
+              </w:rPr>
+              <w:t>user</w:t>
+            </w:r>
+            <w:proofErr w:type="spellEnd"/>
+            <w:r>
+              <w:rPr>
+                <w:rFonts w:eastAsia="Times New Roman" w:cs="Times New Roman"/>
+                <w:szCs w:val="24"/>
+                <w:lang w:eastAsia="en-ID"/>
+              </w:rPr>
+              <w:t>, maka variabel $</w:t>
+            </w:r>
+            <w:proofErr w:type="spellStart"/>
+            <w:r>
+              <w:rPr>
+                <w:rFonts w:eastAsia="Times New Roman" w:cs="Times New Roman"/>
+                <w:szCs w:val="24"/>
+                <w:lang w:eastAsia="en-ID"/>
+              </w:rPr>
+              <w:t>name</w:t>
+            </w:r>
+            <w:proofErr w:type="spellEnd"/>
+            <w:r>
+              <w:rPr>
+                <w:rFonts w:eastAsia="Times New Roman" w:cs="Times New Roman"/>
+                <w:szCs w:val="24"/>
+                <w:lang w:eastAsia="en-ID"/>
+              </w:rPr>
+              <w:t xml:space="preserve"> berisi </w:t>
+            </w:r>
+            <w:proofErr w:type="spellStart"/>
+            <w:r>
+              <w:rPr>
+                <w:rFonts w:eastAsia="Times New Roman" w:cs="Times New Roman"/>
+                <w:szCs w:val="24"/>
+                <w:lang w:eastAsia="en-ID"/>
+              </w:rPr>
+              <w:t>null</w:t>
+            </w:r>
+            <w:proofErr w:type="spellEnd"/>
+            <w:r>
+              <w:rPr>
+                <w:rFonts w:eastAsia="Times New Roman" w:cs="Times New Roman"/>
+                <w:szCs w:val="24"/>
+                <w:lang w:eastAsia="en-ID"/>
+              </w:rPr>
+              <w:t>.</w:t>
+            </w:r>
+          </w:p>
+          <w:p>
+            <w:pPr>
+              <w:numPr>
+                <w:ilvl w:val="0"/>
+                <w:numId w:val="33"/>
+              </w:numPr>
+              <w:spacing w:before="60" w:line="360" w:lineRule="auto"/>
+              <w:rPr>
+                <w:rFonts w:eastAsia="Times New Roman" w:cs="Times New Roman"/>
+                <w:szCs w:val="24"/>
+                <w:lang w:eastAsia="en-ID"/>
+              </w:rPr>
+            </w:pPr>
+            <w:r>
+              <w:rPr>
+                <w:rFonts w:eastAsia="Times New Roman" w:cs="Times New Roman"/>
+                <w:szCs w:val="24"/>
+                <w:lang w:eastAsia="en-ID"/>
+              </w:rPr>
+              <w:t xml:space="preserve">Hasilnya, </w:t>
+            </w:r>
+            <w:proofErr w:type="spellStart"/>
+            <w:r>
+              <w:rPr>
+                <w:rFonts w:eastAsia="Times New Roman" w:cs="Times New Roman"/>
+                <w:szCs w:val="24"/>
+                <w:lang w:eastAsia="en-ID"/>
+              </w:rPr>
+              <w:t>Laravel</w:t>
+            </w:r>
+            <w:proofErr w:type="spellEnd"/>
+            <w:r>
+              <w:rPr>
+                <w:rFonts w:eastAsia="Times New Roman" w:cs="Times New Roman"/>
+                <w:szCs w:val="24"/>
+                <w:lang w:eastAsia="en-ID"/>
+              </w:rPr>
+              <w:t xml:space="preserve"> hanya menampilkan teks </w:t>
+            </w:r>
+            <w:r>
+              <w:rPr>
+                <w:rFonts w:eastAsia="Times New Roman" w:cs="Times New Roman"/>
+                <w:b/>
+                <w:bCs/>
+                <w:szCs w:val="24"/>
+                <w:lang w:eastAsia="en-ID"/>
+              </w:rPr>
+              <w:t>"Nama saya "</w:t>
+            </w:r>
+            <w:r>
+              <w:rPr>
+                <w:rFonts w:eastAsia="Times New Roman" w:cs="Times New Roman"/>
+                <w:szCs w:val="24"/>
+                <w:lang w:eastAsia="en-ID"/>
+              </w:rPr>
+              <w:t xml:space="preserve"> (kosong di bagian belakangnya).</w:t>
+            </w:r>
+          </w:p>
+        </w:tc>
+      </w:tr>
+      <w:tr>
+        <w:tc>
+          <w:tcPr>
+            <w:tcW w:w="1129" w:type="dxa"/>
+          </w:tcPr>
+          <w:p>
+            <w:pPr>
+              <w:spacing w:before="60" w:line="360" w:lineRule="auto"/>
+              <w:ind w:firstLine="0"/>
+              <w:jc w:val="center"/>
+              <w:rPr>
+                <w:rFonts w:eastAsia="Times New Roman" w:cs="Times New Roman"/>
+                <w:szCs w:val="24"/>
+                <w:lang w:eastAsia="en-ID"/>
+              </w:rPr>
+            </w:pPr>
+            <w:r>
+              <w:rPr>
+                <w:rFonts w:eastAsia="Times New Roman" w:cs="Times New Roman"/>
+                <w:szCs w:val="24"/>
+                <w:lang w:eastAsia="en-ID"/>
+              </w:rPr>
+              <w:lastRenderedPageBreak/>
+              <w:t>3</w:t>
+            </w:r>
+          </w:p>
+        </w:tc>
+        <w:tc>
+          <w:tcPr>
+            <w:tcW w:w="8499" w:type="dxa"/>
+          </w:tcPr>
+          <w:p>
+            <w:pPr>
+              <w:spacing w:before="60" w:line="360" w:lineRule="auto"/>
+              <w:ind w:firstLine="0"/>
+              <w:rPr>
+                <w:rFonts w:eastAsia="Times New Roman" w:cs="Times New Roman"/>
+                <w:szCs w:val="24"/>
+                <w:lang w:val="sv-SE" w:eastAsia="en-ID"/>
+              </w:rPr>
+            </w:pPr>
+            <w:r>
+              <w:rPr>
+                <w:rFonts w:eastAsia="Times New Roman" w:cs="Times New Roman"/>
+                <w:noProof/>
+                <w:szCs w:val="24"/>
+                <w:lang w:val="sv-SE" w:eastAsia="en-ID"/>
+              </w:rPr>
+              <w:drawing>
+                <wp:inline distT="0" distB="0" distL="0" distR="0" wp14:anchorId="734383C0" wp14:editId="00224EF2">
+                  <wp:extent cx="3727642" cy="711237"/>
+                  <wp:effectExtent l="0" t="0" r="6350" b="0"/>
+                  <wp:docPr id="1019342800" name="Picture 1"/>
+                  <wp:cNvGraphicFramePr>
+                    <a:graphicFrameLocks xmlns:a="http://schemas.openxmlformats.org/drawingml/2006/main" noChangeAspect="1"/>
+                  </wp:cNvGraphicFramePr>
+                  <a:graphic xmlns:a="http://schemas.openxmlformats.org/drawingml/2006/main">
+                    <a:graphicData uri="http://schemas.openxmlformats.org/drawingml/2006/picture">
+                      <pic:pic xmlns:pic="http://schemas.openxmlformats.org/drawingml/2006/picture">
+                        <pic:nvPicPr>
+                          <pic:cNvPr id="1019342800" name=""/>
+                          <pic:cNvPicPr/>
+                        </pic:nvPicPr>
+                        <pic:blipFill>
+                          <a:blip r:embed="rId15"/>
+                          <a:stretch>
+                            <a:fillRect/>
+                          </a:stretch>
+                        </pic:blipFill>
+                        <pic:spPr>
+                          <a:xfrm>
+                            <a:off x="0" y="0"/>
+                            <a:ext cx="3727642" cy="711237"/>
+                          </a:xfrm>
+                          <a:prstGeom prst="rect">
+                            <a:avLst/>
+                          </a:prstGeom>
+                        </pic:spPr>
+                      </pic:pic>
+                    </a:graphicData>
+                  </a:graphic>
+                </wp:inline>
+              </w:drawing>
+            </w:r>
+          </w:p>
+          <w:p>
+            <w:pPr>
+              <w:pStyle w:val="ListParagraph"/>
+              <w:numPr>
+                <w:ilvl w:val="0"/>
+                <w:numId w:val="34"/>
+              </w:numPr>
+              <w:spacing w:before="60" w:line="360" w:lineRule="auto"/>
+              <w:ind w:left="320" w:hanging="284"/>
+              <w:rPr>
+                <w:rFonts w:eastAsia="Times New Roman" w:cs="Times New Roman"/>
+                <w:szCs w:val="24"/>
+                <w:lang w:eastAsia="en-ID"/>
+              </w:rPr>
+            </w:pPr>
+            <w:proofErr w:type="spellStart"/>
+            <w:r>
+              <w:rPr>
+                <w:rFonts w:eastAsia="Times New Roman" w:cs="Times New Roman"/>
+                <w:szCs w:val="24"/>
+                <w:lang w:eastAsia="en-ID"/>
+              </w:rPr>
+              <w:t>Laravel</w:t>
+            </w:r>
+            <w:proofErr w:type="spellEnd"/>
+            <w:r>
+              <w:rPr>
+                <w:rFonts w:eastAsia="Times New Roman" w:cs="Times New Roman"/>
+                <w:szCs w:val="24"/>
+                <w:lang w:eastAsia="en-ID"/>
+              </w:rPr>
+              <w:t xml:space="preserve"> menangkap segmen URL setelah /</w:t>
+            </w:r>
+            <w:proofErr w:type="spellStart"/>
+            <w:r>
+              <w:rPr>
+                <w:rFonts w:eastAsia="Times New Roman" w:cs="Times New Roman"/>
+                <w:szCs w:val="24"/>
+                <w:lang w:eastAsia="en-ID"/>
+              </w:rPr>
+              <w:t>user</w:t>
+            </w:r>
+            <w:proofErr w:type="spellEnd"/>
+            <w:r>
+              <w:rPr>
+                <w:rFonts w:eastAsia="Times New Roman" w:cs="Times New Roman"/>
+                <w:szCs w:val="24"/>
+                <w:lang w:eastAsia="en-ID"/>
+              </w:rPr>
+              <w:t>/ (yaitu "</w:t>
+            </w:r>
+            <w:proofErr w:type="spellStart"/>
+            <w:r>
+              <w:rPr>
+                <w:rFonts w:eastAsia="Times New Roman" w:cs="Times New Roman"/>
+                <w:szCs w:val="24"/>
+                <w:lang w:eastAsia="en-ID"/>
+              </w:rPr>
+              <w:t>NamaAnda</w:t>
+            </w:r>
+            <w:proofErr w:type="spellEnd"/>
+            <w:r>
+              <w:rPr>
+                <w:rFonts w:eastAsia="Times New Roman" w:cs="Times New Roman"/>
+                <w:szCs w:val="24"/>
+                <w:lang w:eastAsia="en-ID"/>
+              </w:rPr>
+              <w:t>") dan memasukkannya ke dalam variabel $</w:t>
+            </w:r>
+            <w:proofErr w:type="spellStart"/>
+            <w:r>
+              <w:rPr>
+                <w:rFonts w:eastAsia="Times New Roman" w:cs="Times New Roman"/>
+                <w:szCs w:val="24"/>
+                <w:lang w:eastAsia="en-ID"/>
+              </w:rPr>
+              <w:t>name</w:t>
+            </w:r>
+            <w:proofErr w:type="spellEnd"/>
+            <w:r>
+              <w:rPr>
+                <w:rFonts w:eastAsia="Times New Roman" w:cs="Times New Roman"/>
+                <w:szCs w:val="24"/>
+                <w:lang w:eastAsia="en-ID"/>
+              </w:rPr>
+              <w:t>.</w:t>
+            </w:r>
+          </w:p>
+          <w:p>
+            <w:pPr>
+              <w:pStyle w:val="ListParagraph"/>
+              <w:numPr>
+                <w:ilvl w:val="0"/>
+                <w:numId w:val="34"/>
+              </w:numPr>
+              <w:spacing w:before="60" w:line="360" w:lineRule="auto"/>
+              <w:ind w:left="320" w:hanging="284"/>
+              <w:rPr>
+                <w:rFonts w:eastAsia="Times New Roman" w:cs="Times New Roman"/>
+                <w:szCs w:val="24"/>
+                <w:lang w:eastAsia="en-ID"/>
+              </w:rPr>
+            </w:pPr>
+            <w:r>
+              <w:rPr>
+                <w:rFonts w:eastAsia="Times New Roman" w:cs="Times New Roman"/>
+                <w:szCs w:val="24"/>
+                <w:lang w:eastAsia="en-ID"/>
+              </w:rPr>
+              <w:t xml:space="preserve">Fungsi kemudian mengembalikan </w:t>
+            </w:r>
+            <w:proofErr w:type="spellStart"/>
+            <w:r>
+              <w:rPr>
+                <w:rFonts w:eastAsia="Times New Roman" w:cs="Times New Roman"/>
+                <w:szCs w:val="24"/>
+                <w:lang w:eastAsia="en-ID"/>
+              </w:rPr>
+              <w:t>string</w:t>
+            </w:r>
+            <w:proofErr w:type="spellEnd"/>
+            <w:r>
+              <w:rPr>
+                <w:rFonts w:eastAsia="Times New Roman" w:cs="Times New Roman"/>
+                <w:szCs w:val="24"/>
+                <w:lang w:eastAsia="en-ID"/>
+              </w:rPr>
+              <w:t xml:space="preserve"> yang sudah digabungkan (</w:t>
+            </w:r>
+            <w:proofErr w:type="spellStart"/>
+            <w:r>
+              <w:rPr>
+                <w:rFonts w:eastAsia="Times New Roman" w:cs="Times New Roman"/>
+                <w:i/>
+                <w:iCs/>
+                <w:szCs w:val="24"/>
+                <w:lang w:eastAsia="en-ID"/>
+              </w:rPr>
+              <w:t>concatenated</w:t>
+            </w:r>
+            <w:proofErr w:type="spellEnd"/>
+            <w:r>
+              <w:rPr>
+                <w:rFonts w:eastAsia="Times New Roman" w:cs="Times New Roman"/>
+                <w:szCs w:val="24"/>
+                <w:lang w:eastAsia="en-ID"/>
+              </w:rPr>
+              <w:t>).</w:t>
+            </w:r>
+          </w:p>
+          <w:p>
+            <w:pPr>
+              <w:pStyle w:val="ListParagraph"/>
+              <w:numPr>
+                <w:ilvl w:val="0"/>
+                <w:numId w:val="34"/>
+              </w:numPr>
+              <w:spacing w:before="60" w:line="360" w:lineRule="auto"/>
+              <w:ind w:left="320" w:hanging="284"/>
+              <w:rPr>
+                <w:rFonts w:eastAsia="Times New Roman" w:cs="Times New Roman"/>
+                <w:szCs w:val="24"/>
+                <w:lang w:eastAsia="en-ID"/>
+              </w:rPr>
+            </w:pPr>
+            <w:r>
+              <w:rPr>
+                <w:rFonts w:eastAsia="Times New Roman" w:cs="Times New Roman"/>
+                <w:szCs w:val="24"/>
+                <w:lang w:eastAsia="en-ID"/>
+              </w:rPr>
+              <w:t xml:space="preserve">Hasilnya, browser menampilkan teks </w:t>
+            </w:r>
+            <w:r>
+              <w:rPr>
+                <w:rFonts w:eastAsia="Times New Roman" w:cs="Times New Roman"/>
+                <w:b/>
+                <w:bCs/>
+                <w:szCs w:val="24"/>
+                <w:lang w:eastAsia="en-ID"/>
+              </w:rPr>
+              <w:t xml:space="preserve">"Nama saya </w:t>
+            </w:r>
+            <w:proofErr w:type="spellStart"/>
+            <w:r>
+              <w:rPr>
+                <w:rFonts w:eastAsia="Times New Roman" w:cs="Times New Roman"/>
+                <w:b/>
+                <w:bCs/>
+                <w:szCs w:val="24"/>
+                <w:lang w:eastAsia="en-ID"/>
+              </w:rPr>
+              <w:t>NamaAnda</w:t>
+            </w:r>
+            <w:proofErr w:type="spellEnd"/>
+            <w:r>
+              <w:rPr>
+                <w:rFonts w:eastAsia="Times New Roman" w:cs="Times New Roman"/>
+                <w:b/>
+                <w:bCs/>
+                <w:szCs w:val="24"/>
+                <w:lang w:eastAsia="en-ID"/>
+              </w:rPr>
+              <w:t>"</w:t>
+            </w:r>
+            <w:r>
+              <w:rPr>
+                <w:rFonts w:eastAsia="Times New Roman" w:cs="Times New Roman"/>
+                <w:szCs w:val="24"/>
+                <w:lang w:eastAsia="en-ID"/>
+              </w:rPr>
+              <w:t>.</w:t>
+            </w:r>
           </w:p>
         </w:tc>
       </w:tr>
     </w:tbl>
+    <w:p>
+      <w:pPr>
+        <w:spacing w:before="60" w:line="360" w:lineRule="auto"/>
+        <w:ind w:firstLine="0"/>
+        <w:rPr>
+          <w:rFonts w:eastAsia="Times New Roman" w:cs="Times New Roman"/>
+          <w:b/>
+          <w:bCs/>
+          <w:kern w:val="0"/>
+          <w:szCs w:val="24"/>
+          <w:lang w:val="sv-SE" w:eastAsia="en-ID"/>
+          <w14:ligatures w14:val="none"/>
+        </w:rPr>
+      </w:pPr>
+    </w:p>
     <w:p>
       <w:pPr>
         <w:spacing w:before="60" w:line="360" w:lineRule="auto"/>
@@ -1012,21 +3173,6 @@
           <w14:ligatures w14:val="none"/>
         </w:rPr>
       </w:pPr>
-    </w:p>
-    <w:p>
-      <w:pPr>
-        <w:spacing w:before="60" w:line="360" w:lineRule="auto"/>
-        <w:ind w:firstLine="0"/>
-        <w:rPr>
-          <w:rFonts w:eastAsia="Times New Roman" w:cs="Times New Roman"/>
-          <w:b/>
-          <w:bCs/>
-          <w:kern w:val="0"/>
-          <w:szCs w:val="24"/>
-          <w:lang w:eastAsia="en-ID"/>
-          <w14:ligatures w14:val="none"/>
-        </w:rPr>
-      </w:pPr>
       <w:r>
         <w:rPr>
           <w:rFonts w:eastAsia="Times New Roman" w:cs="Times New Roman"/>
@@ -1037,7 +3183,7 @@
           <w:lang w:eastAsia="en-ID"/>
           <w14:ligatures w14:val="none"/>
         </w:rPr>
-        <w:t>Praktikum Ke-3</w:t>
+        <w:t>Controller</w:t>
       </w:r>
     </w:p>
     <w:tbl>
@@ -1146,12 +3292,154 @@
               <w:ind w:firstLine="0"/>
               <w:rPr>
                 <w:rFonts w:eastAsia="Times New Roman" w:cs="Times New Roman"/>
-                <w:b/>
-                <w:bCs/>
-                <w:szCs w:val="24"/>
-                <w:lang w:eastAsia="en-ID"/>
-              </w:rPr>
-            </w:pPr>
+                <w:sz w:val="22"/>
+                <w:lang w:val="en-ID" w:eastAsia="en-ID"/>
+              </w:rPr>
+            </w:pPr>
+            <w:proofErr w:type="spellStart"/>
+            <w:r>
+              <w:rPr>
+                <w:rFonts w:eastAsia="Times New Roman" w:cs="Times New Roman"/>
+                <w:sz w:val="22"/>
+                <w:lang w:val="en-ID" w:eastAsia="en-ID"/>
+              </w:rPr>
+              <w:t>Untuk</w:t>
+            </w:r>
+            <w:proofErr w:type="spellEnd"/>
+            <w:r>
+              <w:rPr>
+                <w:rFonts w:eastAsia="Times New Roman" w:cs="Times New Roman"/>
+                <w:sz w:val="22"/>
+                <w:lang w:val="en-ID" w:eastAsia="en-ID"/>
+              </w:rPr>
+              <w:t xml:space="preserve"> </w:t>
+            </w:r>
+            <w:proofErr w:type="spellStart"/>
+            <w:r>
+              <w:rPr>
+                <w:rFonts w:eastAsia="Times New Roman" w:cs="Times New Roman"/>
+                <w:sz w:val="22"/>
+                <w:lang w:val="en-ID" w:eastAsia="en-ID"/>
+              </w:rPr>
+              <w:t>mendefinisikan</w:t>
+            </w:r>
+            <w:proofErr w:type="spellEnd"/>
+            <w:r>
+              <w:rPr>
+                <w:rFonts w:eastAsia="Times New Roman" w:cs="Times New Roman"/>
+                <w:sz w:val="22"/>
+                <w:lang w:val="en-ID" w:eastAsia="en-ID"/>
+              </w:rPr>
+              <w:t xml:space="preserve"> action, </w:t>
+            </w:r>
+            <w:proofErr w:type="spellStart"/>
+            <w:r>
+              <w:rPr>
+                <w:rFonts w:eastAsia="Times New Roman" w:cs="Times New Roman"/>
+                <w:sz w:val="22"/>
+                <w:lang w:val="en-ID" w:eastAsia="en-ID"/>
+              </w:rPr>
+              <w:t>silahkan</w:t>
+            </w:r>
+            <w:proofErr w:type="spellEnd"/>
+            <w:r>
+              <w:rPr>
+                <w:rFonts w:eastAsia="Times New Roman" w:cs="Times New Roman"/>
+                <w:sz w:val="22"/>
+                <w:lang w:val="en-ID" w:eastAsia="en-ID"/>
+              </w:rPr>
+              <w:t xml:space="preserve"> </w:t>
+            </w:r>
+            <w:proofErr w:type="spellStart"/>
+            <w:r>
+              <w:rPr>
+                <w:rFonts w:eastAsia="Times New Roman" w:cs="Times New Roman"/>
+                <w:sz w:val="22"/>
+                <w:lang w:val="en-ID" w:eastAsia="en-ID"/>
+              </w:rPr>
+              <w:t>tambahkan</w:t>
+            </w:r>
+            <w:proofErr w:type="spellEnd"/>
+            <w:r>
+              <w:rPr>
+                <w:rFonts w:eastAsia="Times New Roman" w:cs="Times New Roman"/>
+                <w:sz w:val="22"/>
+                <w:lang w:val="en-ID" w:eastAsia="en-ID"/>
+              </w:rPr>
+              <w:t xml:space="preserve"> function </w:t>
+            </w:r>
+            <w:proofErr w:type="spellStart"/>
+            <w:r>
+              <w:rPr>
+                <w:rFonts w:eastAsia="Times New Roman" w:cs="Times New Roman"/>
+                <w:sz w:val="22"/>
+                <w:lang w:val="en-ID" w:eastAsia="en-ID"/>
+              </w:rPr>
+              <w:t>dengan</w:t>
+            </w:r>
+            <w:proofErr w:type="spellEnd"/>
+            <w:r>
+              <w:rPr>
+                <w:rFonts w:eastAsia="Times New Roman" w:cs="Times New Roman"/>
+                <w:sz w:val="22"/>
+                <w:lang w:val="en-ID" w:eastAsia="en-ID"/>
+              </w:rPr>
+              <w:t xml:space="preserve"> access public.</w:t>
+            </w:r>
+          </w:p>
+          <w:p>
+            <w:pPr>
+              <w:spacing w:before="60" w:line="360" w:lineRule="auto"/>
+              <w:ind w:firstLine="0"/>
+              <w:rPr>
+                <w:rFonts w:eastAsia="Times New Roman" w:cs="Times New Roman"/>
+                <w:szCs w:val="24"/>
+                <w:lang w:eastAsia="en-ID"/>
+              </w:rPr>
+            </w:pPr>
+            <w:r>
+              <w:rPr>
+                <w:rFonts w:eastAsia="Times New Roman" w:cs="Times New Roman"/>
+                <w:noProof/>
+                <w:szCs w:val="24"/>
+                <w:lang w:eastAsia="en-ID"/>
+              </w:rPr>
+              <w:drawing>
+                <wp:inline distT="0" distB="0" distL="0" distR="0" wp14:anchorId="4F527C50" wp14:editId="2A77E4A0">
+                  <wp:extent cx="2800494" cy="1892397"/>
+                  <wp:effectExtent l="0" t="0" r="0" b="0"/>
+                  <wp:docPr id="1305936495" name="Picture 1"/>
+                  <wp:cNvGraphicFramePr>
+                    <a:graphicFrameLocks xmlns:a="http://schemas.openxmlformats.org/drawingml/2006/main" noChangeAspect="1"/>
+                  </wp:cNvGraphicFramePr>
+                  <a:graphic xmlns:a="http://schemas.openxmlformats.org/drawingml/2006/main">
+                    <a:graphicData uri="http://schemas.openxmlformats.org/drawingml/2006/picture">
+                      <pic:pic xmlns:pic="http://schemas.openxmlformats.org/drawingml/2006/picture">
+                        <pic:nvPicPr>
+                          <pic:cNvPr id="1305936495" name=""/>
+                          <pic:cNvPicPr/>
+                        </pic:nvPicPr>
+                        <pic:blipFill>
+                          <a:blip r:embed="rId16"/>
+                          <a:stretch>
+                            <a:fillRect/>
+                          </a:stretch>
+                        </pic:blipFill>
+                        <pic:spPr>
+                          <a:xfrm>
+                            <a:off x="0" y="0"/>
+                            <a:ext cx="2800494" cy="1892397"/>
+                          </a:xfrm>
+                          <a:prstGeom prst="rect">
+                            <a:avLst/>
+                          </a:prstGeom>
+                        </pic:spPr>
+                      </pic:pic>
+                    </a:graphicData>
+                  </a:graphic>
+                </wp:inline>
+              </w:drawing>
+            </w:r>
           </w:p>
         </w:tc>
       </w:tr>
@@ -1191,12 +3479,852 @@
               <w:ind w:firstLine="0"/>
               <w:rPr>
                 <w:rFonts w:eastAsia="Times New Roman" w:cs="Times New Roman"/>
+                <w:sz w:val="22"/>
+                <w:lang w:val="sv-SE" w:eastAsia="en-ID"/>
+              </w:rPr>
+            </w:pPr>
+            <w:r>
+              <w:rPr>
+                <w:rFonts w:eastAsia="Times New Roman" w:cs="Times New Roman"/>
+                <w:sz w:val="22"/>
+                <w:lang w:val="sv-SE" w:eastAsia="en-ID"/>
+              </w:rPr>
+              <w:t>kita dapat menambahkan controller tersebut pada route. Ubah route /hello menjadi seperti berikut:</w:t>
+            </w:r>
+          </w:p>
+          <w:p>
+            <w:pPr>
+              <w:spacing w:before="60" w:line="360" w:lineRule="auto"/>
+              <w:ind w:firstLine="0"/>
+              <w:rPr>
+                <w:rFonts w:eastAsia="Times New Roman" w:cs="Times New Roman"/>
+                <w:szCs w:val="24"/>
+                <w:lang w:val="sv-SE" w:eastAsia="en-ID"/>
+              </w:rPr>
+            </w:pPr>
+            <w:r>
+              <w:rPr>
+                <w:rFonts w:eastAsia="Times New Roman" w:cs="Times New Roman"/>
+                <w:noProof/>
+                <w:szCs w:val="24"/>
+                <w:lang w:val="sv-SE" w:eastAsia="en-ID"/>
+              </w:rPr>
+              <w:drawing>
+                <wp:inline distT="0" distB="0" distL="0" distR="0" wp14:anchorId="287A5306" wp14:editId="77CFDA0E">
+                  <wp:extent cx="3714941" cy="241312"/>
+                  <wp:effectExtent l="0" t="0" r="0" b="6350"/>
+                  <wp:docPr id="1979422962" name="Picture 1"/>
+                  <wp:cNvGraphicFramePr>
+                    <a:graphicFrameLocks xmlns:a="http://schemas.openxmlformats.org/drawingml/2006/main" noChangeAspect="1"/>
+                  </wp:cNvGraphicFramePr>
+                  <a:graphic xmlns:a="http://schemas.openxmlformats.org/drawingml/2006/main">
+                    <a:graphicData uri="http://schemas.openxmlformats.org/drawingml/2006/picture">
+                      <pic:pic xmlns:pic="http://schemas.openxmlformats.org/drawingml/2006/picture">
+                        <pic:nvPicPr>
+                          <pic:cNvPr id="1979422962" name=""/>
+                          <pic:cNvPicPr/>
+                        </pic:nvPicPr>
+                        <pic:blipFill>
+                          <a:blip r:embed="rId17"/>
+                          <a:stretch>
+                            <a:fillRect/>
+                          </a:stretch>
+                        </pic:blipFill>
+                        <pic:spPr>
+                          <a:xfrm>
+                            <a:off x="0" y="0"/>
+                            <a:ext cx="3714941" cy="241312"/>
+                          </a:xfrm>
+                          <a:prstGeom prst="rect">
+                            <a:avLst/>
+                          </a:prstGeom>
+                        </pic:spPr>
+                      </pic:pic>
+                    </a:graphicData>
+                  </a:graphic>
+                </wp:inline>
+              </w:drawing>
+            </w:r>
+          </w:p>
+        </w:tc>
+      </w:tr>
+      <w:tr>
+        <w:tc>
+          <w:tcPr>
+            <w:tcW w:w="1129" w:type="dxa"/>
+          </w:tcPr>
+          <w:p>
+            <w:pPr>
+              <w:spacing w:before="60" w:line="360" w:lineRule="auto"/>
+              <w:ind w:firstLine="0"/>
+              <w:jc w:val="center"/>
+              <w:rPr>
+                <w:rFonts w:eastAsia="Times New Roman" w:cs="Times New Roman"/>
+                <w:szCs w:val="24"/>
+                <w:lang w:eastAsia="en-ID"/>
+              </w:rPr>
+            </w:pPr>
+            <w:r>
+              <w:rPr>
+                <w:rFonts w:eastAsia="Times New Roman" w:cs="Times New Roman"/>
+                <w:szCs w:val="24"/>
+                <w:lang w:eastAsia="en-ID"/>
+              </w:rPr>
+              <w:t>3</w:t>
+            </w:r>
+          </w:p>
+        </w:tc>
+        <w:tc>
+          <w:tcPr>
+            <w:tcW w:w="8499" w:type="dxa"/>
+          </w:tcPr>
+          <w:p>
+            <w:pPr>
+              <w:spacing w:before="60" w:line="360" w:lineRule="auto"/>
+              <w:ind w:firstLine="0"/>
+              <w:rPr>
+                <w:rFonts w:eastAsia="Times New Roman" w:cs="Times New Roman"/>
+                <w:sz w:val="22"/>
+                <w:lang w:val="sv-SE" w:eastAsia="en-ID"/>
+              </w:rPr>
+            </w:pPr>
+            <w:r>
+              <w:rPr>
+                <w:rFonts w:eastAsia="Times New Roman" w:cs="Times New Roman"/>
+                <w:noProof/>
+                <w:sz w:val="22"/>
+                <w:lang w:val="sv-SE" w:eastAsia="en-ID"/>
+              </w:rPr>
+              <w:drawing>
+                <wp:inline distT="0" distB="0" distL="0" distR="0" wp14:anchorId="20D00DEE" wp14:editId="68B328EB">
+                  <wp:extent cx="3137061" cy="692186"/>
+                  <wp:effectExtent l="0" t="0" r="6350" b="0"/>
+                  <wp:docPr id="465888577" name="Picture 1"/>
+                  <wp:cNvGraphicFramePr>
+                    <a:graphicFrameLocks xmlns:a="http://schemas.openxmlformats.org/drawingml/2006/main" noChangeAspect="1"/>
+                  </wp:cNvGraphicFramePr>
+                  <a:graphic xmlns:a="http://schemas.openxmlformats.org/drawingml/2006/main">
+                    <a:graphicData uri="http://schemas.openxmlformats.org/drawingml/2006/picture">
+                      <pic:pic xmlns:pic="http://schemas.openxmlformats.org/drawingml/2006/picture">
+                        <pic:nvPicPr>
+                          <pic:cNvPr id="465888577" name=""/>
+                          <pic:cNvPicPr/>
+                        </pic:nvPicPr>
+                        <pic:blipFill>
+                          <a:blip r:embed="rId18"/>
+                          <a:stretch>
+                            <a:fillRect/>
+                          </a:stretch>
+                        </pic:blipFill>
+                        <pic:spPr>
+                          <a:xfrm>
+                            <a:off x="0" y="0"/>
+                            <a:ext cx="3137061" cy="692186"/>
+                          </a:xfrm>
+                          <a:prstGeom prst="rect">
+                            <a:avLst/>
+                          </a:prstGeom>
+                        </pic:spPr>
+                      </pic:pic>
+                    </a:graphicData>
+                  </a:graphic>
+                </wp:inline>
+              </w:drawing>
+            </w:r>
+          </w:p>
+          <w:p>
+            <w:pPr>
+              <w:pStyle w:val="ListParagraph"/>
+              <w:numPr>
+                <w:ilvl w:val="0"/>
+                <w:numId w:val="35"/>
+              </w:numPr>
+              <w:spacing w:before="60" w:line="360" w:lineRule="auto"/>
+              <w:ind w:left="320" w:hanging="283"/>
+              <w:rPr>
+                <w:rFonts w:eastAsia="Times New Roman" w:cs="Times New Roman"/>
+                <w:sz w:val="22"/>
+                <w:lang w:eastAsia="en-ID"/>
+              </w:rPr>
+            </w:pPr>
+            <w:proofErr w:type="spellStart"/>
+            <w:r>
+              <w:rPr>
+                <w:rFonts w:eastAsia="Times New Roman" w:cs="Times New Roman"/>
                 <w:b/>
                 <w:bCs/>
-                <w:szCs w:val="24"/>
-                <w:lang w:eastAsia="en-ID"/>
-              </w:rPr>
-            </w:pPr>
+                <w:sz w:val="22"/>
+                <w:lang w:eastAsia="en-ID"/>
+              </w:rPr>
+              <w:lastRenderedPageBreak/>
+              <w:t>Route</w:t>
+            </w:r>
+            <w:proofErr w:type="spellEnd"/>
+            <w:r>
+              <w:rPr>
+                <w:rFonts w:eastAsia="Times New Roman" w:cs="Times New Roman"/>
+                <w:sz w:val="22"/>
+                <w:lang w:eastAsia="en-ID"/>
+              </w:rPr>
+              <w:t xml:space="preserve"> menerima permintaan dan meneruskannya ke </w:t>
+            </w:r>
+            <w:proofErr w:type="spellStart"/>
+            <w:r>
+              <w:rPr>
+                <w:rFonts w:eastAsia="Times New Roman" w:cs="Times New Roman"/>
+                <w:sz w:val="22"/>
+                <w:lang w:eastAsia="en-ID"/>
+              </w:rPr>
+              <w:t>WelcomeController</w:t>
+            </w:r>
+            <w:proofErr w:type="spellEnd"/>
+            <w:r>
+              <w:rPr>
+                <w:rFonts w:eastAsia="Times New Roman" w:cs="Times New Roman"/>
+                <w:sz w:val="22"/>
+                <w:lang w:eastAsia="en-ID"/>
+              </w:rPr>
+              <w:t xml:space="preserve"> pada fungsi </w:t>
+            </w:r>
+            <w:proofErr w:type="spellStart"/>
+            <w:r>
+              <w:rPr>
+                <w:rFonts w:eastAsia="Times New Roman" w:cs="Times New Roman"/>
+                <w:sz w:val="22"/>
+                <w:lang w:eastAsia="en-ID"/>
+              </w:rPr>
+              <w:t>hello</w:t>
+            </w:r>
+            <w:proofErr w:type="spellEnd"/>
+            <w:r>
+              <w:rPr>
+                <w:rFonts w:eastAsia="Times New Roman" w:cs="Times New Roman"/>
+                <w:sz w:val="22"/>
+                <w:lang w:eastAsia="en-ID"/>
+              </w:rPr>
+              <w:t>.</w:t>
+            </w:r>
+          </w:p>
+          <w:p>
+            <w:pPr>
+              <w:pStyle w:val="ListParagraph"/>
+              <w:numPr>
+                <w:ilvl w:val="0"/>
+                <w:numId w:val="35"/>
+              </w:numPr>
+              <w:spacing w:before="60" w:line="360" w:lineRule="auto"/>
+              <w:ind w:left="320" w:hanging="283"/>
+              <w:rPr>
+                <w:rFonts w:eastAsia="Times New Roman" w:cs="Times New Roman"/>
+                <w:sz w:val="22"/>
+                <w:lang w:eastAsia="en-ID"/>
+              </w:rPr>
+            </w:pPr>
+            <w:proofErr w:type="spellStart"/>
+            <w:r>
+              <w:rPr>
+                <w:rFonts w:eastAsia="Times New Roman" w:cs="Times New Roman"/>
+                <w:b/>
+                <w:bCs/>
+                <w:sz w:val="22"/>
+                <w:lang w:eastAsia="en-ID"/>
+              </w:rPr>
+              <w:t>Controller</w:t>
+            </w:r>
+            <w:proofErr w:type="spellEnd"/>
+            <w:r>
+              <w:rPr>
+                <w:rFonts w:eastAsia="Times New Roman" w:cs="Times New Roman"/>
+                <w:sz w:val="22"/>
+                <w:lang w:eastAsia="en-ID"/>
+              </w:rPr>
+              <w:t xml:space="preserve"> mengirimkan teks "</w:t>
+            </w:r>
+            <w:proofErr w:type="spellStart"/>
+            <w:r>
+              <w:rPr>
+                <w:rFonts w:eastAsia="Times New Roman" w:cs="Times New Roman"/>
+                <w:sz w:val="22"/>
+                <w:lang w:eastAsia="en-ID"/>
+              </w:rPr>
+              <w:t>Hello</w:t>
+            </w:r>
+            <w:proofErr w:type="spellEnd"/>
+            <w:r>
+              <w:rPr>
+                <w:rFonts w:eastAsia="Times New Roman" w:cs="Times New Roman"/>
+                <w:sz w:val="22"/>
+                <w:lang w:eastAsia="en-ID"/>
+              </w:rPr>
+              <w:t xml:space="preserve"> World".</w:t>
+            </w:r>
+          </w:p>
+          <w:p>
+            <w:pPr>
+              <w:pStyle w:val="ListParagraph"/>
+              <w:numPr>
+                <w:ilvl w:val="0"/>
+                <w:numId w:val="35"/>
+              </w:numPr>
+              <w:spacing w:before="60" w:line="360" w:lineRule="auto"/>
+              <w:ind w:left="320" w:hanging="283"/>
+              <w:rPr>
+                <w:rFonts w:eastAsia="Times New Roman" w:cs="Times New Roman"/>
+                <w:sz w:val="22"/>
+                <w:lang w:val="sv-SE" w:eastAsia="en-ID"/>
+              </w:rPr>
+            </w:pPr>
+            <w:r>
+              <w:rPr>
+                <w:rFonts w:eastAsia="Times New Roman" w:cs="Times New Roman"/>
+                <w:b/>
+                <w:bCs/>
+                <w:sz w:val="22"/>
+                <w:lang w:eastAsia="en-ID"/>
+              </w:rPr>
+              <w:t>Browser</w:t>
+            </w:r>
+            <w:r>
+              <w:rPr>
+                <w:rFonts w:eastAsia="Times New Roman" w:cs="Times New Roman"/>
+                <w:sz w:val="22"/>
+                <w:lang w:eastAsia="en-ID"/>
+              </w:rPr>
+              <w:t xml:space="preserve"> menampilkan teks tersebut kepada </w:t>
+            </w:r>
+            <w:proofErr w:type="spellStart"/>
+            <w:r>
+              <w:rPr>
+                <w:rFonts w:eastAsia="Times New Roman" w:cs="Times New Roman"/>
+                <w:sz w:val="22"/>
+                <w:lang w:eastAsia="en-ID"/>
+              </w:rPr>
+              <w:t>user</w:t>
+            </w:r>
+            <w:proofErr w:type="spellEnd"/>
+            <w:r>
+              <w:rPr>
+                <w:rFonts w:eastAsia="Times New Roman" w:cs="Times New Roman"/>
+                <w:sz w:val="22"/>
+                <w:lang w:eastAsia="en-ID"/>
+              </w:rPr>
+              <w:t>.</w:t>
+            </w:r>
+          </w:p>
+        </w:tc>
+      </w:tr>
+      <w:tr>
+        <w:tc>
+          <w:tcPr>
+            <w:tcW w:w="1129" w:type="dxa"/>
+          </w:tcPr>
+          <w:p>
+            <w:pPr>
+              <w:spacing w:before="60" w:line="360" w:lineRule="auto"/>
+              <w:ind w:firstLine="0"/>
+              <w:jc w:val="center"/>
+              <w:rPr>
+                <w:rFonts w:eastAsia="Times New Roman" w:cs="Times New Roman"/>
+                <w:szCs w:val="24"/>
+                <w:lang w:eastAsia="en-ID"/>
+              </w:rPr>
+            </w:pPr>
+            <w:r>
+              <w:rPr>
+                <w:rFonts w:eastAsia="Times New Roman" w:cs="Times New Roman"/>
+                <w:szCs w:val="24"/>
+                <w:lang w:eastAsia="en-ID"/>
+              </w:rPr>
+              <w:lastRenderedPageBreak/>
+              <w:t>4</w:t>
+            </w:r>
+          </w:p>
+        </w:tc>
+        <w:tc>
+          <w:tcPr>
+            <w:tcW w:w="8499" w:type="dxa"/>
+          </w:tcPr>
+          <w:p>
+            <w:pPr>
+              <w:spacing w:before="60" w:line="360" w:lineRule="auto"/>
+              <w:ind w:firstLine="0"/>
+              <w:rPr>
+                <w:rFonts w:eastAsia="Times New Roman" w:cs="Times New Roman"/>
+                <w:sz w:val="22"/>
+                <w:lang w:val="sv-SE" w:eastAsia="en-ID"/>
+              </w:rPr>
+            </w:pPr>
+            <w:r>
+              <w:rPr>
+                <w:rFonts w:eastAsia="Times New Roman" w:cs="Times New Roman"/>
+                <w:sz w:val="22"/>
+                <w:lang w:val="sv-SE" w:eastAsia="en-ID"/>
+              </w:rPr>
+              <w:t>Modifikasi logika eksekusi ke dalam controller dengan nama PageController.</w:t>
+            </w:r>
+          </w:p>
+          <w:p>
+            <w:pPr>
+              <w:spacing w:before="60" w:line="360" w:lineRule="auto"/>
+              <w:ind w:firstLine="0"/>
+              <w:rPr>
+                <w:rFonts w:eastAsia="Times New Roman" w:cs="Times New Roman"/>
+                <w:sz w:val="22"/>
+                <w:lang w:val="sv-SE" w:eastAsia="en-ID"/>
+              </w:rPr>
+            </w:pPr>
+            <w:r>
+              <w:rPr>
+                <w:rFonts w:eastAsia="Times New Roman" w:cs="Times New Roman"/>
+                <w:noProof/>
+                <w:sz w:val="22"/>
+                <w:lang w:val="sv-SE" w:eastAsia="en-ID"/>
+              </w:rPr>
+              <w:drawing>
+                <wp:inline distT="0" distB="0" distL="0" distR="0" wp14:anchorId="5C7BED67" wp14:editId="194F7FEE">
+                  <wp:extent cx="4705592" cy="1759040"/>
+                  <wp:effectExtent l="0" t="0" r="0" b="0"/>
+                  <wp:docPr id="406901011" name="Picture 1"/>
+                  <wp:cNvGraphicFramePr>
+                    <a:graphicFrameLocks xmlns:a="http://schemas.openxmlformats.org/drawingml/2006/main" noChangeAspect="1"/>
+                  </wp:cNvGraphicFramePr>
+                  <a:graphic xmlns:a="http://schemas.openxmlformats.org/drawingml/2006/main">
+                    <a:graphicData uri="http://schemas.openxmlformats.org/drawingml/2006/picture">
+                      <pic:pic xmlns:pic="http://schemas.openxmlformats.org/drawingml/2006/picture">
+                        <pic:nvPicPr>
+                          <pic:cNvPr id="406901011" name=""/>
+                          <pic:cNvPicPr/>
+                        </pic:nvPicPr>
+                        <pic:blipFill>
+                          <a:blip r:embed="rId19"/>
+                          <a:stretch>
+                            <a:fillRect/>
+                          </a:stretch>
+                        </pic:blipFill>
+                        <pic:spPr>
+                          <a:xfrm>
+                            <a:off x="0" y="0"/>
+                            <a:ext cx="4705592" cy="1759040"/>
+                          </a:xfrm>
+                          <a:prstGeom prst="rect">
+                            <a:avLst/>
+                          </a:prstGeom>
+                        </pic:spPr>
+                      </pic:pic>
+                    </a:graphicData>
+                  </a:graphic>
+                </wp:inline>
+              </w:drawing>
+            </w:r>
+          </w:p>
+          <w:p>
+            <w:pPr>
+              <w:spacing w:before="60" w:line="360" w:lineRule="auto"/>
+              <w:ind w:firstLine="0"/>
+              <w:rPr>
+                <w:rFonts w:eastAsia="Times New Roman" w:cs="Times New Roman"/>
+                <w:sz w:val="22"/>
+                <w:lang w:val="sv-SE" w:eastAsia="en-ID"/>
+              </w:rPr>
+            </w:pPr>
+            <w:r>
+              <w:rPr>
+                <w:rFonts w:eastAsia="Times New Roman" w:cs="Times New Roman"/>
+                <w:noProof/>
+                <w:sz w:val="22"/>
+                <w:lang w:val="sv-SE" w:eastAsia="en-ID"/>
+              </w:rPr>
+              <w:drawing>
+                <wp:inline distT="0" distB="0" distL="0" distR="0" wp14:anchorId="5ABB9687" wp14:editId="0BF2E2B7">
+                  <wp:extent cx="4298950" cy="2844462"/>
+                  <wp:effectExtent l="0" t="0" r="6350" b="0"/>
+                  <wp:docPr id="328593909" name="Picture 1"/>
+                  <wp:cNvGraphicFramePr>
+                    <a:graphicFrameLocks xmlns:a="http://schemas.openxmlformats.org/drawingml/2006/main" noChangeAspect="1"/>
+                  </wp:cNvGraphicFramePr>
+                  <a:graphic xmlns:a="http://schemas.openxmlformats.org/drawingml/2006/main">
+                    <a:graphicData uri="http://schemas.openxmlformats.org/drawingml/2006/picture">
+                      <pic:pic xmlns:pic="http://schemas.openxmlformats.org/drawingml/2006/picture">
+                        <pic:nvPicPr>
+                          <pic:cNvPr id="328593909" name=""/>
+                          <pic:cNvPicPr/>
+                        </pic:nvPicPr>
+                        <pic:blipFill>
+                          <a:blip r:embed="rId20"/>
+                          <a:stretch>
+                            <a:fillRect/>
+                          </a:stretch>
+                        </pic:blipFill>
+                        <pic:spPr>
+                          <a:xfrm>
+                            <a:off x="0" y="0"/>
+                            <a:ext cx="4300000" cy="2845157"/>
+                          </a:xfrm>
+                          <a:prstGeom prst="rect">
+                            <a:avLst/>
+                          </a:prstGeom>
+                        </pic:spPr>
+                      </pic:pic>
+                    </a:graphicData>
+                  </a:graphic>
+                </wp:inline>
+              </w:drawing>
+            </w:r>
+          </w:p>
+        </w:tc>
+      </w:tr>
+      <w:tr>
+        <w:tc>
+          <w:tcPr>
+            <w:tcW w:w="1129" w:type="dxa"/>
+          </w:tcPr>
+          <w:p>
+            <w:pPr>
+              <w:spacing w:before="60" w:line="360" w:lineRule="auto"/>
+              <w:ind w:firstLine="0"/>
+              <w:jc w:val="center"/>
+              <w:rPr>
+                <w:rFonts w:eastAsia="Times New Roman" w:cs="Times New Roman"/>
+                <w:szCs w:val="24"/>
+                <w:lang w:eastAsia="en-ID"/>
+              </w:rPr>
+            </w:pPr>
+            <w:r>
+              <w:rPr>
+                <w:rFonts w:eastAsia="Times New Roman" w:cs="Times New Roman"/>
+                <w:szCs w:val="24"/>
+                <w:lang w:eastAsia="en-ID"/>
+              </w:rPr>
+              <w:t>5</w:t>
+            </w:r>
+          </w:p>
+        </w:tc>
+        <w:tc>
+          <w:tcPr>
+            <w:tcW w:w="8499" w:type="dxa"/>
+          </w:tcPr>
+          <w:p>
+            <w:pPr>
+              <w:spacing w:before="60" w:line="360" w:lineRule="auto"/>
+              <w:ind w:firstLine="0"/>
+              <w:rPr>
+                <w:rFonts w:eastAsia="Times New Roman" w:cs="Times New Roman"/>
+                <w:sz w:val="22"/>
+                <w:lang w:val="en-ID" w:eastAsia="en-ID"/>
+              </w:rPr>
+            </w:pPr>
+            <w:r>
+              <w:rPr>
+                <w:rFonts w:eastAsia="Times New Roman" w:cs="Times New Roman"/>
+                <w:sz w:val="22"/>
+                <w:lang w:eastAsia="en-ID"/>
+              </w:rPr>
+              <w:t xml:space="preserve">Modifikasi kembali implementasi sebelumnya dengan konsep </w:t>
+            </w:r>
+            <w:proofErr w:type="spellStart"/>
+            <w:r>
+              <w:rPr>
+                <w:rFonts w:eastAsia="Times New Roman" w:cs="Times New Roman"/>
+                <w:sz w:val="22"/>
+                <w:lang w:eastAsia="en-ID"/>
+              </w:rPr>
+              <w:t>Single</w:t>
+            </w:r>
+            <w:proofErr w:type="spellEnd"/>
+            <w:r>
+              <w:rPr>
+                <w:rFonts w:eastAsia="Times New Roman" w:cs="Times New Roman"/>
+                <w:sz w:val="22"/>
+                <w:lang w:eastAsia="en-ID"/>
+              </w:rPr>
+              <w:t xml:space="preserve"> </w:t>
+            </w:r>
+            <w:proofErr w:type="spellStart"/>
+            <w:r>
+              <w:rPr>
+                <w:rFonts w:eastAsia="Times New Roman" w:cs="Times New Roman"/>
+                <w:sz w:val="22"/>
+                <w:lang w:eastAsia="en-ID"/>
+              </w:rPr>
+              <w:t>Action</w:t>
+            </w:r>
+            <w:proofErr w:type="spellEnd"/>
+            <w:r>
+              <w:rPr>
+                <w:rFonts w:eastAsia="Times New Roman" w:cs="Times New Roman"/>
+                <w:sz w:val="22"/>
+                <w:lang w:eastAsia="en-ID"/>
+              </w:rPr>
+              <w:t xml:space="preserve"> </w:t>
+            </w:r>
+            <w:proofErr w:type="spellStart"/>
+            <w:r>
+              <w:rPr>
+                <w:rFonts w:eastAsia="Times New Roman" w:cs="Times New Roman"/>
+                <w:sz w:val="22"/>
+                <w:lang w:eastAsia="en-ID"/>
+              </w:rPr>
+              <w:t>Controller</w:t>
+            </w:r>
+            <w:proofErr w:type="spellEnd"/>
+            <w:r>
+              <w:rPr>
+                <w:rFonts w:eastAsia="Times New Roman" w:cs="Times New Roman"/>
+                <w:sz w:val="22"/>
+                <w:lang w:eastAsia="en-ID"/>
+              </w:rPr>
+              <w:t xml:space="preserve">. Sehingga untuk hasil akhir yang didapatkan akan ada </w:t>
+            </w:r>
+            <w:proofErr w:type="spellStart"/>
+            <w:r>
+              <w:rPr>
+                <w:rFonts w:eastAsia="Times New Roman" w:cs="Times New Roman"/>
+                <w:sz w:val="22"/>
+                <w:lang w:eastAsia="en-ID"/>
+              </w:rPr>
+              <w:t>HomeController</w:t>
+            </w:r>
+            <w:proofErr w:type="spellEnd"/>
+            <w:r>
+              <w:rPr>
+                <w:rFonts w:eastAsia="Times New Roman" w:cs="Times New Roman"/>
+                <w:sz w:val="22"/>
+                <w:lang w:eastAsia="en-ID"/>
+              </w:rPr>
+              <w:t xml:space="preserve">, </w:t>
+            </w:r>
+            <w:proofErr w:type="spellStart"/>
+            <w:r>
+              <w:rPr>
+                <w:rFonts w:eastAsia="Times New Roman" w:cs="Times New Roman"/>
+                <w:sz w:val="22"/>
+                <w:lang w:eastAsia="en-ID"/>
+              </w:rPr>
+              <w:t>AboutController</w:t>
+            </w:r>
+            <w:proofErr w:type="spellEnd"/>
+            <w:r>
+              <w:rPr>
+                <w:rFonts w:eastAsia="Times New Roman" w:cs="Times New Roman"/>
+                <w:sz w:val="22"/>
+                <w:lang w:eastAsia="en-ID"/>
+              </w:rPr>
+              <w:t xml:space="preserve"> dan </w:t>
+            </w:r>
+            <w:proofErr w:type="spellStart"/>
+            <w:r>
+              <w:rPr>
+                <w:rFonts w:eastAsia="Times New Roman" w:cs="Times New Roman"/>
+                <w:sz w:val="22"/>
+                <w:lang w:eastAsia="en-ID"/>
+              </w:rPr>
+              <w:t>ArticleController</w:t>
+            </w:r>
+            <w:proofErr w:type="spellEnd"/>
+            <w:r>
+              <w:rPr>
+                <w:rFonts w:eastAsia="Times New Roman" w:cs="Times New Roman"/>
+                <w:sz w:val="22"/>
+                <w:lang w:eastAsia="en-ID"/>
+              </w:rPr>
+              <w:t xml:space="preserve">. </w:t>
+            </w:r>
+            <w:proofErr w:type="spellStart"/>
+            <w:r>
+              <w:rPr>
+                <w:rFonts w:eastAsia="Times New Roman" w:cs="Times New Roman"/>
+                <w:sz w:val="22"/>
+                <w:lang w:val="en-ID" w:eastAsia="en-ID"/>
+              </w:rPr>
+              <w:t>Modifikasi</w:t>
+            </w:r>
+            <w:proofErr w:type="spellEnd"/>
+            <w:r>
+              <w:rPr>
+                <w:rFonts w:eastAsia="Times New Roman" w:cs="Times New Roman"/>
+                <w:sz w:val="22"/>
+                <w:lang w:val="en-ID" w:eastAsia="en-ID"/>
+              </w:rPr>
+              <w:t xml:space="preserve"> juga route yang </w:t>
+            </w:r>
+            <w:proofErr w:type="spellStart"/>
+            <w:r>
+              <w:rPr>
+                <w:rFonts w:eastAsia="Times New Roman" w:cs="Times New Roman"/>
+                <w:sz w:val="22"/>
+                <w:lang w:val="en-ID" w:eastAsia="en-ID"/>
+              </w:rPr>
+              <w:t>digunakan</w:t>
+            </w:r>
+            <w:proofErr w:type="spellEnd"/>
+            <w:r>
+              <w:rPr>
+                <w:rFonts w:eastAsia="Times New Roman" w:cs="Times New Roman"/>
+                <w:sz w:val="22"/>
+                <w:lang w:val="en-ID" w:eastAsia="en-ID"/>
+              </w:rPr>
+              <w:t>.</w:t>
+            </w:r>
+          </w:p>
+          <w:p>
+            <w:pPr>
+              <w:spacing w:before="60" w:line="360" w:lineRule="auto"/>
+              <w:ind w:firstLine="0"/>
+              <w:rPr>
+                <w:rFonts w:eastAsia="Times New Roman" w:cs="Times New Roman"/>
+                <w:sz w:val="22"/>
+                <w:lang w:val="sv-SE" w:eastAsia="en-ID"/>
+              </w:rPr>
+            </w:pPr>
+            <w:r>
+              <w:rPr>
+                <w:rFonts w:eastAsia="Times New Roman" w:cs="Times New Roman"/>
+                <w:noProof/>
+                <w:sz w:val="22"/>
+                <w:lang w:val="sv-SE" w:eastAsia="en-ID"/>
+              </w:rPr>
+              <w:lastRenderedPageBreak/>
+              <w:drawing>
+                <wp:inline distT="0" distB="0" distL="0" distR="0" wp14:anchorId="0D0577BD" wp14:editId="49A8F0AC">
+                  <wp:extent cx="2358398" cy="1511300"/>
+                  <wp:effectExtent l="0" t="0" r="3810" b="0"/>
+                  <wp:docPr id="1725258997" name="Picture 1"/>
+                  <wp:cNvGraphicFramePr>
+                    <a:graphicFrameLocks xmlns:a="http://schemas.openxmlformats.org/drawingml/2006/main" noChangeAspect="1"/>
+                  </wp:cNvGraphicFramePr>
+                  <a:graphic xmlns:a="http://schemas.openxmlformats.org/drawingml/2006/main">
+                    <a:graphicData uri="http://schemas.openxmlformats.org/drawingml/2006/picture">
+                      <pic:pic xmlns:pic="http://schemas.openxmlformats.org/drawingml/2006/picture">
+                        <pic:nvPicPr>
+                          <pic:cNvPr id="1725258997" name=""/>
+                          <pic:cNvPicPr/>
+                        </pic:nvPicPr>
+                        <pic:blipFill>
+                          <a:blip r:embed="rId21"/>
+                          <a:stretch>
+                            <a:fillRect/>
+                          </a:stretch>
+                        </pic:blipFill>
+                        <pic:spPr>
+                          <a:xfrm>
+                            <a:off x="0" y="0"/>
+                            <a:ext cx="2368215" cy="1517591"/>
+                          </a:xfrm>
+                          <a:prstGeom prst="rect">
+                            <a:avLst/>
+                          </a:prstGeom>
+                        </pic:spPr>
+                      </pic:pic>
+                    </a:graphicData>
+                  </a:graphic>
+                </wp:inline>
+              </w:drawing>
+            </w:r>
+            <w:r>
+              <w:rPr>
+                <w:rFonts w:eastAsia="Times New Roman" w:cs="Times New Roman"/>
+                <w:sz w:val="22"/>
+                <w:lang w:val="sv-SE" w:eastAsia="en-ID"/>
+              </w:rPr>
+              <w:t xml:space="preserve">  </w:t>
+            </w:r>
+            <w:r>
+              <w:rPr>
+                <w:rFonts w:eastAsia="Times New Roman" w:cs="Times New Roman"/>
+                <w:noProof/>
+                <w:sz w:val="22"/>
+                <w:lang w:val="sv-SE" w:eastAsia="en-ID"/>
+              </w:rPr>
+              <w:drawing>
+                <wp:inline distT="0" distB="0" distL="0" distR="0" wp14:anchorId="5E9FB750" wp14:editId="200040EC">
+                  <wp:extent cx="2730500" cy="1496524"/>
+                  <wp:effectExtent l="0" t="0" r="0" b="8890"/>
+                  <wp:docPr id="772595689" name="Picture 1"/>
+                  <wp:cNvGraphicFramePr>
+                    <a:graphicFrameLocks xmlns:a="http://schemas.openxmlformats.org/drawingml/2006/main" noChangeAspect="1"/>
+                  </wp:cNvGraphicFramePr>
+                  <a:graphic xmlns:a="http://schemas.openxmlformats.org/drawingml/2006/main">
+                    <a:graphicData uri="http://schemas.openxmlformats.org/drawingml/2006/picture">
+                      <pic:pic xmlns:pic="http://schemas.openxmlformats.org/drawingml/2006/picture">
+                        <pic:nvPicPr>
+                          <pic:cNvPr id="772595689" name=""/>
+                          <pic:cNvPicPr/>
+                        </pic:nvPicPr>
+                        <pic:blipFill>
+                          <a:blip r:embed="rId22"/>
+                          <a:stretch>
+                            <a:fillRect/>
+                          </a:stretch>
+                        </pic:blipFill>
+                        <pic:spPr>
+                          <a:xfrm>
+                            <a:off x="0" y="0"/>
+                            <a:ext cx="2760682" cy="1513066"/>
+                          </a:xfrm>
+                          <a:prstGeom prst="rect">
+                            <a:avLst/>
+                          </a:prstGeom>
+                        </pic:spPr>
+                      </pic:pic>
+                    </a:graphicData>
+                  </a:graphic>
+                </wp:inline>
+              </w:drawing>
+            </w:r>
+          </w:p>
+          <w:p>
+            <w:pPr>
+              <w:spacing w:before="60" w:line="360" w:lineRule="auto"/>
+              <w:ind w:firstLine="0"/>
+              <w:rPr>
+                <w:rFonts w:eastAsia="Times New Roman" w:cs="Times New Roman"/>
+                <w:sz w:val="22"/>
+                <w:lang w:val="sv-SE" w:eastAsia="en-ID"/>
+              </w:rPr>
+            </w:pPr>
+            <w:r>
+              <w:rPr>
+                <w:rFonts w:eastAsia="Times New Roman" w:cs="Times New Roman"/>
+                <w:noProof/>
+                <w:sz w:val="22"/>
+                <w:lang w:val="sv-SE" w:eastAsia="en-ID"/>
+              </w:rPr>
+              <w:drawing>
+                <wp:inline distT="0" distB="0" distL="0" distR="0" wp14:anchorId="68A285FB" wp14:editId="405657FC">
+                  <wp:extent cx="4044950" cy="1644834"/>
+                  <wp:effectExtent l="0" t="0" r="0" b="0"/>
+                  <wp:docPr id="298886170" name="Picture 1"/>
+                  <wp:cNvGraphicFramePr>
+                    <a:graphicFrameLocks xmlns:a="http://schemas.openxmlformats.org/drawingml/2006/main" noChangeAspect="1"/>
+                  </wp:cNvGraphicFramePr>
+                  <a:graphic xmlns:a="http://schemas.openxmlformats.org/drawingml/2006/main">
+                    <a:graphicData uri="http://schemas.openxmlformats.org/drawingml/2006/picture">
+                      <pic:pic xmlns:pic="http://schemas.openxmlformats.org/drawingml/2006/picture">
+                        <pic:nvPicPr>
+                          <pic:cNvPr id="298886170" name=""/>
+                          <pic:cNvPicPr/>
+                        </pic:nvPicPr>
+                        <pic:blipFill>
+                          <a:blip r:embed="rId23"/>
+                          <a:stretch>
+                            <a:fillRect/>
+                          </a:stretch>
+                        </pic:blipFill>
+                        <pic:spPr>
+                          <a:xfrm>
+                            <a:off x="0" y="0"/>
+                            <a:ext cx="4052564" cy="1647930"/>
+                          </a:xfrm>
+                          <a:prstGeom prst="rect">
+                            <a:avLst/>
+                          </a:prstGeom>
+                        </pic:spPr>
+                      </pic:pic>
+                    </a:graphicData>
+                  </a:graphic>
+                </wp:inline>
+              </w:drawing>
+            </w:r>
           </w:p>
         </w:tc>
       </w:tr>
@@ -1226,11 +4354,749 @@
           <w:bCs/>
           <w:kern w:val="0"/>
           <w:szCs w:val="24"/>
-          <w:lang w:val="sv-SE" w:eastAsia="en-ID"/>
+          <w:lang w:eastAsia="en-ID"/>
           <w14:ligatures w14:val="none"/>
         </w:rPr>
       </w:pPr>
+      <w:r>
+        <w:rPr>
+          <w:rFonts w:eastAsia="Times New Roman" w:cs="Times New Roman"/>
+          <w:b/>
+          <w:bCs/>
+          <w:kern w:val="0"/>
+          <w:szCs w:val="24"/>
+          <w:lang w:eastAsia="en-ID"/>
+          <w14:ligatures w14:val="none"/>
+        </w:rPr>
+        <w:t>Resource Controller</w:t>
+      </w:r>
     </w:p>
+    <w:tbl>
+      <w:tblPr>
+        <w:tblStyle w:val="TableGrid"/>
+        <w:tblW w:w="5000" w:type="pct"/>
+        <w:tblLayout w:type="fixed"/>
+        <w:tblLook w:val="04A0" w:firstRow="1" w:lastRow="0" w:firstColumn="1" w:lastColumn="0" w:noHBand="0" w:noVBand="1"/>
+      </w:tblPr>
+      <w:tblGrid>
+        <w:gridCol w:w="1129"/>
+        <w:gridCol w:w="8499"/>
+      </w:tblGrid>
+      <w:tr>
+        <w:tc>
+          <w:tcPr>
+            <w:tcW w:w="1129" w:type="dxa"/>
+          </w:tcPr>
+          <w:p>
+            <w:pPr>
+              <w:spacing w:before="60" w:line="360" w:lineRule="auto"/>
+              <w:ind w:firstLine="0"/>
+              <w:jc w:val="center"/>
+              <w:rPr>
+                <w:rFonts w:eastAsia="Times New Roman" w:cs="Times New Roman"/>
+                <w:b/>
+                <w:bCs/>
+                <w:sz w:val="22"/>
+                <w:lang w:eastAsia="en-ID"/>
+              </w:rPr>
+            </w:pPr>
+            <w:r>
+              <w:rPr>
+                <w:rFonts w:eastAsia="Times New Roman" w:cs="Times New Roman"/>
+                <w:b/>
+                <w:bCs/>
+                <w:sz w:val="22"/>
+                <w:lang w:eastAsia="en-ID"/>
+              </w:rPr>
+              <w:t>Langkah</w:t>
+            </w:r>
+          </w:p>
+        </w:tc>
+        <w:tc>
+          <w:tcPr>
+            <w:tcW w:w="8499" w:type="dxa"/>
+          </w:tcPr>
+          <w:p>
+            <w:pPr>
+              <w:spacing w:before="60" w:line="360" w:lineRule="auto"/>
+              <w:ind w:firstLine="0"/>
+              <w:rPr>
+                <w:rFonts w:eastAsia="Times New Roman" w:cs="Times New Roman"/>
+                <w:b/>
+                <w:bCs/>
+                <w:sz w:val="22"/>
+                <w:lang w:eastAsia="en-ID"/>
+              </w:rPr>
+            </w:pPr>
+            <w:r>
+              <w:rPr>
+                <w:rFonts w:eastAsia="Times New Roman" w:cs="Times New Roman"/>
+                <w:b/>
+                <w:bCs/>
+                <w:sz w:val="22"/>
+                <w:lang w:eastAsia="en-ID"/>
+              </w:rPr>
+              <w:t>Jawaban/Deskripsi</w:t>
+            </w:r>
+          </w:p>
+        </w:tc>
+      </w:tr>
+      <w:tr>
+        <w:tc>
+          <w:tcPr>
+            <w:tcW w:w="1129" w:type="dxa"/>
+          </w:tcPr>
+          <w:p>
+            <w:pPr>
+              <w:spacing w:before="60" w:line="360" w:lineRule="auto"/>
+              <w:ind w:firstLine="0"/>
+              <w:jc w:val="center"/>
+              <w:rPr>
+                <w:rFonts w:eastAsia="Times New Roman" w:cs="Times New Roman"/>
+                <w:szCs w:val="24"/>
+                <w:lang w:eastAsia="en-ID"/>
+              </w:rPr>
+            </w:pPr>
+            <w:r>
+              <w:rPr>
+                <w:rFonts w:eastAsia="Times New Roman" w:cs="Times New Roman"/>
+                <w:szCs w:val="24"/>
+                <w:lang w:eastAsia="en-ID"/>
+              </w:rPr>
+              <w:t>1</w:t>
+            </w:r>
+          </w:p>
+        </w:tc>
+        <w:tc>
+          <w:tcPr>
+            <w:tcW w:w="8499" w:type="dxa"/>
+          </w:tcPr>
+          <w:p>
+            <w:pPr>
+              <w:spacing w:before="60" w:line="360" w:lineRule="auto"/>
+              <w:ind w:firstLine="0"/>
+              <w:rPr>
+                <w:rFonts w:eastAsia="Times New Roman" w:cs="Times New Roman"/>
+                <w:sz w:val="22"/>
+                <w:lang w:val="sv-SE" w:eastAsia="en-ID"/>
+              </w:rPr>
+            </w:pPr>
+            <w:r>
+              <w:rPr>
+                <w:rFonts w:eastAsia="Times New Roman" w:cs="Times New Roman"/>
+                <w:sz w:val="22"/>
+                <w:lang w:val="sv-SE" w:eastAsia="en-ID"/>
+              </w:rPr>
+              <w:t>Untuk membuatnya dilakukan dengan menjalankan perintah berikut ini di terminal</w:t>
+            </w:r>
+          </w:p>
+          <w:p>
+            <w:pPr>
+              <w:spacing w:before="60" w:line="360" w:lineRule="auto"/>
+              <w:ind w:firstLine="0"/>
+              <w:rPr>
+                <w:rFonts w:eastAsia="Times New Roman" w:cs="Times New Roman"/>
+                <w:szCs w:val="24"/>
+                <w:lang w:eastAsia="en-ID"/>
+              </w:rPr>
+            </w:pPr>
+            <w:r>
+              <w:rPr>
+                <w:rFonts w:eastAsia="Times New Roman" w:cs="Times New Roman"/>
+                <w:noProof/>
+                <w:szCs w:val="24"/>
+                <w:lang w:eastAsia="en-ID"/>
+              </w:rPr>
+              <w:drawing>
+                <wp:inline distT="0" distB="0" distL="0" distR="0" wp14:anchorId="7C0F584A" wp14:editId="73BB09D6">
+                  <wp:extent cx="5259705" cy="413385"/>
+                  <wp:effectExtent l="0" t="0" r="0" b="5715"/>
+                  <wp:docPr id="607353122" name="Picture 1"/>
+                  <wp:cNvGraphicFramePr>
+                    <a:graphicFrameLocks xmlns:a="http://schemas.openxmlformats.org/drawingml/2006/main" noChangeAspect="1"/>
+                  </wp:cNvGraphicFramePr>
+                  <a:graphic xmlns:a="http://schemas.openxmlformats.org/drawingml/2006/main">
+                    <a:graphicData uri="http://schemas.openxmlformats.org/drawingml/2006/picture">
+                      <pic:pic xmlns:pic="http://schemas.openxmlformats.org/drawingml/2006/picture">
+                        <pic:nvPicPr>
+                          <pic:cNvPr id="607353122" name=""/>
+                          <pic:cNvPicPr/>
+                        </pic:nvPicPr>
+                        <pic:blipFill>
+                          <a:blip r:embed="rId24"/>
+                          <a:stretch>
+                            <a:fillRect/>
+                          </a:stretch>
+                        </pic:blipFill>
+                        <pic:spPr>
+                          <a:xfrm>
+                            <a:off x="0" y="0"/>
+                            <a:ext cx="5259705" cy="413385"/>
+                          </a:xfrm>
+                          <a:prstGeom prst="rect">
+                            <a:avLst/>
+                          </a:prstGeom>
+                        </pic:spPr>
+                      </pic:pic>
+                    </a:graphicData>
+                  </a:graphic>
+                </wp:inline>
+              </w:drawing>
+            </w:r>
+          </w:p>
+        </w:tc>
+      </w:tr>
+      <w:tr>
+        <w:tc>
+          <w:tcPr>
+            <w:tcW w:w="1129" w:type="dxa"/>
+          </w:tcPr>
+          <w:p>
+            <w:pPr>
+              <w:spacing w:before="60" w:line="360" w:lineRule="auto"/>
+              <w:ind w:firstLine="0"/>
+              <w:jc w:val="center"/>
+              <w:rPr>
+                <w:rFonts w:eastAsia="Times New Roman" w:cs="Times New Roman"/>
+                <w:szCs w:val="24"/>
+                <w:lang w:eastAsia="en-ID"/>
+              </w:rPr>
+            </w:pPr>
+            <w:r>
+              <w:rPr>
+                <w:rFonts w:eastAsia="Times New Roman" w:cs="Times New Roman"/>
+                <w:szCs w:val="24"/>
+                <w:lang w:eastAsia="en-ID"/>
+              </w:rPr>
+              <w:t>2</w:t>
+            </w:r>
+          </w:p>
+        </w:tc>
+        <w:tc>
+          <w:tcPr>
+            <w:tcW w:w="8499" w:type="dxa"/>
+          </w:tcPr>
+          <w:p>
+            <w:pPr>
+              <w:spacing w:before="60" w:line="360" w:lineRule="auto"/>
+              <w:ind w:firstLine="0"/>
+              <w:rPr>
+                <w:rFonts w:eastAsia="Times New Roman" w:cs="Times New Roman"/>
+                <w:sz w:val="22"/>
+                <w:lang w:val="sv-SE" w:eastAsia="en-ID"/>
+              </w:rPr>
+            </w:pPr>
+            <w:r>
+              <w:rPr>
+                <w:rFonts w:eastAsia="Times New Roman" w:cs="Times New Roman"/>
+                <w:sz w:val="22"/>
+                <w:lang w:val="sv-SE" w:eastAsia="en-ID"/>
+              </w:rPr>
+              <w:t>Setelah controller berhasil degenerate, selanjutnya harus dibuatkan route agar dapat terhubung dengan frontend. Tambahkan kode program berikut pada file web.php.</w:t>
+            </w:r>
+          </w:p>
+          <w:p>
+            <w:pPr>
+              <w:spacing w:before="60" w:line="360" w:lineRule="auto"/>
+              <w:ind w:firstLine="0"/>
+              <w:rPr>
+                <w:rFonts w:eastAsia="Times New Roman" w:cs="Times New Roman"/>
+                <w:sz w:val="22"/>
+                <w:lang w:val="sv-SE" w:eastAsia="en-ID"/>
+              </w:rPr>
+            </w:pPr>
+            <w:r>
+              <w:rPr>
+                <w:rFonts w:eastAsia="Times New Roman" w:cs="Times New Roman"/>
+                <w:noProof/>
+                <w:sz w:val="22"/>
+                <w:lang w:val="sv-SE" w:eastAsia="en-ID"/>
+              </w:rPr>
+              <w:drawing>
+                <wp:inline distT="0" distB="0" distL="0" distR="0" wp14:anchorId="6F9E818E" wp14:editId="2EDD22FE">
+                  <wp:extent cx="3257717" cy="381020"/>
+                  <wp:effectExtent l="0" t="0" r="0" b="0"/>
+                  <wp:docPr id="1869241445" name="Picture 1"/>
+                  <wp:cNvGraphicFramePr>
+                    <a:graphicFrameLocks xmlns:a="http://schemas.openxmlformats.org/drawingml/2006/main" noChangeAspect="1"/>
+                  </wp:cNvGraphicFramePr>
+                  <a:graphic xmlns:a="http://schemas.openxmlformats.org/drawingml/2006/main">
+                    <a:graphicData uri="http://schemas.openxmlformats.org/drawingml/2006/picture">
+                      <pic:pic xmlns:pic="http://schemas.openxmlformats.org/drawingml/2006/picture">
+                        <pic:nvPicPr>
+                          <pic:cNvPr id="1869241445" name=""/>
+                          <pic:cNvPicPr/>
+                        </pic:nvPicPr>
+                        <pic:blipFill>
+                          <a:blip r:embed="rId25"/>
+                          <a:stretch>
+                            <a:fillRect/>
+                          </a:stretch>
+                        </pic:blipFill>
+                        <pic:spPr>
+                          <a:xfrm>
+                            <a:off x="0" y="0"/>
+                            <a:ext cx="3257717" cy="381020"/>
+                          </a:xfrm>
+                          <a:prstGeom prst="rect">
+                            <a:avLst/>
+                          </a:prstGeom>
+                        </pic:spPr>
+                      </pic:pic>
+                    </a:graphicData>
+                  </a:graphic>
+                </wp:inline>
+              </w:drawing>
+            </w:r>
+          </w:p>
+        </w:tc>
+      </w:tr>
+      <w:tr>
+        <w:tc>
+          <w:tcPr>
+            <w:tcW w:w="1129" w:type="dxa"/>
+          </w:tcPr>
+          <w:p>
+            <w:pPr>
+              <w:spacing w:before="60" w:line="360" w:lineRule="auto"/>
+              <w:ind w:firstLine="0"/>
+              <w:jc w:val="center"/>
+              <w:rPr>
+                <w:rFonts w:eastAsia="Times New Roman" w:cs="Times New Roman"/>
+                <w:szCs w:val="24"/>
+                <w:lang w:eastAsia="en-ID"/>
+              </w:rPr>
+            </w:pPr>
+            <w:r>
+              <w:rPr>
+                <w:rFonts w:eastAsia="Times New Roman" w:cs="Times New Roman"/>
+                <w:szCs w:val="24"/>
+                <w:lang w:eastAsia="en-ID"/>
+              </w:rPr>
+              <w:t>3</w:t>
+            </w:r>
+          </w:p>
+        </w:tc>
+        <w:tc>
+          <w:tcPr>
+            <w:tcW w:w="8499" w:type="dxa"/>
+          </w:tcPr>
+          <w:p>
+            <w:pPr>
+              <w:spacing w:before="60" w:line="360" w:lineRule="auto"/>
+              <w:ind w:firstLine="0"/>
+              <w:jc w:val="left"/>
+              <w:rPr>
+                <w:rFonts w:eastAsia="Times New Roman" w:cs="Times New Roman"/>
+                <w:sz w:val="22"/>
+                <w:lang w:val="sv-SE" w:eastAsia="en-ID"/>
+              </w:rPr>
+            </w:pPr>
+            <w:r>
+              <w:rPr>
+                <w:rFonts w:eastAsia="Times New Roman" w:cs="Times New Roman"/>
+                <w:sz w:val="22"/>
+                <w:lang w:val="sv-SE" w:eastAsia="en-ID"/>
+              </w:rPr>
+              <w:t>J</w:t>
+            </w:r>
+            <w:r>
+              <w:rPr>
+                <w:rFonts w:eastAsia="Times New Roman" w:cs="Times New Roman"/>
+                <w:sz w:val="22"/>
+                <w:lang w:val="sv-SE" w:eastAsia="en-ID"/>
+              </w:rPr>
+              <w:t xml:space="preserve">alankan cek list route (php artisan route:list) </w:t>
+            </w:r>
+            <w:r>
+              <w:rPr>
+                <w:rFonts w:eastAsia="Times New Roman" w:cs="Times New Roman"/>
+                <w:noProof/>
+                <w:sz w:val="22"/>
+                <w:lang w:val="sv-SE" w:eastAsia="en-ID"/>
+              </w:rPr>
+              <w:drawing>
+                <wp:inline distT="0" distB="0" distL="0" distR="0" wp14:anchorId="2404DF1B" wp14:editId="69EFD277">
+                  <wp:extent cx="5259705" cy="1689735"/>
+                  <wp:effectExtent l="0" t="0" r="0" b="5715"/>
+                  <wp:docPr id="1882548234" name="Picture 1"/>
+                  <wp:cNvGraphicFramePr>
+                    <a:graphicFrameLocks xmlns:a="http://schemas.openxmlformats.org/drawingml/2006/main" noChangeAspect="1"/>
+                  </wp:cNvGraphicFramePr>
+                  <a:graphic xmlns:a="http://schemas.openxmlformats.org/drawingml/2006/main">
+                    <a:graphicData uri="http://schemas.openxmlformats.org/drawingml/2006/picture">
+                      <pic:pic xmlns:pic="http://schemas.openxmlformats.org/drawingml/2006/picture">
+                        <pic:nvPicPr>
+                          <pic:cNvPr id="1882548234" name=""/>
+                          <pic:cNvPicPr/>
+                        </pic:nvPicPr>
+                        <pic:blipFill>
+                          <a:blip r:embed="rId26"/>
+                          <a:stretch>
+                            <a:fillRect/>
+                          </a:stretch>
+                        </pic:blipFill>
+                        <pic:spPr>
+                          <a:xfrm>
+                            <a:off x="0" y="0"/>
+                            <a:ext cx="5259705" cy="1689735"/>
+                          </a:xfrm>
+                          <a:prstGeom prst="rect">
+                            <a:avLst/>
+                          </a:prstGeom>
+                        </pic:spPr>
+                      </pic:pic>
+                    </a:graphicData>
+                  </a:graphic>
+                </wp:inline>
+              </w:drawing>
+            </w:r>
+          </w:p>
+        </w:tc>
+      </w:tr>
+      <w:tr>
+        <w:tc>
+          <w:tcPr>
+            <w:tcW w:w="1129" w:type="dxa"/>
+          </w:tcPr>
+          <w:p>
+            <w:pPr>
+              <w:spacing w:before="60" w:line="360" w:lineRule="auto"/>
+              <w:ind w:firstLine="0"/>
+              <w:jc w:val="center"/>
+              <w:rPr>
+                <w:rFonts w:eastAsia="Times New Roman" w:cs="Times New Roman"/>
+                <w:szCs w:val="24"/>
+                <w:lang w:eastAsia="en-ID"/>
+              </w:rPr>
+            </w:pPr>
+            <w:r>
+              <w:rPr>
+                <w:rFonts w:eastAsia="Times New Roman" w:cs="Times New Roman"/>
+                <w:szCs w:val="24"/>
+                <w:lang w:eastAsia="en-ID"/>
+              </w:rPr>
+              <w:lastRenderedPageBreak/>
+              <w:t>4</w:t>
+            </w:r>
+          </w:p>
+        </w:tc>
+        <w:tc>
+          <w:tcPr>
+            <w:tcW w:w="8499" w:type="dxa"/>
+          </w:tcPr>
+          <w:p>
+            <w:pPr>
+              <w:spacing w:before="60" w:line="360" w:lineRule="auto"/>
+              <w:ind w:firstLine="0"/>
+              <w:jc w:val="left"/>
+              <w:rPr>
+                <w:rFonts w:eastAsia="Times New Roman" w:cs="Times New Roman"/>
+                <w:sz w:val="22"/>
+                <w:lang w:eastAsia="en-ID"/>
+              </w:rPr>
+            </w:pPr>
+            <w:r>
+              <w:rPr>
+                <w:rFonts w:eastAsia="Times New Roman" w:cs="Times New Roman"/>
+                <w:sz w:val="22"/>
+                <w:lang w:eastAsia="en-ID"/>
+              </w:rPr>
+              <w:t xml:space="preserve">Pada </w:t>
+            </w:r>
+            <w:proofErr w:type="spellStart"/>
+            <w:r>
+              <w:rPr>
+                <w:rFonts w:eastAsia="Times New Roman" w:cs="Times New Roman"/>
+                <w:sz w:val="22"/>
+                <w:lang w:eastAsia="en-ID"/>
+              </w:rPr>
+              <w:t>route</w:t>
+            </w:r>
+            <w:proofErr w:type="spellEnd"/>
+            <w:r>
+              <w:rPr>
+                <w:rFonts w:eastAsia="Times New Roman" w:cs="Times New Roman"/>
+                <w:sz w:val="22"/>
+                <w:lang w:eastAsia="en-ID"/>
+              </w:rPr>
+              <w:t xml:space="preserve"> </w:t>
+            </w:r>
+            <w:proofErr w:type="spellStart"/>
+            <w:r>
+              <w:rPr>
+                <w:rFonts w:eastAsia="Times New Roman" w:cs="Times New Roman"/>
+                <w:sz w:val="22"/>
+                <w:lang w:eastAsia="en-ID"/>
+              </w:rPr>
+              <w:t>list</w:t>
+            </w:r>
+            <w:proofErr w:type="spellEnd"/>
+            <w:r>
+              <w:rPr>
+                <w:rFonts w:eastAsia="Times New Roman" w:cs="Times New Roman"/>
+                <w:sz w:val="22"/>
+                <w:lang w:eastAsia="en-ID"/>
+              </w:rPr>
+              <w:t xml:space="preserve"> semua </w:t>
+            </w:r>
+            <w:proofErr w:type="spellStart"/>
+            <w:r>
+              <w:rPr>
+                <w:rFonts w:eastAsia="Times New Roman" w:cs="Times New Roman"/>
+                <w:sz w:val="22"/>
+                <w:lang w:eastAsia="en-ID"/>
+              </w:rPr>
+              <w:t>route</w:t>
+            </w:r>
+            <w:proofErr w:type="spellEnd"/>
+            <w:r>
+              <w:rPr>
+                <w:rFonts w:eastAsia="Times New Roman" w:cs="Times New Roman"/>
+                <w:sz w:val="22"/>
+                <w:lang w:eastAsia="en-ID"/>
+              </w:rPr>
+              <w:t xml:space="preserve"> yang berhubungan untuk </w:t>
+            </w:r>
+            <w:proofErr w:type="spellStart"/>
+            <w:r>
+              <w:rPr>
+                <w:rFonts w:eastAsia="Times New Roman" w:cs="Times New Roman"/>
+                <w:sz w:val="22"/>
+                <w:lang w:eastAsia="en-ID"/>
+              </w:rPr>
+              <w:t>crud</w:t>
+            </w:r>
+            <w:proofErr w:type="spellEnd"/>
+            <w:r>
+              <w:rPr>
+                <w:rFonts w:eastAsia="Times New Roman" w:cs="Times New Roman"/>
+                <w:sz w:val="22"/>
+                <w:lang w:eastAsia="en-ID"/>
+              </w:rPr>
+              <w:t xml:space="preserve"> </w:t>
+            </w:r>
+            <w:proofErr w:type="spellStart"/>
+            <w:r>
+              <w:rPr>
+                <w:rFonts w:eastAsia="Times New Roman" w:cs="Times New Roman"/>
+                <w:sz w:val="22"/>
+                <w:lang w:eastAsia="en-ID"/>
+              </w:rPr>
+              <w:t>photo</w:t>
+            </w:r>
+            <w:proofErr w:type="spellEnd"/>
+            <w:r>
+              <w:rPr>
+                <w:rFonts w:eastAsia="Times New Roman" w:cs="Times New Roman"/>
+                <w:sz w:val="22"/>
+                <w:lang w:eastAsia="en-ID"/>
+              </w:rPr>
+              <w:t xml:space="preserve"> sudah di </w:t>
+            </w:r>
+            <w:proofErr w:type="spellStart"/>
+            <w:r>
+              <w:rPr>
+                <w:rFonts w:eastAsia="Times New Roman" w:cs="Times New Roman"/>
+                <w:sz w:val="22"/>
+                <w:lang w:eastAsia="en-ID"/>
+              </w:rPr>
+              <w:t>generate</w:t>
+            </w:r>
+            <w:proofErr w:type="spellEnd"/>
+            <w:r>
+              <w:rPr>
+                <w:rFonts w:eastAsia="Times New Roman" w:cs="Times New Roman"/>
+                <w:sz w:val="22"/>
+                <w:lang w:eastAsia="en-ID"/>
+              </w:rPr>
+              <w:t xml:space="preserve"> oleh </w:t>
+            </w:r>
+            <w:proofErr w:type="spellStart"/>
+            <w:r>
+              <w:rPr>
+                <w:rFonts w:eastAsia="Times New Roman" w:cs="Times New Roman"/>
+                <w:sz w:val="22"/>
+                <w:lang w:eastAsia="en-ID"/>
+              </w:rPr>
+              <w:t>laravel</w:t>
+            </w:r>
+            <w:proofErr w:type="spellEnd"/>
+            <w:r>
+              <w:rPr>
+                <w:rFonts w:eastAsia="Times New Roman" w:cs="Times New Roman"/>
+                <w:sz w:val="22"/>
+                <w:lang w:eastAsia="en-ID"/>
+              </w:rPr>
+              <w:t xml:space="preserve">. Jika tidak semua </w:t>
+            </w:r>
+            <w:proofErr w:type="spellStart"/>
+            <w:r>
+              <w:rPr>
+                <w:rFonts w:eastAsia="Times New Roman" w:cs="Times New Roman"/>
+                <w:sz w:val="22"/>
+                <w:lang w:eastAsia="en-ID"/>
+              </w:rPr>
+              <w:t>route</w:t>
+            </w:r>
+            <w:proofErr w:type="spellEnd"/>
+            <w:r>
+              <w:rPr>
+                <w:rFonts w:eastAsia="Times New Roman" w:cs="Times New Roman"/>
+                <w:sz w:val="22"/>
+                <w:lang w:eastAsia="en-ID"/>
+              </w:rPr>
+              <w:t xml:space="preserve"> pada </w:t>
+            </w:r>
+            <w:proofErr w:type="spellStart"/>
+            <w:r>
+              <w:rPr>
+                <w:rFonts w:eastAsia="Times New Roman" w:cs="Times New Roman"/>
+                <w:sz w:val="22"/>
+                <w:lang w:eastAsia="en-ID"/>
+              </w:rPr>
+              <w:t>resource</w:t>
+            </w:r>
+            <w:proofErr w:type="spellEnd"/>
+            <w:r>
+              <w:rPr>
+                <w:rFonts w:eastAsia="Times New Roman" w:cs="Times New Roman"/>
+                <w:sz w:val="22"/>
+                <w:lang w:eastAsia="en-ID"/>
+              </w:rPr>
+              <w:t xml:space="preserve"> </w:t>
+            </w:r>
+            <w:proofErr w:type="spellStart"/>
+            <w:r>
+              <w:rPr>
+                <w:rFonts w:eastAsia="Times New Roman" w:cs="Times New Roman"/>
+                <w:sz w:val="22"/>
+                <w:lang w:eastAsia="en-ID"/>
+              </w:rPr>
+              <w:t>controller</w:t>
+            </w:r>
+            <w:proofErr w:type="spellEnd"/>
+            <w:r>
+              <w:rPr>
+                <w:rFonts w:eastAsia="Times New Roman" w:cs="Times New Roman"/>
+                <w:sz w:val="22"/>
+                <w:lang w:eastAsia="en-ID"/>
+              </w:rPr>
+              <w:t xml:space="preserve"> dibutuhkan dapat dikurangi dengan </w:t>
+            </w:r>
+            <w:proofErr w:type="spellStart"/>
+            <w:r>
+              <w:rPr>
+                <w:rFonts w:eastAsia="Times New Roman" w:cs="Times New Roman"/>
+                <w:sz w:val="22"/>
+                <w:lang w:eastAsia="en-ID"/>
+              </w:rPr>
+              <w:t>mengupdate</w:t>
+            </w:r>
+            <w:proofErr w:type="spellEnd"/>
+            <w:r>
+              <w:rPr>
+                <w:rFonts w:eastAsia="Times New Roman" w:cs="Times New Roman"/>
+                <w:sz w:val="22"/>
+                <w:lang w:eastAsia="en-ID"/>
+              </w:rPr>
+              <w:t xml:space="preserve"> </w:t>
+            </w:r>
+            <w:proofErr w:type="spellStart"/>
+            <w:r>
+              <w:rPr>
+                <w:rFonts w:eastAsia="Times New Roman" w:cs="Times New Roman"/>
+                <w:sz w:val="22"/>
+                <w:lang w:eastAsia="en-ID"/>
+              </w:rPr>
+              <w:t>route</w:t>
+            </w:r>
+            <w:proofErr w:type="spellEnd"/>
+            <w:r>
+              <w:rPr>
+                <w:rFonts w:eastAsia="Times New Roman" w:cs="Times New Roman"/>
+                <w:sz w:val="22"/>
+                <w:lang w:eastAsia="en-ID"/>
+              </w:rPr>
+              <w:t xml:space="preserve"> pada </w:t>
+            </w:r>
+            <w:proofErr w:type="spellStart"/>
+            <w:r>
+              <w:rPr>
+                <w:rFonts w:eastAsia="Times New Roman" w:cs="Times New Roman"/>
+                <w:sz w:val="22"/>
+                <w:lang w:eastAsia="en-ID"/>
+              </w:rPr>
+              <w:t>web.php</w:t>
+            </w:r>
+            <w:proofErr w:type="spellEnd"/>
+            <w:r>
+              <w:rPr>
+                <w:rFonts w:eastAsia="Times New Roman" w:cs="Times New Roman"/>
+                <w:sz w:val="22"/>
+                <w:lang w:eastAsia="en-ID"/>
+              </w:rPr>
+              <w:t xml:space="preserve"> </w:t>
+            </w:r>
+          </w:p>
+          <w:p>
+            <w:pPr>
+              <w:spacing w:before="60" w:line="360" w:lineRule="auto"/>
+              <w:ind w:firstLine="0"/>
+              <w:jc w:val="left"/>
+              <w:rPr>
+                <w:rFonts w:eastAsia="Times New Roman" w:cs="Times New Roman"/>
+                <w:sz w:val="22"/>
+                <w:lang w:eastAsia="en-ID"/>
+              </w:rPr>
+            </w:pPr>
+            <w:r>
+              <w:rPr>
+                <w:rFonts w:eastAsia="Times New Roman" w:cs="Times New Roman"/>
+                <w:noProof/>
+                <w:sz w:val="22"/>
+                <w:lang w:eastAsia="en-ID"/>
+              </w:rPr>
+              <w:drawing>
+                <wp:inline distT="0" distB="0" distL="0" distR="0" wp14:anchorId="2BCF2713" wp14:editId="451AC65D">
+                  <wp:extent cx="3860998" cy="1181161"/>
+                  <wp:effectExtent l="0" t="0" r="6350" b="0"/>
+                  <wp:docPr id="1740107874" name="Picture 1"/>
+                  <wp:cNvGraphicFramePr>
+                    <a:graphicFrameLocks xmlns:a="http://schemas.openxmlformats.org/drawingml/2006/main" noChangeAspect="1"/>
+                  </wp:cNvGraphicFramePr>
+                  <a:graphic xmlns:a="http://schemas.openxmlformats.org/drawingml/2006/main">
+                    <a:graphicData uri="http://schemas.openxmlformats.org/drawingml/2006/picture">
+                      <pic:pic xmlns:pic="http://schemas.openxmlformats.org/drawingml/2006/picture">
+                        <pic:nvPicPr>
+                          <pic:cNvPr id="1740107874" name=""/>
+                          <pic:cNvPicPr/>
+                        </pic:nvPicPr>
+                        <pic:blipFill>
+                          <a:blip r:embed="rId27"/>
+                          <a:stretch>
+                            <a:fillRect/>
+                          </a:stretch>
+                        </pic:blipFill>
+                        <pic:spPr>
+                          <a:xfrm>
+                            <a:off x="0" y="0"/>
+                            <a:ext cx="3860998" cy="1181161"/>
+                          </a:xfrm>
+                          <a:prstGeom prst="rect">
+                            <a:avLst/>
+                          </a:prstGeom>
+                        </pic:spPr>
+                      </pic:pic>
+                    </a:graphicData>
+                  </a:graphic>
+                </wp:inline>
+              </w:drawing>
+            </w:r>
+          </w:p>
+        </w:tc>
+      </w:tr>
+    </w:tbl>
     <w:p>
       <w:pPr>
         <w:spacing w:before="60" w:line="360" w:lineRule="auto"/>
@@ -1241,37 +5107,7 @@
           <w:bCs/>
           <w:kern w:val="0"/>
           <w:szCs w:val="24"/>
-          <w:lang w:val="sv-SE" w:eastAsia="en-ID"/>
-          <w14:ligatures w14:val="none"/>
-        </w:rPr>
-      </w:pPr>
-    </w:p>
-    <w:p>
-      <w:pPr>
-        <w:spacing w:before="60" w:line="360" w:lineRule="auto"/>
-        <w:ind w:firstLine="0"/>
-        <w:rPr>
-          <w:rFonts w:eastAsia="Times New Roman" w:cs="Times New Roman"/>
-          <w:b/>
-          <w:bCs/>
-          <w:kern w:val="0"/>
-          <w:szCs w:val="24"/>
-          <w:lang w:val="sv-SE" w:eastAsia="en-ID"/>
-          <w14:ligatures w14:val="none"/>
-        </w:rPr>
-      </w:pPr>
-    </w:p>
-    <w:p>
-      <w:pPr>
-        <w:spacing w:before="60" w:line="360" w:lineRule="auto"/>
-        <w:ind w:firstLine="0"/>
-        <w:rPr>
-          <w:rFonts w:eastAsia="Times New Roman" w:cs="Times New Roman"/>
-          <w:b/>
-          <w:bCs/>
-          <w:kern w:val="0"/>
-          <w:szCs w:val="24"/>
-          <w:lang w:val="sv-SE" w:eastAsia="en-ID"/>
+          <w:lang w:val="id-ID" w:eastAsia="en-ID"/>
           <w14:ligatures w14:val="none"/>
         </w:rPr>
       </w:pPr>
@@ -1290,6 +5126,1853 @@
           <w14:ligatures w14:val="none"/>
         </w:rPr>
       </w:pPr>
+      <w:proofErr w:type="spellStart"/>
+      <w:r>
+        <w:rPr>
+          <w:rFonts w:eastAsia="Times New Roman" w:cs="Times New Roman"/>
+          <w:b/>
+          <w:bCs/>
+          <w:kern w:val="0"/>
+          <w:szCs w:val="24"/>
+          <w:lang w:eastAsia="en-ID"/>
+          <w14:ligatures w14:val="none"/>
+        </w:rPr>
+        <w:t>Membuat</w:t>
+      </w:r>
+      <w:proofErr w:type="spellEnd"/>
+      <w:r>
+        <w:rPr>
+          <w:rFonts w:eastAsia="Times New Roman" w:cs="Times New Roman"/>
+          <w:b/>
+          <w:bCs/>
+          <w:kern w:val="0"/>
+          <w:szCs w:val="24"/>
+          <w:lang w:eastAsia="en-ID"/>
+          <w14:ligatures w14:val="none"/>
+        </w:rPr>
+        <w:t xml:space="preserve"> View</w:t>
+      </w:r>
+    </w:p>
+    <w:tbl>
+      <w:tblPr>
+        <w:tblStyle w:val="TableGrid"/>
+        <w:tblW w:w="5000" w:type="pct"/>
+        <w:tblLayout w:type="fixed"/>
+        <w:tblLook w:val="04A0" w:firstRow="1" w:lastRow="0" w:firstColumn="1" w:lastColumn="0" w:noHBand="0" w:noVBand="1"/>
+      </w:tblPr>
+      <w:tblGrid>
+        <w:gridCol w:w="1129"/>
+        <w:gridCol w:w="8499"/>
+      </w:tblGrid>
+      <w:tr>
+        <w:tc>
+          <w:tcPr>
+            <w:tcW w:w="1129" w:type="dxa"/>
+          </w:tcPr>
+          <w:p>
+            <w:pPr>
+              <w:spacing w:before="60" w:line="360" w:lineRule="auto"/>
+              <w:ind w:firstLine="0"/>
+              <w:jc w:val="center"/>
+              <w:rPr>
+                <w:rFonts w:eastAsia="Times New Roman" w:cs="Times New Roman"/>
+                <w:b/>
+                <w:bCs/>
+                <w:sz w:val="22"/>
+                <w:lang w:eastAsia="en-ID"/>
+              </w:rPr>
+            </w:pPr>
+            <w:r>
+              <w:rPr>
+                <w:rFonts w:eastAsia="Times New Roman" w:cs="Times New Roman"/>
+                <w:b/>
+                <w:bCs/>
+                <w:sz w:val="22"/>
+                <w:lang w:eastAsia="en-ID"/>
+              </w:rPr>
+              <w:t>Langkah</w:t>
+            </w:r>
+          </w:p>
+        </w:tc>
+        <w:tc>
+          <w:tcPr>
+            <w:tcW w:w="8499" w:type="dxa"/>
+          </w:tcPr>
+          <w:p>
+            <w:pPr>
+              <w:spacing w:before="60" w:line="360" w:lineRule="auto"/>
+              <w:ind w:firstLine="0"/>
+              <w:rPr>
+                <w:rFonts w:eastAsia="Times New Roman" w:cs="Times New Roman"/>
+                <w:b/>
+                <w:bCs/>
+                <w:sz w:val="22"/>
+                <w:lang w:eastAsia="en-ID"/>
+              </w:rPr>
+            </w:pPr>
+            <w:r>
+              <w:rPr>
+                <w:rFonts w:eastAsia="Times New Roman" w:cs="Times New Roman"/>
+                <w:b/>
+                <w:bCs/>
+                <w:sz w:val="22"/>
+                <w:lang w:eastAsia="en-ID"/>
+              </w:rPr>
+              <w:t>Jawaban/Deskripsi</w:t>
+            </w:r>
+          </w:p>
+        </w:tc>
+      </w:tr>
+      <w:tr>
+        <w:tc>
+          <w:tcPr>
+            <w:tcW w:w="1129" w:type="dxa"/>
+          </w:tcPr>
+          <w:p>
+            <w:pPr>
+              <w:spacing w:before="60" w:line="360" w:lineRule="auto"/>
+              <w:ind w:firstLine="0"/>
+              <w:jc w:val="center"/>
+              <w:rPr>
+                <w:rFonts w:eastAsia="Times New Roman" w:cs="Times New Roman"/>
+                <w:szCs w:val="24"/>
+                <w:lang w:eastAsia="en-ID"/>
+              </w:rPr>
+            </w:pPr>
+            <w:r>
+              <w:rPr>
+                <w:rFonts w:eastAsia="Times New Roman" w:cs="Times New Roman"/>
+                <w:szCs w:val="24"/>
+                <w:lang w:eastAsia="en-ID"/>
+              </w:rPr>
+              <w:t>1</w:t>
+            </w:r>
+          </w:p>
+        </w:tc>
+        <w:tc>
+          <w:tcPr>
+            <w:tcW w:w="8499" w:type="dxa"/>
+          </w:tcPr>
+          <w:p>
+            <w:pPr>
+              <w:spacing w:before="60" w:line="360" w:lineRule="auto"/>
+              <w:ind w:firstLine="0"/>
+              <w:rPr>
+                <w:rFonts w:eastAsia="Times New Roman" w:cs="Times New Roman"/>
+                <w:szCs w:val="24"/>
+                <w:lang w:val="en-ID" w:eastAsia="en-ID"/>
+              </w:rPr>
+            </w:pPr>
+            <w:r>
+              <w:rPr>
+                <w:rFonts w:eastAsia="Times New Roman" w:cs="Times New Roman"/>
+                <w:szCs w:val="24"/>
+                <w:lang w:val="en-ID" w:eastAsia="en-ID"/>
+              </w:rPr>
+              <w:t xml:space="preserve">Pada </w:t>
+            </w:r>
+            <w:proofErr w:type="spellStart"/>
+            <w:r>
+              <w:rPr>
+                <w:rFonts w:eastAsia="Times New Roman" w:cs="Times New Roman"/>
+                <w:szCs w:val="24"/>
+                <w:lang w:val="en-ID" w:eastAsia="en-ID"/>
+              </w:rPr>
+              <w:t>direktori</w:t>
+            </w:r>
+            <w:proofErr w:type="spellEnd"/>
+            <w:r>
+              <w:rPr>
+                <w:rFonts w:eastAsia="Times New Roman" w:cs="Times New Roman"/>
+                <w:szCs w:val="24"/>
+                <w:lang w:val="en-ID" w:eastAsia="en-ID"/>
+              </w:rPr>
+              <w:t xml:space="preserve"> app/resources/views, </w:t>
+            </w:r>
+            <w:proofErr w:type="spellStart"/>
+            <w:r>
+              <w:rPr>
+                <w:rFonts w:eastAsia="Times New Roman" w:cs="Times New Roman"/>
+                <w:szCs w:val="24"/>
+                <w:lang w:val="en-ID" w:eastAsia="en-ID"/>
+              </w:rPr>
+              <w:t>buatlah</w:t>
+            </w:r>
+            <w:proofErr w:type="spellEnd"/>
+            <w:r>
+              <w:rPr>
+                <w:rFonts w:eastAsia="Times New Roman" w:cs="Times New Roman"/>
+                <w:szCs w:val="24"/>
+                <w:lang w:val="en-ID" w:eastAsia="en-ID"/>
+              </w:rPr>
+              <w:t xml:space="preserve"> file </w:t>
+            </w:r>
+            <w:proofErr w:type="spellStart"/>
+            <w:r>
+              <w:rPr>
+                <w:rFonts w:eastAsia="Times New Roman" w:cs="Times New Roman"/>
+                <w:szCs w:val="24"/>
+                <w:lang w:val="en-ID" w:eastAsia="en-ID"/>
+              </w:rPr>
+              <w:t>hello.blade.php</w:t>
+            </w:r>
+            <w:proofErr w:type="spellEnd"/>
+            <w:r>
+              <w:rPr>
+                <w:rFonts w:eastAsia="Times New Roman" w:cs="Times New Roman"/>
+                <w:szCs w:val="24"/>
+                <w:lang w:val="en-ID" w:eastAsia="en-ID"/>
+              </w:rPr>
+              <w:t>.</w:t>
+            </w:r>
+          </w:p>
+          <w:p>
+            <w:pPr>
+              <w:spacing w:before="60" w:line="360" w:lineRule="auto"/>
+              <w:ind w:firstLine="0"/>
+              <w:rPr>
+                <w:rFonts w:eastAsia="Times New Roman" w:cs="Times New Roman"/>
+                <w:szCs w:val="24"/>
+                <w:lang w:eastAsia="en-ID"/>
+              </w:rPr>
+            </w:pPr>
+            <w:r>
+              <w:rPr>
+                <w:rFonts w:eastAsia="Times New Roman" w:cs="Times New Roman"/>
+                <w:noProof/>
+                <w:szCs w:val="24"/>
+                <w:lang w:eastAsia="en-ID"/>
+              </w:rPr>
+              <w:drawing>
+                <wp:inline distT="0" distB="0" distL="0" distR="0" wp14:anchorId="5E2EC13B" wp14:editId="63BFEA5A">
+                  <wp:extent cx="3379304" cy="945744"/>
+                  <wp:effectExtent l="0" t="0" r="0" b="6985"/>
+                  <wp:docPr id="2039761338" name="Picture 1"/>
+                  <wp:cNvGraphicFramePr>
+                    <a:graphicFrameLocks xmlns:a="http://schemas.openxmlformats.org/drawingml/2006/main" noChangeAspect="1"/>
+                  </wp:cNvGraphicFramePr>
+                  <a:graphic xmlns:a="http://schemas.openxmlformats.org/drawingml/2006/main">
+                    <a:graphicData uri="http://schemas.openxmlformats.org/drawingml/2006/picture">
+                      <pic:pic xmlns:pic="http://schemas.openxmlformats.org/drawingml/2006/picture">
+                        <pic:nvPicPr>
+                          <pic:cNvPr id="2039761338" name=""/>
+                          <pic:cNvPicPr/>
+                        </pic:nvPicPr>
+                        <pic:blipFill>
+                          <a:blip r:embed="rId28"/>
+                          <a:stretch>
+                            <a:fillRect/>
+                          </a:stretch>
+                        </pic:blipFill>
+                        <pic:spPr>
+                          <a:xfrm>
+                            <a:off x="0" y="0"/>
+                            <a:ext cx="3382299" cy="946582"/>
+                          </a:xfrm>
+                          <a:prstGeom prst="rect">
+                            <a:avLst/>
+                          </a:prstGeom>
+                        </pic:spPr>
+                      </pic:pic>
+                    </a:graphicData>
+                  </a:graphic>
+                </wp:inline>
+              </w:drawing>
+            </w:r>
+          </w:p>
+        </w:tc>
+      </w:tr>
+      <w:tr>
+        <w:tc>
+          <w:tcPr>
+            <w:tcW w:w="1129" w:type="dxa"/>
+          </w:tcPr>
+          <w:p>
+            <w:pPr>
+              <w:spacing w:before="60" w:line="360" w:lineRule="auto"/>
+              <w:ind w:firstLine="0"/>
+              <w:jc w:val="center"/>
+              <w:rPr>
+                <w:rFonts w:eastAsia="Times New Roman" w:cs="Times New Roman"/>
+                <w:szCs w:val="24"/>
+                <w:lang w:eastAsia="en-ID"/>
+              </w:rPr>
+            </w:pPr>
+            <w:r>
+              <w:rPr>
+                <w:rFonts w:eastAsia="Times New Roman" w:cs="Times New Roman"/>
+                <w:szCs w:val="24"/>
+                <w:lang w:eastAsia="en-ID"/>
+              </w:rPr>
+              <w:t>2</w:t>
+            </w:r>
+          </w:p>
+        </w:tc>
+        <w:tc>
+          <w:tcPr>
+            <w:tcW w:w="8499" w:type="dxa"/>
+          </w:tcPr>
+          <w:p>
+            <w:pPr>
+              <w:spacing w:before="60" w:line="360" w:lineRule="auto"/>
+              <w:ind w:firstLine="0"/>
+              <w:rPr>
+                <w:rFonts w:eastAsia="Times New Roman" w:cs="Times New Roman"/>
+                <w:szCs w:val="24"/>
+                <w:lang w:val="sv-SE" w:eastAsia="en-ID"/>
+              </w:rPr>
+            </w:pPr>
+            <w:r>
+              <w:rPr>
+                <w:rFonts w:eastAsia="Times New Roman" w:cs="Times New Roman"/>
+                <w:szCs w:val="24"/>
+                <w:lang w:val="sv-SE" w:eastAsia="en-ID"/>
+              </w:rPr>
+              <w:t>View tersebut dapat dijalankan melalui Routing, dimana route akan memanggil View sesuai dengan nama file tanpa ‘blade.php</w:t>
+            </w:r>
+          </w:p>
+          <w:p>
+            <w:pPr>
+              <w:spacing w:before="60" w:line="360" w:lineRule="auto"/>
+              <w:ind w:firstLine="0"/>
+              <w:rPr>
+                <w:rFonts w:eastAsia="Times New Roman" w:cs="Times New Roman"/>
+                <w:szCs w:val="24"/>
+                <w:lang w:eastAsia="en-ID"/>
+              </w:rPr>
+            </w:pPr>
+            <w:r>
+              <w:rPr>
+                <w:rFonts w:eastAsia="Times New Roman" w:cs="Times New Roman"/>
+                <w:noProof/>
+                <w:szCs w:val="24"/>
+                <w:lang w:eastAsia="en-ID"/>
+              </w:rPr>
+              <w:drawing>
+                <wp:inline distT="0" distB="0" distL="0" distR="0" wp14:anchorId="1AEFA3EB" wp14:editId="7670328E">
+                  <wp:extent cx="3162463" cy="584230"/>
+                  <wp:effectExtent l="0" t="0" r="0" b="6350"/>
+                  <wp:docPr id="1454116324" name="Picture 1"/>
+                  <wp:cNvGraphicFramePr>
+                    <a:graphicFrameLocks xmlns:a="http://schemas.openxmlformats.org/drawingml/2006/main" noChangeAspect="1"/>
+                  </wp:cNvGraphicFramePr>
+                  <a:graphic xmlns:a="http://schemas.openxmlformats.org/drawingml/2006/main">
+                    <a:graphicData uri="http://schemas.openxmlformats.org/drawingml/2006/picture">
+                      <pic:pic xmlns:pic="http://schemas.openxmlformats.org/drawingml/2006/picture">
+                        <pic:nvPicPr>
+                          <pic:cNvPr id="1454116324" name=""/>
+                          <pic:cNvPicPr/>
+                        </pic:nvPicPr>
+                        <pic:blipFill>
+                          <a:blip r:embed="rId29"/>
+                          <a:stretch>
+                            <a:fillRect/>
+                          </a:stretch>
+                        </pic:blipFill>
+                        <pic:spPr>
+                          <a:xfrm>
+                            <a:off x="0" y="0"/>
+                            <a:ext cx="3162463" cy="584230"/>
+                          </a:xfrm>
+                          <a:prstGeom prst="rect">
+                            <a:avLst/>
+                          </a:prstGeom>
+                        </pic:spPr>
+                      </pic:pic>
+                    </a:graphicData>
+                  </a:graphic>
+                </wp:inline>
+              </w:drawing>
+            </w:r>
+          </w:p>
+        </w:tc>
+      </w:tr>
+      <w:tr>
+        <w:tc>
+          <w:tcPr>
+            <w:tcW w:w="1129" w:type="dxa"/>
+          </w:tcPr>
+          <w:p>
+            <w:pPr>
+              <w:spacing w:before="60" w:line="360" w:lineRule="auto"/>
+              <w:ind w:firstLine="0"/>
+              <w:jc w:val="center"/>
+              <w:rPr>
+                <w:rFonts w:eastAsia="Times New Roman" w:cs="Times New Roman"/>
+                <w:szCs w:val="24"/>
+                <w:lang w:eastAsia="en-ID"/>
+              </w:rPr>
+            </w:pPr>
+            <w:r>
+              <w:rPr>
+                <w:rFonts w:eastAsia="Times New Roman" w:cs="Times New Roman"/>
+                <w:szCs w:val="24"/>
+                <w:lang w:eastAsia="en-ID"/>
+              </w:rPr>
+              <w:t>3</w:t>
+            </w:r>
+          </w:p>
+        </w:tc>
+        <w:tc>
+          <w:tcPr>
+            <w:tcW w:w="8499" w:type="dxa"/>
+          </w:tcPr>
+          <w:p>
+            <w:pPr>
+              <w:spacing w:before="60" w:line="360" w:lineRule="auto"/>
+              <w:ind w:firstLine="0"/>
+              <w:rPr>
+                <w:rFonts w:eastAsia="Times New Roman" w:cs="Times New Roman"/>
+                <w:szCs w:val="24"/>
+                <w:lang w:val="sv-SE" w:eastAsia="en-ID"/>
+              </w:rPr>
+            </w:pPr>
+            <w:r>
+              <w:rPr>
+                <w:rFonts w:eastAsia="Times New Roman" w:cs="Times New Roman"/>
+                <w:szCs w:val="24"/>
+                <w:lang w:val="sv-SE" w:eastAsia="en-ID"/>
+              </w:rPr>
+              <w:t>Output</w:t>
+            </w:r>
+          </w:p>
+          <w:p>
+            <w:pPr>
+              <w:spacing w:before="60" w:line="360" w:lineRule="auto"/>
+              <w:ind w:firstLine="0"/>
+              <w:rPr>
+                <w:rFonts w:eastAsia="Times New Roman" w:cs="Times New Roman"/>
+                <w:szCs w:val="24"/>
+                <w:lang w:val="sv-SE" w:eastAsia="en-ID"/>
+              </w:rPr>
+            </w:pPr>
+            <w:r>
+              <w:rPr>
+                <w:rFonts w:eastAsia="Times New Roman" w:cs="Times New Roman"/>
+                <w:noProof/>
+                <w:szCs w:val="24"/>
+                <w:lang w:val="sv-SE" w:eastAsia="en-ID"/>
+              </w:rPr>
+              <w:drawing>
+                <wp:inline distT="0" distB="0" distL="0" distR="0" wp14:anchorId="4B292F46" wp14:editId="5F7EE90D">
+                  <wp:extent cx="2600076" cy="695592"/>
+                  <wp:effectExtent l="0" t="0" r="0" b="9525"/>
+                  <wp:docPr id="1293912692" name="Picture 1"/>
+                  <wp:cNvGraphicFramePr>
+                    <a:graphicFrameLocks xmlns:a="http://schemas.openxmlformats.org/drawingml/2006/main" noChangeAspect="1"/>
+                  </wp:cNvGraphicFramePr>
+                  <a:graphic xmlns:a="http://schemas.openxmlformats.org/drawingml/2006/main">
+                    <a:graphicData uri="http://schemas.openxmlformats.org/drawingml/2006/picture">
+                      <pic:pic xmlns:pic="http://schemas.openxmlformats.org/drawingml/2006/picture">
+                        <pic:nvPicPr>
+                          <pic:cNvPr id="1293912692" name=""/>
+                          <pic:cNvPicPr/>
+                        </pic:nvPicPr>
+                        <pic:blipFill>
+                          <a:blip r:embed="rId30"/>
+                          <a:stretch>
+                            <a:fillRect/>
+                          </a:stretch>
+                        </pic:blipFill>
+                        <pic:spPr>
+                          <a:xfrm>
+                            <a:off x="0" y="0"/>
+                            <a:ext cx="2610134" cy="698283"/>
+                          </a:xfrm>
+                          <a:prstGeom prst="rect">
+                            <a:avLst/>
+                          </a:prstGeom>
+                        </pic:spPr>
+                      </pic:pic>
+                    </a:graphicData>
+                  </a:graphic>
+                </wp:inline>
+              </w:drawing>
+            </w:r>
+          </w:p>
+          <w:p>
+            <w:pPr>
+              <w:spacing w:before="60" w:line="360" w:lineRule="auto"/>
+              <w:ind w:firstLine="0"/>
+              <w:rPr>
+                <w:rFonts w:eastAsia="Times New Roman" w:cs="Times New Roman"/>
+                <w:szCs w:val="24"/>
+                <w:lang w:val="en-ID" w:eastAsia="en-ID"/>
+              </w:rPr>
+            </w:pPr>
+            <w:r>
+              <w:rPr>
+                <w:rFonts w:eastAsia="Times New Roman" w:cs="Times New Roman"/>
+                <w:szCs w:val="24"/>
+                <w:lang w:val="en-ID" w:eastAsia="en-ID"/>
+              </w:rPr>
+              <w:t xml:space="preserve">Di file </w:t>
+            </w:r>
+            <w:r>
+              <w:rPr>
+                <w:rFonts w:eastAsia="Times New Roman" w:cs="Times New Roman"/>
+                <w:b/>
+                <w:bCs/>
+                <w:szCs w:val="24"/>
+                <w:lang w:val="en-ID" w:eastAsia="en-ID"/>
+              </w:rPr>
+              <w:t>routes/</w:t>
+            </w:r>
+            <w:proofErr w:type="spellStart"/>
+            <w:r>
+              <w:rPr>
+                <w:rFonts w:eastAsia="Times New Roman" w:cs="Times New Roman"/>
+                <w:b/>
+                <w:bCs/>
+                <w:szCs w:val="24"/>
+                <w:lang w:val="en-ID" w:eastAsia="en-ID"/>
+              </w:rPr>
+              <w:t>web.php</w:t>
+            </w:r>
+            <w:proofErr w:type="spellEnd"/>
+            <w:r>
+              <w:rPr>
+                <w:rFonts w:eastAsia="Times New Roman" w:cs="Times New Roman"/>
+                <w:szCs w:val="24"/>
+                <w:lang w:val="en-ID" w:eastAsia="en-ID"/>
+              </w:rPr>
+              <w:t xml:space="preserve">, Anda </w:t>
+            </w:r>
+            <w:proofErr w:type="spellStart"/>
+            <w:r>
+              <w:rPr>
+                <w:rFonts w:eastAsia="Times New Roman" w:cs="Times New Roman"/>
+                <w:szCs w:val="24"/>
+                <w:lang w:val="en-ID" w:eastAsia="en-ID"/>
+              </w:rPr>
+              <w:t>menentukan</w:t>
+            </w:r>
+            <w:proofErr w:type="spellEnd"/>
+            <w:r>
+              <w:rPr>
+                <w:rFonts w:eastAsia="Times New Roman" w:cs="Times New Roman"/>
+                <w:szCs w:val="24"/>
+                <w:lang w:val="en-ID" w:eastAsia="en-ID"/>
+              </w:rPr>
+              <w:t xml:space="preserve"> URL (/greeting) dan data yang </w:t>
+            </w:r>
+            <w:proofErr w:type="spellStart"/>
+            <w:r>
+              <w:rPr>
+                <w:rFonts w:eastAsia="Times New Roman" w:cs="Times New Roman"/>
+                <w:szCs w:val="24"/>
+                <w:lang w:val="en-ID" w:eastAsia="en-ID"/>
+              </w:rPr>
+              <w:t>ingin</w:t>
+            </w:r>
+            <w:proofErr w:type="spellEnd"/>
+            <w:r>
+              <w:rPr>
+                <w:rFonts w:eastAsia="Times New Roman" w:cs="Times New Roman"/>
+                <w:szCs w:val="24"/>
+                <w:lang w:val="en-ID" w:eastAsia="en-ID"/>
+              </w:rPr>
+              <w:t xml:space="preserve"> </w:t>
+            </w:r>
+            <w:proofErr w:type="spellStart"/>
+            <w:r>
+              <w:rPr>
+                <w:rFonts w:eastAsia="Times New Roman" w:cs="Times New Roman"/>
+                <w:szCs w:val="24"/>
+                <w:lang w:val="en-ID" w:eastAsia="en-ID"/>
+              </w:rPr>
+              <w:t>dikirim</w:t>
+            </w:r>
+            <w:proofErr w:type="spellEnd"/>
+            <w:r>
+              <w:rPr>
+                <w:rFonts w:eastAsia="Times New Roman" w:cs="Times New Roman"/>
+                <w:szCs w:val="24"/>
+                <w:lang w:val="en-ID" w:eastAsia="en-ID"/>
+              </w:rPr>
+              <w:t xml:space="preserve">. Data </w:t>
+            </w:r>
+            <w:proofErr w:type="spellStart"/>
+            <w:r>
+              <w:rPr>
+                <w:rFonts w:eastAsia="Times New Roman" w:cs="Times New Roman"/>
+                <w:szCs w:val="24"/>
+                <w:lang w:val="en-ID" w:eastAsia="en-ID"/>
+              </w:rPr>
+              <w:t>dikirim</w:t>
+            </w:r>
+            <w:proofErr w:type="spellEnd"/>
+            <w:r>
+              <w:rPr>
+                <w:rFonts w:eastAsia="Times New Roman" w:cs="Times New Roman"/>
+                <w:szCs w:val="24"/>
+                <w:lang w:val="en-ID" w:eastAsia="en-ID"/>
+              </w:rPr>
+              <w:t xml:space="preserve"> </w:t>
+            </w:r>
+            <w:proofErr w:type="spellStart"/>
+            <w:r>
+              <w:rPr>
+                <w:rFonts w:eastAsia="Times New Roman" w:cs="Times New Roman"/>
+                <w:szCs w:val="24"/>
+                <w:lang w:val="en-ID" w:eastAsia="en-ID"/>
+              </w:rPr>
+              <w:t>dalam</w:t>
+            </w:r>
+            <w:proofErr w:type="spellEnd"/>
+            <w:r>
+              <w:rPr>
+                <w:rFonts w:eastAsia="Times New Roman" w:cs="Times New Roman"/>
+                <w:szCs w:val="24"/>
+                <w:lang w:val="en-ID" w:eastAsia="en-ID"/>
+              </w:rPr>
+              <w:t xml:space="preserve"> </w:t>
+            </w:r>
+            <w:proofErr w:type="spellStart"/>
+            <w:r>
+              <w:rPr>
+                <w:rFonts w:eastAsia="Times New Roman" w:cs="Times New Roman"/>
+                <w:szCs w:val="24"/>
+                <w:lang w:val="en-ID" w:eastAsia="en-ID"/>
+              </w:rPr>
+              <w:t>bentuk</w:t>
+            </w:r>
+            <w:proofErr w:type="spellEnd"/>
+            <w:r>
+              <w:rPr>
+                <w:rFonts w:eastAsia="Times New Roman" w:cs="Times New Roman"/>
+                <w:szCs w:val="24"/>
+                <w:lang w:val="en-ID" w:eastAsia="en-ID"/>
+              </w:rPr>
+              <w:t xml:space="preserve"> </w:t>
+            </w:r>
+            <w:r>
+              <w:rPr>
+                <w:rFonts w:eastAsia="Times New Roman" w:cs="Times New Roman"/>
+                <w:i/>
+                <w:iCs/>
+                <w:szCs w:val="24"/>
+                <w:lang w:val="en-ID" w:eastAsia="en-ID"/>
+              </w:rPr>
+              <w:t>array</w:t>
+            </w:r>
+            <w:r>
+              <w:rPr>
+                <w:rFonts w:eastAsia="Times New Roman" w:cs="Times New Roman"/>
+                <w:szCs w:val="24"/>
+                <w:lang w:val="en-ID" w:eastAsia="en-ID"/>
+              </w:rPr>
+              <w:t xml:space="preserve"> (</w:t>
+            </w:r>
+            <w:proofErr w:type="spellStart"/>
+            <w:r>
+              <w:rPr>
+                <w:rFonts w:eastAsia="Times New Roman" w:cs="Times New Roman"/>
+                <w:szCs w:val="24"/>
+                <w:lang w:val="en-ID" w:eastAsia="en-ID"/>
+              </w:rPr>
+              <w:t>contoh</w:t>
+            </w:r>
+            <w:proofErr w:type="spellEnd"/>
+            <w:r>
+              <w:rPr>
+                <w:rFonts w:eastAsia="Times New Roman" w:cs="Times New Roman"/>
+                <w:szCs w:val="24"/>
+                <w:lang w:val="en-ID" w:eastAsia="en-ID"/>
+              </w:rPr>
+              <w:t>: 'name' =&gt; 'Prasojo').</w:t>
+            </w:r>
+          </w:p>
+          <w:p>
+            <w:pPr>
+              <w:spacing w:before="60" w:line="360" w:lineRule="auto"/>
+              <w:ind w:firstLine="0"/>
+              <w:rPr>
+                <w:rFonts w:eastAsia="Times New Roman" w:cs="Times New Roman"/>
+                <w:szCs w:val="24"/>
+                <w:lang w:val="sv-SE" w:eastAsia="en-ID"/>
+              </w:rPr>
+            </w:pPr>
+            <w:r>
+              <w:rPr>
+                <w:rFonts w:eastAsia="Times New Roman" w:cs="Times New Roman"/>
+                <w:szCs w:val="24"/>
+                <w:lang w:val="en-ID" w:eastAsia="en-ID"/>
+              </w:rPr>
+              <w:t xml:space="preserve">Di file </w:t>
+            </w:r>
+            <w:r>
+              <w:rPr>
+                <w:rFonts w:eastAsia="Times New Roman" w:cs="Times New Roman"/>
+                <w:b/>
+                <w:bCs/>
+                <w:szCs w:val="24"/>
+                <w:lang w:val="en-ID" w:eastAsia="en-ID"/>
+              </w:rPr>
+              <w:t>resources/views/</w:t>
+            </w:r>
+            <w:proofErr w:type="spellStart"/>
+            <w:r>
+              <w:rPr>
+                <w:rFonts w:eastAsia="Times New Roman" w:cs="Times New Roman"/>
+                <w:b/>
+                <w:bCs/>
+                <w:szCs w:val="24"/>
+                <w:lang w:val="en-ID" w:eastAsia="en-ID"/>
+              </w:rPr>
+              <w:t>hello.blade.php</w:t>
+            </w:r>
+            <w:proofErr w:type="spellEnd"/>
+            <w:r>
+              <w:rPr>
+                <w:rFonts w:eastAsia="Times New Roman" w:cs="Times New Roman"/>
+                <w:szCs w:val="24"/>
+                <w:lang w:val="en-ID" w:eastAsia="en-ID"/>
+              </w:rPr>
+              <w:t xml:space="preserve">, Anda </w:t>
+            </w:r>
+            <w:proofErr w:type="spellStart"/>
+            <w:r>
+              <w:rPr>
+                <w:rFonts w:eastAsia="Times New Roman" w:cs="Times New Roman"/>
+                <w:szCs w:val="24"/>
+                <w:lang w:val="en-ID" w:eastAsia="en-ID"/>
+              </w:rPr>
+              <w:t>menyiapkan</w:t>
+            </w:r>
+            <w:proofErr w:type="spellEnd"/>
+            <w:r>
+              <w:rPr>
+                <w:rFonts w:eastAsia="Times New Roman" w:cs="Times New Roman"/>
+                <w:szCs w:val="24"/>
+                <w:lang w:val="en-ID" w:eastAsia="en-ID"/>
+              </w:rPr>
+              <w:t xml:space="preserve"> "</w:t>
+            </w:r>
+            <w:proofErr w:type="spellStart"/>
+            <w:r>
+              <w:rPr>
+                <w:rFonts w:eastAsia="Times New Roman" w:cs="Times New Roman"/>
+                <w:szCs w:val="24"/>
+                <w:lang w:val="en-ID" w:eastAsia="en-ID"/>
+              </w:rPr>
+              <w:t>wadah</w:t>
+            </w:r>
+            <w:proofErr w:type="spellEnd"/>
+            <w:r>
+              <w:rPr>
+                <w:rFonts w:eastAsia="Times New Roman" w:cs="Times New Roman"/>
+                <w:szCs w:val="24"/>
+                <w:lang w:val="en-ID" w:eastAsia="en-ID"/>
+              </w:rPr>
+              <w:t xml:space="preserve">" </w:t>
+            </w:r>
+            <w:proofErr w:type="spellStart"/>
+            <w:r>
+              <w:rPr>
+                <w:rFonts w:eastAsia="Times New Roman" w:cs="Times New Roman"/>
+                <w:szCs w:val="24"/>
+                <w:lang w:val="en-ID" w:eastAsia="en-ID"/>
+              </w:rPr>
+              <w:t>menggunakan</w:t>
+            </w:r>
+            <w:proofErr w:type="spellEnd"/>
+            <w:r>
+              <w:rPr>
+                <w:rFonts w:eastAsia="Times New Roman" w:cs="Times New Roman"/>
+                <w:szCs w:val="24"/>
+                <w:lang w:val="en-ID" w:eastAsia="en-ID"/>
+              </w:rPr>
+              <w:t xml:space="preserve"> </w:t>
+            </w:r>
+            <w:proofErr w:type="spellStart"/>
+            <w:r>
+              <w:rPr>
+                <w:rFonts w:eastAsia="Times New Roman" w:cs="Times New Roman"/>
+                <w:szCs w:val="24"/>
+                <w:lang w:val="en-ID" w:eastAsia="en-ID"/>
+              </w:rPr>
+              <w:t>sintaks</w:t>
+            </w:r>
+            <w:proofErr w:type="spellEnd"/>
+            <w:r>
+              <w:rPr>
+                <w:rFonts w:eastAsia="Times New Roman" w:cs="Times New Roman"/>
+                <w:szCs w:val="24"/>
+                <w:lang w:val="en-ID" w:eastAsia="en-ID"/>
+              </w:rPr>
+              <w:t xml:space="preserve"> Blade </w:t>
+            </w:r>
+            <w:proofErr w:type="gramStart"/>
+            <w:r>
+              <w:rPr>
+                <w:rFonts w:eastAsia="Times New Roman" w:cs="Times New Roman"/>
+                <w:szCs w:val="24"/>
+                <w:lang w:val="en-ID" w:eastAsia="en-ID"/>
+              </w:rPr>
+              <w:t>{{ $name }</w:t>
+            </w:r>
+            <w:proofErr w:type="gramEnd"/>
+            <w:r>
+              <w:rPr>
+                <w:rFonts w:eastAsia="Times New Roman" w:cs="Times New Roman"/>
+                <w:szCs w:val="24"/>
+                <w:lang w:val="en-ID" w:eastAsia="en-ID"/>
+              </w:rPr>
+              <w:t xml:space="preserve">}. </w:t>
+            </w:r>
+            <w:r>
+              <w:rPr>
+                <w:rFonts w:eastAsia="Times New Roman" w:cs="Times New Roman"/>
+                <w:szCs w:val="24"/>
+                <w:lang w:val="sv-SE" w:eastAsia="en-ID"/>
+              </w:rPr>
+              <w:t xml:space="preserve">Nama variabel ini harus sama dengan </w:t>
+            </w:r>
+            <w:r>
+              <w:rPr>
+                <w:rFonts w:eastAsia="Times New Roman" w:cs="Times New Roman"/>
+                <w:i/>
+                <w:iCs/>
+                <w:szCs w:val="24"/>
+                <w:lang w:val="sv-SE" w:eastAsia="en-ID"/>
+              </w:rPr>
+              <w:t>key</w:t>
+            </w:r>
+            <w:r>
+              <w:rPr>
+                <w:rFonts w:eastAsia="Times New Roman" w:cs="Times New Roman"/>
+                <w:szCs w:val="24"/>
+                <w:lang w:val="sv-SE" w:eastAsia="en-ID"/>
+              </w:rPr>
+              <w:t xml:space="preserve"> yang dikirim dari Route.</w:t>
+            </w:r>
+          </w:p>
+          <w:p>
+            <w:pPr>
+              <w:spacing w:before="60" w:line="360" w:lineRule="auto"/>
+              <w:ind w:firstLine="0"/>
+              <w:rPr>
+                <w:rFonts w:eastAsia="Times New Roman" w:cs="Times New Roman"/>
+                <w:szCs w:val="24"/>
+                <w:lang w:val="sv-SE" w:eastAsia="en-ID"/>
+              </w:rPr>
+            </w:pPr>
+            <w:r>
+              <w:rPr>
+                <w:rFonts w:eastAsia="Times New Roman" w:cs="Times New Roman"/>
+                <w:szCs w:val="24"/>
+                <w:lang w:val="sv-SE" w:eastAsia="en-ID"/>
+              </w:rPr>
+              <w:lastRenderedPageBreak/>
+              <w:t xml:space="preserve">Saat URL diakses, Laravel menggabungkan data dari Route ke dalam template View, sehingga yang muncul di browser adalah </w:t>
+            </w:r>
+            <w:r>
+              <w:rPr>
+                <w:rFonts w:eastAsia="Times New Roman" w:cs="Times New Roman"/>
+                <w:b/>
+                <w:bCs/>
+                <w:szCs w:val="24"/>
+                <w:lang w:val="sv-SE" w:eastAsia="en-ID"/>
+              </w:rPr>
+              <w:t>"Hello, Prasojo"</w:t>
+            </w:r>
+            <w:r>
+              <w:rPr>
+                <w:rFonts w:eastAsia="Times New Roman" w:cs="Times New Roman"/>
+                <w:szCs w:val="24"/>
+                <w:lang w:val="sv-SE" w:eastAsia="en-ID"/>
+              </w:rPr>
+              <w:t>.</w:t>
+            </w:r>
+          </w:p>
+        </w:tc>
+      </w:tr>
+    </w:tbl>
+    <w:p>
+      <w:pPr>
+        <w:spacing w:before="60" w:line="360" w:lineRule="auto"/>
+        <w:ind w:firstLine="0"/>
+        <w:rPr>
+          <w:rFonts w:eastAsia="Times New Roman" w:cs="Times New Roman"/>
+          <w:b/>
+          <w:bCs/>
+          <w:kern w:val="0"/>
+          <w:szCs w:val="24"/>
+          <w:lang w:val="id-ID" w:eastAsia="en-ID"/>
+          <w14:ligatures w14:val="none"/>
+        </w:rPr>
+      </w:pPr>
+    </w:p>
+    <w:p>
+      <w:pPr>
+        <w:spacing w:before="60" w:line="360" w:lineRule="auto"/>
+        <w:ind w:firstLine="0"/>
+        <w:rPr>
+          <w:rFonts w:eastAsia="Times New Roman" w:cs="Times New Roman"/>
+          <w:b/>
+          <w:bCs/>
+          <w:kern w:val="0"/>
+          <w:szCs w:val="24"/>
+          <w:lang w:eastAsia="en-ID"/>
+          <w14:ligatures w14:val="none"/>
+        </w:rPr>
+      </w:pPr>
+      <w:r>
+        <w:rPr>
+          <w:rFonts w:eastAsia="Times New Roman" w:cs="Times New Roman"/>
+          <w:b/>
+          <w:bCs/>
+          <w:kern w:val="0"/>
+          <w:szCs w:val="24"/>
+          <w:lang w:eastAsia="en-ID"/>
+          <w14:ligatures w14:val="none"/>
+        </w:rPr>
+        <w:t xml:space="preserve">View </w:t>
+      </w:r>
+      <w:proofErr w:type="spellStart"/>
+      <w:r>
+        <w:rPr>
+          <w:rFonts w:eastAsia="Times New Roman" w:cs="Times New Roman"/>
+          <w:b/>
+          <w:bCs/>
+          <w:kern w:val="0"/>
+          <w:szCs w:val="24"/>
+          <w:lang w:eastAsia="en-ID"/>
+          <w14:ligatures w14:val="none"/>
+        </w:rPr>
+        <w:t>dalam</w:t>
+      </w:r>
+      <w:proofErr w:type="spellEnd"/>
+      <w:r>
+        <w:rPr>
+          <w:rFonts w:eastAsia="Times New Roman" w:cs="Times New Roman"/>
+          <w:b/>
+          <w:bCs/>
+          <w:kern w:val="0"/>
+          <w:szCs w:val="24"/>
+          <w:lang w:eastAsia="en-ID"/>
+          <w14:ligatures w14:val="none"/>
+        </w:rPr>
+        <w:t xml:space="preserve"> </w:t>
+      </w:r>
+      <w:proofErr w:type="spellStart"/>
+      <w:r>
+        <w:rPr>
+          <w:rFonts w:eastAsia="Times New Roman" w:cs="Times New Roman"/>
+          <w:b/>
+          <w:bCs/>
+          <w:kern w:val="0"/>
+          <w:szCs w:val="24"/>
+          <w:lang w:eastAsia="en-ID"/>
+          <w14:ligatures w14:val="none"/>
+        </w:rPr>
+        <w:t>direktori</w:t>
+      </w:r>
+      <w:proofErr w:type="spellEnd"/>
+    </w:p>
+    <w:tbl>
+      <w:tblPr>
+        <w:tblStyle w:val="TableGrid"/>
+        <w:tblW w:w="5000" w:type="pct"/>
+        <w:tblLayout w:type="fixed"/>
+        <w:tblLook w:val="04A0" w:firstRow="1" w:lastRow="0" w:firstColumn="1" w:lastColumn="0" w:noHBand="0" w:noVBand="1"/>
+      </w:tblPr>
+      <w:tblGrid>
+        <w:gridCol w:w="1129"/>
+        <w:gridCol w:w="8499"/>
+      </w:tblGrid>
+      <w:tr>
+        <w:tc>
+          <w:tcPr>
+            <w:tcW w:w="1129" w:type="dxa"/>
+          </w:tcPr>
+          <w:p>
+            <w:pPr>
+              <w:spacing w:before="60" w:line="360" w:lineRule="auto"/>
+              <w:ind w:firstLine="0"/>
+              <w:jc w:val="center"/>
+              <w:rPr>
+                <w:rFonts w:eastAsia="Times New Roman" w:cs="Times New Roman"/>
+                <w:b/>
+                <w:bCs/>
+                <w:sz w:val="22"/>
+                <w:lang w:eastAsia="en-ID"/>
+              </w:rPr>
+            </w:pPr>
+            <w:r>
+              <w:rPr>
+                <w:rFonts w:eastAsia="Times New Roman" w:cs="Times New Roman"/>
+                <w:b/>
+                <w:bCs/>
+                <w:sz w:val="22"/>
+                <w:lang w:eastAsia="en-ID"/>
+              </w:rPr>
+              <w:t>Langkah</w:t>
+            </w:r>
+          </w:p>
+        </w:tc>
+        <w:tc>
+          <w:tcPr>
+            <w:tcW w:w="8499" w:type="dxa"/>
+          </w:tcPr>
+          <w:p>
+            <w:pPr>
+              <w:spacing w:before="60" w:line="360" w:lineRule="auto"/>
+              <w:ind w:firstLine="0"/>
+              <w:rPr>
+                <w:rFonts w:eastAsia="Times New Roman" w:cs="Times New Roman"/>
+                <w:b/>
+                <w:bCs/>
+                <w:sz w:val="22"/>
+                <w:lang w:eastAsia="en-ID"/>
+              </w:rPr>
+            </w:pPr>
+            <w:r>
+              <w:rPr>
+                <w:rFonts w:eastAsia="Times New Roman" w:cs="Times New Roman"/>
+                <w:b/>
+                <w:bCs/>
+                <w:sz w:val="22"/>
+                <w:lang w:eastAsia="en-ID"/>
+              </w:rPr>
+              <w:t>Jawaban/Deskripsi</w:t>
+            </w:r>
+          </w:p>
+        </w:tc>
+      </w:tr>
+      <w:tr>
+        <w:tc>
+          <w:tcPr>
+            <w:tcW w:w="1129" w:type="dxa"/>
+          </w:tcPr>
+          <w:p>
+            <w:pPr>
+              <w:spacing w:before="60" w:line="360" w:lineRule="auto"/>
+              <w:ind w:firstLine="0"/>
+              <w:jc w:val="center"/>
+              <w:rPr>
+                <w:rFonts w:eastAsia="Times New Roman" w:cs="Times New Roman"/>
+                <w:szCs w:val="24"/>
+                <w:lang w:eastAsia="en-ID"/>
+              </w:rPr>
+            </w:pPr>
+            <w:r>
+              <w:rPr>
+                <w:rFonts w:eastAsia="Times New Roman" w:cs="Times New Roman"/>
+                <w:szCs w:val="24"/>
+                <w:lang w:eastAsia="en-ID"/>
+              </w:rPr>
+              <w:t>1</w:t>
+            </w:r>
+          </w:p>
+        </w:tc>
+        <w:tc>
+          <w:tcPr>
+            <w:tcW w:w="8499" w:type="dxa"/>
+          </w:tcPr>
+          <w:p>
+            <w:pPr>
+              <w:spacing w:before="60" w:line="360" w:lineRule="auto"/>
+              <w:ind w:firstLine="0"/>
+              <w:rPr>
+                <w:rFonts w:eastAsia="Times New Roman" w:cs="Times New Roman"/>
+                <w:szCs w:val="24"/>
+                <w:lang w:val="sv-SE" w:eastAsia="en-ID"/>
+              </w:rPr>
+            </w:pPr>
+            <w:r>
+              <w:rPr>
+                <w:rFonts w:eastAsia="Times New Roman" w:cs="Times New Roman"/>
+                <w:szCs w:val="24"/>
+                <w:lang w:val="sv-SE" w:eastAsia="en-ID"/>
+              </w:rPr>
+              <w:t>Buatlah direktori blog di dalam direktori views.</w:t>
+            </w:r>
+          </w:p>
+          <w:p>
+            <w:pPr>
+              <w:spacing w:before="60" w:line="360" w:lineRule="auto"/>
+              <w:ind w:firstLine="0"/>
+              <w:rPr>
+                <w:rFonts w:eastAsia="Times New Roman" w:cs="Times New Roman"/>
+                <w:szCs w:val="24"/>
+                <w:lang w:val="sv-SE" w:eastAsia="en-ID"/>
+              </w:rPr>
+            </w:pPr>
+            <w:r>
+              <w:rPr>
+                <w:rFonts w:eastAsia="Times New Roman" w:cs="Times New Roman"/>
+                <w:noProof/>
+                <w:szCs w:val="24"/>
+                <w:lang w:val="sv-SE" w:eastAsia="en-ID"/>
+              </w:rPr>
+              <w:drawing>
+                <wp:inline distT="0" distB="0" distL="0" distR="0" wp14:anchorId="209E0177" wp14:editId="68AAFDE8">
+                  <wp:extent cx="749339" cy="419122"/>
+                  <wp:effectExtent l="0" t="0" r="0" b="0"/>
+                  <wp:docPr id="471908717" name="Picture 1"/>
+                  <wp:cNvGraphicFramePr>
+                    <a:graphicFrameLocks xmlns:a="http://schemas.openxmlformats.org/drawingml/2006/main" noChangeAspect="1"/>
+                  </wp:cNvGraphicFramePr>
+                  <a:graphic xmlns:a="http://schemas.openxmlformats.org/drawingml/2006/main">
+                    <a:graphicData uri="http://schemas.openxmlformats.org/drawingml/2006/picture">
+                      <pic:pic xmlns:pic="http://schemas.openxmlformats.org/drawingml/2006/picture">
+                        <pic:nvPicPr>
+                          <pic:cNvPr id="471908717" name=""/>
+                          <pic:cNvPicPr/>
+                        </pic:nvPicPr>
+                        <pic:blipFill>
+                          <a:blip r:embed="rId31"/>
+                          <a:stretch>
+                            <a:fillRect/>
+                          </a:stretch>
+                        </pic:blipFill>
+                        <pic:spPr>
+                          <a:xfrm>
+                            <a:off x="0" y="0"/>
+                            <a:ext cx="749339" cy="419122"/>
+                          </a:xfrm>
+                          <a:prstGeom prst="rect">
+                            <a:avLst/>
+                          </a:prstGeom>
+                        </pic:spPr>
+                      </pic:pic>
+                    </a:graphicData>
+                  </a:graphic>
+                </wp:inline>
+              </w:drawing>
+            </w:r>
+          </w:p>
+        </w:tc>
+      </w:tr>
+      <w:tr>
+        <w:tc>
+          <w:tcPr>
+            <w:tcW w:w="1129" w:type="dxa"/>
+          </w:tcPr>
+          <w:p>
+            <w:pPr>
+              <w:spacing w:before="60" w:line="360" w:lineRule="auto"/>
+              <w:ind w:firstLine="0"/>
+              <w:jc w:val="center"/>
+              <w:rPr>
+                <w:rFonts w:eastAsia="Times New Roman" w:cs="Times New Roman"/>
+                <w:szCs w:val="24"/>
+                <w:lang w:eastAsia="en-ID"/>
+              </w:rPr>
+            </w:pPr>
+            <w:r>
+              <w:rPr>
+                <w:rFonts w:eastAsia="Times New Roman" w:cs="Times New Roman"/>
+                <w:szCs w:val="24"/>
+                <w:lang w:eastAsia="en-ID"/>
+              </w:rPr>
+              <w:t>2</w:t>
+            </w:r>
+          </w:p>
+        </w:tc>
+        <w:tc>
+          <w:tcPr>
+            <w:tcW w:w="8499" w:type="dxa"/>
+          </w:tcPr>
+          <w:p>
+            <w:pPr>
+              <w:spacing w:before="60" w:line="360" w:lineRule="auto"/>
+              <w:ind w:firstLine="0"/>
+              <w:rPr>
+                <w:rFonts w:eastAsia="Times New Roman" w:cs="Times New Roman"/>
+                <w:szCs w:val="24"/>
+                <w:lang w:val="sv-SE" w:eastAsia="en-ID"/>
+              </w:rPr>
+            </w:pPr>
+            <w:r>
+              <w:rPr>
+                <w:rFonts w:eastAsia="Times New Roman" w:cs="Times New Roman"/>
+                <w:szCs w:val="24"/>
+                <w:lang w:val="sv-SE" w:eastAsia="en-ID"/>
+              </w:rPr>
+              <w:t>Pindahkan file hello.blade.php ke dalam direktori blog.</w:t>
+            </w:r>
+          </w:p>
+          <w:p>
+            <w:pPr>
+              <w:spacing w:before="60" w:line="360" w:lineRule="auto"/>
+              <w:ind w:firstLine="0"/>
+              <w:rPr>
+                <w:rFonts w:eastAsia="Times New Roman" w:cs="Times New Roman"/>
+                <w:szCs w:val="24"/>
+                <w:lang w:val="sv-SE" w:eastAsia="en-ID"/>
+              </w:rPr>
+            </w:pPr>
+            <w:r>
+              <w:rPr>
+                <w:rFonts w:eastAsia="Times New Roman" w:cs="Times New Roman"/>
+                <w:noProof/>
+                <w:szCs w:val="24"/>
+                <w:lang w:val="sv-SE" w:eastAsia="en-ID"/>
+              </w:rPr>
+              <w:drawing>
+                <wp:inline distT="0" distB="0" distL="0" distR="0" wp14:anchorId="02755589" wp14:editId="6A5F0FF4">
+                  <wp:extent cx="1397072" cy="736638"/>
+                  <wp:effectExtent l="0" t="0" r="0" b="6350"/>
+                  <wp:docPr id="869136215" name="Picture 1"/>
+                  <wp:cNvGraphicFramePr>
+                    <a:graphicFrameLocks xmlns:a="http://schemas.openxmlformats.org/drawingml/2006/main" noChangeAspect="1"/>
+                  </wp:cNvGraphicFramePr>
+                  <a:graphic xmlns:a="http://schemas.openxmlformats.org/drawingml/2006/main">
+                    <a:graphicData uri="http://schemas.openxmlformats.org/drawingml/2006/picture">
+                      <pic:pic xmlns:pic="http://schemas.openxmlformats.org/drawingml/2006/picture">
+                        <pic:nvPicPr>
+                          <pic:cNvPr id="869136215" name=""/>
+                          <pic:cNvPicPr/>
+                        </pic:nvPicPr>
+                        <pic:blipFill>
+                          <a:blip r:embed="rId32"/>
+                          <a:stretch>
+                            <a:fillRect/>
+                          </a:stretch>
+                        </pic:blipFill>
+                        <pic:spPr>
+                          <a:xfrm>
+                            <a:off x="0" y="0"/>
+                            <a:ext cx="1397072" cy="736638"/>
+                          </a:xfrm>
+                          <a:prstGeom prst="rect">
+                            <a:avLst/>
+                          </a:prstGeom>
+                        </pic:spPr>
+                      </pic:pic>
+                    </a:graphicData>
+                  </a:graphic>
+                </wp:inline>
+              </w:drawing>
+            </w:r>
+          </w:p>
+        </w:tc>
+      </w:tr>
+      <w:tr>
+        <w:tc>
+          <w:tcPr>
+            <w:tcW w:w="1129" w:type="dxa"/>
+          </w:tcPr>
+          <w:p>
+            <w:pPr>
+              <w:spacing w:before="60" w:line="360" w:lineRule="auto"/>
+              <w:ind w:firstLine="0"/>
+              <w:jc w:val="center"/>
+              <w:rPr>
+                <w:rFonts w:eastAsia="Times New Roman" w:cs="Times New Roman"/>
+                <w:szCs w:val="24"/>
+                <w:lang w:eastAsia="en-ID"/>
+              </w:rPr>
+            </w:pPr>
+            <w:r>
+              <w:rPr>
+                <w:rFonts w:eastAsia="Times New Roman" w:cs="Times New Roman"/>
+                <w:szCs w:val="24"/>
+                <w:lang w:eastAsia="en-ID"/>
+              </w:rPr>
+              <w:t>3</w:t>
+            </w:r>
+          </w:p>
+        </w:tc>
+        <w:tc>
+          <w:tcPr>
+            <w:tcW w:w="8499" w:type="dxa"/>
+          </w:tcPr>
+          <w:p>
+            <w:pPr>
+              <w:spacing w:before="60" w:line="360" w:lineRule="auto"/>
+              <w:ind w:firstLine="0"/>
+              <w:rPr>
+                <w:rFonts w:eastAsia="Times New Roman" w:cs="Times New Roman"/>
+                <w:szCs w:val="24"/>
+                <w:lang w:val="sv-SE" w:eastAsia="en-ID"/>
+              </w:rPr>
+            </w:pPr>
+            <w:r>
+              <w:rPr>
+                <w:rFonts w:eastAsia="Times New Roman" w:cs="Times New Roman"/>
+                <w:szCs w:val="24"/>
+                <w:lang w:val="sv-SE" w:eastAsia="en-ID"/>
+              </w:rPr>
+              <w:t>Selanjutnya lakukan perubahan pada route.</w:t>
+            </w:r>
+          </w:p>
+          <w:p>
+            <w:pPr>
+              <w:spacing w:before="60" w:line="360" w:lineRule="auto"/>
+              <w:ind w:firstLine="0"/>
+              <w:rPr>
+                <w:rFonts w:eastAsia="Times New Roman" w:cs="Times New Roman"/>
+                <w:szCs w:val="24"/>
+                <w:lang w:val="sv-SE" w:eastAsia="en-ID"/>
+              </w:rPr>
+            </w:pPr>
+            <w:r>
+              <w:rPr>
+                <w:rFonts w:eastAsia="Times New Roman" w:cs="Times New Roman"/>
+                <w:noProof/>
+                <w:szCs w:val="24"/>
+                <w:lang w:val="sv-SE" w:eastAsia="en-ID"/>
+              </w:rPr>
+              <w:drawing>
+                <wp:inline distT="0" distB="0" distL="0" distR="0" wp14:anchorId="43BE90A5" wp14:editId="00BFE80E">
+                  <wp:extent cx="3524431" cy="622332"/>
+                  <wp:effectExtent l="0" t="0" r="0" b="6350"/>
+                  <wp:docPr id="1019774336" name="Picture 1"/>
+                  <wp:cNvGraphicFramePr>
+                    <a:graphicFrameLocks xmlns:a="http://schemas.openxmlformats.org/drawingml/2006/main" noChangeAspect="1"/>
+                  </wp:cNvGraphicFramePr>
+                  <a:graphic xmlns:a="http://schemas.openxmlformats.org/drawingml/2006/main">
+                    <a:graphicData uri="http://schemas.openxmlformats.org/drawingml/2006/picture">
+                      <pic:pic xmlns:pic="http://schemas.openxmlformats.org/drawingml/2006/picture">
+                        <pic:nvPicPr>
+                          <pic:cNvPr id="1019774336" name=""/>
+                          <pic:cNvPicPr/>
+                        </pic:nvPicPr>
+                        <pic:blipFill>
+                          <a:blip r:embed="rId33"/>
+                          <a:stretch>
+                            <a:fillRect/>
+                          </a:stretch>
+                        </pic:blipFill>
+                        <pic:spPr>
+                          <a:xfrm>
+                            <a:off x="0" y="0"/>
+                            <a:ext cx="3524431" cy="622332"/>
+                          </a:xfrm>
+                          <a:prstGeom prst="rect">
+                            <a:avLst/>
+                          </a:prstGeom>
+                        </pic:spPr>
+                      </pic:pic>
+                    </a:graphicData>
+                  </a:graphic>
+                </wp:inline>
+              </w:drawing>
+            </w:r>
+          </w:p>
+        </w:tc>
+      </w:tr>
+      <w:tr>
+        <w:tc>
+          <w:tcPr>
+            <w:tcW w:w="1129" w:type="dxa"/>
+          </w:tcPr>
+          <w:p>
+            <w:pPr>
+              <w:spacing w:before="60" w:line="360" w:lineRule="auto"/>
+              <w:ind w:firstLine="0"/>
+              <w:jc w:val="center"/>
+              <w:rPr>
+                <w:rFonts w:eastAsia="Times New Roman" w:cs="Times New Roman"/>
+                <w:szCs w:val="24"/>
+                <w:lang w:eastAsia="en-ID"/>
+              </w:rPr>
+            </w:pPr>
+            <w:r>
+              <w:rPr>
+                <w:rFonts w:eastAsia="Times New Roman" w:cs="Times New Roman"/>
+                <w:szCs w:val="24"/>
+                <w:lang w:eastAsia="en-ID"/>
+              </w:rPr>
+              <w:t>4</w:t>
+            </w:r>
+          </w:p>
+        </w:tc>
+        <w:tc>
+          <w:tcPr>
+            <w:tcW w:w="8499" w:type="dxa"/>
+          </w:tcPr>
+          <w:p>
+            <w:pPr>
+              <w:spacing w:before="60" w:line="360" w:lineRule="auto"/>
+              <w:ind w:firstLine="0"/>
+              <w:rPr>
+                <w:rFonts w:eastAsia="Times New Roman" w:cs="Times New Roman"/>
+                <w:szCs w:val="24"/>
+                <w:lang w:val="sv-SE" w:eastAsia="en-ID"/>
+              </w:rPr>
+            </w:pPr>
+            <w:r>
+              <w:rPr>
+                <w:rFonts w:eastAsia="Times New Roman" w:cs="Times New Roman"/>
+                <w:szCs w:val="24"/>
+                <w:lang w:val="sv-SE" w:eastAsia="en-ID"/>
+              </w:rPr>
+              <w:t xml:space="preserve">Output </w:t>
+            </w:r>
+          </w:p>
+          <w:p>
+            <w:pPr>
+              <w:spacing w:before="60" w:line="360" w:lineRule="auto"/>
+              <w:ind w:firstLine="0"/>
+              <w:rPr>
+                <w:rFonts w:eastAsia="Times New Roman" w:cs="Times New Roman"/>
+                <w:szCs w:val="24"/>
+                <w:lang w:val="sv-SE" w:eastAsia="en-ID"/>
+              </w:rPr>
+            </w:pPr>
+            <w:r>
+              <w:rPr>
+                <w:rFonts w:eastAsia="Times New Roman" w:cs="Times New Roman"/>
+                <w:noProof/>
+                <w:szCs w:val="24"/>
+                <w:lang w:val="sv-SE" w:eastAsia="en-ID"/>
+              </w:rPr>
+              <w:drawing>
+                <wp:inline distT="0" distB="0" distL="0" distR="0" wp14:anchorId="660EA4DB" wp14:editId="5AD758DF">
+                  <wp:extent cx="2600076" cy="695592"/>
+                  <wp:effectExtent l="0" t="0" r="0" b="9525"/>
+                  <wp:docPr id="1920984763" name="Picture 1"/>
+                  <wp:cNvGraphicFramePr>
+                    <a:graphicFrameLocks xmlns:a="http://schemas.openxmlformats.org/drawingml/2006/main" noChangeAspect="1"/>
+                  </wp:cNvGraphicFramePr>
+                  <a:graphic xmlns:a="http://schemas.openxmlformats.org/drawingml/2006/main">
+                    <a:graphicData uri="http://schemas.openxmlformats.org/drawingml/2006/picture">
+                      <pic:pic xmlns:pic="http://schemas.openxmlformats.org/drawingml/2006/picture">
+                        <pic:nvPicPr>
+                          <pic:cNvPr id="1293912692" name=""/>
+                          <pic:cNvPicPr/>
+                        </pic:nvPicPr>
+                        <pic:blipFill>
+                          <a:blip r:embed="rId30"/>
+                          <a:stretch>
+                            <a:fillRect/>
+                          </a:stretch>
+                        </pic:blipFill>
+                        <pic:spPr>
+                          <a:xfrm>
+                            <a:off x="0" y="0"/>
+                            <a:ext cx="2610134" cy="698283"/>
+                          </a:xfrm>
+                          <a:prstGeom prst="rect">
+                            <a:avLst/>
+                          </a:prstGeom>
+                        </pic:spPr>
+                      </pic:pic>
+                    </a:graphicData>
+                  </a:graphic>
+                </wp:inline>
+              </w:drawing>
+            </w:r>
+          </w:p>
+          <w:p>
+            <w:pPr>
+              <w:pStyle w:val="ListParagraph"/>
+              <w:numPr>
+                <w:ilvl w:val="0"/>
+                <w:numId w:val="36"/>
+              </w:numPr>
+              <w:spacing w:before="60" w:line="360" w:lineRule="auto"/>
+              <w:ind w:left="462" w:hanging="284"/>
+              <w:rPr>
+                <w:rFonts w:eastAsia="Times New Roman" w:cs="Times New Roman"/>
+                <w:szCs w:val="24"/>
+                <w:lang w:eastAsia="en-ID"/>
+              </w:rPr>
+            </w:pPr>
+            <w:r>
+              <w:rPr>
+                <w:rFonts w:eastAsia="Times New Roman" w:cs="Times New Roman"/>
+                <w:b/>
+                <w:bCs/>
+                <w:szCs w:val="24"/>
+                <w:lang w:eastAsia="en-ID"/>
+              </w:rPr>
+              <w:t>Struktur Folder:</w:t>
+            </w:r>
+            <w:r>
+              <w:rPr>
+                <w:rFonts w:eastAsia="Times New Roman" w:cs="Times New Roman"/>
+                <w:szCs w:val="24"/>
+                <w:lang w:eastAsia="en-ID"/>
+              </w:rPr>
+              <w:t xml:space="preserve"> Anda memindahkan </w:t>
+            </w:r>
+            <w:proofErr w:type="spellStart"/>
+            <w:r>
+              <w:rPr>
+                <w:rFonts w:eastAsia="Times New Roman" w:cs="Times New Roman"/>
+                <w:szCs w:val="24"/>
+                <w:lang w:eastAsia="en-ID"/>
+              </w:rPr>
+              <w:t>file</w:t>
+            </w:r>
+            <w:proofErr w:type="spellEnd"/>
+            <w:r>
+              <w:rPr>
+                <w:rFonts w:eastAsia="Times New Roman" w:cs="Times New Roman"/>
+                <w:szCs w:val="24"/>
+                <w:lang w:eastAsia="en-ID"/>
+              </w:rPr>
+              <w:t xml:space="preserve"> </w:t>
+            </w:r>
+            <w:proofErr w:type="spellStart"/>
+            <w:r>
+              <w:rPr>
+                <w:rFonts w:eastAsia="Times New Roman" w:cs="Times New Roman"/>
+                <w:szCs w:val="24"/>
+                <w:lang w:eastAsia="en-ID"/>
+              </w:rPr>
+              <w:t>hello.blade.php</w:t>
+            </w:r>
+            <w:proofErr w:type="spellEnd"/>
+            <w:r>
+              <w:rPr>
+                <w:rFonts w:eastAsia="Times New Roman" w:cs="Times New Roman"/>
+                <w:szCs w:val="24"/>
+                <w:lang w:eastAsia="en-ID"/>
+              </w:rPr>
+              <w:t xml:space="preserve"> ke dalam sub-folder bernama </w:t>
+            </w:r>
+            <w:r>
+              <w:rPr>
+                <w:rFonts w:eastAsia="Times New Roman" w:cs="Times New Roman"/>
+                <w:b/>
+                <w:bCs/>
+                <w:szCs w:val="24"/>
+                <w:lang w:eastAsia="en-ID"/>
+              </w:rPr>
+              <w:t>blog</w:t>
+            </w:r>
+            <w:r>
+              <w:rPr>
+                <w:rFonts w:eastAsia="Times New Roman" w:cs="Times New Roman"/>
+                <w:szCs w:val="24"/>
+                <w:lang w:eastAsia="en-ID"/>
+              </w:rPr>
+              <w:t xml:space="preserve"> di dalam </w:t>
+            </w:r>
+            <w:proofErr w:type="spellStart"/>
+            <w:r>
+              <w:rPr>
+                <w:rFonts w:eastAsia="Times New Roman" w:cs="Times New Roman"/>
+                <w:szCs w:val="24"/>
+                <w:lang w:eastAsia="en-ID"/>
+              </w:rPr>
+              <w:t>direktori</w:t>
+            </w:r>
+            <w:proofErr w:type="spellEnd"/>
+            <w:r>
+              <w:rPr>
+                <w:rFonts w:eastAsia="Times New Roman" w:cs="Times New Roman"/>
+                <w:szCs w:val="24"/>
+                <w:lang w:eastAsia="en-ID"/>
+              </w:rPr>
+              <w:t xml:space="preserve"> </w:t>
+            </w:r>
+            <w:proofErr w:type="spellStart"/>
+            <w:r>
+              <w:rPr>
+                <w:rFonts w:eastAsia="Times New Roman" w:cs="Times New Roman"/>
+                <w:szCs w:val="24"/>
+                <w:lang w:eastAsia="en-ID"/>
+              </w:rPr>
+              <w:t>views</w:t>
+            </w:r>
+            <w:proofErr w:type="spellEnd"/>
+            <w:r>
+              <w:rPr>
+                <w:rFonts w:eastAsia="Times New Roman" w:cs="Times New Roman"/>
+                <w:szCs w:val="24"/>
+                <w:lang w:eastAsia="en-ID"/>
+              </w:rPr>
+              <w:t>.</w:t>
+            </w:r>
+          </w:p>
+          <w:p>
+            <w:pPr>
+              <w:pStyle w:val="ListParagraph"/>
+              <w:numPr>
+                <w:ilvl w:val="0"/>
+                <w:numId w:val="36"/>
+              </w:numPr>
+              <w:spacing w:before="60" w:line="360" w:lineRule="auto"/>
+              <w:ind w:left="462" w:hanging="284"/>
+              <w:rPr>
+                <w:rFonts w:eastAsia="Times New Roman" w:cs="Times New Roman"/>
+                <w:szCs w:val="24"/>
+                <w:lang w:eastAsia="en-ID"/>
+              </w:rPr>
+            </w:pPr>
+            <w:r>
+              <w:rPr>
+                <w:rFonts w:eastAsia="Times New Roman" w:cs="Times New Roman"/>
+                <w:b/>
+                <w:bCs/>
+                <w:szCs w:val="24"/>
+                <w:lang w:eastAsia="en-ID"/>
+              </w:rPr>
+              <w:t xml:space="preserve">Pemanggilan </w:t>
+            </w:r>
+            <w:proofErr w:type="spellStart"/>
+            <w:r>
+              <w:rPr>
+                <w:rFonts w:eastAsia="Times New Roman" w:cs="Times New Roman"/>
+                <w:b/>
+                <w:bCs/>
+                <w:szCs w:val="24"/>
+                <w:lang w:eastAsia="en-ID"/>
+              </w:rPr>
+              <w:t>Route</w:t>
+            </w:r>
+            <w:proofErr w:type="spellEnd"/>
+            <w:r>
+              <w:rPr>
+                <w:rFonts w:eastAsia="Times New Roman" w:cs="Times New Roman"/>
+                <w:b/>
+                <w:bCs/>
+                <w:szCs w:val="24"/>
+                <w:lang w:eastAsia="en-ID"/>
+              </w:rPr>
+              <w:t>:</w:t>
+            </w:r>
+            <w:r>
+              <w:rPr>
+                <w:rFonts w:eastAsia="Times New Roman" w:cs="Times New Roman"/>
+                <w:szCs w:val="24"/>
+                <w:lang w:eastAsia="en-ID"/>
+              </w:rPr>
+              <w:t xml:space="preserve"> Karena lokasi </w:t>
+            </w:r>
+            <w:proofErr w:type="spellStart"/>
+            <w:r>
+              <w:rPr>
+                <w:rFonts w:eastAsia="Times New Roman" w:cs="Times New Roman"/>
+                <w:szCs w:val="24"/>
+                <w:lang w:eastAsia="en-ID"/>
+              </w:rPr>
+              <w:t>file</w:t>
+            </w:r>
+            <w:proofErr w:type="spellEnd"/>
+            <w:r>
+              <w:rPr>
+                <w:rFonts w:eastAsia="Times New Roman" w:cs="Times New Roman"/>
+                <w:szCs w:val="24"/>
+                <w:lang w:eastAsia="en-ID"/>
+              </w:rPr>
+              <w:t xml:space="preserve"> berubah, cara memanggilnya di </w:t>
+            </w:r>
+            <w:proofErr w:type="spellStart"/>
+            <w:r>
+              <w:rPr>
+                <w:rFonts w:eastAsia="Times New Roman" w:cs="Times New Roman"/>
+                <w:szCs w:val="24"/>
+                <w:lang w:eastAsia="en-ID"/>
+              </w:rPr>
+              <w:t>Route</w:t>
+            </w:r>
+            <w:proofErr w:type="spellEnd"/>
+            <w:r>
+              <w:rPr>
+                <w:rFonts w:eastAsia="Times New Roman" w:cs="Times New Roman"/>
+                <w:szCs w:val="24"/>
+                <w:lang w:eastAsia="en-ID"/>
+              </w:rPr>
+              <w:t xml:space="preserve"> juga berubah menjadi </w:t>
+            </w:r>
+            <w:proofErr w:type="spellStart"/>
+            <w:r>
+              <w:rPr>
+                <w:rFonts w:eastAsia="Times New Roman" w:cs="Times New Roman"/>
+                <w:szCs w:val="24"/>
+                <w:lang w:eastAsia="en-ID"/>
+              </w:rPr>
+              <w:t>view</w:t>
+            </w:r>
+            <w:proofErr w:type="spellEnd"/>
+            <w:r>
+              <w:rPr>
+                <w:rFonts w:eastAsia="Times New Roman" w:cs="Times New Roman"/>
+                <w:szCs w:val="24"/>
+                <w:lang w:eastAsia="en-ID"/>
+              </w:rPr>
+              <w:t>('</w:t>
+            </w:r>
+            <w:proofErr w:type="spellStart"/>
+            <w:r>
+              <w:rPr>
+                <w:rFonts w:eastAsia="Times New Roman" w:cs="Times New Roman"/>
+                <w:szCs w:val="24"/>
+                <w:lang w:eastAsia="en-ID"/>
+              </w:rPr>
+              <w:t>blog.hello</w:t>
+            </w:r>
+            <w:proofErr w:type="spellEnd"/>
+            <w:r>
+              <w:rPr>
+                <w:rFonts w:eastAsia="Times New Roman" w:cs="Times New Roman"/>
+                <w:szCs w:val="24"/>
+                <w:lang w:eastAsia="en-ID"/>
+              </w:rPr>
+              <w:t>', ...).</w:t>
+            </w:r>
+          </w:p>
+          <w:p>
+            <w:pPr>
+              <w:pStyle w:val="ListParagraph"/>
+              <w:numPr>
+                <w:ilvl w:val="0"/>
+                <w:numId w:val="36"/>
+              </w:numPr>
+              <w:spacing w:before="60" w:line="360" w:lineRule="auto"/>
+              <w:ind w:left="462" w:hanging="284"/>
+              <w:rPr>
+                <w:rFonts w:eastAsia="Times New Roman" w:cs="Times New Roman"/>
+                <w:szCs w:val="24"/>
+                <w:lang w:eastAsia="en-ID"/>
+              </w:rPr>
+            </w:pPr>
+            <w:proofErr w:type="spellStart"/>
+            <w:r>
+              <w:rPr>
+                <w:rFonts w:eastAsia="Times New Roman" w:cs="Times New Roman"/>
+                <w:b/>
+                <w:bCs/>
+                <w:szCs w:val="24"/>
+                <w:lang w:eastAsia="en-ID"/>
+              </w:rPr>
+              <w:t>Sintaks</w:t>
+            </w:r>
+            <w:proofErr w:type="spellEnd"/>
+            <w:r>
+              <w:rPr>
+                <w:rFonts w:eastAsia="Times New Roman" w:cs="Times New Roman"/>
+                <w:b/>
+                <w:bCs/>
+                <w:szCs w:val="24"/>
+                <w:lang w:eastAsia="en-ID"/>
+              </w:rPr>
+              <w:t xml:space="preserve"> Dot (.):</w:t>
+            </w:r>
+            <w:r>
+              <w:rPr>
+                <w:rFonts w:eastAsia="Times New Roman" w:cs="Times New Roman"/>
+                <w:szCs w:val="24"/>
+                <w:lang w:eastAsia="en-ID"/>
+              </w:rPr>
+              <w:t xml:space="preserve"> Tanda titik digunakan sebagai pemisah folder. Jadi, </w:t>
+            </w:r>
+            <w:proofErr w:type="spellStart"/>
+            <w:r>
+              <w:rPr>
+                <w:rFonts w:eastAsia="Times New Roman" w:cs="Times New Roman"/>
+                <w:szCs w:val="24"/>
+                <w:lang w:eastAsia="en-ID"/>
+              </w:rPr>
+              <w:t>blog.hello</w:t>
+            </w:r>
+            <w:proofErr w:type="spellEnd"/>
+            <w:r>
+              <w:rPr>
+                <w:rFonts w:eastAsia="Times New Roman" w:cs="Times New Roman"/>
+                <w:szCs w:val="24"/>
+                <w:lang w:eastAsia="en-ID"/>
+              </w:rPr>
+              <w:t xml:space="preserve"> berarti "cari </w:t>
+            </w:r>
+            <w:proofErr w:type="spellStart"/>
+            <w:r>
+              <w:rPr>
+                <w:rFonts w:eastAsia="Times New Roman" w:cs="Times New Roman"/>
+                <w:szCs w:val="24"/>
+                <w:lang w:eastAsia="en-ID"/>
+              </w:rPr>
+              <w:t>file</w:t>
+            </w:r>
+            <w:proofErr w:type="spellEnd"/>
+            <w:r>
+              <w:rPr>
+                <w:rFonts w:eastAsia="Times New Roman" w:cs="Times New Roman"/>
+                <w:szCs w:val="24"/>
+                <w:lang w:eastAsia="en-ID"/>
+              </w:rPr>
+              <w:t xml:space="preserve"> </w:t>
+            </w:r>
+            <w:proofErr w:type="spellStart"/>
+            <w:r>
+              <w:rPr>
+                <w:rFonts w:eastAsia="Times New Roman" w:cs="Times New Roman"/>
+                <w:szCs w:val="24"/>
+                <w:lang w:eastAsia="en-ID"/>
+              </w:rPr>
+              <w:t>hello</w:t>
+            </w:r>
+            <w:proofErr w:type="spellEnd"/>
+            <w:r>
+              <w:rPr>
+                <w:rFonts w:eastAsia="Times New Roman" w:cs="Times New Roman"/>
+                <w:szCs w:val="24"/>
+                <w:lang w:eastAsia="en-ID"/>
+              </w:rPr>
+              <w:t xml:space="preserve"> di dalam folder blog".</w:t>
+            </w:r>
+          </w:p>
+        </w:tc>
+      </w:tr>
+    </w:tbl>
+    <w:p>
+      <w:pPr>
+        <w:spacing w:before="60" w:line="360" w:lineRule="auto"/>
+        <w:ind w:firstLine="0"/>
+        <w:rPr>
+          <w:rFonts w:eastAsia="Times New Roman" w:cs="Times New Roman"/>
+          <w:b/>
+          <w:bCs/>
+          <w:kern w:val="0"/>
+          <w:szCs w:val="24"/>
+          <w:lang w:val="id-ID" w:eastAsia="en-ID"/>
+          <w14:ligatures w14:val="none"/>
+        </w:rPr>
+      </w:pPr>
+    </w:p>
+    <w:p>
+      <w:pPr>
+        <w:spacing w:before="60" w:line="360" w:lineRule="auto"/>
+        <w:ind w:firstLine="0"/>
+        <w:rPr>
+          <w:rFonts w:eastAsia="Times New Roman" w:cs="Times New Roman"/>
+          <w:b/>
+          <w:bCs/>
+          <w:kern w:val="0"/>
+          <w:szCs w:val="24"/>
+          <w:lang w:val="id-ID" w:eastAsia="en-ID"/>
+          <w14:ligatures w14:val="none"/>
+        </w:rPr>
+      </w:pPr>
+    </w:p>
+    <w:p>
+      <w:pPr>
+        <w:spacing w:before="60" w:line="360" w:lineRule="auto"/>
+        <w:ind w:firstLine="0"/>
+        <w:rPr>
+          <w:rFonts w:eastAsia="Times New Roman" w:cs="Times New Roman"/>
+          <w:b/>
+          <w:bCs/>
+          <w:kern w:val="0"/>
+          <w:szCs w:val="24"/>
+          <w:lang w:val="id-ID" w:eastAsia="en-ID"/>
+          <w14:ligatures w14:val="none"/>
+        </w:rPr>
+      </w:pPr>
+    </w:p>
+    <w:p>
+      <w:pPr>
+        <w:spacing w:before="60" w:line="360" w:lineRule="auto"/>
+        <w:ind w:firstLine="0"/>
+        <w:rPr>
+          <w:rFonts w:eastAsia="Times New Roman" w:cs="Times New Roman"/>
+          <w:b/>
+          <w:bCs/>
+          <w:kern w:val="0"/>
+          <w:szCs w:val="24"/>
+          <w:lang w:val="id-ID" w:eastAsia="en-ID"/>
+          <w14:ligatures w14:val="none"/>
+        </w:rPr>
+      </w:pPr>
       <w:r>
         <w:rPr>
           <w:rFonts w:eastAsia="Times New Roman" w:cs="Times New Roman"/>
@@ -1301,25 +6984,50 @@
           <w14:ligatures w14:val="none"/>
         </w:rPr>
         <w:lastRenderedPageBreak/>
-        <w:t>Soal Praktikum</w:t>
+        <w:t xml:space="preserve">Menampilkan View </w:t>
+      </w:r>
+      <w:proofErr w:type="spellStart"/>
+      <w:r>
+        <w:rPr>
+          <w:rFonts w:eastAsia="Times New Roman" w:cs="Times New Roman"/>
+          <w:b/>
+          <w:bCs/>
+          <w:kern w:val="0"/>
+          <w:szCs w:val="24"/>
+          <w:lang w:eastAsia="en-ID"/>
+          <w14:ligatures w14:val="none"/>
+        </w:rPr>
+        <w:t>dari</w:t>
+      </w:r>
+      <w:proofErr w:type="spellEnd"/>
+      <w:r>
+        <w:rPr>
+          <w:rFonts w:eastAsia="Times New Roman" w:cs="Times New Roman"/>
+          <w:b/>
+          <w:bCs/>
+          <w:kern w:val="0"/>
+          <w:szCs w:val="24"/>
+          <w:lang w:eastAsia="en-ID"/>
+          <w14:ligatures w14:val="none"/>
+        </w:rPr>
+        <w:t xml:space="preserve"> Controller</w:t>
       </w:r>
     </w:p>
     <w:tbl>
       <w:tblPr>
         <w:tblStyle w:val="TableGrid"/>
-        <w:tblW w:w="5003" w:type="pct"/>
+        <w:tblW w:w="5000" w:type="pct"/>
         <w:tblLayout w:type="fixed"/>
         <w:tblLook w:val="04A0" w:firstRow="1" w:lastRow="0" w:firstColumn="1" w:lastColumn="0" w:noHBand="0" w:noVBand="1"/>
       </w:tblPr>
       <w:tblGrid>
-        <w:gridCol w:w="1130"/>
-        <w:gridCol w:w="3401"/>
-        <w:gridCol w:w="5103"/>
+        <w:gridCol w:w="1129"/>
+        <w:gridCol w:w="8499"/>
       </w:tblGrid>
       <w:tr>
         <w:tc>
           <w:tcPr>
-            <w:tcW w:w="1130" w:type="dxa"/>
+            <w:tcW w:w="1129" w:type="dxa"/>
           </w:tcPr>
           <w:p>
             <w:pPr>
@@ -1348,35 +7056,7 @@
         </w:tc>
         <w:tc>
           <w:tcPr>
-            <w:tcW w:w="3401" w:type="dxa"/>
-          </w:tcPr>
-          <w:p>
-            <w:pPr>
-              <w:spacing w:before="60" w:line="360" w:lineRule="auto"/>
-              <w:ind w:firstLine="0"/>
-              <w:rPr>
-                <w:rFonts w:eastAsia="Times New Roman" w:cs="Times New Roman"/>
-                <w:b/>
-                <w:bCs/>
-                <w:sz w:val="22"/>
-                <w:lang w:eastAsia="en-ID"/>
-              </w:rPr>
-            </w:pPr>
-            <w:r>
-              <w:rPr>
-                <w:rFonts w:eastAsia="Times New Roman" w:cs="Times New Roman"/>
-                <w:b/>
-                <w:bCs/>
-                <w:sz w:val="22"/>
-                <w:lang w:eastAsia="en-ID"/>
-              </w:rPr>
-              <w:t>Soal</w:t>
-            </w:r>
-          </w:p>
-        </w:tc>
-        <w:tc>
-          <w:tcPr>
-            <w:tcW w:w="5103" w:type="dxa"/>
+            <w:tcW w:w="8499" w:type="dxa"/>
           </w:tcPr>
           <w:p>
             <w:pPr>
@@ -1406,7 +7086,7 @@
       <w:tr>
         <w:tc>
           <w:tcPr>
-            <w:tcW w:w="1130" w:type="dxa"/>
+            <w:tcW w:w="1129" w:type="dxa"/>
           </w:tcPr>
           <w:p>
             <w:pPr>
@@ -1431,7 +7111,7 @@
         </w:tc>
         <w:tc>
           <w:tcPr>
-            <w:tcW w:w="3401" w:type="dxa"/>
+            <w:tcW w:w="8499" w:type="dxa"/>
           </w:tcPr>
           <w:p>
             <w:pPr>
@@ -1440,34 +7120,168 @@
               <w:rPr>
                 <w:rFonts w:eastAsia="Times New Roman" w:cs="Times New Roman"/>
                 <w:szCs w:val="24"/>
-                <w:lang w:val="sv-SE" w:eastAsia="en-ID"/>
-              </w:rPr>
-            </w:pPr>
-          </w:p>
-        </w:tc>
-        <w:tc>
-          <w:tcPr>
-            <w:tcW w:w="5103" w:type="dxa"/>
-          </w:tcPr>
+                <w:lang w:val="en-ID" w:eastAsia="en-ID"/>
+              </w:rPr>
+            </w:pPr>
+            <w:r>
+              <w:rPr>
+                <w:rFonts w:eastAsia="Times New Roman" w:cs="Times New Roman"/>
+                <w:szCs w:val="24"/>
+                <w:lang w:val="en-ID" w:eastAsia="en-ID"/>
+              </w:rPr>
+              <w:t xml:space="preserve">Buka </w:t>
+            </w:r>
+            <w:proofErr w:type="spellStart"/>
+            <w:r>
+              <w:rPr>
+                <w:rFonts w:eastAsia="Times New Roman" w:cs="Times New Roman"/>
+                <w:szCs w:val="24"/>
+                <w:lang w:val="en-ID" w:eastAsia="en-ID"/>
+              </w:rPr>
+              <w:t>WelcomeController.php</w:t>
+            </w:r>
+            <w:proofErr w:type="spellEnd"/>
+            <w:r>
+              <w:rPr>
+                <w:rFonts w:eastAsia="Times New Roman" w:cs="Times New Roman"/>
+                <w:szCs w:val="24"/>
+                <w:lang w:val="en-ID" w:eastAsia="en-ID"/>
+              </w:rPr>
+              <w:t xml:space="preserve"> dan </w:t>
+            </w:r>
+            <w:proofErr w:type="spellStart"/>
+            <w:r>
+              <w:rPr>
+                <w:rFonts w:eastAsia="Times New Roman" w:cs="Times New Roman"/>
+                <w:szCs w:val="24"/>
+                <w:lang w:val="en-ID" w:eastAsia="en-ID"/>
+              </w:rPr>
+              <w:t>tambahkan</w:t>
+            </w:r>
+            <w:proofErr w:type="spellEnd"/>
+            <w:r>
+              <w:rPr>
+                <w:rFonts w:eastAsia="Times New Roman" w:cs="Times New Roman"/>
+                <w:szCs w:val="24"/>
+                <w:lang w:val="en-ID" w:eastAsia="en-ID"/>
+              </w:rPr>
+              <w:t xml:space="preserve"> </w:t>
+            </w:r>
+            <w:proofErr w:type="spellStart"/>
+            <w:r>
+              <w:rPr>
+                <w:rFonts w:eastAsia="Times New Roman" w:cs="Times New Roman"/>
+                <w:szCs w:val="24"/>
+                <w:lang w:val="en-ID" w:eastAsia="en-ID"/>
+              </w:rPr>
+              <w:t>fungsi</w:t>
+            </w:r>
+            <w:proofErr w:type="spellEnd"/>
+            <w:r>
+              <w:rPr>
+                <w:rFonts w:eastAsia="Times New Roman" w:cs="Times New Roman"/>
+                <w:szCs w:val="24"/>
+                <w:lang w:val="en-ID" w:eastAsia="en-ID"/>
+              </w:rPr>
+              <w:t xml:space="preserve"> </w:t>
+            </w:r>
+            <w:proofErr w:type="spellStart"/>
+            <w:r>
+              <w:rPr>
+                <w:rFonts w:eastAsia="Times New Roman" w:cs="Times New Roman"/>
+                <w:szCs w:val="24"/>
+                <w:lang w:val="en-ID" w:eastAsia="en-ID"/>
+              </w:rPr>
+              <w:t>baru</w:t>
+            </w:r>
+            <w:proofErr w:type="spellEnd"/>
+            <w:r>
+              <w:rPr>
+                <w:rFonts w:eastAsia="Times New Roman" w:cs="Times New Roman"/>
+                <w:szCs w:val="24"/>
+                <w:lang w:val="en-ID" w:eastAsia="en-ID"/>
+              </w:rPr>
+              <w:t xml:space="preserve"> </w:t>
+            </w:r>
+            <w:proofErr w:type="spellStart"/>
+            <w:r>
+              <w:rPr>
+                <w:rFonts w:eastAsia="Times New Roman" w:cs="Times New Roman"/>
+                <w:szCs w:val="24"/>
+                <w:lang w:val="en-ID" w:eastAsia="en-ID"/>
+              </w:rPr>
+              <w:t>yaitu</w:t>
+            </w:r>
+            <w:proofErr w:type="spellEnd"/>
+            <w:r>
+              <w:rPr>
+                <w:rFonts w:eastAsia="Times New Roman" w:cs="Times New Roman"/>
+                <w:szCs w:val="24"/>
+                <w:lang w:val="en-ID" w:eastAsia="en-ID"/>
+              </w:rPr>
+              <w:t xml:space="preserve"> greeting.</w:t>
+            </w:r>
+          </w:p>
           <w:p>
             <w:pPr>
               <w:spacing w:before="60" w:line="360" w:lineRule="auto"/>
               <w:ind w:firstLine="0"/>
               <w:rPr>
                 <w:rFonts w:eastAsia="Times New Roman" w:cs="Times New Roman"/>
-                <w:b/>
-                <w:bCs/>
-                <w:szCs w:val="24"/>
-                <w:lang w:eastAsia="en-ID"/>
-              </w:rPr>
-            </w:pPr>
+                <w:szCs w:val="24"/>
+                <w:lang w:val="sv-SE" w:eastAsia="en-ID"/>
+              </w:rPr>
+            </w:pPr>
+            <w:r>
+              <w:rPr>
+                <w:rFonts w:eastAsia="Times New Roman" w:cs="Times New Roman"/>
+                <w:noProof/>
+                <w:szCs w:val="24"/>
+                <w:lang w:val="sv-SE" w:eastAsia="en-ID"/>
+              </w:rPr>
+              <w:drawing>
+                <wp:inline distT="0" distB="0" distL="0" distR="0" wp14:anchorId="05931B9D" wp14:editId="779701CA">
+                  <wp:extent cx="3270418" cy="527077"/>
+                  <wp:effectExtent l="0" t="0" r="6350" b="6350"/>
+                  <wp:docPr id="977087309" name="Picture 1"/>
+                  <wp:cNvGraphicFramePr>
+                    <a:graphicFrameLocks xmlns:a="http://schemas.openxmlformats.org/drawingml/2006/main" noChangeAspect="1"/>
+                  </wp:cNvGraphicFramePr>
+                  <a:graphic xmlns:a="http://schemas.openxmlformats.org/drawingml/2006/main">
+                    <a:graphicData uri="http://schemas.openxmlformats.org/drawingml/2006/picture">
+                      <pic:pic xmlns:pic="http://schemas.openxmlformats.org/drawingml/2006/picture">
+                        <pic:nvPicPr>
+                          <pic:cNvPr id="977087309" name=""/>
+                          <pic:cNvPicPr/>
+                        </pic:nvPicPr>
+                        <pic:blipFill>
+                          <a:blip r:embed="rId34"/>
+                          <a:stretch>
+                            <a:fillRect/>
+                          </a:stretch>
+                        </pic:blipFill>
+                        <pic:spPr>
+                          <a:xfrm>
+                            <a:off x="0" y="0"/>
+                            <a:ext cx="3270418" cy="527077"/>
+                          </a:xfrm>
+                          <a:prstGeom prst="rect">
+                            <a:avLst/>
+                          </a:prstGeom>
+                        </pic:spPr>
+                      </pic:pic>
+                    </a:graphicData>
+                  </a:graphic>
+                </wp:inline>
+              </w:drawing>
+            </w:r>
           </w:p>
         </w:tc>
       </w:tr>
       <w:tr>
         <w:tc>
           <w:tcPr>
-            <w:tcW w:w="1130" w:type="dxa"/>
+            <w:tcW w:w="1129" w:type="dxa"/>
           </w:tcPr>
           <w:p>
             <w:pPr>
@@ -1492,7 +7306,7 @@
         </w:tc>
         <w:tc>
           <w:tcPr>
-            <w:tcW w:w="3401" w:type="dxa"/>
+            <w:tcW w:w="8499" w:type="dxa"/>
           </w:tcPr>
           <w:p>
             <w:pPr>
@@ -1500,17 +7314,175 @@
               <w:ind w:firstLine="0"/>
               <w:rPr>
                 <w:rFonts w:eastAsia="Times New Roman" w:cs="Times New Roman"/>
-                <w:b/>
-                <w:bCs/>
-                <w:szCs w:val="24"/>
-                <w:lang w:eastAsia="en-ID"/>
-              </w:rPr>
-            </w:pPr>
+                <w:szCs w:val="24"/>
+                <w:lang w:eastAsia="en-ID"/>
+              </w:rPr>
+            </w:pPr>
+            <w:r>
+              <w:rPr>
+                <w:rFonts w:eastAsia="Times New Roman" w:cs="Times New Roman"/>
+                <w:szCs w:val="24"/>
+                <w:lang w:val="en-ID" w:eastAsia="en-ID"/>
+              </w:rPr>
+              <w:t xml:space="preserve">Ubah route /greeting dan </w:t>
+            </w:r>
+            <w:proofErr w:type="spellStart"/>
+            <w:r>
+              <w:rPr>
+                <w:rFonts w:eastAsia="Times New Roman" w:cs="Times New Roman"/>
+                <w:szCs w:val="24"/>
+                <w:lang w:val="en-ID" w:eastAsia="en-ID"/>
+              </w:rPr>
+              <w:t>arahkan</w:t>
+            </w:r>
+            <w:proofErr w:type="spellEnd"/>
+            <w:r>
+              <w:rPr>
+                <w:rFonts w:eastAsia="Times New Roman" w:cs="Times New Roman"/>
+                <w:szCs w:val="24"/>
+                <w:lang w:val="en-ID" w:eastAsia="en-ID"/>
+              </w:rPr>
+              <w:t xml:space="preserve"> </w:t>
+            </w:r>
+            <w:proofErr w:type="spellStart"/>
+            <w:r>
+              <w:rPr>
+                <w:rFonts w:eastAsia="Times New Roman" w:cs="Times New Roman"/>
+                <w:szCs w:val="24"/>
+                <w:lang w:val="en-ID" w:eastAsia="en-ID"/>
+              </w:rPr>
+              <w:t>ke</w:t>
+            </w:r>
+            <w:proofErr w:type="spellEnd"/>
+            <w:r>
+              <w:rPr>
+                <w:rFonts w:eastAsia="Times New Roman" w:cs="Times New Roman"/>
+                <w:szCs w:val="24"/>
+                <w:lang w:val="en-ID" w:eastAsia="en-ID"/>
+              </w:rPr>
+              <w:t xml:space="preserve"> </w:t>
+            </w:r>
+            <w:proofErr w:type="spellStart"/>
+            <w:r>
+              <w:rPr>
+                <w:rFonts w:eastAsia="Times New Roman" w:cs="Times New Roman"/>
+                <w:szCs w:val="24"/>
+                <w:lang w:val="en-ID" w:eastAsia="en-ID"/>
+              </w:rPr>
+              <w:t>WelcomeController</w:t>
+            </w:r>
+            <w:proofErr w:type="spellEnd"/>
+            <w:r>
+              <w:rPr>
+                <w:rFonts w:eastAsia="Times New Roman" w:cs="Times New Roman"/>
+                <w:szCs w:val="24"/>
+                <w:lang w:val="en-ID" w:eastAsia="en-ID"/>
+              </w:rPr>
+              <w:t xml:space="preserve"> pada </w:t>
+            </w:r>
+            <w:proofErr w:type="spellStart"/>
+            <w:r>
+              <w:rPr>
+                <w:rFonts w:eastAsia="Times New Roman" w:cs="Times New Roman"/>
+                <w:szCs w:val="24"/>
+                <w:lang w:val="en-ID" w:eastAsia="en-ID"/>
+              </w:rPr>
+              <w:t>fungsi</w:t>
+            </w:r>
+            <w:proofErr w:type="spellEnd"/>
+            <w:r>
+              <w:rPr>
+                <w:rFonts w:eastAsia="Times New Roman" w:cs="Times New Roman"/>
+                <w:szCs w:val="24"/>
+                <w:lang w:val="en-ID" w:eastAsia="en-ID"/>
+              </w:rPr>
+              <w:t xml:space="preserve"> greeting</w:t>
+            </w:r>
+          </w:p>
+          <w:p>
+            <w:pPr>
+              <w:spacing w:before="60" w:line="360" w:lineRule="auto"/>
+              <w:ind w:firstLine="0"/>
+              <w:rPr>
+                <w:rFonts w:eastAsia="Times New Roman" w:cs="Times New Roman"/>
+                <w:szCs w:val="24"/>
+                <w:lang w:eastAsia="en-ID"/>
+              </w:rPr>
+            </w:pPr>
+            <w:r>
+              <w:rPr>
+                <w:rFonts w:eastAsia="Times New Roman" w:cs="Times New Roman"/>
+                <w:szCs w:val="24"/>
+                <w:lang w:eastAsia="en-ID"/>
+              </w:rPr>
+              <w:drawing>
+                <wp:inline distT="0" distB="0" distL="0" distR="0" wp14:anchorId="60A693D9" wp14:editId="7182E7B0">
+                  <wp:extent cx="4210266" cy="342918"/>
+                  <wp:effectExtent l="0" t="0" r="0" b="0"/>
+                  <wp:docPr id="446843871" name="Picture 1"/>
+                  <wp:cNvGraphicFramePr>
+                    <a:graphicFrameLocks xmlns:a="http://schemas.openxmlformats.org/drawingml/2006/main" noChangeAspect="1"/>
+                  </wp:cNvGraphicFramePr>
+                  <a:graphic xmlns:a="http://schemas.openxmlformats.org/drawingml/2006/main">
+                    <a:graphicData uri="http://schemas.openxmlformats.org/drawingml/2006/picture">
+                      <pic:pic xmlns:pic="http://schemas.openxmlformats.org/drawingml/2006/picture">
+                        <pic:nvPicPr>
+                          <pic:cNvPr id="446843871" name=""/>
+                          <pic:cNvPicPr/>
+                        </pic:nvPicPr>
+                        <pic:blipFill>
+                          <a:blip r:embed="rId35"/>
+                          <a:stretch>
+                            <a:fillRect/>
+                          </a:stretch>
+                        </pic:blipFill>
+                        <pic:spPr>
+                          <a:xfrm>
+                            <a:off x="0" y="0"/>
+                            <a:ext cx="4210266" cy="342918"/>
+                          </a:xfrm>
+                          <a:prstGeom prst="rect">
+                            <a:avLst/>
+                          </a:prstGeom>
+                        </pic:spPr>
+                      </pic:pic>
+                    </a:graphicData>
+                  </a:graphic>
+                </wp:inline>
+              </w:drawing>
+            </w:r>
+          </w:p>
+        </w:tc>
+      </w:tr>
+      <w:tr>
+        <w:tc>
+          <w:tcPr>
+            <w:tcW w:w="1129" w:type="dxa"/>
+          </w:tcPr>
+          <w:p>
+            <w:pPr>
+              <w:spacing w:before="60" w:line="360" w:lineRule="auto"/>
+              <w:ind w:firstLine="0"/>
+              <w:jc w:val="center"/>
+              <w:rPr>
+                <w:rFonts w:eastAsia="Times New Roman" w:cs="Times New Roman"/>
+                <w:szCs w:val="24"/>
+                <w:lang w:eastAsia="en-ID"/>
+              </w:rPr>
+            </w:pPr>
+            <w:r>
+              <w:rPr>
+                <w:rFonts w:eastAsia="Times New Roman" w:cs="Times New Roman"/>
+                <w:szCs w:val="24"/>
+                <w:lang w:eastAsia="en-ID"/>
+              </w:rPr>
+              <w:t>3</w:t>
+            </w:r>
           </w:p>
         </w:tc>
         <w:tc>
           <w:tcPr>
-            <w:tcW w:w="5103" w:type="dxa"/>
+            <w:tcW w:w="8499" w:type="dxa"/>
           </w:tcPr>
           <w:p>
             <w:pPr>
@@ -1518,12 +7490,310 @@
               <w:ind w:firstLine="0"/>
               <w:rPr>
                 <w:rFonts w:eastAsia="Times New Roman" w:cs="Times New Roman"/>
+                <w:szCs w:val="24"/>
+                <w:lang w:eastAsia="en-ID"/>
+              </w:rPr>
+            </w:pPr>
+            <w:r>
+              <w:rPr>
+                <w:rFonts w:eastAsia="Times New Roman" w:cs="Times New Roman"/>
+                <w:szCs w:val="24"/>
+                <w:lang w:eastAsia="en-ID"/>
+              </w:rPr>
+              <w:drawing>
+                <wp:inline distT="0" distB="0" distL="0" distR="0" wp14:anchorId="51156B17" wp14:editId="7D274DA5">
+                  <wp:extent cx="2775098" cy="678956"/>
+                  <wp:effectExtent l="0" t="0" r="6350" b="6985"/>
+                  <wp:docPr id="116277902" name="Picture 1"/>
+                  <wp:cNvGraphicFramePr>
+                    <a:graphicFrameLocks xmlns:a="http://schemas.openxmlformats.org/drawingml/2006/main" noChangeAspect="1"/>
+                  </wp:cNvGraphicFramePr>
+                  <a:graphic xmlns:a="http://schemas.openxmlformats.org/drawingml/2006/main">
+                    <a:graphicData uri="http://schemas.openxmlformats.org/drawingml/2006/picture">
+                      <pic:pic xmlns:pic="http://schemas.openxmlformats.org/drawingml/2006/picture">
+                        <pic:nvPicPr>
+                          <pic:cNvPr id="116277902" name=""/>
+                          <pic:cNvPicPr/>
+                        </pic:nvPicPr>
+                        <pic:blipFill>
+                          <a:blip r:embed="rId36"/>
+                          <a:stretch>
+                            <a:fillRect/>
+                          </a:stretch>
+                        </pic:blipFill>
+                        <pic:spPr>
+                          <a:xfrm>
+                            <a:off x="0" y="0"/>
+                            <a:ext cx="2785940" cy="681609"/>
+                          </a:xfrm>
+                          <a:prstGeom prst="rect">
+                            <a:avLst/>
+                          </a:prstGeom>
+                        </pic:spPr>
+                      </pic:pic>
+                    </a:graphicData>
+                  </a:graphic>
+                </wp:inline>
+              </w:drawing>
+            </w:r>
+          </w:p>
+          <w:p>
+            <w:pPr>
+              <w:pStyle w:val="ListParagraph"/>
+              <w:numPr>
+                <w:ilvl w:val="0"/>
+                <w:numId w:val="37"/>
+              </w:numPr>
+              <w:spacing w:before="60" w:line="360" w:lineRule="auto"/>
+              <w:ind w:left="180" w:hanging="142"/>
+              <w:rPr>
+                <w:rFonts w:eastAsia="Times New Roman" w:cs="Times New Roman"/>
+                <w:szCs w:val="24"/>
+                <w:lang w:eastAsia="en-ID"/>
+              </w:rPr>
+            </w:pPr>
+            <w:proofErr w:type="spellStart"/>
+            <w:r>
+              <w:rPr>
+                <w:rFonts w:eastAsia="Times New Roman" w:cs="Times New Roman"/>
                 <w:b/>
                 <w:bCs/>
                 <w:szCs w:val="24"/>
                 <w:lang w:eastAsia="en-ID"/>
               </w:rPr>
-            </w:pPr>
+              <w:t>Controller</w:t>
+            </w:r>
+            <w:proofErr w:type="spellEnd"/>
+            <w:r>
+              <w:rPr>
+                <w:rFonts w:eastAsia="Times New Roman" w:cs="Times New Roman"/>
+                <w:b/>
+                <w:bCs/>
+                <w:szCs w:val="24"/>
+                <w:lang w:eastAsia="en-ID"/>
+              </w:rPr>
+              <w:t>:</w:t>
+            </w:r>
+            <w:r>
+              <w:rPr>
+                <w:rFonts w:eastAsia="Times New Roman" w:cs="Times New Roman"/>
+                <w:szCs w:val="24"/>
+                <w:lang w:eastAsia="en-ID"/>
+              </w:rPr>
+              <w:t xml:space="preserve"> Menyiapkan data nama </w:t>
+            </w:r>
+            <w:r>
+              <w:rPr>
+                <w:rFonts w:eastAsia="Times New Roman" w:cs="Times New Roman"/>
+                <w:b/>
+                <w:bCs/>
+                <w:szCs w:val="24"/>
+                <w:lang w:eastAsia="en-ID"/>
+              </w:rPr>
+              <w:t>'</w:t>
+            </w:r>
+            <w:r>
+              <w:rPr>
+                <w:rFonts w:eastAsia="Times New Roman" w:cs="Times New Roman"/>
+                <w:b/>
+                <w:bCs/>
+                <w:szCs w:val="24"/>
+                <w:lang w:eastAsia="en-ID"/>
+              </w:rPr>
+              <w:t>Prasojo</w:t>
+            </w:r>
+            <w:r>
+              <w:rPr>
+                <w:rFonts w:eastAsia="Times New Roman" w:cs="Times New Roman"/>
+                <w:b/>
+                <w:bCs/>
+                <w:szCs w:val="24"/>
+                <w:lang w:eastAsia="en-ID"/>
+              </w:rPr>
+              <w:t>'</w:t>
+            </w:r>
+            <w:r>
+              <w:rPr>
+                <w:rFonts w:eastAsia="Times New Roman" w:cs="Times New Roman"/>
+                <w:szCs w:val="24"/>
+                <w:lang w:eastAsia="en-ID"/>
+              </w:rPr>
+              <w:t xml:space="preserve"> untuk dikirim ke tampilan (</w:t>
+            </w:r>
+            <w:proofErr w:type="spellStart"/>
+            <w:r>
+              <w:rPr>
+                <w:rFonts w:eastAsia="Times New Roman" w:cs="Times New Roman"/>
+                <w:szCs w:val="24"/>
+                <w:lang w:eastAsia="en-ID"/>
+              </w:rPr>
+              <w:t>view</w:t>
+            </w:r>
+            <w:proofErr w:type="spellEnd"/>
+            <w:r>
+              <w:rPr>
+                <w:rFonts w:eastAsia="Times New Roman" w:cs="Times New Roman"/>
+                <w:szCs w:val="24"/>
+                <w:lang w:eastAsia="en-ID"/>
+              </w:rPr>
+              <w:t xml:space="preserve">) </w:t>
+            </w:r>
+            <w:proofErr w:type="spellStart"/>
+            <w:r>
+              <w:rPr>
+                <w:rFonts w:eastAsia="Times New Roman" w:cs="Times New Roman"/>
+                <w:szCs w:val="24"/>
+                <w:lang w:eastAsia="en-ID"/>
+              </w:rPr>
+              <w:t>blog.hello</w:t>
+            </w:r>
+            <w:proofErr w:type="spellEnd"/>
+            <w:r>
+              <w:rPr>
+                <w:rFonts w:eastAsia="Times New Roman" w:cs="Times New Roman"/>
+                <w:szCs w:val="24"/>
+                <w:lang w:eastAsia="en-ID"/>
+              </w:rPr>
+              <w:t>.</w:t>
+            </w:r>
+          </w:p>
+          <w:p>
+            <w:pPr>
+              <w:pStyle w:val="ListParagraph"/>
+              <w:numPr>
+                <w:ilvl w:val="0"/>
+                <w:numId w:val="37"/>
+              </w:numPr>
+              <w:spacing w:before="60" w:line="360" w:lineRule="auto"/>
+              <w:ind w:left="180" w:hanging="142"/>
+              <w:rPr>
+                <w:rFonts w:eastAsia="Times New Roman" w:cs="Times New Roman"/>
+                <w:szCs w:val="24"/>
+                <w:lang w:eastAsia="en-ID"/>
+              </w:rPr>
+            </w:pPr>
+            <w:proofErr w:type="spellStart"/>
+            <w:r>
+              <w:rPr>
+                <w:rFonts w:eastAsia="Times New Roman" w:cs="Times New Roman"/>
+                <w:b/>
+                <w:bCs/>
+                <w:szCs w:val="24"/>
+                <w:lang w:eastAsia="en-ID"/>
+              </w:rPr>
+              <w:t>Route</w:t>
+            </w:r>
+            <w:proofErr w:type="spellEnd"/>
+            <w:r>
+              <w:rPr>
+                <w:rFonts w:eastAsia="Times New Roman" w:cs="Times New Roman"/>
+                <w:b/>
+                <w:bCs/>
+                <w:szCs w:val="24"/>
+                <w:lang w:eastAsia="en-ID"/>
+              </w:rPr>
+              <w:t>:</w:t>
+            </w:r>
+            <w:r>
+              <w:rPr>
+                <w:rFonts w:eastAsia="Times New Roman" w:cs="Times New Roman"/>
+                <w:szCs w:val="24"/>
+                <w:lang w:eastAsia="en-ID"/>
+              </w:rPr>
+              <w:t xml:space="preserve"> Menentukan alamat URL /</w:t>
+            </w:r>
+            <w:proofErr w:type="spellStart"/>
+            <w:r>
+              <w:rPr>
+                <w:rFonts w:eastAsia="Times New Roman" w:cs="Times New Roman"/>
+                <w:szCs w:val="24"/>
+                <w:lang w:eastAsia="en-ID"/>
+              </w:rPr>
+              <w:t>greeting</w:t>
+            </w:r>
+            <w:proofErr w:type="spellEnd"/>
+            <w:r>
+              <w:rPr>
+                <w:rFonts w:eastAsia="Times New Roman" w:cs="Times New Roman"/>
+                <w:szCs w:val="24"/>
+                <w:lang w:eastAsia="en-ID"/>
+              </w:rPr>
+              <w:t xml:space="preserve"> agar bisa diakses di browser.</w:t>
+            </w:r>
+          </w:p>
+          <w:p>
+            <w:pPr>
+              <w:pStyle w:val="ListParagraph"/>
+              <w:numPr>
+                <w:ilvl w:val="0"/>
+                <w:numId w:val="37"/>
+              </w:numPr>
+              <w:spacing w:before="60" w:line="360" w:lineRule="auto"/>
+              <w:ind w:left="180" w:hanging="142"/>
+              <w:rPr>
+                <w:rFonts w:eastAsia="Times New Roman" w:cs="Times New Roman"/>
+                <w:szCs w:val="24"/>
+                <w:lang w:eastAsia="en-ID"/>
+              </w:rPr>
+            </w:pPr>
+            <w:r>
+              <w:rPr>
+                <w:rFonts w:eastAsia="Times New Roman" w:cs="Times New Roman"/>
+                <w:b/>
+                <w:bCs/>
+                <w:szCs w:val="24"/>
+                <w:lang w:eastAsia="en-ID"/>
+              </w:rPr>
+              <w:t>Hasil:</w:t>
+            </w:r>
+            <w:r>
+              <w:rPr>
+                <w:rFonts w:eastAsia="Times New Roman" w:cs="Times New Roman"/>
+                <w:szCs w:val="24"/>
+                <w:lang w:eastAsia="en-ID"/>
+              </w:rPr>
+              <w:t xml:space="preserve"> Di browser muncul </w:t>
+            </w:r>
+            <w:r>
+              <w:rPr>
+                <w:rFonts w:eastAsia="Times New Roman" w:cs="Times New Roman"/>
+                <w:b/>
+                <w:bCs/>
+                <w:szCs w:val="24"/>
+                <w:lang w:eastAsia="en-ID"/>
+              </w:rPr>
+              <w:t>"</w:t>
+            </w:r>
+            <w:proofErr w:type="spellStart"/>
+            <w:r>
+              <w:rPr>
+                <w:rFonts w:eastAsia="Times New Roman" w:cs="Times New Roman"/>
+                <w:b/>
+                <w:bCs/>
+                <w:szCs w:val="24"/>
+                <w:lang w:eastAsia="en-ID"/>
+              </w:rPr>
+              <w:t>Hello</w:t>
+            </w:r>
+            <w:proofErr w:type="spellEnd"/>
+            <w:r>
+              <w:rPr>
+                <w:rFonts w:eastAsia="Times New Roman" w:cs="Times New Roman"/>
+                <w:b/>
+                <w:bCs/>
+                <w:szCs w:val="24"/>
+                <w:lang w:eastAsia="en-ID"/>
+              </w:rPr>
+              <w:t>, Prasojo"</w:t>
+            </w:r>
+            <w:r>
+              <w:rPr>
+                <w:rFonts w:eastAsia="Times New Roman" w:cs="Times New Roman"/>
+                <w:szCs w:val="24"/>
+                <w:lang w:eastAsia="en-ID"/>
+              </w:rPr>
+              <w:t>.</w:t>
+            </w:r>
           </w:p>
         </w:tc>
       </w:tr>
@@ -1553,14 +7823,987 @@
           <w:bCs/>
           <w:kern w:val="0"/>
           <w:szCs w:val="24"/>
+          <w:lang w:val="id-ID" w:eastAsia="en-ID"/>
+          <w14:ligatures w14:val="none"/>
+        </w:rPr>
+      </w:pPr>
+      <w:r>
+        <w:rPr>
+          <w:rFonts w:eastAsia="Times New Roman" w:cs="Times New Roman"/>
+          <w:b/>
+          <w:bCs/>
+          <w:kern w:val="0"/>
+          <w:szCs w:val="24"/>
           <w:lang w:eastAsia="en-ID"/>
           <w14:ligatures w14:val="none"/>
         </w:rPr>
+        <w:t xml:space="preserve">Menampilkan View </w:t>
+      </w:r>
+      <w:proofErr w:type="spellStart"/>
+      <w:r>
+        <w:rPr>
+          <w:rFonts w:eastAsia="Times New Roman" w:cs="Times New Roman"/>
+          <w:b/>
+          <w:bCs/>
+          <w:kern w:val="0"/>
+          <w:szCs w:val="24"/>
+          <w:lang w:eastAsia="en-ID"/>
+          <w14:ligatures w14:val="none"/>
+        </w:rPr>
+        <w:t>dari</w:t>
+      </w:r>
+      <w:proofErr w:type="spellEnd"/>
+      <w:r>
+        <w:rPr>
+          <w:rFonts w:eastAsia="Times New Roman" w:cs="Times New Roman"/>
+          <w:b/>
+          <w:bCs/>
+          <w:kern w:val="0"/>
+          <w:szCs w:val="24"/>
+          <w:lang w:eastAsia="en-ID"/>
+          <w14:ligatures w14:val="none"/>
+        </w:rPr>
+        <w:t xml:space="preserve"> Controller</w:t>
+      </w:r>
+    </w:p>
+    <w:tbl>
+      <w:tblPr>
+        <w:tblStyle w:val="TableGrid"/>
+        <w:tblW w:w="5000" w:type="pct"/>
+        <w:tblLayout w:type="fixed"/>
+        <w:tblLook w:val="04A0" w:firstRow="1" w:lastRow="0" w:firstColumn="1" w:lastColumn="0" w:noHBand="0" w:noVBand="1"/>
+      </w:tblPr>
+      <w:tblGrid>
+        <w:gridCol w:w="1129"/>
+        <w:gridCol w:w="8499"/>
+      </w:tblGrid>
+      <w:tr>
+        <w:tc>
+          <w:tcPr>
+            <w:tcW w:w="1129" w:type="dxa"/>
+          </w:tcPr>
+          <w:p>
+            <w:pPr>
+              <w:spacing w:before="60" w:line="360" w:lineRule="auto"/>
+              <w:ind w:firstLine="0"/>
+              <w:jc w:val="center"/>
+              <w:rPr>
+                <w:rFonts w:eastAsia="Times New Roman" w:cs="Times New Roman"/>
+                <w:b/>
+                <w:bCs/>
+                <w:sz w:val="22"/>
+                <w:lang w:eastAsia="en-ID"/>
+              </w:rPr>
+            </w:pPr>
+            <w:r>
+              <w:rPr>
+                <w:rFonts w:eastAsia="Times New Roman" w:cs="Times New Roman"/>
+                <w:b/>
+                <w:bCs/>
+                <w:sz w:val="22"/>
+                <w:lang w:eastAsia="en-ID"/>
+              </w:rPr>
+              <w:t>Langkah</w:t>
+            </w:r>
+          </w:p>
+        </w:tc>
+        <w:tc>
+          <w:tcPr>
+            <w:tcW w:w="8499" w:type="dxa"/>
+          </w:tcPr>
+          <w:p>
+            <w:pPr>
+              <w:spacing w:before="60" w:line="360" w:lineRule="auto"/>
+              <w:ind w:firstLine="0"/>
+              <w:rPr>
+                <w:rFonts w:eastAsia="Times New Roman" w:cs="Times New Roman"/>
+                <w:b/>
+                <w:bCs/>
+                <w:sz w:val="22"/>
+                <w:lang w:eastAsia="en-ID"/>
+              </w:rPr>
+            </w:pPr>
+            <w:r>
+              <w:rPr>
+                <w:rFonts w:eastAsia="Times New Roman" w:cs="Times New Roman"/>
+                <w:b/>
+                <w:bCs/>
+                <w:sz w:val="22"/>
+                <w:lang w:eastAsia="en-ID"/>
+              </w:rPr>
+              <w:t>Jawaban/Deskripsi</w:t>
+            </w:r>
+          </w:p>
+        </w:tc>
+      </w:tr>
+      <w:tr>
+        <w:tc>
+          <w:tcPr>
+            <w:tcW w:w="1129" w:type="dxa"/>
+          </w:tcPr>
+          <w:p>
+            <w:pPr>
+              <w:spacing w:before="60" w:line="360" w:lineRule="auto"/>
+              <w:ind w:firstLine="0"/>
+              <w:jc w:val="center"/>
+              <w:rPr>
+                <w:rFonts w:eastAsia="Times New Roman" w:cs="Times New Roman"/>
+                <w:sz w:val="22"/>
+                <w:lang w:eastAsia="en-ID"/>
+              </w:rPr>
+            </w:pPr>
+            <w:r>
+              <w:rPr>
+                <w:rFonts w:eastAsia="Times New Roman" w:cs="Times New Roman"/>
+                <w:sz w:val="22"/>
+                <w:lang w:eastAsia="en-ID"/>
+              </w:rPr>
+              <w:t>1</w:t>
+            </w:r>
+          </w:p>
+        </w:tc>
+        <w:tc>
+          <w:tcPr>
+            <w:tcW w:w="8499" w:type="dxa"/>
+          </w:tcPr>
+          <w:p>
+            <w:pPr>
+              <w:spacing w:before="60" w:line="360" w:lineRule="auto"/>
+              <w:ind w:firstLine="0"/>
+              <w:rPr>
+                <w:rFonts w:eastAsia="Times New Roman" w:cs="Times New Roman"/>
+                <w:sz w:val="22"/>
+                <w:lang w:val="en-ID" w:eastAsia="en-ID"/>
+              </w:rPr>
+            </w:pPr>
+            <w:r>
+              <w:rPr>
+                <w:rFonts w:eastAsia="Times New Roman" w:cs="Times New Roman"/>
+                <w:sz w:val="22"/>
+                <w:lang w:val="en-ID" w:eastAsia="en-ID"/>
+              </w:rPr>
+              <w:t xml:space="preserve">Buka </w:t>
+            </w:r>
+            <w:proofErr w:type="spellStart"/>
+            <w:r>
+              <w:rPr>
+                <w:rFonts w:eastAsia="Times New Roman" w:cs="Times New Roman"/>
+                <w:sz w:val="22"/>
+                <w:lang w:val="en-ID" w:eastAsia="en-ID"/>
+              </w:rPr>
+              <w:t>WelcomeController.php</w:t>
+            </w:r>
+            <w:proofErr w:type="spellEnd"/>
+            <w:r>
+              <w:rPr>
+                <w:rFonts w:eastAsia="Times New Roman" w:cs="Times New Roman"/>
+                <w:sz w:val="22"/>
+                <w:lang w:val="en-ID" w:eastAsia="en-ID"/>
+              </w:rPr>
+              <w:t xml:space="preserve"> dan </w:t>
+            </w:r>
+            <w:proofErr w:type="spellStart"/>
+            <w:r>
+              <w:rPr>
+                <w:rFonts w:eastAsia="Times New Roman" w:cs="Times New Roman"/>
+                <w:sz w:val="22"/>
+                <w:lang w:val="en-ID" w:eastAsia="en-ID"/>
+              </w:rPr>
+              <w:t>tambahkan</w:t>
+            </w:r>
+            <w:proofErr w:type="spellEnd"/>
+            <w:r>
+              <w:rPr>
+                <w:rFonts w:eastAsia="Times New Roman" w:cs="Times New Roman"/>
+                <w:sz w:val="22"/>
+                <w:lang w:val="en-ID" w:eastAsia="en-ID"/>
+              </w:rPr>
+              <w:t xml:space="preserve"> </w:t>
+            </w:r>
+            <w:proofErr w:type="spellStart"/>
+            <w:r>
+              <w:rPr>
+                <w:rFonts w:eastAsia="Times New Roman" w:cs="Times New Roman"/>
+                <w:sz w:val="22"/>
+                <w:lang w:val="en-ID" w:eastAsia="en-ID"/>
+              </w:rPr>
+              <w:t>ubah</w:t>
+            </w:r>
+            <w:proofErr w:type="spellEnd"/>
+            <w:r>
+              <w:rPr>
+                <w:rFonts w:eastAsia="Times New Roman" w:cs="Times New Roman"/>
+                <w:sz w:val="22"/>
+                <w:lang w:val="en-ID" w:eastAsia="en-ID"/>
+              </w:rPr>
+              <w:t xml:space="preserve"> </w:t>
+            </w:r>
+            <w:proofErr w:type="spellStart"/>
+            <w:r>
+              <w:rPr>
+                <w:rFonts w:eastAsia="Times New Roman" w:cs="Times New Roman"/>
+                <w:sz w:val="22"/>
+                <w:lang w:val="en-ID" w:eastAsia="en-ID"/>
+              </w:rPr>
+              <w:t>fungsi</w:t>
+            </w:r>
+            <w:proofErr w:type="spellEnd"/>
+            <w:r>
+              <w:rPr>
+                <w:rFonts w:eastAsia="Times New Roman" w:cs="Times New Roman"/>
+                <w:sz w:val="22"/>
+                <w:lang w:val="en-ID" w:eastAsia="en-ID"/>
+              </w:rPr>
+              <w:t xml:space="preserve"> greeting.</w:t>
+            </w:r>
+          </w:p>
+          <w:p>
+            <w:pPr>
+              <w:spacing w:before="60" w:line="360" w:lineRule="auto"/>
+              <w:ind w:firstLine="0"/>
+              <w:rPr>
+                <w:rFonts w:eastAsia="Times New Roman" w:cs="Times New Roman"/>
+                <w:sz w:val="22"/>
+                <w:lang w:eastAsia="en-ID"/>
+              </w:rPr>
+            </w:pPr>
+            <w:r>
+              <w:rPr>
+                <w:rFonts w:eastAsia="Times New Roman" w:cs="Times New Roman"/>
+                <w:sz w:val="22"/>
+                <w:lang w:eastAsia="en-ID"/>
+              </w:rPr>
+              <w:drawing>
+                <wp:inline distT="0" distB="0" distL="0" distR="0" wp14:anchorId="7630E33F" wp14:editId="4C8AF128">
+                  <wp:extent cx="2838596" cy="1841595"/>
+                  <wp:effectExtent l="0" t="0" r="0" b="6350"/>
+                  <wp:docPr id="1579660277" name="Picture 1"/>
+                  <wp:cNvGraphicFramePr>
+                    <a:graphicFrameLocks xmlns:a="http://schemas.openxmlformats.org/drawingml/2006/main" noChangeAspect="1"/>
+                  </wp:cNvGraphicFramePr>
+                  <a:graphic xmlns:a="http://schemas.openxmlformats.org/drawingml/2006/main">
+                    <a:graphicData uri="http://schemas.openxmlformats.org/drawingml/2006/picture">
+                      <pic:pic xmlns:pic="http://schemas.openxmlformats.org/drawingml/2006/picture">
+                        <pic:nvPicPr>
+                          <pic:cNvPr id="1579660277" name=""/>
+                          <pic:cNvPicPr/>
+                        </pic:nvPicPr>
+                        <pic:blipFill>
+                          <a:blip r:embed="rId37"/>
+                          <a:stretch>
+                            <a:fillRect/>
+                          </a:stretch>
+                        </pic:blipFill>
+                        <pic:spPr>
+                          <a:xfrm>
+                            <a:off x="0" y="0"/>
+                            <a:ext cx="2838596" cy="1841595"/>
+                          </a:xfrm>
+                          <a:prstGeom prst="rect">
+                            <a:avLst/>
+                          </a:prstGeom>
+                        </pic:spPr>
+                      </pic:pic>
+                    </a:graphicData>
+                  </a:graphic>
+                </wp:inline>
+              </w:drawing>
+            </w:r>
+          </w:p>
+        </w:tc>
+      </w:tr>
+      <w:tr>
+        <w:tc>
+          <w:tcPr>
+            <w:tcW w:w="1129" w:type="dxa"/>
+          </w:tcPr>
+          <w:p>
+            <w:pPr>
+              <w:spacing w:before="60" w:line="360" w:lineRule="auto"/>
+              <w:ind w:firstLine="0"/>
+              <w:jc w:val="center"/>
+              <w:rPr>
+                <w:rFonts w:eastAsia="Times New Roman" w:cs="Times New Roman"/>
+                <w:sz w:val="22"/>
+                <w:lang w:eastAsia="en-ID"/>
+              </w:rPr>
+            </w:pPr>
+            <w:r>
+              <w:rPr>
+                <w:rFonts w:eastAsia="Times New Roman" w:cs="Times New Roman"/>
+                <w:sz w:val="22"/>
+                <w:lang w:eastAsia="en-ID"/>
+              </w:rPr>
+              <w:t>2</w:t>
+            </w:r>
+          </w:p>
+        </w:tc>
+        <w:tc>
+          <w:tcPr>
+            <w:tcW w:w="8499" w:type="dxa"/>
+          </w:tcPr>
+          <w:p>
+            <w:pPr>
+              <w:spacing w:before="60" w:line="360" w:lineRule="auto"/>
+              <w:ind w:firstLine="0"/>
+              <w:rPr>
+                <w:rFonts w:eastAsia="Times New Roman" w:cs="Times New Roman"/>
+                <w:sz w:val="22"/>
+                <w:lang w:val="sv-SE" w:eastAsia="en-ID"/>
+              </w:rPr>
+            </w:pPr>
+            <w:r>
+              <w:rPr>
+                <w:rFonts w:eastAsia="Times New Roman" w:cs="Times New Roman"/>
+                <w:sz w:val="22"/>
+                <w:lang w:val="sv-SE" w:eastAsia="en-ID"/>
+              </w:rPr>
+              <w:t>Ubah hello.blade.php agar dapat menampilkan dua parameter.</w:t>
+            </w:r>
+          </w:p>
+          <w:p>
+            <w:pPr>
+              <w:spacing w:before="60" w:line="360" w:lineRule="auto"/>
+              <w:ind w:firstLine="0"/>
+              <w:rPr>
+                <w:rFonts w:eastAsia="Times New Roman" w:cs="Times New Roman"/>
+                <w:sz w:val="22"/>
+                <w:lang w:eastAsia="en-ID"/>
+              </w:rPr>
+            </w:pPr>
+            <w:r>
+              <w:rPr>
+                <w:rFonts w:eastAsia="Times New Roman" w:cs="Times New Roman"/>
+                <w:sz w:val="22"/>
+                <w:lang w:eastAsia="en-ID"/>
+              </w:rPr>
+              <w:lastRenderedPageBreak/>
+              <w:drawing>
+                <wp:inline distT="0" distB="0" distL="0" distR="0" wp14:anchorId="2B20A466" wp14:editId="1E4FB745">
+                  <wp:extent cx="2781443" cy="1009702"/>
+                  <wp:effectExtent l="0" t="0" r="0" b="0"/>
+                  <wp:docPr id="529816464" name="Picture 1"/>
+                  <wp:cNvGraphicFramePr>
+                    <a:graphicFrameLocks xmlns:a="http://schemas.openxmlformats.org/drawingml/2006/main" noChangeAspect="1"/>
+                  </wp:cNvGraphicFramePr>
+                  <a:graphic xmlns:a="http://schemas.openxmlformats.org/drawingml/2006/main">
+                    <a:graphicData uri="http://schemas.openxmlformats.org/drawingml/2006/picture">
+                      <pic:pic xmlns:pic="http://schemas.openxmlformats.org/drawingml/2006/picture">
+                        <pic:nvPicPr>
+                          <pic:cNvPr id="529816464" name=""/>
+                          <pic:cNvPicPr/>
+                        </pic:nvPicPr>
+                        <pic:blipFill>
+                          <a:blip r:embed="rId38"/>
+                          <a:stretch>
+                            <a:fillRect/>
+                          </a:stretch>
+                        </pic:blipFill>
+                        <pic:spPr>
+                          <a:xfrm>
+                            <a:off x="0" y="0"/>
+                            <a:ext cx="2781443" cy="1009702"/>
+                          </a:xfrm>
+                          <a:prstGeom prst="rect">
+                            <a:avLst/>
+                          </a:prstGeom>
+                        </pic:spPr>
+                      </pic:pic>
+                    </a:graphicData>
+                  </a:graphic>
+                </wp:inline>
+              </w:drawing>
+            </w:r>
+          </w:p>
+        </w:tc>
+      </w:tr>
+      <w:tr>
+        <w:tc>
+          <w:tcPr>
+            <w:tcW w:w="1129" w:type="dxa"/>
+          </w:tcPr>
+          <w:p>
+            <w:pPr>
+              <w:spacing w:before="60" w:line="360" w:lineRule="auto"/>
+              <w:ind w:firstLine="0"/>
+              <w:jc w:val="center"/>
+              <w:rPr>
+                <w:rFonts w:eastAsia="Times New Roman" w:cs="Times New Roman"/>
+                <w:szCs w:val="24"/>
+                <w:lang w:eastAsia="en-ID"/>
+              </w:rPr>
+            </w:pPr>
+            <w:r>
+              <w:rPr>
+                <w:rFonts w:eastAsia="Times New Roman" w:cs="Times New Roman"/>
+                <w:szCs w:val="24"/>
+                <w:lang w:eastAsia="en-ID"/>
+              </w:rPr>
+              <w:lastRenderedPageBreak/>
+              <w:t>3</w:t>
+            </w:r>
+          </w:p>
+        </w:tc>
+        <w:tc>
+          <w:tcPr>
+            <w:tcW w:w="8499" w:type="dxa"/>
+          </w:tcPr>
+          <w:p>
+            <w:pPr>
+              <w:spacing w:before="60" w:line="360" w:lineRule="auto"/>
+              <w:ind w:firstLine="0"/>
+              <w:rPr>
+                <w:rFonts w:eastAsia="Times New Roman" w:cs="Times New Roman"/>
+                <w:szCs w:val="24"/>
+                <w:lang w:val="sv-SE" w:eastAsia="en-ID"/>
+              </w:rPr>
+            </w:pPr>
+            <w:r>
+              <w:rPr>
+                <w:rFonts w:eastAsia="Times New Roman" w:cs="Times New Roman"/>
+                <w:szCs w:val="24"/>
+                <w:lang w:val="sv-SE" w:eastAsia="en-ID"/>
+              </w:rPr>
+              <w:drawing>
+                <wp:inline distT="0" distB="0" distL="0" distR="0" wp14:anchorId="0981A5B3" wp14:editId="5997D1CF">
+                  <wp:extent cx="2798619" cy="1063255"/>
+                  <wp:effectExtent l="0" t="0" r="1905" b="3810"/>
+                  <wp:docPr id="1577569235" name="Picture 1"/>
+                  <wp:cNvGraphicFramePr>
+                    <a:graphicFrameLocks xmlns:a="http://schemas.openxmlformats.org/drawingml/2006/main" noChangeAspect="1"/>
+                  </wp:cNvGraphicFramePr>
+                  <a:graphic xmlns:a="http://schemas.openxmlformats.org/drawingml/2006/main">
+                    <a:graphicData uri="http://schemas.openxmlformats.org/drawingml/2006/picture">
+                      <pic:pic xmlns:pic="http://schemas.openxmlformats.org/drawingml/2006/picture">
+                        <pic:nvPicPr>
+                          <pic:cNvPr id="1577569235" name=""/>
+                          <pic:cNvPicPr/>
+                        </pic:nvPicPr>
+                        <pic:blipFill>
+                          <a:blip r:embed="rId39"/>
+                          <a:stretch>
+                            <a:fillRect/>
+                          </a:stretch>
+                        </pic:blipFill>
+                        <pic:spPr>
+                          <a:xfrm>
+                            <a:off x="0" y="0"/>
+                            <a:ext cx="2811841" cy="1068278"/>
+                          </a:xfrm>
+                          <a:prstGeom prst="rect">
+                            <a:avLst/>
+                          </a:prstGeom>
+                        </pic:spPr>
+                      </pic:pic>
+                    </a:graphicData>
+                  </a:graphic>
+                </wp:inline>
+              </w:drawing>
+            </w:r>
+          </w:p>
+          <w:p>
+            <w:pPr>
+              <w:spacing w:before="60" w:line="360" w:lineRule="auto"/>
+              <w:ind w:firstLine="0"/>
+              <w:rPr>
+                <w:rFonts w:eastAsia="Times New Roman" w:cs="Times New Roman"/>
+                <w:szCs w:val="24"/>
+                <w:lang w:eastAsia="en-ID"/>
+              </w:rPr>
+            </w:pPr>
+            <w:r>
+              <w:rPr>
+                <w:rFonts w:eastAsia="Times New Roman" w:cs="Times New Roman"/>
+                <w:szCs w:val="24"/>
+                <w:lang w:eastAsia="en-ID"/>
+              </w:rPr>
+              <w:t xml:space="preserve">Fungsi </w:t>
+            </w:r>
+            <w:proofErr w:type="spellStart"/>
+            <w:r>
+              <w:rPr>
+                <w:rFonts w:eastAsia="Times New Roman" w:cs="Times New Roman"/>
+                <w:szCs w:val="24"/>
+                <w:lang w:eastAsia="en-ID"/>
+              </w:rPr>
+              <w:t>greeting</w:t>
+            </w:r>
+            <w:proofErr w:type="spellEnd"/>
+            <w:r>
+              <w:rPr>
+                <w:rFonts w:eastAsia="Times New Roman" w:cs="Times New Roman"/>
+                <w:szCs w:val="24"/>
+                <w:lang w:eastAsia="en-ID"/>
+              </w:rPr>
+              <w:t>() bertugas menerima data dan mengirimkannya ke tampilan. Di sini, data yang dikirim adalah:</w:t>
+            </w:r>
+          </w:p>
+          <w:p>
+            <w:pPr>
+              <w:numPr>
+                <w:ilvl w:val="0"/>
+                <w:numId w:val="38"/>
+              </w:numPr>
+              <w:spacing w:before="60" w:line="276" w:lineRule="auto"/>
+              <w:rPr>
+                <w:rFonts w:eastAsia="Times New Roman" w:cs="Times New Roman"/>
+                <w:szCs w:val="24"/>
+                <w:lang w:eastAsia="en-ID"/>
+              </w:rPr>
+            </w:pPr>
+            <w:proofErr w:type="spellStart"/>
+            <w:r>
+              <w:rPr>
+                <w:rFonts w:eastAsia="Times New Roman" w:cs="Times New Roman"/>
+                <w:b/>
+                <w:bCs/>
+                <w:szCs w:val="24"/>
+                <w:lang w:eastAsia="en-ID"/>
+              </w:rPr>
+              <w:t>name</w:t>
+            </w:r>
+            <w:proofErr w:type="spellEnd"/>
+            <w:r>
+              <w:rPr>
+                <w:rFonts w:eastAsia="Times New Roman" w:cs="Times New Roman"/>
+                <w:szCs w:val="24"/>
+                <w:lang w:eastAsia="en-ID"/>
+              </w:rPr>
+              <w:t>: 'Prasojo'</w:t>
+            </w:r>
+          </w:p>
+          <w:p>
+            <w:pPr>
+              <w:numPr>
+                <w:ilvl w:val="0"/>
+                <w:numId w:val="38"/>
+              </w:numPr>
+              <w:spacing w:before="60" w:line="276" w:lineRule="auto"/>
+              <w:rPr>
+                <w:rFonts w:eastAsia="Times New Roman" w:cs="Times New Roman"/>
+                <w:szCs w:val="24"/>
+                <w:lang w:eastAsia="en-ID"/>
+              </w:rPr>
+            </w:pPr>
+            <w:proofErr w:type="spellStart"/>
+            <w:r>
+              <w:rPr>
+                <w:rFonts w:eastAsia="Times New Roman" w:cs="Times New Roman"/>
+                <w:b/>
+                <w:bCs/>
+                <w:szCs w:val="24"/>
+                <w:lang w:eastAsia="en-ID"/>
+              </w:rPr>
+              <w:t>occupation</w:t>
+            </w:r>
+            <w:proofErr w:type="spellEnd"/>
+            <w:r>
+              <w:rPr>
+                <w:rFonts w:eastAsia="Times New Roman" w:cs="Times New Roman"/>
+                <w:szCs w:val="24"/>
+                <w:lang w:eastAsia="en-ID"/>
+              </w:rPr>
+              <w:t>: 'Astronaut'</w:t>
+            </w:r>
+          </w:p>
+          <w:p>
+            <w:pPr>
+              <w:numPr>
+                <w:ilvl w:val="0"/>
+                <w:numId w:val="38"/>
+              </w:numPr>
+              <w:spacing w:before="60" w:line="360" w:lineRule="auto"/>
+              <w:rPr>
+                <w:rFonts w:eastAsia="Times New Roman" w:cs="Times New Roman"/>
+                <w:szCs w:val="24"/>
+                <w:lang w:eastAsia="en-ID"/>
+              </w:rPr>
+            </w:pPr>
+            <w:r>
+              <w:rPr>
+                <w:rFonts w:eastAsia="Times New Roman" w:cs="Times New Roman"/>
+                <w:szCs w:val="24"/>
+                <w:lang w:eastAsia="en-ID"/>
+              </w:rPr>
+              <w:t xml:space="preserve">Data ini dikirim ke </w:t>
+            </w:r>
+            <w:proofErr w:type="spellStart"/>
+            <w:r>
+              <w:rPr>
+                <w:rFonts w:eastAsia="Times New Roman" w:cs="Times New Roman"/>
+                <w:szCs w:val="24"/>
+                <w:lang w:eastAsia="en-ID"/>
+              </w:rPr>
+              <w:t>file</w:t>
+            </w:r>
+            <w:proofErr w:type="spellEnd"/>
+            <w:r>
+              <w:rPr>
+                <w:rFonts w:eastAsia="Times New Roman" w:cs="Times New Roman"/>
+                <w:szCs w:val="24"/>
+                <w:lang w:eastAsia="en-ID"/>
+              </w:rPr>
+              <w:t xml:space="preserve"> </w:t>
+            </w:r>
+            <w:proofErr w:type="spellStart"/>
+            <w:r>
+              <w:rPr>
+                <w:rFonts w:eastAsia="Times New Roman" w:cs="Times New Roman"/>
+                <w:szCs w:val="24"/>
+                <w:lang w:eastAsia="en-ID"/>
+              </w:rPr>
+              <w:t>view</w:t>
+            </w:r>
+            <w:proofErr w:type="spellEnd"/>
+            <w:r>
+              <w:rPr>
+                <w:rFonts w:eastAsia="Times New Roman" w:cs="Times New Roman"/>
+                <w:szCs w:val="24"/>
+                <w:lang w:eastAsia="en-ID"/>
+              </w:rPr>
+              <w:t xml:space="preserve"> bernama </w:t>
+            </w:r>
+            <w:proofErr w:type="spellStart"/>
+            <w:r>
+              <w:rPr>
+                <w:rFonts w:eastAsia="Times New Roman" w:cs="Times New Roman"/>
+                <w:szCs w:val="24"/>
+                <w:lang w:eastAsia="en-ID"/>
+              </w:rPr>
+              <w:t>blog.hello</w:t>
+            </w:r>
+            <w:proofErr w:type="spellEnd"/>
+            <w:r>
+              <w:rPr>
+                <w:rFonts w:eastAsia="Times New Roman" w:cs="Times New Roman"/>
+                <w:szCs w:val="24"/>
+                <w:lang w:eastAsia="en-ID"/>
+              </w:rPr>
+              <w:t>.</w:t>
+            </w:r>
+          </w:p>
+          <w:p>
+            <w:pPr>
+              <w:spacing w:before="60" w:line="276" w:lineRule="auto"/>
+              <w:ind w:firstLine="0"/>
+              <w:rPr>
+                <w:rFonts w:eastAsia="Times New Roman" w:cs="Times New Roman"/>
+                <w:szCs w:val="24"/>
+                <w:lang w:eastAsia="en-ID"/>
+              </w:rPr>
+            </w:pPr>
+            <w:proofErr w:type="spellStart"/>
+            <w:r>
+              <w:rPr>
+                <w:rFonts w:eastAsia="Times New Roman" w:cs="Times New Roman"/>
+                <w:szCs w:val="24"/>
+                <w:lang w:eastAsia="en-ID"/>
+              </w:rPr>
+              <w:t>File</w:t>
+            </w:r>
+            <w:proofErr w:type="spellEnd"/>
+            <w:r>
+              <w:rPr>
+                <w:rFonts w:eastAsia="Times New Roman" w:cs="Times New Roman"/>
+                <w:szCs w:val="24"/>
+                <w:lang w:eastAsia="en-ID"/>
+              </w:rPr>
+              <w:t xml:space="preserve"> HTML ini menggunakan </w:t>
+            </w:r>
+            <w:proofErr w:type="spellStart"/>
+            <w:r>
+              <w:rPr>
+                <w:rFonts w:eastAsia="Times New Roman" w:cs="Times New Roman"/>
+                <w:szCs w:val="24"/>
+                <w:lang w:eastAsia="en-ID"/>
+              </w:rPr>
+              <w:t>sintaks</w:t>
+            </w:r>
+            <w:proofErr w:type="spellEnd"/>
+            <w:r>
+              <w:rPr>
+                <w:rFonts w:eastAsia="Times New Roman" w:cs="Times New Roman"/>
+                <w:szCs w:val="24"/>
+                <w:lang w:eastAsia="en-ID"/>
+              </w:rPr>
+              <w:t xml:space="preserve"> </w:t>
+            </w:r>
+            <w:proofErr w:type="spellStart"/>
+            <w:r>
+              <w:rPr>
+                <w:rFonts w:eastAsia="Times New Roman" w:cs="Times New Roman"/>
+                <w:szCs w:val="24"/>
+                <w:lang w:eastAsia="en-ID"/>
+              </w:rPr>
+              <w:t>Blade</w:t>
+            </w:r>
+            <w:proofErr w:type="spellEnd"/>
+            <w:r>
+              <w:rPr>
+                <w:rFonts w:eastAsia="Times New Roman" w:cs="Times New Roman"/>
+                <w:szCs w:val="24"/>
+                <w:lang w:eastAsia="en-ID"/>
+              </w:rPr>
+              <w:t xml:space="preserve"> {{ $</w:t>
+            </w:r>
+            <w:proofErr w:type="spellStart"/>
+            <w:r>
+              <w:rPr>
+                <w:rFonts w:eastAsia="Times New Roman" w:cs="Times New Roman"/>
+                <w:szCs w:val="24"/>
+                <w:lang w:eastAsia="en-ID"/>
+              </w:rPr>
+              <w:t>variable</w:t>
+            </w:r>
+            <w:proofErr w:type="spellEnd"/>
+            <w:r>
+              <w:rPr>
+                <w:rFonts w:eastAsia="Times New Roman" w:cs="Times New Roman"/>
+                <w:szCs w:val="24"/>
+                <w:lang w:eastAsia="en-ID"/>
+              </w:rPr>
+              <w:t xml:space="preserve"> }} untuk menampilkan data yang dikirim dari </w:t>
+            </w:r>
+            <w:proofErr w:type="spellStart"/>
+            <w:r>
+              <w:rPr>
+                <w:rFonts w:eastAsia="Times New Roman" w:cs="Times New Roman"/>
+                <w:szCs w:val="24"/>
+                <w:lang w:eastAsia="en-ID"/>
+              </w:rPr>
+              <w:t>controller</w:t>
+            </w:r>
+            <w:proofErr w:type="spellEnd"/>
+            <w:r>
+              <w:rPr>
+                <w:rFonts w:eastAsia="Times New Roman" w:cs="Times New Roman"/>
+                <w:szCs w:val="24"/>
+                <w:lang w:eastAsia="en-ID"/>
+              </w:rPr>
+              <w:t xml:space="preserve"> tadi secara dinamis.</w:t>
+            </w:r>
+          </w:p>
+        </w:tc>
+      </w:tr>
+    </w:tbl>
+    <w:p>
+      <w:pPr>
+        <w:spacing w:before="60" w:line="360" w:lineRule="auto"/>
+        <w:ind w:firstLine="0"/>
+        <w:rPr>
+          <w:rFonts w:eastAsia="Times New Roman" w:cs="Times New Roman"/>
+          <w:b/>
+          <w:bCs/>
+          <w:kern w:val="0"/>
+          <w:szCs w:val="24"/>
+          <w:lang w:val="id-ID" w:eastAsia="en-ID"/>
+          <w14:ligatures w14:val="none"/>
+        </w:rPr>
+      </w:pPr>
+    </w:p>
+    <w:p>
+      <w:pPr>
+        <w:spacing w:before="60" w:line="360" w:lineRule="auto"/>
+        <w:ind w:firstLine="0"/>
+        <w:rPr>
+          <w:rFonts w:eastAsia="Times New Roman" w:cs="Times New Roman"/>
+          <w:b/>
+          <w:bCs/>
+          <w:kern w:val="0"/>
+          <w:szCs w:val="24"/>
+          <w:lang w:val="id-ID" w:eastAsia="en-ID"/>
+          <w14:ligatures w14:val="none"/>
+        </w:rPr>
+      </w:pPr>
+    </w:p>
+    <w:p>
+      <w:pPr>
+        <w:spacing w:before="60" w:line="360" w:lineRule="auto"/>
+        <w:ind w:firstLine="0"/>
+        <w:rPr>
+          <w:rFonts w:eastAsia="Times New Roman" w:cs="Times New Roman"/>
+          <w:b/>
+          <w:bCs/>
+          <w:kern w:val="0"/>
+          <w:szCs w:val="24"/>
+          <w:lang w:eastAsia="en-ID"/>
+          <w14:ligatures w14:val="none"/>
+        </w:rPr>
+      </w:pPr>
+      <w:r>
+        <w:rPr>
+          <w:rFonts w:eastAsia="Times New Roman" w:cs="Times New Roman"/>
+          <w:b/>
+          <w:bCs/>
+          <w:kern w:val="0"/>
+          <w:szCs w:val="24"/>
+          <w:lang w:eastAsia="en-ID"/>
+          <w14:ligatures w14:val="none"/>
+        </w:rPr>
+        <w:t xml:space="preserve">Soal </w:t>
+      </w:r>
+      <w:proofErr w:type="spellStart"/>
+      <w:r>
+        <w:rPr>
+          <w:rFonts w:eastAsia="Times New Roman" w:cs="Times New Roman"/>
+          <w:b/>
+          <w:bCs/>
+          <w:kern w:val="0"/>
+          <w:szCs w:val="24"/>
+          <w:lang w:eastAsia="en-ID"/>
+          <w14:ligatures w14:val="none"/>
+        </w:rPr>
+        <w:t>Praktikum</w:t>
+      </w:r>
+      <w:proofErr w:type="spellEnd"/>
+    </w:p>
+    <w:tbl>
+      <w:tblPr>
+        <w:tblStyle w:val="TableGrid"/>
+        <w:tblW w:w="5000" w:type="pct"/>
+        <w:tblLayout w:type="fixed"/>
+        <w:tblLook w:val="04A0" w:firstRow="1" w:lastRow="0" w:firstColumn="1" w:lastColumn="0" w:noHBand="0" w:noVBand="1"/>
+      </w:tblPr>
+      <w:tblGrid>
+        <w:gridCol w:w="1129"/>
+        <w:gridCol w:w="8499"/>
+      </w:tblGrid>
+      <w:tr>
+        <w:tc>
+          <w:tcPr>
+            <w:tcW w:w="1129" w:type="dxa"/>
+          </w:tcPr>
+          <w:p>
+            <w:pPr>
+              <w:spacing w:before="60" w:line="360" w:lineRule="auto"/>
+              <w:ind w:firstLine="0"/>
+              <w:jc w:val="center"/>
+              <w:rPr>
+                <w:rFonts w:eastAsia="Times New Roman" w:cs="Times New Roman"/>
+                <w:b/>
+                <w:bCs/>
+                <w:sz w:val="22"/>
+                <w:lang w:eastAsia="en-ID"/>
+              </w:rPr>
+            </w:pPr>
+            <w:r>
+              <w:rPr>
+                <w:rFonts w:eastAsia="Times New Roman" w:cs="Times New Roman"/>
+                <w:b/>
+                <w:bCs/>
+                <w:sz w:val="22"/>
+                <w:lang w:eastAsia="en-ID"/>
+              </w:rPr>
+              <w:t>Langkah</w:t>
+            </w:r>
+          </w:p>
+        </w:tc>
+        <w:tc>
+          <w:tcPr>
+            <w:tcW w:w="8499" w:type="dxa"/>
+          </w:tcPr>
+          <w:p>
+            <w:pPr>
+              <w:spacing w:before="60" w:line="360" w:lineRule="auto"/>
+              <w:ind w:firstLine="0"/>
+              <w:rPr>
+                <w:rFonts w:eastAsia="Times New Roman" w:cs="Times New Roman"/>
+                <w:b/>
+                <w:bCs/>
+                <w:sz w:val="22"/>
+                <w:lang w:eastAsia="en-ID"/>
+              </w:rPr>
+            </w:pPr>
+            <w:r>
+              <w:rPr>
+                <w:rFonts w:eastAsia="Times New Roman" w:cs="Times New Roman"/>
+                <w:b/>
+                <w:bCs/>
+                <w:sz w:val="22"/>
+                <w:lang w:eastAsia="en-ID"/>
+              </w:rPr>
+              <w:t>Jawaban/Deskripsi</w:t>
+            </w:r>
+          </w:p>
+        </w:tc>
+      </w:tr>
+      <w:tr>
+        <w:tc>
+          <w:tcPr>
+            <w:tcW w:w="1129" w:type="dxa"/>
+          </w:tcPr>
+          <w:p>
+            <w:pPr>
+              <w:spacing w:before="60" w:line="360" w:lineRule="auto"/>
+              <w:ind w:firstLine="0"/>
+              <w:jc w:val="center"/>
+              <w:rPr>
+                <w:rFonts w:eastAsia="Times New Roman" w:cs="Times New Roman"/>
+                <w:sz w:val="22"/>
+                <w:lang w:eastAsia="en-ID"/>
+              </w:rPr>
+            </w:pPr>
+            <w:r>
+              <w:rPr>
+                <w:rFonts w:eastAsia="Times New Roman" w:cs="Times New Roman"/>
+                <w:sz w:val="22"/>
+                <w:lang w:eastAsia="en-ID"/>
+              </w:rPr>
+              <w:t>1</w:t>
+            </w:r>
+          </w:p>
+        </w:tc>
+        <w:tc>
+          <w:tcPr>
+            <w:tcW w:w="8499" w:type="dxa"/>
+          </w:tcPr>
+          <w:p>
+            <w:pPr>
+              <w:spacing w:before="60" w:line="360" w:lineRule="auto"/>
+              <w:ind w:firstLine="0"/>
+              <w:rPr>
+                <w:rFonts w:eastAsia="Times New Roman" w:cs="Times New Roman"/>
+                <w:sz w:val="22"/>
+                <w:lang w:eastAsia="en-ID"/>
+              </w:rPr>
+            </w:pPr>
+          </w:p>
+        </w:tc>
+      </w:tr>
+    </w:tbl>
+    <w:p>
+      <w:pPr>
+        <w:spacing w:before="60" w:line="360" w:lineRule="auto"/>
+        <w:ind w:firstLine="0"/>
+        <w:rPr>
+          <w:rFonts w:eastAsia="Times New Roman" w:cs="Times New Roman"/>
+          <w:b/>
+          <w:bCs/>
+          <w:kern w:val="0"/>
+          <w:szCs w:val="24"/>
+          <w:lang w:eastAsia="en-ID"/>
+          <w14:ligatures w14:val="none"/>
+        </w:rPr>
+      </w:pPr>
+    </w:p>
+    <w:p>
+      <w:pPr>
+        <w:spacing w:before="60" w:line="360" w:lineRule="auto"/>
+        <w:ind w:firstLine="0"/>
+        <w:rPr>
+          <w:rFonts w:eastAsia="Times New Roman" w:cs="Times New Roman"/>
+          <w:b/>
+          <w:bCs/>
+          <w:kern w:val="0"/>
+          <w:szCs w:val="24"/>
+          <w:lang w:eastAsia="en-ID"/>
+          <w14:ligatures w14:val="none"/>
+        </w:rPr>
       </w:pPr>
     </w:p>
     <w:sectPr>
-      <w:headerReference w:type="default" r:id="rId7"/>
-      <w:footerReference w:type="default" r:id="rId8"/>
+      <w:headerReference w:type="default" r:id="rId40"/>
+      <w:footerReference w:type="default" r:id="rId41"/>
       <w:pgSz w:w="11906" w:h="16838" w:code="9"/>
       <w:pgMar w:top="1134" w:right="1134" w:bottom="1134" w:left="1134" w:header="567" w:footer="567" w:gutter="0"/>
       <w:cols w:space="708"/>
@@ -1672,38 +8915,7 @@
                 <w:szCs w:val="20"/>
                 <w:lang w:val="sv-SE"/>
               </w:rPr>
-              <w:t>(</w:t>
-            </w:r>
-            <w:r>
-              <w:rPr>
-                <w:rFonts w:ascii="Book Antiqua" w:hAnsi="Book Antiqua"/>
-                <w:i/>
-                <w:iCs/>
-                <w:sz w:val="20"/>
-                <w:szCs w:val="20"/>
-                <w:lang w:val="sv-SE"/>
-              </w:rPr>
-              <w:t>singkatan</w:t>
-            </w:r>
-            <w:r>
-              <w:rPr>
-                <w:rFonts w:ascii="Book Antiqua" w:hAnsi="Book Antiqua"/>
-                <w:i/>
-                <w:iCs/>
-                <w:sz w:val="20"/>
-                <w:szCs w:val="20"/>
-                <w:lang w:val="sv-SE"/>
-              </w:rPr>
-              <w:t xml:space="preserve"> matkul</w:t>
-            </w:r>
-            <w:r>
-              <w:rPr>
-                <w:rFonts w:ascii="Book Antiqua" w:hAnsi="Book Antiqua"/>
-                <w:sz w:val="20"/>
-                <w:szCs w:val="20"/>
-                <w:lang w:val="sv-SE"/>
-              </w:rPr>
-              <w:t>)</w:t>
+              <w:t>PWL</w:t>
             </w:r>
             <w:r>
               <w:rPr>
@@ -2290,6 +9502,119 @@
     </w:lvl>
   </w:abstractNum>
   <w:abstractNum w:abstractNumId="1" w15:restartNumberingAfterBreak="0">
+    <w:nsid w:val="063A1FA6"/>
+    <w:multiLevelType w:val="hybridMultilevel"/>
+    <w:tmpl w:val="DBE0C67A"/>
+    <w:lvl w:ilvl="0" w:tplc="04210001">
+      <w:start w:val="1"/>
+      <w:numFmt w:val="bullet"/>
+      <w:lvlText w:val=""/>
+      <w:lvlJc w:val="left"/>
+      <w:pPr>
+        <w:ind w:left="720" w:hanging="360"/>
+      </w:pPr>
+      <w:rPr>
+        <w:rFonts w:ascii="Symbol" w:hAnsi="Symbol" w:hint="default"/>
+      </w:rPr>
+    </w:lvl>
+    <w:lvl w:ilvl="1" w:tplc="04210003" w:tentative="1">
+      <w:start w:val="1"/>
+      <w:numFmt w:val="bullet"/>
+      <w:lvlText w:val="o"/>
+      <w:lvlJc w:val="left"/>
+      <w:pPr>
+        <w:ind w:left="1440" w:hanging="360"/>
+      </w:pPr>
+      <w:rPr>
+        <w:rFonts w:ascii="Courier New" w:hAnsi="Courier New" w:cs="Courier New" w:hint="default"/>
+      </w:rPr>
+    </w:lvl>
+    <w:lvl w:ilvl="2" w:tplc="04210005" w:tentative="1">
+      <w:start w:val="1"/>
+      <w:numFmt w:val="bullet"/>
+      <w:lvlText w:val=""/>
+      <w:lvlJc w:val="left"/>
+      <w:pPr>
+        <w:ind w:left="2160" w:hanging="360"/>
+      </w:pPr>
+      <w:rPr>
+        <w:rFonts w:ascii="Wingdings" w:hAnsi="Wingdings" w:hint="default"/>
+      </w:rPr>
+    </w:lvl>
+    <w:lvl w:ilvl="3" w:tplc="04210001" w:tentative="1">
+      <w:start w:val="1"/>
+      <w:numFmt w:val="bullet"/>
+      <w:lvlText w:val=""/>
+      <w:lvlJc w:val="left"/>
+      <w:pPr>
+        <w:ind w:left="2880" w:hanging="360"/>
+      </w:pPr>
+      <w:rPr>
+        <w:rFonts w:ascii="Symbol" w:hAnsi="Symbol" w:hint="default"/>
+      </w:rPr>
+    </w:lvl>
+    <w:lvl w:ilvl="4" w:tplc="04210003" w:tentative="1">
+      <w:start w:val="1"/>
+      <w:numFmt w:val="bullet"/>
+      <w:lvlText w:val="o"/>
+      <w:lvlJc w:val="left"/>
+      <w:pPr>
+        <w:ind w:left="3600" w:hanging="360"/>
+      </w:pPr>
+      <w:rPr>
+        <w:rFonts w:ascii="Courier New" w:hAnsi="Courier New" w:cs="Courier New" w:hint="default"/>
+      </w:rPr>
+    </w:lvl>
+    <w:lvl w:ilvl="5" w:tplc="04210005" w:tentative="1">
+      <w:start w:val="1"/>
+      <w:numFmt w:val="bullet"/>
+      <w:lvlText w:val=""/>
+      <w:lvlJc w:val="left"/>
+      <w:pPr>
+        <w:ind w:left="4320" w:hanging="360"/>
+      </w:pPr>
+      <w:rPr>
+        <w:rFonts w:ascii="Wingdings" w:hAnsi="Wingdings" w:hint="default"/>
+      </w:rPr>
+    </w:lvl>
+    <w:lvl w:ilvl="6" w:tplc="04210001" w:tentative="1">
+      <w:start w:val="1"/>
+      <w:numFmt w:val="bullet"/>
+      <w:lvlText w:val=""/>
+      <w:lvlJc w:val="left"/>
+      <w:pPr>
+        <w:ind w:left="5040" w:hanging="360"/>
+      </w:pPr>
+      <w:rPr>
+        <w:rFonts w:ascii="Symbol" w:hAnsi="Symbol" w:hint="default"/>
+      </w:rPr>
+    </w:lvl>
+    <w:lvl w:ilvl="7" w:tplc="04210003" w:tentative="1">
+      <w:start w:val="1"/>
+      <w:numFmt w:val="bullet"/>
+      <w:lvlText w:val="o"/>
+      <w:lvlJc w:val="left"/>
+      <w:pPr>
+        <w:ind w:left="5760" w:hanging="360"/>
+      </w:pPr>
+      <w:rPr>
+        <w:rFonts w:ascii="Courier New" w:hAnsi="Courier New" w:cs="Courier New" w:hint="default"/>
+      </w:rPr>
+    </w:lvl>
+    <w:lvl w:ilvl="8" w:tplc="04210005" w:tentative="1">
+      <w:start w:val="1"/>
+      <w:numFmt w:val="bullet"/>
+      <w:lvlText w:val=""/>
+      <w:lvlJc w:val="left"/>
+      <w:pPr>
+        <w:ind w:left="6480" w:hanging="360"/>
+      </w:pPr>
+      <w:rPr>
+        <w:rFonts w:ascii="Wingdings" w:hAnsi="Wingdings" w:hint="default"/>
+      </w:rPr>
+    </w:lvl>
+  </w:abstractNum>
+  <w:abstractNum w:abstractNumId="2" w15:restartNumberingAfterBreak="0">
     <w:nsid w:val="0EB318F1"/>
     <w:multiLevelType w:val="hybridMultilevel"/>
     <w:tmpl w:val="D7BCE5C4"/>
@@ -2378,7 +9703,7 @@
       </w:pPr>
     </w:lvl>
   </w:abstractNum>
-  <w:abstractNum w:abstractNumId="2" w15:restartNumberingAfterBreak="0">
+  <w:abstractNum w:abstractNumId="3" w15:restartNumberingAfterBreak="0">
     <w:nsid w:val="0EE93604"/>
     <w:multiLevelType w:val="hybridMultilevel"/>
     <w:tmpl w:val="8084CF4A"/>
@@ -2491,7 +9816,120 @@
       </w:rPr>
     </w:lvl>
   </w:abstractNum>
-  <w:abstractNum w:abstractNumId="3" w15:restartNumberingAfterBreak="0">
+  <w:abstractNum w:abstractNumId="4" w15:restartNumberingAfterBreak="0">
+    <w:nsid w:val="110B1030"/>
+    <w:multiLevelType w:val="hybridMultilevel"/>
+    <w:tmpl w:val="52B20004"/>
+    <w:lvl w:ilvl="0" w:tplc="04210001">
+      <w:start w:val="1"/>
+      <w:numFmt w:val="bullet"/>
+      <w:lvlText w:val=""/>
+      <w:lvlJc w:val="left"/>
+      <w:pPr>
+        <w:ind w:left="720" w:hanging="360"/>
+      </w:pPr>
+      <w:rPr>
+        <w:rFonts w:ascii="Symbol" w:hAnsi="Symbol" w:hint="default"/>
+      </w:rPr>
+    </w:lvl>
+    <w:lvl w:ilvl="1" w:tplc="04210003" w:tentative="1">
+      <w:start w:val="1"/>
+      <w:numFmt w:val="bullet"/>
+      <w:lvlText w:val="o"/>
+      <w:lvlJc w:val="left"/>
+      <w:pPr>
+        <w:ind w:left="1440" w:hanging="360"/>
+      </w:pPr>
+      <w:rPr>
+        <w:rFonts w:ascii="Courier New" w:hAnsi="Courier New" w:cs="Courier New" w:hint="default"/>
+      </w:rPr>
+    </w:lvl>
+    <w:lvl w:ilvl="2" w:tplc="04210005" w:tentative="1">
+      <w:start w:val="1"/>
+      <w:numFmt w:val="bullet"/>
+      <w:lvlText w:val=""/>
+      <w:lvlJc w:val="left"/>
+      <w:pPr>
+        <w:ind w:left="2160" w:hanging="360"/>
+      </w:pPr>
+      <w:rPr>
+        <w:rFonts w:ascii="Wingdings" w:hAnsi="Wingdings" w:hint="default"/>
+      </w:rPr>
+    </w:lvl>
+    <w:lvl w:ilvl="3" w:tplc="04210001" w:tentative="1">
+      <w:start w:val="1"/>
+      <w:numFmt w:val="bullet"/>
+      <w:lvlText w:val=""/>
+      <w:lvlJc w:val="left"/>
+      <w:pPr>
+        <w:ind w:left="2880" w:hanging="360"/>
+      </w:pPr>
+      <w:rPr>
+        <w:rFonts w:ascii="Symbol" w:hAnsi="Symbol" w:hint="default"/>
+      </w:rPr>
+    </w:lvl>
+    <w:lvl w:ilvl="4" w:tplc="04210003" w:tentative="1">
+      <w:start w:val="1"/>
+      <w:numFmt w:val="bullet"/>
+      <w:lvlText w:val="o"/>
+      <w:lvlJc w:val="left"/>
+      <w:pPr>
+        <w:ind w:left="3600" w:hanging="360"/>
+      </w:pPr>
+      <w:rPr>
+        <w:rFonts w:ascii="Courier New" w:hAnsi="Courier New" w:cs="Courier New" w:hint="default"/>
+      </w:rPr>
+    </w:lvl>
+    <w:lvl w:ilvl="5" w:tplc="04210005" w:tentative="1">
+      <w:start w:val="1"/>
+      <w:numFmt w:val="bullet"/>
+      <w:lvlText w:val=""/>
+      <w:lvlJc w:val="left"/>
+      <w:pPr>
+        <w:ind w:left="4320" w:hanging="360"/>
+      </w:pPr>
+      <w:rPr>
+        <w:rFonts w:ascii="Wingdings" w:hAnsi="Wingdings" w:hint="default"/>
+      </w:rPr>
+    </w:lvl>
+    <w:lvl w:ilvl="6" w:tplc="04210001" w:tentative="1">
+      <w:start w:val="1"/>
+      <w:numFmt w:val="bullet"/>
+      <w:lvlText w:val=""/>
+      <w:lvlJc w:val="left"/>
+      <w:pPr>
+        <w:ind w:left="5040" w:hanging="360"/>
+      </w:pPr>
+      <w:rPr>
+        <w:rFonts w:ascii="Symbol" w:hAnsi="Symbol" w:hint="default"/>
+      </w:rPr>
+    </w:lvl>
+    <w:lvl w:ilvl="7" w:tplc="04210003" w:tentative="1">
+      <w:start w:val="1"/>
+      <w:numFmt w:val="bullet"/>
+      <w:lvlText w:val="o"/>
+      <w:lvlJc w:val="left"/>
+      <w:pPr>
+        <w:ind w:left="5760" w:hanging="360"/>
+      </w:pPr>
+      <w:rPr>
+        <w:rFonts w:ascii="Courier New" w:hAnsi="Courier New" w:cs="Courier New" w:hint="default"/>
+      </w:rPr>
+    </w:lvl>
+    <w:lvl w:ilvl="8" w:tplc="04210005" w:tentative="1">
+      <w:start w:val="1"/>
+      <w:numFmt w:val="bullet"/>
+      <w:lvlText w:val=""/>
+      <w:lvlJc w:val="left"/>
+      <w:pPr>
+        <w:ind w:left="6480" w:hanging="360"/>
+      </w:pPr>
+      <w:rPr>
+        <w:rFonts w:ascii="Wingdings" w:hAnsi="Wingdings" w:hint="default"/>
+      </w:rPr>
+    </w:lvl>
+  </w:abstractNum>
+  <w:abstractNum w:abstractNumId="5" w15:restartNumberingAfterBreak="0">
     <w:nsid w:val="12463CFA"/>
     <w:multiLevelType w:val="hybridMultilevel"/>
     <w:tmpl w:val="0F60467C"/>
@@ -2577,7 +10015,7 @@
       </w:pPr>
     </w:lvl>
   </w:abstractNum>
-  <w:abstractNum w:abstractNumId="4" w15:restartNumberingAfterBreak="0">
+  <w:abstractNum w:abstractNumId="6" w15:restartNumberingAfterBreak="0">
     <w:nsid w:val="146F24FB"/>
     <w:multiLevelType w:val="multilevel"/>
     <w:tmpl w:val="290E73DC"/>
@@ -2690,7 +10128,7 @@
       </w:rPr>
     </w:lvl>
   </w:abstractNum>
-  <w:abstractNum w:abstractNumId="5" w15:restartNumberingAfterBreak="0">
+  <w:abstractNum w:abstractNumId="7" w15:restartNumberingAfterBreak="0">
     <w:nsid w:val="1771778F"/>
     <w:multiLevelType w:val="multilevel"/>
     <w:tmpl w:val="0A745D50"/>
@@ -2803,7 +10241,7 @@
       </w:rPr>
     </w:lvl>
   </w:abstractNum>
-  <w:abstractNum w:abstractNumId="6" w15:restartNumberingAfterBreak="0">
+  <w:abstractNum w:abstractNumId="8" w15:restartNumberingAfterBreak="0">
     <w:nsid w:val="18A775C4"/>
     <w:multiLevelType w:val="hybridMultilevel"/>
     <w:tmpl w:val="0F405D3A"/>
@@ -2889,7 +10327,156 @@
       </w:pPr>
     </w:lvl>
   </w:abstractNum>
-  <w:abstractNum w:abstractNumId="7" w15:restartNumberingAfterBreak="0">
+  <w:abstractNum w:abstractNumId="9" w15:restartNumberingAfterBreak="0">
+    <w:nsid w:val="1C830E7E"/>
+    <w:multiLevelType w:val="multilevel"/>
+    <w:tmpl w:val="53BAA0E8"/>
+    <w:lvl w:ilvl="0">
+      <w:start w:val="1"/>
+      <w:numFmt w:val="bullet"/>
+      <w:lvlText w:val=""/>
+      <w:lvlJc w:val="left"/>
+      <w:pPr>
+        <w:tabs>
+          <w:tab w:val="num" w:pos="720"/>
+        </w:tabs>
+        <w:ind w:left="720" w:hanging="360"/>
+      </w:pPr>
+      <w:rPr>
+        <w:rFonts w:ascii="Symbol" w:hAnsi="Symbol" w:hint="default"/>
+        <w:sz w:val="20"/>
+      </w:rPr>
+    </w:lvl>
+    <w:lvl w:ilvl="1" w:tentative="1">
+      <w:start w:val="1"/>
+      <w:numFmt w:val="bullet"/>
+      <w:lvlText w:val="o"/>
+      <w:lvlJc w:val="left"/>
+      <w:pPr>
+        <w:tabs>
+          <w:tab w:val="num" w:pos="1440"/>
+        </w:tabs>
+        <w:ind w:left="1440" w:hanging="360"/>
+      </w:pPr>
+      <w:rPr>
+        <w:rFonts w:ascii="Courier New" w:hAnsi="Courier New" w:hint="default"/>
+        <w:sz w:val="20"/>
+      </w:rPr>
+    </w:lvl>
+    <w:lvl w:ilvl="2" w:tentative="1">
+      <w:start w:val="1"/>
+      <w:numFmt w:val="bullet"/>
+      <w:lvlText w:val=""/>
+      <w:lvlJc w:val="left"/>
+      <w:pPr>
+        <w:tabs>
+          <w:tab w:val="num" w:pos="2160"/>
+        </w:tabs>
+        <w:ind w:left="2160" w:hanging="360"/>
+      </w:pPr>
+      <w:rPr>
+        <w:rFonts w:ascii="Wingdings" w:hAnsi="Wingdings" w:hint="default"/>
+        <w:sz w:val="20"/>
+      </w:rPr>
+    </w:lvl>
+    <w:lvl w:ilvl="3" w:tentative="1">
+      <w:start w:val="1"/>
+      <w:numFmt w:val="bullet"/>
+      <w:lvlText w:val=""/>
+      <w:lvlJc w:val="left"/>
+      <w:pPr>
+        <w:tabs>
+          <w:tab w:val="num" w:pos="2880"/>
+        </w:tabs>
+        <w:ind w:left="2880" w:hanging="360"/>
+      </w:pPr>
+      <w:rPr>
+        <w:rFonts w:ascii="Wingdings" w:hAnsi="Wingdings" w:hint="default"/>
+        <w:sz w:val="20"/>
+      </w:rPr>
+    </w:lvl>
+    <w:lvl w:ilvl="4" w:tentative="1">
+      <w:start w:val="1"/>
+      <w:numFmt w:val="bullet"/>
+      <w:lvlText w:val=""/>
+      <w:lvlJc w:val="left"/>
+      <w:pPr>
+        <w:tabs>
+          <w:tab w:val="num" w:pos="3600"/>
+        </w:tabs>
+        <w:ind w:left="3600" w:hanging="360"/>
+      </w:pPr>
+      <w:rPr>
+        <w:rFonts w:ascii="Wingdings" w:hAnsi="Wingdings" w:hint="default"/>
+        <w:sz w:val="20"/>
+      </w:rPr>
+    </w:lvl>
+    <w:lvl w:ilvl="5" w:tentative="1">
+      <w:start w:val="1"/>
+      <w:numFmt w:val="bullet"/>
+      <w:lvlText w:val=""/>
+      <w:lvlJc w:val="left"/>
+      <w:pPr>
+        <w:tabs>
+          <w:tab w:val="num" w:pos="4320"/>
+        </w:tabs>
+        <w:ind w:left="4320" w:hanging="360"/>
+      </w:pPr>
+      <w:rPr>
+        <w:rFonts w:ascii="Wingdings" w:hAnsi="Wingdings" w:hint="default"/>
+        <w:sz w:val="20"/>
+      </w:rPr>
+    </w:lvl>
+    <w:lvl w:ilvl="6" w:tentative="1">
+      <w:start w:val="1"/>
+      <w:numFmt w:val="bullet"/>
+      <w:lvlText w:val=""/>
+      <w:lvlJc w:val="left"/>
+      <w:pPr>
+        <w:tabs>
+          <w:tab w:val="num" w:pos="5040"/>
+        </w:tabs>
+        <w:ind w:left="5040" w:hanging="360"/>
+      </w:pPr>
+      <w:rPr>
+        <w:rFonts w:ascii="Wingdings" w:hAnsi="Wingdings" w:hint="default"/>
+        <w:sz w:val="20"/>
+      </w:rPr>
+    </w:lvl>
+    <w:lvl w:ilvl="7" w:tentative="1">
+      <w:start w:val="1"/>
+      <w:numFmt w:val="bullet"/>
+      <w:lvlText w:val=""/>
+      <w:lvlJc w:val="left"/>
+      <w:pPr>
+        <w:tabs>
+          <w:tab w:val="num" w:pos="5760"/>
+        </w:tabs>
+        <w:ind w:left="5760" w:hanging="360"/>
+      </w:pPr>
+      <w:rPr>
+        <w:rFonts w:ascii="Wingdings" w:hAnsi="Wingdings" w:hint="default"/>
+        <w:sz w:val="20"/>
+      </w:rPr>
+    </w:lvl>
+    <w:lvl w:ilvl="8" w:tentative="1">
+      <w:start w:val="1"/>
+      <w:numFmt w:val="bullet"/>
+      <w:lvlText w:val=""/>
+      <w:lvlJc w:val="left"/>
+      <w:pPr>
+        <w:tabs>
+          <w:tab w:val="num" w:pos="6480"/>
+        </w:tabs>
+        <w:ind w:left="6480" w:hanging="360"/>
+      </w:pPr>
+      <w:rPr>
+        <w:rFonts w:ascii="Wingdings" w:hAnsi="Wingdings" w:hint="default"/>
+        <w:sz w:val="20"/>
+      </w:rPr>
+    </w:lvl>
+  </w:abstractNum>
+  <w:abstractNum w:abstractNumId="10" w15:restartNumberingAfterBreak="0">
     <w:nsid w:val="225251D2"/>
     <w:multiLevelType w:val="hybridMultilevel"/>
     <w:tmpl w:val="F5D0D90A"/>
@@ -2978,7 +10565,7 @@
       </w:pPr>
     </w:lvl>
   </w:abstractNum>
-  <w:abstractNum w:abstractNumId="8" w15:restartNumberingAfterBreak="0">
+  <w:abstractNum w:abstractNumId="11" w15:restartNumberingAfterBreak="0">
     <w:nsid w:val="24982345"/>
     <w:multiLevelType w:val="hybridMultilevel"/>
     <w:tmpl w:val="6E5C3024"/>
@@ -3064,7 +10651,7 @@
       </w:pPr>
     </w:lvl>
   </w:abstractNum>
-  <w:abstractNum w:abstractNumId="9" w15:restartNumberingAfterBreak="0">
+  <w:abstractNum w:abstractNumId="12" w15:restartNumberingAfterBreak="0">
     <w:nsid w:val="256D6E75"/>
     <w:multiLevelType w:val="hybridMultilevel"/>
     <w:tmpl w:val="D480BA6A"/>
@@ -3150,7 +10737,7 @@
       </w:pPr>
     </w:lvl>
   </w:abstractNum>
-  <w:abstractNum w:abstractNumId="10" w15:restartNumberingAfterBreak="0">
+  <w:abstractNum w:abstractNumId="13" w15:restartNumberingAfterBreak="0">
     <w:nsid w:val="27006929"/>
     <w:multiLevelType w:val="hybridMultilevel"/>
     <w:tmpl w:val="54941DF4"/>
@@ -3239,7 +10826,7 @@
       </w:pPr>
     </w:lvl>
   </w:abstractNum>
-  <w:abstractNum w:abstractNumId="11" w15:restartNumberingAfterBreak="0">
+  <w:abstractNum w:abstractNumId="14" w15:restartNumberingAfterBreak="0">
     <w:nsid w:val="2BE704BB"/>
     <w:multiLevelType w:val="hybridMultilevel"/>
     <w:tmpl w:val="DB68CBC6"/>
@@ -3328,7 +10915,7 @@
       </w:pPr>
     </w:lvl>
   </w:abstractNum>
-  <w:abstractNum w:abstractNumId="12" w15:restartNumberingAfterBreak="0">
+  <w:abstractNum w:abstractNumId="15" w15:restartNumberingAfterBreak="0">
     <w:nsid w:val="2F9A526C"/>
     <w:multiLevelType w:val="multilevel"/>
     <w:tmpl w:val="0A745D50"/>
@@ -3441,7 +11028,7 @@
       </w:rPr>
     </w:lvl>
   </w:abstractNum>
-  <w:abstractNum w:abstractNumId="13" w15:restartNumberingAfterBreak="0">
+  <w:abstractNum w:abstractNumId="16" w15:restartNumberingAfterBreak="0">
     <w:nsid w:val="31F11F0E"/>
     <w:multiLevelType w:val="multilevel"/>
     <w:tmpl w:val="0A745D50"/>
@@ -3554,7 +11141,7 @@
       </w:rPr>
     </w:lvl>
   </w:abstractNum>
-  <w:abstractNum w:abstractNumId="14" w15:restartNumberingAfterBreak="0">
+  <w:abstractNum w:abstractNumId="17" w15:restartNumberingAfterBreak="0">
     <w:nsid w:val="321C1383"/>
     <w:multiLevelType w:val="hybridMultilevel"/>
     <w:tmpl w:val="9B6ADF70"/>
@@ -3667,7 +11254,7 @@
       </w:rPr>
     </w:lvl>
   </w:abstractNum>
-  <w:abstractNum w:abstractNumId="15" w15:restartNumberingAfterBreak="0">
+  <w:abstractNum w:abstractNumId="18" w15:restartNumberingAfterBreak="0">
     <w:nsid w:val="33894F0D"/>
     <w:multiLevelType w:val="hybridMultilevel"/>
     <w:tmpl w:val="6580561E"/>
@@ -3782,7 +11369,7 @@
       </w:rPr>
     </w:lvl>
   </w:abstractNum>
-  <w:abstractNum w:abstractNumId="16" w15:restartNumberingAfterBreak="0">
+  <w:abstractNum w:abstractNumId="19" w15:restartNumberingAfterBreak="0">
     <w:nsid w:val="35C34825"/>
     <w:multiLevelType w:val="multilevel"/>
     <w:tmpl w:val="0A745D50"/>
@@ -3895,7 +11482,7 @@
       </w:rPr>
     </w:lvl>
   </w:abstractNum>
-  <w:abstractNum w:abstractNumId="17" w15:restartNumberingAfterBreak="0">
+  <w:abstractNum w:abstractNumId="20" w15:restartNumberingAfterBreak="0">
     <w:nsid w:val="36C97C01"/>
     <w:multiLevelType w:val="hybridMultilevel"/>
     <w:tmpl w:val="32C63224"/>
@@ -3984,7 +11571,7 @@
       </w:pPr>
     </w:lvl>
   </w:abstractNum>
-  <w:abstractNum w:abstractNumId="18" w15:restartNumberingAfterBreak="0">
+  <w:abstractNum w:abstractNumId="21" w15:restartNumberingAfterBreak="0">
     <w:nsid w:val="399A7595"/>
     <w:multiLevelType w:val="hybridMultilevel"/>
     <w:tmpl w:val="7FB4A738"/>
@@ -4073,7 +11660,7 @@
       </w:pPr>
     </w:lvl>
   </w:abstractNum>
-  <w:abstractNum w:abstractNumId="19" w15:restartNumberingAfterBreak="0">
+  <w:abstractNum w:abstractNumId="22" w15:restartNumberingAfterBreak="0">
     <w:nsid w:val="47432924"/>
     <w:multiLevelType w:val="multilevel"/>
     <w:tmpl w:val="0A745D50"/>
@@ -4186,7 +11773,7 @@
       </w:rPr>
     </w:lvl>
   </w:abstractNum>
-  <w:abstractNum w:abstractNumId="20" w15:restartNumberingAfterBreak="0">
+  <w:abstractNum w:abstractNumId="23" w15:restartNumberingAfterBreak="0">
     <w:nsid w:val="5BF45F27"/>
     <w:multiLevelType w:val="multilevel"/>
     <w:tmpl w:val="0A745D50"/>
@@ -4299,7 +11886,7 @@
       </w:rPr>
     </w:lvl>
   </w:abstractNum>
-  <w:abstractNum w:abstractNumId="21" w15:restartNumberingAfterBreak="0">
+  <w:abstractNum w:abstractNumId="24" w15:restartNumberingAfterBreak="0">
     <w:nsid w:val="60D46AC0"/>
     <w:multiLevelType w:val="hybridMultilevel"/>
     <w:tmpl w:val="60C02C6A"/>
@@ -4390,7 +11977,7 @@
       </w:pPr>
     </w:lvl>
   </w:abstractNum>
-  <w:abstractNum w:abstractNumId="22" w15:restartNumberingAfterBreak="0">
+  <w:abstractNum w:abstractNumId="25" w15:restartNumberingAfterBreak="0">
     <w:nsid w:val="6272782C"/>
     <w:multiLevelType w:val="hybridMultilevel"/>
     <w:tmpl w:val="F4588B3E"/>
@@ -4476,7 +12063,7 @@
       </w:pPr>
     </w:lvl>
   </w:abstractNum>
-  <w:abstractNum w:abstractNumId="23" w15:restartNumberingAfterBreak="0">
+  <w:abstractNum w:abstractNumId="26" w15:restartNumberingAfterBreak="0">
     <w:nsid w:val="63B26DA1"/>
     <w:multiLevelType w:val="hybridMultilevel"/>
     <w:tmpl w:val="84924514"/>
@@ -4562,7 +12149,7 @@
       </w:pPr>
     </w:lvl>
   </w:abstractNum>
-  <w:abstractNum w:abstractNumId="24" w15:restartNumberingAfterBreak="0">
+  <w:abstractNum w:abstractNumId="27" w15:restartNumberingAfterBreak="0">
     <w:nsid w:val="661D2F48"/>
     <w:multiLevelType w:val="multilevel"/>
     <w:tmpl w:val="20A4A9B6"/>
@@ -4675,7 +12262,269 @@
       </w:pPr>
     </w:lvl>
   </w:abstractNum>
-  <w:abstractNum w:abstractNumId="25" w15:restartNumberingAfterBreak="0">
+  <w:abstractNum w:abstractNumId="28" w15:restartNumberingAfterBreak="0">
+    <w:nsid w:val="67903C24"/>
+    <w:multiLevelType w:val="hybridMultilevel"/>
+    <w:tmpl w:val="EF58B39A"/>
+    <w:lvl w:ilvl="0" w:tplc="04210001">
+      <w:start w:val="1"/>
+      <w:numFmt w:val="bullet"/>
+      <w:lvlText w:val=""/>
+      <w:lvlJc w:val="left"/>
+      <w:pPr>
+        <w:ind w:left="720" w:hanging="360"/>
+      </w:pPr>
+      <w:rPr>
+        <w:rFonts w:ascii="Symbol" w:hAnsi="Symbol" w:hint="default"/>
+      </w:rPr>
+    </w:lvl>
+    <w:lvl w:ilvl="1" w:tplc="04210003" w:tentative="1">
+      <w:start w:val="1"/>
+      <w:numFmt w:val="bullet"/>
+      <w:lvlText w:val="o"/>
+      <w:lvlJc w:val="left"/>
+      <w:pPr>
+        <w:ind w:left="1440" w:hanging="360"/>
+      </w:pPr>
+      <w:rPr>
+        <w:rFonts w:ascii="Courier New" w:hAnsi="Courier New" w:cs="Courier New" w:hint="default"/>
+      </w:rPr>
+    </w:lvl>
+    <w:lvl w:ilvl="2" w:tplc="04210005" w:tentative="1">
+      <w:start w:val="1"/>
+      <w:numFmt w:val="bullet"/>
+      <w:lvlText w:val=""/>
+      <w:lvlJc w:val="left"/>
+      <w:pPr>
+        <w:ind w:left="2160" w:hanging="360"/>
+      </w:pPr>
+      <w:rPr>
+        <w:rFonts w:ascii="Wingdings" w:hAnsi="Wingdings" w:hint="default"/>
+      </w:rPr>
+    </w:lvl>
+    <w:lvl w:ilvl="3" w:tplc="04210001" w:tentative="1">
+      <w:start w:val="1"/>
+      <w:numFmt w:val="bullet"/>
+      <w:lvlText w:val=""/>
+      <w:lvlJc w:val="left"/>
+      <w:pPr>
+        <w:ind w:left="2880" w:hanging="360"/>
+      </w:pPr>
+      <w:rPr>
+        <w:rFonts w:ascii="Symbol" w:hAnsi="Symbol" w:hint="default"/>
+      </w:rPr>
+    </w:lvl>
+    <w:lvl w:ilvl="4" w:tplc="04210003" w:tentative="1">
+      <w:start w:val="1"/>
+      <w:numFmt w:val="bullet"/>
+      <w:lvlText w:val="o"/>
+      <w:lvlJc w:val="left"/>
+      <w:pPr>
+        <w:ind w:left="3600" w:hanging="360"/>
+      </w:pPr>
+      <w:rPr>
+        <w:rFonts w:ascii="Courier New" w:hAnsi="Courier New" w:cs="Courier New" w:hint="default"/>
+      </w:rPr>
+    </w:lvl>
+    <w:lvl w:ilvl="5" w:tplc="04210005" w:tentative="1">
+      <w:start w:val="1"/>
+      <w:numFmt w:val="bullet"/>
+      <w:lvlText w:val=""/>
+      <w:lvlJc w:val="left"/>
+      <w:pPr>
+        <w:ind w:left="4320" w:hanging="360"/>
+      </w:pPr>
+      <w:rPr>
+        <w:rFonts w:ascii="Wingdings" w:hAnsi="Wingdings" w:hint="default"/>
+      </w:rPr>
+    </w:lvl>
+    <w:lvl w:ilvl="6" w:tplc="04210001" w:tentative="1">
+      <w:start w:val="1"/>
+      <w:numFmt w:val="bullet"/>
+      <w:lvlText w:val=""/>
+      <w:lvlJc w:val="left"/>
+      <w:pPr>
+        <w:ind w:left="5040" w:hanging="360"/>
+      </w:pPr>
+      <w:rPr>
+        <w:rFonts w:ascii="Symbol" w:hAnsi="Symbol" w:hint="default"/>
+      </w:rPr>
+    </w:lvl>
+    <w:lvl w:ilvl="7" w:tplc="04210003" w:tentative="1">
+      <w:start w:val="1"/>
+      <w:numFmt w:val="bullet"/>
+      <w:lvlText w:val="o"/>
+      <w:lvlJc w:val="left"/>
+      <w:pPr>
+        <w:ind w:left="5760" w:hanging="360"/>
+      </w:pPr>
+      <w:rPr>
+        <w:rFonts w:ascii="Courier New" w:hAnsi="Courier New" w:cs="Courier New" w:hint="default"/>
+      </w:rPr>
+    </w:lvl>
+    <w:lvl w:ilvl="8" w:tplc="04210005" w:tentative="1">
+      <w:start w:val="1"/>
+      <w:numFmt w:val="bullet"/>
+      <w:lvlText w:val=""/>
+      <w:lvlJc w:val="left"/>
+      <w:pPr>
+        <w:ind w:left="6480" w:hanging="360"/>
+      </w:pPr>
+      <w:rPr>
+        <w:rFonts w:ascii="Wingdings" w:hAnsi="Wingdings" w:hint="default"/>
+      </w:rPr>
+    </w:lvl>
+  </w:abstractNum>
+  <w:abstractNum w:abstractNumId="29" w15:restartNumberingAfterBreak="0">
+    <w:nsid w:val="6ECC6454"/>
+    <w:multiLevelType w:val="multilevel"/>
+    <w:tmpl w:val="5E208E98"/>
+    <w:lvl w:ilvl="0">
+      <w:start w:val="1"/>
+      <w:numFmt w:val="bullet"/>
+      <w:lvlText w:val=""/>
+      <w:lvlJc w:val="left"/>
+      <w:pPr>
+        <w:tabs>
+          <w:tab w:val="num" w:pos="720"/>
+        </w:tabs>
+        <w:ind w:left="720" w:hanging="360"/>
+      </w:pPr>
+      <w:rPr>
+        <w:rFonts w:ascii="Symbol" w:hAnsi="Symbol" w:hint="default"/>
+        <w:sz w:val="20"/>
+      </w:rPr>
+    </w:lvl>
+    <w:lvl w:ilvl="1" w:tentative="1">
+      <w:start w:val="1"/>
+      <w:numFmt w:val="bullet"/>
+      <w:lvlText w:val="o"/>
+      <w:lvlJc w:val="left"/>
+      <w:pPr>
+        <w:tabs>
+          <w:tab w:val="num" w:pos="1440"/>
+        </w:tabs>
+        <w:ind w:left="1440" w:hanging="360"/>
+      </w:pPr>
+      <w:rPr>
+        <w:rFonts w:ascii="Courier New" w:hAnsi="Courier New" w:hint="default"/>
+        <w:sz w:val="20"/>
+      </w:rPr>
+    </w:lvl>
+    <w:lvl w:ilvl="2" w:tentative="1">
+      <w:start w:val="1"/>
+      <w:numFmt w:val="bullet"/>
+      <w:lvlText w:val=""/>
+      <w:lvlJc w:val="left"/>
+      <w:pPr>
+        <w:tabs>
+          <w:tab w:val="num" w:pos="2160"/>
+        </w:tabs>
+        <w:ind w:left="2160" w:hanging="360"/>
+      </w:pPr>
+      <w:rPr>
+        <w:rFonts w:ascii="Wingdings" w:hAnsi="Wingdings" w:hint="default"/>
+        <w:sz w:val="20"/>
+      </w:rPr>
+    </w:lvl>
+    <w:lvl w:ilvl="3" w:tentative="1">
+      <w:start w:val="1"/>
+      <w:numFmt w:val="bullet"/>
+      <w:lvlText w:val=""/>
+      <w:lvlJc w:val="left"/>
+      <w:pPr>
+        <w:tabs>
+          <w:tab w:val="num" w:pos="2880"/>
+        </w:tabs>
+        <w:ind w:left="2880" w:hanging="360"/>
+      </w:pPr>
+      <w:rPr>
+        <w:rFonts w:ascii="Wingdings" w:hAnsi="Wingdings" w:hint="default"/>
+        <w:sz w:val="20"/>
+      </w:rPr>
+    </w:lvl>
+    <w:lvl w:ilvl="4" w:tentative="1">
+      <w:start w:val="1"/>
+      <w:numFmt w:val="bullet"/>
+      <w:lvlText w:val=""/>
+      <w:lvlJc w:val="left"/>
+      <w:pPr>
+        <w:tabs>
+          <w:tab w:val="num" w:pos="3600"/>
+        </w:tabs>
+        <w:ind w:left="3600" w:hanging="360"/>
+      </w:pPr>
+      <w:rPr>
+        <w:rFonts w:ascii="Wingdings" w:hAnsi="Wingdings" w:hint="default"/>
+        <w:sz w:val="20"/>
+      </w:rPr>
+    </w:lvl>
+    <w:lvl w:ilvl="5" w:tentative="1">
+      <w:start w:val="1"/>
+      <w:numFmt w:val="bullet"/>
+      <w:lvlText w:val=""/>
+      <w:lvlJc w:val="left"/>
+      <w:pPr>
+        <w:tabs>
+          <w:tab w:val="num" w:pos="4320"/>
+        </w:tabs>
+        <w:ind w:left="4320" w:hanging="360"/>
+      </w:pPr>
+      <w:rPr>
+        <w:rFonts w:ascii="Wingdings" w:hAnsi="Wingdings" w:hint="default"/>
+        <w:sz w:val="20"/>
+      </w:rPr>
+    </w:lvl>
+    <w:lvl w:ilvl="6" w:tentative="1">
+      <w:start w:val="1"/>
+      <w:numFmt w:val="bullet"/>
+      <w:lvlText w:val=""/>
+      <w:lvlJc w:val="left"/>
+      <w:pPr>
+        <w:tabs>
+          <w:tab w:val="num" w:pos="5040"/>
+        </w:tabs>
+        <w:ind w:left="5040" w:hanging="360"/>
+      </w:pPr>
+      <w:rPr>
+        <w:rFonts w:ascii="Wingdings" w:hAnsi="Wingdings" w:hint="default"/>
+        <w:sz w:val="20"/>
+      </w:rPr>
+    </w:lvl>
+    <w:lvl w:ilvl="7" w:tentative="1">
+      <w:start w:val="1"/>
+      <w:numFmt w:val="bullet"/>
+      <w:lvlText w:val=""/>
+      <w:lvlJc w:val="left"/>
+      <w:pPr>
+        <w:tabs>
+          <w:tab w:val="num" w:pos="5760"/>
+        </w:tabs>
+        <w:ind w:left="5760" w:hanging="360"/>
+      </w:pPr>
+      <w:rPr>
+        <w:rFonts w:ascii="Wingdings" w:hAnsi="Wingdings" w:hint="default"/>
+        <w:sz w:val="20"/>
+      </w:rPr>
+    </w:lvl>
+    <w:lvl w:ilvl="8" w:tentative="1">
+      <w:start w:val="1"/>
+      <w:numFmt w:val="bullet"/>
+      <w:lvlText w:val=""/>
+      <w:lvlJc w:val="left"/>
+      <w:pPr>
+        <w:tabs>
+          <w:tab w:val="num" w:pos="6480"/>
+        </w:tabs>
+        <w:ind w:left="6480" w:hanging="360"/>
+      </w:pPr>
+      <w:rPr>
+        <w:rFonts w:ascii="Wingdings" w:hAnsi="Wingdings" w:hint="default"/>
+        <w:sz w:val="20"/>
+      </w:rPr>
+    </w:lvl>
+  </w:abstractNum>
+  <w:abstractNum w:abstractNumId="30" w15:restartNumberingAfterBreak="0">
     <w:nsid w:val="74D017F6"/>
     <w:multiLevelType w:val="multilevel"/>
     <w:tmpl w:val="0A745D50"/>
@@ -4788,7 +12637,156 @@
       </w:rPr>
     </w:lvl>
   </w:abstractNum>
-  <w:abstractNum w:abstractNumId="26" w15:restartNumberingAfterBreak="0">
+  <w:abstractNum w:abstractNumId="31" w15:restartNumberingAfterBreak="0">
+    <w:nsid w:val="74D67A1D"/>
+    <w:multiLevelType w:val="multilevel"/>
+    <w:tmpl w:val="D7404DDC"/>
+    <w:lvl w:ilvl="0">
+      <w:start w:val="1"/>
+      <w:numFmt w:val="bullet"/>
+      <w:lvlText w:val=""/>
+      <w:lvlJc w:val="left"/>
+      <w:pPr>
+        <w:tabs>
+          <w:tab w:val="num" w:pos="720"/>
+        </w:tabs>
+        <w:ind w:left="720" w:hanging="360"/>
+      </w:pPr>
+      <w:rPr>
+        <w:rFonts w:ascii="Symbol" w:hAnsi="Symbol" w:hint="default"/>
+        <w:sz w:val="20"/>
+      </w:rPr>
+    </w:lvl>
+    <w:lvl w:ilvl="1" w:tentative="1">
+      <w:start w:val="1"/>
+      <w:numFmt w:val="bullet"/>
+      <w:lvlText w:val="o"/>
+      <w:lvlJc w:val="left"/>
+      <w:pPr>
+        <w:tabs>
+          <w:tab w:val="num" w:pos="1440"/>
+        </w:tabs>
+        <w:ind w:left="1440" w:hanging="360"/>
+      </w:pPr>
+      <w:rPr>
+        <w:rFonts w:ascii="Courier New" w:hAnsi="Courier New" w:hint="default"/>
+        <w:sz w:val="20"/>
+      </w:rPr>
+    </w:lvl>
+    <w:lvl w:ilvl="2" w:tentative="1">
+      <w:start w:val="1"/>
+      <w:numFmt w:val="bullet"/>
+      <w:lvlText w:val=""/>
+      <w:lvlJc w:val="left"/>
+      <w:pPr>
+        <w:tabs>
+          <w:tab w:val="num" w:pos="2160"/>
+        </w:tabs>
+        <w:ind w:left="2160" w:hanging="360"/>
+      </w:pPr>
+      <w:rPr>
+        <w:rFonts w:ascii="Wingdings" w:hAnsi="Wingdings" w:hint="default"/>
+        <w:sz w:val="20"/>
+      </w:rPr>
+    </w:lvl>
+    <w:lvl w:ilvl="3" w:tentative="1">
+      <w:start w:val="1"/>
+      <w:numFmt w:val="bullet"/>
+      <w:lvlText w:val=""/>
+      <w:lvlJc w:val="left"/>
+      <w:pPr>
+        <w:tabs>
+          <w:tab w:val="num" w:pos="2880"/>
+        </w:tabs>
+        <w:ind w:left="2880" w:hanging="360"/>
+      </w:pPr>
+      <w:rPr>
+        <w:rFonts w:ascii="Wingdings" w:hAnsi="Wingdings" w:hint="default"/>
+        <w:sz w:val="20"/>
+      </w:rPr>
+    </w:lvl>
+    <w:lvl w:ilvl="4" w:tentative="1">
+      <w:start w:val="1"/>
+      <w:numFmt w:val="bullet"/>
+      <w:lvlText w:val=""/>
+      <w:lvlJc w:val="left"/>
+      <w:pPr>
+        <w:tabs>
+          <w:tab w:val="num" w:pos="3600"/>
+        </w:tabs>
+        <w:ind w:left="3600" w:hanging="360"/>
+      </w:pPr>
+      <w:rPr>
+        <w:rFonts w:ascii="Wingdings" w:hAnsi="Wingdings" w:hint="default"/>
+        <w:sz w:val="20"/>
+      </w:rPr>
+    </w:lvl>
+    <w:lvl w:ilvl="5" w:tentative="1">
+      <w:start w:val="1"/>
+      <w:numFmt w:val="bullet"/>
+      <w:lvlText w:val=""/>
+      <w:lvlJc w:val="left"/>
+      <w:pPr>
+        <w:tabs>
+          <w:tab w:val="num" w:pos="4320"/>
+        </w:tabs>
+        <w:ind w:left="4320" w:hanging="360"/>
+      </w:pPr>
+      <w:rPr>
+        <w:rFonts w:ascii="Wingdings" w:hAnsi="Wingdings" w:hint="default"/>
+        <w:sz w:val="20"/>
+      </w:rPr>
+    </w:lvl>
+    <w:lvl w:ilvl="6" w:tentative="1">
+      <w:start w:val="1"/>
+      <w:numFmt w:val="bullet"/>
+      <w:lvlText w:val=""/>
+      <w:lvlJc w:val="left"/>
+      <w:pPr>
+        <w:tabs>
+          <w:tab w:val="num" w:pos="5040"/>
+        </w:tabs>
+        <w:ind w:left="5040" w:hanging="360"/>
+      </w:pPr>
+      <w:rPr>
+        <w:rFonts w:ascii="Wingdings" w:hAnsi="Wingdings" w:hint="default"/>
+        <w:sz w:val="20"/>
+      </w:rPr>
+    </w:lvl>
+    <w:lvl w:ilvl="7" w:tentative="1">
+      <w:start w:val="1"/>
+      <w:numFmt w:val="bullet"/>
+      <w:lvlText w:val=""/>
+      <w:lvlJc w:val="left"/>
+      <w:pPr>
+        <w:tabs>
+          <w:tab w:val="num" w:pos="5760"/>
+        </w:tabs>
+        <w:ind w:left="5760" w:hanging="360"/>
+      </w:pPr>
+      <w:rPr>
+        <w:rFonts w:ascii="Wingdings" w:hAnsi="Wingdings" w:hint="default"/>
+        <w:sz w:val="20"/>
+      </w:rPr>
+    </w:lvl>
+    <w:lvl w:ilvl="8" w:tentative="1">
+      <w:start w:val="1"/>
+      <w:numFmt w:val="bullet"/>
+      <w:lvlText w:val=""/>
+      <w:lvlJc w:val="left"/>
+      <w:pPr>
+        <w:tabs>
+          <w:tab w:val="num" w:pos="6480"/>
+        </w:tabs>
+        <w:ind w:left="6480" w:hanging="360"/>
+      </w:pPr>
+      <w:rPr>
+        <w:rFonts w:ascii="Wingdings" w:hAnsi="Wingdings" w:hint="default"/>
+        <w:sz w:val="20"/>
+      </w:rPr>
+    </w:lvl>
+  </w:abstractNum>
+  <w:abstractNum w:abstractNumId="32" w15:restartNumberingAfterBreak="0">
     <w:nsid w:val="76916691"/>
     <w:multiLevelType w:val="hybridMultilevel"/>
     <w:tmpl w:val="C8529CB6"/>
@@ -4874,7 +12872,7 @@
       </w:pPr>
     </w:lvl>
   </w:abstractNum>
-  <w:abstractNum w:abstractNumId="27" w15:restartNumberingAfterBreak="0">
+  <w:abstractNum w:abstractNumId="33" w15:restartNumberingAfterBreak="0">
     <w:nsid w:val="77333283"/>
     <w:multiLevelType w:val="multilevel"/>
     <w:tmpl w:val="0A745D50"/>
@@ -4987,7 +12985,7 @@
       </w:rPr>
     </w:lvl>
   </w:abstractNum>
-  <w:abstractNum w:abstractNumId="28" w15:restartNumberingAfterBreak="0">
+  <w:abstractNum w:abstractNumId="34" w15:restartNumberingAfterBreak="0">
     <w:nsid w:val="7756637C"/>
     <w:multiLevelType w:val="hybridMultilevel"/>
     <w:tmpl w:val="0AAE14F8"/>
@@ -5073,7 +13071,7 @@
       </w:pPr>
     </w:lvl>
   </w:abstractNum>
-  <w:abstractNum w:abstractNumId="29" w15:restartNumberingAfterBreak="0">
+  <w:abstractNum w:abstractNumId="35" w15:restartNumberingAfterBreak="0">
     <w:nsid w:val="79CC4950"/>
     <w:multiLevelType w:val="hybridMultilevel"/>
     <w:tmpl w:val="F4588B3E"/>
@@ -5159,7 +13157,120 @@
       </w:pPr>
     </w:lvl>
   </w:abstractNum>
-  <w:abstractNum w:abstractNumId="30" w15:restartNumberingAfterBreak="0">
+  <w:abstractNum w:abstractNumId="36" w15:restartNumberingAfterBreak="0">
+    <w:nsid w:val="7B745F40"/>
+    <w:multiLevelType w:val="hybridMultilevel"/>
+    <w:tmpl w:val="AE94148C"/>
+    <w:lvl w:ilvl="0" w:tplc="04210001">
+      <w:start w:val="1"/>
+      <w:numFmt w:val="bullet"/>
+      <w:lvlText w:val=""/>
+      <w:lvlJc w:val="left"/>
+      <w:pPr>
+        <w:ind w:left="720" w:hanging="360"/>
+      </w:pPr>
+      <w:rPr>
+        <w:rFonts w:ascii="Symbol" w:hAnsi="Symbol" w:hint="default"/>
+      </w:rPr>
+    </w:lvl>
+    <w:lvl w:ilvl="1" w:tplc="04210003" w:tentative="1">
+      <w:start w:val="1"/>
+      <w:numFmt w:val="bullet"/>
+      <w:lvlText w:val="o"/>
+      <w:lvlJc w:val="left"/>
+      <w:pPr>
+        <w:ind w:left="1440" w:hanging="360"/>
+      </w:pPr>
+      <w:rPr>
+        <w:rFonts w:ascii="Courier New" w:hAnsi="Courier New" w:cs="Courier New" w:hint="default"/>
+      </w:rPr>
+    </w:lvl>
+    <w:lvl w:ilvl="2" w:tplc="04210005" w:tentative="1">
+      <w:start w:val="1"/>
+      <w:numFmt w:val="bullet"/>
+      <w:lvlText w:val=""/>
+      <w:lvlJc w:val="left"/>
+      <w:pPr>
+        <w:ind w:left="2160" w:hanging="360"/>
+      </w:pPr>
+      <w:rPr>
+        <w:rFonts w:ascii="Wingdings" w:hAnsi="Wingdings" w:hint="default"/>
+      </w:rPr>
+    </w:lvl>
+    <w:lvl w:ilvl="3" w:tplc="04210001" w:tentative="1">
+      <w:start w:val="1"/>
+      <w:numFmt w:val="bullet"/>
+      <w:lvlText w:val=""/>
+      <w:lvlJc w:val="left"/>
+      <w:pPr>
+        <w:ind w:left="2880" w:hanging="360"/>
+      </w:pPr>
+      <w:rPr>
+        <w:rFonts w:ascii="Symbol" w:hAnsi="Symbol" w:hint="default"/>
+      </w:rPr>
+    </w:lvl>
+    <w:lvl w:ilvl="4" w:tplc="04210003" w:tentative="1">
+      <w:start w:val="1"/>
+      <w:numFmt w:val="bullet"/>
+      <w:lvlText w:val="o"/>
+      <w:lvlJc w:val="left"/>
+      <w:pPr>
+        <w:ind w:left="3600" w:hanging="360"/>
+      </w:pPr>
+      <w:rPr>
+        <w:rFonts w:ascii="Courier New" w:hAnsi="Courier New" w:cs="Courier New" w:hint="default"/>
+      </w:rPr>
+    </w:lvl>
+    <w:lvl w:ilvl="5" w:tplc="04210005" w:tentative="1">
+      <w:start w:val="1"/>
+      <w:numFmt w:val="bullet"/>
+      <w:lvlText w:val=""/>
+      <w:lvlJc w:val="left"/>
+      <w:pPr>
+        <w:ind w:left="4320" w:hanging="360"/>
+      </w:pPr>
+      <w:rPr>
+        <w:rFonts w:ascii="Wingdings" w:hAnsi="Wingdings" w:hint="default"/>
+      </w:rPr>
+    </w:lvl>
+    <w:lvl w:ilvl="6" w:tplc="04210001" w:tentative="1">
+      <w:start w:val="1"/>
+      <w:numFmt w:val="bullet"/>
+      <w:lvlText w:val=""/>
+      <w:lvlJc w:val="left"/>
+      <w:pPr>
+        <w:ind w:left="5040" w:hanging="360"/>
+      </w:pPr>
+      <w:rPr>
+        <w:rFonts w:ascii="Symbol" w:hAnsi="Symbol" w:hint="default"/>
+      </w:rPr>
+    </w:lvl>
+    <w:lvl w:ilvl="7" w:tplc="04210003" w:tentative="1">
+      <w:start w:val="1"/>
+      <w:numFmt w:val="bullet"/>
+      <w:lvlText w:val="o"/>
+      <w:lvlJc w:val="left"/>
+      <w:pPr>
+        <w:ind w:left="5760" w:hanging="360"/>
+      </w:pPr>
+      <w:rPr>
+        <w:rFonts w:ascii="Courier New" w:hAnsi="Courier New" w:cs="Courier New" w:hint="default"/>
+      </w:rPr>
+    </w:lvl>
+    <w:lvl w:ilvl="8" w:tplc="04210005" w:tentative="1">
+      <w:start w:val="1"/>
+      <w:numFmt w:val="bullet"/>
+      <w:lvlText w:val=""/>
+      <w:lvlJc w:val="left"/>
+      <w:pPr>
+        <w:ind w:left="6480" w:hanging="360"/>
+      </w:pPr>
+      <w:rPr>
+        <w:rFonts w:ascii="Wingdings" w:hAnsi="Wingdings" w:hint="default"/>
+      </w:rPr>
+    </w:lvl>
+  </w:abstractNum>
+  <w:abstractNum w:abstractNumId="37" w15:restartNumberingAfterBreak="0">
     <w:nsid w:val="7C355AEA"/>
     <w:multiLevelType w:val="multilevel"/>
     <w:tmpl w:val="0A745D50"/>
@@ -5273,97 +13384,118 @@
     </w:lvl>
   </w:abstractNum>
   <w:num w:numId="1" w16cid:durableId="1049919187">
+    <w:abstractNumId w:val="17"/>
+  </w:num>
+  <w:num w:numId="2" w16cid:durableId="820922001">
+    <w:abstractNumId w:val="24"/>
+  </w:num>
+  <w:num w:numId="3" w16cid:durableId="1682387436">
+    <w:abstractNumId w:val="3"/>
+  </w:num>
+  <w:num w:numId="4" w16cid:durableId="456265443">
+    <w:abstractNumId w:val="20"/>
+  </w:num>
+  <w:num w:numId="5" w16cid:durableId="605501187">
+    <w:abstractNumId w:val="13"/>
+  </w:num>
+  <w:num w:numId="6" w16cid:durableId="433206548">
+    <w:abstractNumId w:val="35"/>
+  </w:num>
+  <w:num w:numId="7" w16cid:durableId="673072809">
+    <w:abstractNumId w:val="32"/>
+  </w:num>
+  <w:num w:numId="8" w16cid:durableId="837581513">
+    <w:abstractNumId w:val="8"/>
+  </w:num>
+  <w:num w:numId="9" w16cid:durableId="95291101">
+    <w:abstractNumId w:val="26"/>
+  </w:num>
+  <w:num w:numId="10" w16cid:durableId="1144547653">
+    <w:abstractNumId w:val="12"/>
+  </w:num>
+  <w:num w:numId="11" w16cid:durableId="955677593">
+    <w:abstractNumId w:val="2"/>
+  </w:num>
+  <w:num w:numId="12" w16cid:durableId="2044164857">
     <w:abstractNumId w:val="14"/>
   </w:num>
-  <w:num w:numId="2" w16cid:durableId="820922001">
+  <w:num w:numId="13" w16cid:durableId="1382746199">
+    <w:abstractNumId w:val="34"/>
+  </w:num>
+  <w:num w:numId="14" w16cid:durableId="2069766843">
+    <w:abstractNumId w:val="5"/>
+  </w:num>
+  <w:num w:numId="15" w16cid:durableId="874735817">
+    <w:abstractNumId w:val="11"/>
+  </w:num>
+  <w:num w:numId="16" w16cid:durableId="40323401">
+    <w:abstractNumId w:val="25"/>
+  </w:num>
+  <w:num w:numId="17" w16cid:durableId="1984238359">
+    <w:abstractNumId w:val="10"/>
+  </w:num>
+  <w:num w:numId="18" w16cid:durableId="735473005">
     <w:abstractNumId w:val="21"/>
   </w:num>
-  <w:num w:numId="3" w16cid:durableId="1682387436">
-    <w:abstractNumId w:val="2"/>
-  </w:num>
-  <w:num w:numId="4" w16cid:durableId="456265443">
-    <w:abstractNumId w:val="17"/>
-  </w:num>
-  <w:num w:numId="5" w16cid:durableId="605501187">
-    <w:abstractNumId w:val="10"/>
-  </w:num>
-  <w:num w:numId="6" w16cid:durableId="433206548">
-    <w:abstractNumId w:val="29"/>
-  </w:num>
-  <w:num w:numId="7" w16cid:durableId="673072809">
-    <w:abstractNumId w:val="26"/>
-  </w:num>
-  <w:num w:numId="8" w16cid:durableId="837581513">
-    <w:abstractNumId w:val="6"/>
-  </w:num>
-  <w:num w:numId="9" w16cid:durableId="95291101">
-    <w:abstractNumId w:val="23"/>
-  </w:num>
-  <w:num w:numId="10" w16cid:durableId="1144547653">
-    <w:abstractNumId w:val="9"/>
-  </w:num>
-  <w:num w:numId="11" w16cid:durableId="955677593">
-    <w:abstractNumId w:val="1"/>
-  </w:num>
-  <w:num w:numId="12" w16cid:durableId="2044164857">
-    <w:abstractNumId w:val="11"/>
-  </w:num>
-  <w:num w:numId="13" w16cid:durableId="1382746199">
-    <w:abstractNumId w:val="28"/>
-  </w:num>
-  <w:num w:numId="14" w16cid:durableId="2069766843">
-    <w:abstractNumId w:val="3"/>
-  </w:num>
-  <w:num w:numId="15" w16cid:durableId="874735817">
-    <w:abstractNumId w:val="8"/>
-  </w:num>
-  <w:num w:numId="16" w16cid:durableId="40323401">
-    <w:abstractNumId w:val="22"/>
-  </w:num>
-  <w:num w:numId="17" w16cid:durableId="1984238359">
-    <w:abstractNumId w:val="7"/>
-  </w:num>
-  <w:num w:numId="18" w16cid:durableId="735473005">
-    <w:abstractNumId w:val="18"/>
-  </w:num>
   <w:num w:numId="19" w16cid:durableId="62029658">
-    <w:abstractNumId w:val="13"/>
+    <w:abstractNumId w:val="16"/>
   </w:num>
   <w:num w:numId="20" w16cid:durableId="1674070246">
     <w:abstractNumId w:val="0"/>
   </w:num>
   <w:num w:numId="21" w16cid:durableId="1743596908">
+    <w:abstractNumId w:val="6"/>
+  </w:num>
+  <w:num w:numId="22" w16cid:durableId="491068681">
+    <w:abstractNumId w:val="18"/>
+  </w:num>
+  <w:num w:numId="23" w16cid:durableId="2057505941">
+    <w:abstractNumId w:val="33"/>
+  </w:num>
+  <w:num w:numId="24" w16cid:durableId="1276594119">
+    <w:abstractNumId w:val="15"/>
+  </w:num>
+  <w:num w:numId="25" w16cid:durableId="316736731">
+    <w:abstractNumId w:val="22"/>
+  </w:num>
+  <w:num w:numId="26" w16cid:durableId="1789624272">
+    <w:abstractNumId w:val="30"/>
+  </w:num>
+  <w:num w:numId="27" w16cid:durableId="5181304">
+    <w:abstractNumId w:val="37"/>
+  </w:num>
+  <w:num w:numId="28" w16cid:durableId="1923298038">
+    <w:abstractNumId w:val="7"/>
+  </w:num>
+  <w:num w:numId="29" w16cid:durableId="1925919184">
+    <w:abstractNumId w:val="19"/>
+  </w:num>
+  <w:num w:numId="30" w16cid:durableId="942610728">
+    <w:abstractNumId w:val="23"/>
+  </w:num>
+  <w:num w:numId="31" w16cid:durableId="532233487">
+    <w:abstractNumId w:val="27"/>
+  </w:num>
+  <w:num w:numId="32" w16cid:durableId="86124089">
+    <w:abstractNumId w:val="29"/>
+  </w:num>
+  <w:num w:numId="33" w16cid:durableId="985554044">
+    <w:abstractNumId w:val="9"/>
+  </w:num>
+  <w:num w:numId="34" w16cid:durableId="1648972591">
+    <w:abstractNumId w:val="36"/>
+  </w:num>
+  <w:num w:numId="35" w16cid:durableId="578366933">
     <w:abstractNumId w:val="4"/>
   </w:num>
-  <w:num w:numId="22" w16cid:durableId="491068681">
-    <w:abstractNumId w:val="15"/>
+  <w:num w:numId="36" w16cid:durableId="1034692653">
+    <w:abstractNumId w:val="1"/>
   </w:num>
-  <w:num w:numId="23" w16cid:durableId="2057505941">
-    <w:abstractNumId w:val="27"/>
+  <w:num w:numId="37" w16cid:durableId="1454787084">
+    <w:abstractNumId w:val="28"/>
   </w:num>
-  <w:num w:numId="24" w16cid:durableId="1276594119">
-    <w:abstractNumId w:val="12"/>
-  </w:num>
-  <w:num w:numId="25" w16cid:durableId="316736731">
-    <w:abstractNumId w:val="19"/>
-  </w:num>
-  <w:num w:numId="26" w16cid:durableId="1789624272">
-    <w:abstractNumId w:val="25"/>
-  </w:num>
-  <w:num w:numId="27" w16cid:durableId="5181304">
-    <w:abstractNumId w:val="30"/>
-  </w:num>
-  <w:num w:numId="28" w16cid:durableId="1923298038">
-    <w:abstractNumId w:val="5"/>
-  </w:num>
-  <w:num w:numId="29" w16cid:durableId="1925919184">
-    <w:abstractNumId w:val="16"/>
-  </w:num>
-  <w:num w:numId="30" w16cid:durableId="942610728">
-    <w:abstractNumId w:val="20"/>
-  </w:num>
-  <w:num w:numId="31" w16cid:durableId="532233487">
-    <w:abstractNumId w:val="24"/>
+  <w:num w:numId="38" w16cid:durableId="1027023814">
+    <w:abstractNumId w:val="31"/>
   </w:num>
 </w:numbering>
 </file>
@@ -5849,7 +13981,6 @@
   <w:style w:type="character" w:default="1" w:styleId="DefaultParagraphFont">
     <w:name w:val="Default Paragraph Font"/>
     <w:uiPriority w:val="1"/>
-    <w:semiHidden/>
     <w:unhideWhenUsed/>
   </w:style>
   <w:style w:type="table" w:default="1" w:styleId="TableNormal">

--- a/Jobsheet 2/Laporan Jobsheet 2.docx
+++ b/Jobsheet 2/Laporan Jobsheet 2.docx
@@ -7412,6 +7412,7 @@
             <w:r>
               <w:rPr>
                 <w:rFonts w:eastAsia="Times New Roman" w:cs="Times New Roman"/>
+                <w:noProof/>
                 <w:szCs w:val="24"/>
                 <w:lang w:eastAsia="en-ID"/>
               </w:rPr>
@@ -7497,6 +7498,7 @@
             <w:r>
               <w:rPr>
                 <w:rFonts w:eastAsia="Times New Roman" w:cs="Times New Roman"/>
+                <w:noProof/>
                 <w:szCs w:val="24"/>
                 <w:lang w:eastAsia="en-ID"/>
               </w:rPr>
@@ -7590,27 +7592,7 @@
                 <w:szCs w:val="24"/>
                 <w:lang w:eastAsia="en-ID"/>
               </w:rPr>
-              <w:t>'</w:t>
-            </w:r>
-            <w:r>
-              <w:rPr>
-                <w:rFonts w:eastAsia="Times New Roman" w:cs="Times New Roman"/>
-                <w:b/>
-                <w:bCs/>
-                <w:szCs w:val="24"/>
-                <w:lang w:eastAsia="en-ID"/>
-              </w:rPr>
-              <w:t>Prasojo</w:t>
-            </w:r>
-            <w:r>
-              <w:rPr>
-                <w:rFonts w:eastAsia="Times New Roman" w:cs="Times New Roman"/>
-                <w:b/>
-                <w:bCs/>
-                <w:szCs w:val="24"/>
-                <w:lang w:eastAsia="en-ID"/>
-              </w:rPr>
-              <w:t>'</w:t>
+              <w:t>'Prasojo'</w:t>
             </w:r>
             <w:r>
               <w:rPr>
@@ -8070,6 +8052,7 @@
             <w:r>
               <w:rPr>
                 <w:rFonts w:eastAsia="Times New Roman" w:cs="Times New Roman"/>
+                <w:noProof/>
                 <w:sz w:val="22"/>
                 <w:lang w:eastAsia="en-ID"/>
               </w:rPr>
@@ -8174,6 +8157,7 @@
             <w:r>
               <w:rPr>
                 <w:rFonts w:eastAsia="Times New Roman" w:cs="Times New Roman"/>
+                <w:noProof/>
                 <w:sz w:val="22"/>
                 <w:lang w:eastAsia="en-ID"/>
               </w:rPr>
@@ -8261,6 +8245,7 @@
             <w:r>
               <w:rPr>
                 <w:rFonts w:eastAsia="Times New Roman" w:cs="Times New Roman"/>
+                <w:noProof/>
                 <w:szCs w:val="24"/>
                 <w:lang w:val="sv-SE" w:eastAsia="en-ID"/>
               </w:rPr>
@@ -8759,14 +8744,514 @@
           </w:tcPr>
           <w:p>
             <w:pPr>
+              <w:spacing w:before="60" w:line="276" w:lineRule="auto"/>
+              <w:ind w:firstLine="0"/>
+              <w:rPr>
+                <w:rFonts w:eastAsia="Times New Roman" w:cs="Times New Roman"/>
+                <w:sz w:val="22"/>
+                <w:lang w:val="en-ID" w:eastAsia="en-ID"/>
+              </w:rPr>
+            </w:pPr>
+            <w:r>
+              <w:rPr>
+                <w:rFonts w:eastAsia="Times New Roman" w:cs="Times New Roman"/>
+                <w:sz w:val="22"/>
+                <w:lang w:val="en-ID" w:eastAsia="en-ID"/>
+              </w:rPr>
+              <w:t xml:space="preserve">Halaman Home </w:t>
+            </w:r>
+          </w:p>
+          <w:p>
+            <w:pPr>
               <w:spacing w:before="60" w:line="360" w:lineRule="auto"/>
               <w:ind w:firstLine="0"/>
               <w:rPr>
                 <w:rFonts w:eastAsia="Times New Roman" w:cs="Times New Roman"/>
                 <w:sz w:val="22"/>
-                <w:lang w:eastAsia="en-ID"/>
-              </w:rPr>
-            </w:pPr>
+                <w:lang w:val="en-ID" w:eastAsia="en-ID"/>
+              </w:rPr>
+            </w:pPr>
+            <w:r>
+              <w:rPr>
+                <w:rFonts w:eastAsia="Times New Roman" w:cs="Times New Roman"/>
+                <w:sz w:val="22"/>
+                <w:lang w:val="en-ID" w:eastAsia="en-ID"/>
+              </w:rPr>
+              <w:t xml:space="preserve">Menampilkan </w:t>
+            </w:r>
+            <w:proofErr w:type="spellStart"/>
+            <w:r>
+              <w:rPr>
+                <w:rFonts w:eastAsia="Times New Roman" w:cs="Times New Roman"/>
+                <w:sz w:val="22"/>
+                <w:lang w:val="en-ID" w:eastAsia="en-ID"/>
+              </w:rPr>
+              <w:t>halaman</w:t>
+            </w:r>
+            <w:proofErr w:type="spellEnd"/>
+            <w:r>
+              <w:rPr>
+                <w:rFonts w:eastAsia="Times New Roman" w:cs="Times New Roman"/>
+                <w:sz w:val="22"/>
+                <w:lang w:val="en-ID" w:eastAsia="en-ID"/>
+              </w:rPr>
+              <w:t xml:space="preserve"> </w:t>
+            </w:r>
+            <w:proofErr w:type="spellStart"/>
+            <w:r>
+              <w:rPr>
+                <w:rFonts w:eastAsia="Times New Roman" w:cs="Times New Roman"/>
+                <w:sz w:val="22"/>
+                <w:lang w:val="en-ID" w:eastAsia="en-ID"/>
+              </w:rPr>
+              <w:t>awal</w:t>
+            </w:r>
+            <w:proofErr w:type="spellEnd"/>
+            <w:r>
+              <w:rPr>
+                <w:rFonts w:eastAsia="Times New Roman" w:cs="Times New Roman"/>
+                <w:sz w:val="22"/>
+                <w:lang w:val="en-ID" w:eastAsia="en-ID"/>
+              </w:rPr>
+              <w:t xml:space="preserve"> website</w:t>
+            </w:r>
+          </w:p>
+          <w:p>
+            <w:pPr>
+              <w:pStyle w:val="ListParagraph"/>
+              <w:numPr>
+                <w:ilvl w:val="0"/>
+                <w:numId w:val="39"/>
+              </w:numPr>
+              <w:spacing w:before="60" w:line="360" w:lineRule="auto"/>
+              <w:rPr>
+                <w:rFonts w:eastAsia="Times New Roman" w:cs="Times New Roman"/>
+                <w:sz w:val="22"/>
+                <w:lang w:eastAsia="en-ID"/>
+              </w:rPr>
+            </w:pPr>
+            <w:r>
+              <w:rPr>
+                <w:rFonts w:eastAsia="Times New Roman" w:cs="Times New Roman"/>
+                <w:sz w:val="22"/>
+                <w:lang w:eastAsia="en-ID"/>
+              </w:rPr>
+              <w:t>M</w:t>
+            </w:r>
+            <w:r>
+              <w:rPr>
+                <w:rFonts w:eastAsia="Times New Roman" w:cs="Times New Roman"/>
+                <w:sz w:val="22"/>
+                <w:lang w:eastAsia="en-ID"/>
+              </w:rPr>
+              <w:t xml:space="preserve">embuat </w:t>
+            </w:r>
+            <w:proofErr w:type="spellStart"/>
+            <w:r>
+              <w:rPr>
+                <w:rFonts w:eastAsia="Times New Roman" w:cs="Times New Roman"/>
+                <w:sz w:val="22"/>
+                <w:lang w:eastAsia="en-ID"/>
+              </w:rPr>
+              <w:t>routes</w:t>
+            </w:r>
+            <w:proofErr w:type="spellEnd"/>
+          </w:p>
+          <w:p>
+            <w:pPr>
+              <w:pStyle w:val="ListParagraph"/>
+              <w:spacing w:before="60" w:line="360" w:lineRule="auto"/>
+              <w:ind w:firstLine="0"/>
+              <w:rPr>
+                <w:rFonts w:eastAsia="Times New Roman" w:cs="Times New Roman"/>
+                <w:sz w:val="22"/>
+                <w:lang w:eastAsia="en-ID"/>
+              </w:rPr>
+            </w:pPr>
+            <w:r>
+              <w:rPr>
+                <w:rFonts w:eastAsia="Times New Roman" w:cs="Times New Roman"/>
+                <w:sz w:val="22"/>
+                <w:lang w:eastAsia="en-ID"/>
+              </w:rPr>
+              <w:drawing>
+                <wp:inline distT="0" distB="0" distL="0" distR="0" wp14:anchorId="015FEEF7" wp14:editId="62DA102A">
+                  <wp:extent cx="3297050" cy="596348"/>
+                  <wp:effectExtent l="0" t="0" r="0" b="0"/>
+                  <wp:docPr id="1420789550" name="Picture 1"/>
+                  <wp:cNvGraphicFramePr>
+                    <a:graphicFrameLocks xmlns:a="http://schemas.openxmlformats.org/drawingml/2006/main" noChangeAspect="1"/>
+                  </wp:cNvGraphicFramePr>
+                  <a:graphic xmlns:a="http://schemas.openxmlformats.org/drawingml/2006/main">
+                    <a:graphicData uri="http://schemas.openxmlformats.org/drawingml/2006/picture">
+                      <pic:pic xmlns:pic="http://schemas.openxmlformats.org/drawingml/2006/picture">
+                        <pic:nvPicPr>
+                          <pic:cNvPr id="1420789550" name=""/>
+                          <pic:cNvPicPr/>
+                        </pic:nvPicPr>
+                        <pic:blipFill>
+                          <a:blip r:embed="rId40"/>
+                          <a:stretch>
+                            <a:fillRect/>
+                          </a:stretch>
+                        </pic:blipFill>
+                        <pic:spPr>
+                          <a:xfrm>
+                            <a:off x="0" y="0"/>
+                            <a:ext cx="3306533" cy="598063"/>
+                          </a:xfrm>
+                          <a:prstGeom prst="rect">
+                            <a:avLst/>
+                          </a:prstGeom>
+                        </pic:spPr>
+                      </pic:pic>
+                    </a:graphicData>
+                  </a:graphic>
+                </wp:inline>
+              </w:drawing>
+            </w:r>
+          </w:p>
+          <w:p>
+            <w:pPr>
+              <w:pStyle w:val="ListParagraph"/>
+              <w:numPr>
+                <w:ilvl w:val="0"/>
+                <w:numId w:val="39"/>
+              </w:numPr>
+              <w:spacing w:before="60" w:line="360" w:lineRule="auto"/>
+              <w:rPr>
+                <w:rFonts w:eastAsia="Times New Roman" w:cs="Times New Roman"/>
+                <w:sz w:val="22"/>
+                <w:lang w:eastAsia="en-ID"/>
+              </w:rPr>
+            </w:pPr>
+            <w:r>
+              <w:rPr>
+                <w:rFonts w:eastAsia="Times New Roman" w:cs="Times New Roman"/>
+                <w:sz w:val="22"/>
+                <w:lang w:eastAsia="en-ID"/>
+              </w:rPr>
+              <w:t xml:space="preserve">Membuat </w:t>
+            </w:r>
+            <w:hyperlink r:id="rId41" w:history="1">
+              <w:r>
+                <w:rPr>
+                  <w:rStyle w:val="Hyperlink"/>
+                  <w:rFonts w:eastAsia="Times New Roman" w:cs="Times New Roman"/>
+                  <w:sz w:val="22"/>
+                  <w:lang w:eastAsia="en-ID"/>
+                </w:rPr>
+                <w:t>home.blade.php</w:t>
+              </w:r>
+            </w:hyperlink>
+          </w:p>
+          <w:p>
+            <w:pPr>
+              <w:pStyle w:val="ListParagraph"/>
+              <w:spacing w:before="60" w:line="360" w:lineRule="auto"/>
+              <w:ind w:firstLine="0"/>
+              <w:rPr>
+                <w:rFonts w:eastAsia="Times New Roman" w:cs="Times New Roman"/>
+                <w:sz w:val="22"/>
+                <w:lang w:eastAsia="en-ID"/>
+              </w:rPr>
+            </w:pPr>
+            <w:r>
+              <w:rPr>
+                <w:rFonts w:eastAsia="Times New Roman" w:cs="Times New Roman"/>
+                <w:sz w:val="22"/>
+                <w:lang w:eastAsia="en-ID"/>
+              </w:rPr>
+              <w:drawing>
+                <wp:inline distT="0" distB="0" distL="0" distR="0" wp14:anchorId="02F60016" wp14:editId="326E040A">
+                  <wp:extent cx="4896102" cy="920797"/>
+                  <wp:effectExtent l="0" t="0" r="0" b="0"/>
+                  <wp:docPr id="1548122218" name="Picture 1"/>
+                  <wp:cNvGraphicFramePr>
+                    <a:graphicFrameLocks xmlns:a="http://schemas.openxmlformats.org/drawingml/2006/main" noChangeAspect="1"/>
+                  </wp:cNvGraphicFramePr>
+                  <a:graphic xmlns:a="http://schemas.openxmlformats.org/drawingml/2006/main">
+                    <a:graphicData uri="http://schemas.openxmlformats.org/drawingml/2006/picture">
+                      <pic:pic xmlns:pic="http://schemas.openxmlformats.org/drawingml/2006/picture">
+                        <pic:nvPicPr>
+                          <pic:cNvPr id="1548122218" name=""/>
+                          <pic:cNvPicPr/>
+                        </pic:nvPicPr>
+                        <pic:blipFill>
+                          <a:blip r:embed="rId42"/>
+                          <a:stretch>
+                            <a:fillRect/>
+                          </a:stretch>
+                        </pic:blipFill>
+                        <pic:spPr>
+                          <a:xfrm>
+                            <a:off x="0" y="0"/>
+                            <a:ext cx="4896102" cy="920797"/>
+                          </a:xfrm>
+                          <a:prstGeom prst="rect">
+                            <a:avLst/>
+                          </a:prstGeom>
+                        </pic:spPr>
+                      </pic:pic>
+                    </a:graphicData>
+                  </a:graphic>
+                </wp:inline>
+              </w:drawing>
+            </w:r>
+          </w:p>
+          <w:p>
+            <w:pPr>
+              <w:pStyle w:val="ListParagraph"/>
+              <w:numPr>
+                <w:ilvl w:val="0"/>
+                <w:numId w:val="39"/>
+              </w:numPr>
+              <w:spacing w:before="60" w:line="360" w:lineRule="auto"/>
+              <w:rPr>
+                <w:rFonts w:eastAsia="Times New Roman" w:cs="Times New Roman"/>
+                <w:sz w:val="22"/>
+                <w:lang w:eastAsia="en-ID"/>
+              </w:rPr>
+            </w:pPr>
+            <w:r>
+              <w:rPr>
+                <w:rFonts w:eastAsia="Times New Roman" w:cs="Times New Roman"/>
+                <w:sz w:val="22"/>
+                <w:lang w:eastAsia="en-ID"/>
+              </w:rPr>
+              <w:lastRenderedPageBreak/>
+              <w:t>Hasil Akhir</w:t>
+            </w:r>
+          </w:p>
+          <w:p>
+            <w:pPr>
+              <w:pStyle w:val="ListParagraph"/>
+              <w:spacing w:before="60" w:line="360" w:lineRule="auto"/>
+              <w:ind w:firstLine="0"/>
+              <w:rPr>
+                <w:rFonts w:eastAsia="Times New Roman" w:cs="Times New Roman"/>
+                <w:sz w:val="22"/>
+                <w:lang w:eastAsia="en-ID"/>
+              </w:rPr>
+            </w:pPr>
+            <w:r>
+              <w:rPr>
+                <w:rFonts w:eastAsia="Times New Roman" w:cs="Times New Roman"/>
+                <w:sz w:val="22"/>
+                <w:lang w:eastAsia="en-ID"/>
+              </w:rPr>
+              <w:drawing>
+                <wp:inline distT="0" distB="0" distL="0" distR="0" wp14:anchorId="0376734D" wp14:editId="455FD43B">
+                  <wp:extent cx="2506036" cy="779228"/>
+                  <wp:effectExtent l="0" t="0" r="8890" b="1905"/>
+                  <wp:docPr id="1740341779" name="Picture 1"/>
+                  <wp:cNvGraphicFramePr>
+                    <a:graphicFrameLocks xmlns:a="http://schemas.openxmlformats.org/drawingml/2006/main" noChangeAspect="1"/>
+                  </wp:cNvGraphicFramePr>
+                  <a:graphic xmlns:a="http://schemas.openxmlformats.org/drawingml/2006/main">
+                    <a:graphicData uri="http://schemas.openxmlformats.org/drawingml/2006/picture">
+                      <pic:pic xmlns:pic="http://schemas.openxmlformats.org/drawingml/2006/picture">
+                        <pic:nvPicPr>
+                          <pic:cNvPr id="1740341779" name=""/>
+                          <pic:cNvPicPr/>
+                        </pic:nvPicPr>
+                        <pic:blipFill>
+                          <a:blip r:embed="rId43"/>
+                          <a:stretch>
+                            <a:fillRect/>
+                          </a:stretch>
+                        </pic:blipFill>
+                        <pic:spPr>
+                          <a:xfrm>
+                            <a:off x="0" y="0"/>
+                            <a:ext cx="2524842" cy="785076"/>
+                          </a:xfrm>
+                          <a:prstGeom prst="rect">
+                            <a:avLst/>
+                          </a:prstGeom>
+                        </pic:spPr>
+                      </pic:pic>
+                    </a:graphicData>
+                  </a:graphic>
+                </wp:inline>
+              </w:drawing>
+            </w:r>
+          </w:p>
+        </w:tc>
+      </w:tr>
+      <w:tr>
+        <w:tc>
+          <w:tcPr>
+            <w:tcW w:w="1129" w:type="dxa"/>
+          </w:tcPr>
+          <w:p>
+            <w:pPr>
+              <w:spacing w:before="60" w:line="360" w:lineRule="auto"/>
+              <w:ind w:firstLine="0"/>
+              <w:jc w:val="center"/>
+              <w:rPr>
+                <w:rFonts w:eastAsia="Times New Roman" w:cs="Times New Roman"/>
+                <w:sz w:val="22"/>
+                <w:lang w:eastAsia="en-ID"/>
+              </w:rPr>
+            </w:pPr>
+            <w:r>
+              <w:rPr>
+                <w:rFonts w:eastAsia="Times New Roman" w:cs="Times New Roman"/>
+                <w:sz w:val="22"/>
+                <w:lang w:eastAsia="en-ID"/>
+              </w:rPr>
+              <w:lastRenderedPageBreak/>
+              <w:t xml:space="preserve"> 2</w:t>
+            </w:r>
+          </w:p>
+        </w:tc>
+        <w:tc>
+          <w:tcPr>
+            <w:tcW w:w="8499" w:type="dxa"/>
+          </w:tcPr>
+          <w:p>
+            <w:pPr>
+              <w:spacing w:before="60" w:line="276" w:lineRule="auto"/>
+              <w:ind w:firstLine="0"/>
+              <w:rPr>
+                <w:rFonts w:eastAsia="Times New Roman" w:cs="Times New Roman"/>
+                <w:sz w:val="22"/>
+                <w:lang w:val="en-ID" w:eastAsia="en-ID"/>
+              </w:rPr>
+            </w:pPr>
+            <w:r>
+              <w:rPr>
+                <w:rFonts w:eastAsia="Times New Roman" w:cs="Times New Roman"/>
+                <w:sz w:val="22"/>
+                <w:lang w:val="en-ID" w:eastAsia="en-ID"/>
+              </w:rPr>
+              <w:t xml:space="preserve">Halaman Products </w:t>
+            </w:r>
+          </w:p>
+          <w:p>
+            <w:pPr>
+              <w:spacing w:before="60" w:line="276" w:lineRule="auto"/>
+              <w:ind w:firstLine="0"/>
+              <w:rPr>
+                <w:rFonts w:eastAsia="Times New Roman" w:cs="Times New Roman"/>
+                <w:sz w:val="22"/>
+                <w:lang w:val="en-ID" w:eastAsia="en-ID"/>
+              </w:rPr>
+            </w:pPr>
+            <w:r>
+              <w:rPr>
+                <w:rFonts w:eastAsia="Times New Roman" w:cs="Times New Roman"/>
+                <w:sz w:val="22"/>
+                <w:lang w:val="en-ID" w:eastAsia="en-ID"/>
+              </w:rPr>
+              <w:t xml:space="preserve">Menampilkan daftar product (route prefix) </w:t>
+            </w:r>
+          </w:p>
+          <w:p>
+            <w:pPr>
+              <w:spacing w:before="60" w:line="276" w:lineRule="auto"/>
+              <w:ind w:firstLine="0"/>
+              <w:rPr>
+                <w:rFonts w:eastAsia="Times New Roman" w:cs="Times New Roman"/>
+                <w:sz w:val="22"/>
+                <w:lang w:val="en-ID" w:eastAsia="en-ID"/>
+              </w:rPr>
+            </w:pPr>
+            <w:r>
+              <w:rPr>
+                <w:rFonts w:eastAsia="Times New Roman" w:cs="Times New Roman"/>
+                <w:sz w:val="22"/>
+                <w:lang w:val="en-ID" w:eastAsia="en-ID"/>
+              </w:rPr>
+              <w:t>/category/food-beverage</w:t>
+            </w:r>
+          </w:p>
+          <w:p>
+            <w:pPr>
+              <w:spacing w:before="60" w:line="276" w:lineRule="auto"/>
+              <w:ind w:firstLine="0"/>
+              <w:rPr>
+                <w:rFonts w:eastAsia="Times New Roman" w:cs="Times New Roman"/>
+                <w:sz w:val="22"/>
+                <w:lang w:val="en-ID" w:eastAsia="en-ID"/>
+              </w:rPr>
+            </w:pPr>
+          </w:p>
+          <w:p>
+            <w:pPr>
+              <w:spacing w:before="60" w:line="276" w:lineRule="auto"/>
+              <w:ind w:firstLine="0"/>
+              <w:rPr>
+                <w:rFonts w:eastAsia="Times New Roman" w:cs="Times New Roman"/>
+                <w:sz w:val="22"/>
+                <w:lang w:val="en-ID" w:eastAsia="en-ID"/>
+              </w:rPr>
+            </w:pPr>
+            <w:r>
+              <w:rPr>
+                <w:rFonts w:eastAsia="Times New Roman" w:cs="Times New Roman"/>
+                <w:sz w:val="22"/>
+                <w:lang w:val="en-ID" w:eastAsia="en-ID"/>
+              </w:rPr>
+              <w:t xml:space="preserve">/category/beauty-health </w:t>
+            </w:r>
+          </w:p>
+          <w:p>
+            <w:pPr>
+              <w:spacing w:before="60" w:line="276" w:lineRule="auto"/>
+              <w:ind w:firstLine="0"/>
+              <w:rPr>
+                <w:rFonts w:eastAsia="Times New Roman" w:cs="Times New Roman"/>
+                <w:sz w:val="22"/>
+                <w:lang w:val="en-ID" w:eastAsia="en-ID"/>
+              </w:rPr>
+            </w:pPr>
+            <w:r>
+              <w:rPr>
+                <w:rFonts w:eastAsia="Times New Roman" w:cs="Times New Roman"/>
+                <w:sz w:val="22"/>
+                <w:lang w:val="en-ID" w:eastAsia="en-ID"/>
+              </w:rPr>
+              <w:t>/category/</w:t>
+            </w:r>
+            <w:proofErr w:type="gramStart"/>
+            <w:r>
+              <w:rPr>
+                <w:rFonts w:eastAsia="Times New Roman" w:cs="Times New Roman"/>
+                <w:sz w:val="22"/>
+                <w:lang w:val="en-ID" w:eastAsia="en-ID"/>
+              </w:rPr>
+              <w:t>home-care</w:t>
+            </w:r>
+            <w:proofErr w:type="gramEnd"/>
+            <w:r>
+              <w:rPr>
+                <w:rFonts w:eastAsia="Times New Roman" w:cs="Times New Roman"/>
+                <w:sz w:val="22"/>
+                <w:lang w:val="en-ID" w:eastAsia="en-ID"/>
+              </w:rPr>
+              <w:t xml:space="preserve"> </w:t>
+            </w:r>
+          </w:p>
+          <w:p>
+            <w:pPr>
+              <w:spacing w:before="60" w:line="276" w:lineRule="auto"/>
+              <w:ind w:firstLine="0"/>
+              <w:rPr>
+                <w:rFonts w:eastAsia="Times New Roman" w:cs="Times New Roman"/>
+                <w:sz w:val="22"/>
+                <w:lang w:eastAsia="en-ID"/>
+              </w:rPr>
+            </w:pPr>
+            <w:r>
+              <w:rPr>
+                <w:rFonts w:eastAsia="Times New Roman" w:cs="Times New Roman"/>
+                <w:sz w:val="22"/>
+                <w:lang w:val="en-ID" w:eastAsia="en-ID"/>
+              </w:rPr>
+              <w:t>/category/baby-kid</w:t>
+            </w:r>
           </w:p>
         </w:tc>
       </w:tr>
@@ -8802,8 +9287,8 @@
       </w:pPr>
     </w:p>
     <w:sectPr>
-      <w:headerReference w:type="default" r:id="rId40"/>
-      <w:footerReference w:type="default" r:id="rId41"/>
+      <w:headerReference w:type="default" r:id="rId44"/>
+      <w:footerReference w:type="default" r:id="rId45"/>
       <w:pgSz w:w="11906" w:h="16838" w:code="9"/>
       <w:pgMar w:top="1134" w:right="1134" w:bottom="1134" w:left="1134" w:header="567" w:footer="567" w:gutter="0"/>
       <w:cols w:space="708"/>
@@ -11774,6 +12259,118 @@
     </w:lvl>
   </w:abstractNum>
   <w:abstractNum w:abstractNumId="23" w15:restartNumberingAfterBreak="0">
+    <w:nsid w:val="59927960"/>
+    <w:multiLevelType w:val="hybridMultilevel"/>
+    <w:tmpl w:val="A3A20340"/>
+    <w:lvl w:ilvl="0" w:tplc="0286176A">
+      <w:numFmt w:val="bullet"/>
+      <w:lvlText w:val="-"/>
+      <w:lvlJc w:val="left"/>
+      <w:pPr>
+        <w:ind w:left="720" w:hanging="360"/>
+      </w:pPr>
+      <w:rPr>
+        <w:rFonts w:ascii="Times New Roman" w:eastAsia="Times New Roman" w:hAnsi="Times New Roman" w:cs="Times New Roman" w:hint="default"/>
+      </w:rPr>
+    </w:lvl>
+    <w:lvl w:ilvl="1" w:tplc="04210003" w:tentative="1">
+      <w:start w:val="1"/>
+      <w:numFmt w:val="bullet"/>
+      <w:lvlText w:val="o"/>
+      <w:lvlJc w:val="left"/>
+      <w:pPr>
+        <w:ind w:left="1440" w:hanging="360"/>
+      </w:pPr>
+      <w:rPr>
+        <w:rFonts w:ascii="Courier New" w:hAnsi="Courier New" w:cs="Courier New" w:hint="default"/>
+      </w:rPr>
+    </w:lvl>
+    <w:lvl w:ilvl="2" w:tplc="04210005" w:tentative="1">
+      <w:start w:val="1"/>
+      <w:numFmt w:val="bullet"/>
+      <w:lvlText w:val=""/>
+      <w:lvlJc w:val="left"/>
+      <w:pPr>
+        <w:ind w:left="2160" w:hanging="360"/>
+      </w:pPr>
+      <w:rPr>
+        <w:rFonts w:ascii="Wingdings" w:hAnsi="Wingdings" w:hint="default"/>
+      </w:rPr>
+    </w:lvl>
+    <w:lvl w:ilvl="3" w:tplc="04210001" w:tentative="1">
+      <w:start w:val="1"/>
+      <w:numFmt w:val="bullet"/>
+      <w:lvlText w:val=""/>
+      <w:lvlJc w:val="left"/>
+      <w:pPr>
+        <w:ind w:left="2880" w:hanging="360"/>
+      </w:pPr>
+      <w:rPr>
+        <w:rFonts w:ascii="Symbol" w:hAnsi="Symbol" w:hint="default"/>
+      </w:rPr>
+    </w:lvl>
+    <w:lvl w:ilvl="4" w:tplc="04210003" w:tentative="1">
+      <w:start w:val="1"/>
+      <w:numFmt w:val="bullet"/>
+      <w:lvlText w:val="o"/>
+      <w:lvlJc w:val="left"/>
+      <w:pPr>
+        <w:ind w:left="3600" w:hanging="360"/>
+      </w:pPr>
+      <w:rPr>
+        <w:rFonts w:ascii="Courier New" w:hAnsi="Courier New" w:cs="Courier New" w:hint="default"/>
+      </w:rPr>
+    </w:lvl>
+    <w:lvl w:ilvl="5" w:tplc="04210005" w:tentative="1">
+      <w:start w:val="1"/>
+      <w:numFmt w:val="bullet"/>
+      <w:lvlText w:val=""/>
+      <w:lvlJc w:val="left"/>
+      <w:pPr>
+        <w:ind w:left="4320" w:hanging="360"/>
+      </w:pPr>
+      <w:rPr>
+        <w:rFonts w:ascii="Wingdings" w:hAnsi="Wingdings" w:hint="default"/>
+      </w:rPr>
+    </w:lvl>
+    <w:lvl w:ilvl="6" w:tplc="04210001" w:tentative="1">
+      <w:start w:val="1"/>
+      <w:numFmt w:val="bullet"/>
+      <w:lvlText w:val=""/>
+      <w:lvlJc w:val="left"/>
+      <w:pPr>
+        <w:ind w:left="5040" w:hanging="360"/>
+      </w:pPr>
+      <w:rPr>
+        <w:rFonts w:ascii="Symbol" w:hAnsi="Symbol" w:hint="default"/>
+      </w:rPr>
+    </w:lvl>
+    <w:lvl w:ilvl="7" w:tplc="04210003" w:tentative="1">
+      <w:start w:val="1"/>
+      <w:numFmt w:val="bullet"/>
+      <w:lvlText w:val="o"/>
+      <w:lvlJc w:val="left"/>
+      <w:pPr>
+        <w:ind w:left="5760" w:hanging="360"/>
+      </w:pPr>
+      <w:rPr>
+        <w:rFonts w:ascii="Courier New" w:hAnsi="Courier New" w:cs="Courier New" w:hint="default"/>
+      </w:rPr>
+    </w:lvl>
+    <w:lvl w:ilvl="8" w:tplc="04210005" w:tentative="1">
+      <w:start w:val="1"/>
+      <w:numFmt w:val="bullet"/>
+      <w:lvlText w:val=""/>
+      <w:lvlJc w:val="left"/>
+      <w:pPr>
+        <w:ind w:left="6480" w:hanging="360"/>
+      </w:pPr>
+      <w:rPr>
+        <w:rFonts w:ascii="Wingdings" w:hAnsi="Wingdings" w:hint="default"/>
+      </w:rPr>
+    </w:lvl>
+  </w:abstractNum>
+  <w:abstractNum w:abstractNumId="24" w15:restartNumberingAfterBreak="0">
     <w:nsid w:val="5BF45F27"/>
     <w:multiLevelType w:val="multilevel"/>
     <w:tmpl w:val="0A745D50"/>
@@ -11886,7 +12483,7 @@
       </w:rPr>
     </w:lvl>
   </w:abstractNum>
-  <w:abstractNum w:abstractNumId="24" w15:restartNumberingAfterBreak="0">
+  <w:abstractNum w:abstractNumId="25" w15:restartNumberingAfterBreak="0">
     <w:nsid w:val="60D46AC0"/>
     <w:multiLevelType w:val="hybridMultilevel"/>
     <w:tmpl w:val="60C02C6A"/>
@@ -11977,7 +12574,7 @@
       </w:pPr>
     </w:lvl>
   </w:abstractNum>
-  <w:abstractNum w:abstractNumId="25" w15:restartNumberingAfterBreak="0">
+  <w:abstractNum w:abstractNumId="26" w15:restartNumberingAfterBreak="0">
     <w:nsid w:val="6272782C"/>
     <w:multiLevelType w:val="hybridMultilevel"/>
     <w:tmpl w:val="F4588B3E"/>
@@ -12063,7 +12660,7 @@
       </w:pPr>
     </w:lvl>
   </w:abstractNum>
-  <w:abstractNum w:abstractNumId="26" w15:restartNumberingAfterBreak="0">
+  <w:abstractNum w:abstractNumId="27" w15:restartNumberingAfterBreak="0">
     <w:nsid w:val="63B26DA1"/>
     <w:multiLevelType w:val="hybridMultilevel"/>
     <w:tmpl w:val="84924514"/>
@@ -12149,7 +12746,7 @@
       </w:pPr>
     </w:lvl>
   </w:abstractNum>
-  <w:abstractNum w:abstractNumId="27" w15:restartNumberingAfterBreak="0">
+  <w:abstractNum w:abstractNumId="28" w15:restartNumberingAfterBreak="0">
     <w:nsid w:val="661D2F48"/>
     <w:multiLevelType w:val="multilevel"/>
     <w:tmpl w:val="20A4A9B6"/>
@@ -12262,7 +12859,7 @@
       </w:pPr>
     </w:lvl>
   </w:abstractNum>
-  <w:abstractNum w:abstractNumId="28" w15:restartNumberingAfterBreak="0">
+  <w:abstractNum w:abstractNumId="29" w15:restartNumberingAfterBreak="0">
     <w:nsid w:val="67903C24"/>
     <w:multiLevelType w:val="hybridMultilevel"/>
     <w:tmpl w:val="EF58B39A"/>
@@ -12375,7 +12972,7 @@
       </w:rPr>
     </w:lvl>
   </w:abstractNum>
-  <w:abstractNum w:abstractNumId="29" w15:restartNumberingAfterBreak="0">
+  <w:abstractNum w:abstractNumId="30" w15:restartNumberingAfterBreak="0">
     <w:nsid w:val="6ECC6454"/>
     <w:multiLevelType w:val="multilevel"/>
     <w:tmpl w:val="5E208E98"/>
@@ -12524,7 +13121,7 @@
       </w:rPr>
     </w:lvl>
   </w:abstractNum>
-  <w:abstractNum w:abstractNumId="30" w15:restartNumberingAfterBreak="0">
+  <w:abstractNum w:abstractNumId="31" w15:restartNumberingAfterBreak="0">
     <w:nsid w:val="74D017F6"/>
     <w:multiLevelType w:val="multilevel"/>
     <w:tmpl w:val="0A745D50"/>
@@ -12637,7 +13234,7 @@
       </w:rPr>
     </w:lvl>
   </w:abstractNum>
-  <w:abstractNum w:abstractNumId="31" w15:restartNumberingAfterBreak="0">
+  <w:abstractNum w:abstractNumId="32" w15:restartNumberingAfterBreak="0">
     <w:nsid w:val="74D67A1D"/>
     <w:multiLevelType w:val="multilevel"/>
     <w:tmpl w:val="D7404DDC"/>
@@ -12786,7 +13383,7 @@
       </w:rPr>
     </w:lvl>
   </w:abstractNum>
-  <w:abstractNum w:abstractNumId="32" w15:restartNumberingAfterBreak="0">
+  <w:abstractNum w:abstractNumId="33" w15:restartNumberingAfterBreak="0">
     <w:nsid w:val="76916691"/>
     <w:multiLevelType w:val="hybridMultilevel"/>
     <w:tmpl w:val="C8529CB6"/>
@@ -12872,7 +13469,7 @@
       </w:pPr>
     </w:lvl>
   </w:abstractNum>
-  <w:abstractNum w:abstractNumId="33" w15:restartNumberingAfterBreak="0">
+  <w:abstractNum w:abstractNumId="34" w15:restartNumberingAfterBreak="0">
     <w:nsid w:val="77333283"/>
     <w:multiLevelType w:val="multilevel"/>
     <w:tmpl w:val="0A745D50"/>
@@ -12985,7 +13582,7 @@
       </w:rPr>
     </w:lvl>
   </w:abstractNum>
-  <w:abstractNum w:abstractNumId="34" w15:restartNumberingAfterBreak="0">
+  <w:abstractNum w:abstractNumId="35" w15:restartNumberingAfterBreak="0">
     <w:nsid w:val="7756637C"/>
     <w:multiLevelType w:val="hybridMultilevel"/>
     <w:tmpl w:val="0AAE14F8"/>
@@ -13071,7 +13668,7 @@
       </w:pPr>
     </w:lvl>
   </w:abstractNum>
-  <w:abstractNum w:abstractNumId="35" w15:restartNumberingAfterBreak="0">
+  <w:abstractNum w:abstractNumId="36" w15:restartNumberingAfterBreak="0">
     <w:nsid w:val="79CC4950"/>
     <w:multiLevelType w:val="hybridMultilevel"/>
     <w:tmpl w:val="F4588B3E"/>
@@ -13157,7 +13754,7 @@
       </w:pPr>
     </w:lvl>
   </w:abstractNum>
-  <w:abstractNum w:abstractNumId="36" w15:restartNumberingAfterBreak="0">
+  <w:abstractNum w:abstractNumId="37" w15:restartNumberingAfterBreak="0">
     <w:nsid w:val="7B745F40"/>
     <w:multiLevelType w:val="hybridMultilevel"/>
     <w:tmpl w:val="AE94148C"/>
@@ -13270,7 +13867,7 @@
       </w:rPr>
     </w:lvl>
   </w:abstractNum>
-  <w:abstractNum w:abstractNumId="37" w15:restartNumberingAfterBreak="0">
+  <w:abstractNum w:abstractNumId="38" w15:restartNumberingAfterBreak="0">
     <w:nsid w:val="7C355AEA"/>
     <w:multiLevelType w:val="multilevel"/>
     <w:tmpl w:val="0A745D50"/>
@@ -13387,7 +13984,7 @@
     <w:abstractNumId w:val="17"/>
   </w:num>
   <w:num w:numId="2" w16cid:durableId="820922001">
-    <w:abstractNumId w:val="24"/>
+    <w:abstractNumId w:val="25"/>
   </w:num>
   <w:num w:numId="3" w16cid:durableId="1682387436">
     <w:abstractNumId w:val="3"/>
@@ -13399,16 +13996,16 @@
     <w:abstractNumId w:val="13"/>
   </w:num>
   <w:num w:numId="6" w16cid:durableId="433206548">
-    <w:abstractNumId w:val="35"/>
+    <w:abstractNumId w:val="36"/>
   </w:num>
   <w:num w:numId="7" w16cid:durableId="673072809">
-    <w:abstractNumId w:val="32"/>
+    <w:abstractNumId w:val="33"/>
   </w:num>
   <w:num w:numId="8" w16cid:durableId="837581513">
     <w:abstractNumId w:val="8"/>
   </w:num>
   <w:num w:numId="9" w16cid:durableId="95291101">
-    <w:abstractNumId w:val="26"/>
+    <w:abstractNumId w:val="27"/>
   </w:num>
   <w:num w:numId="10" w16cid:durableId="1144547653">
     <w:abstractNumId w:val="12"/>
@@ -13420,7 +14017,7 @@
     <w:abstractNumId w:val="14"/>
   </w:num>
   <w:num w:numId="13" w16cid:durableId="1382746199">
-    <w:abstractNumId w:val="34"/>
+    <w:abstractNumId w:val="35"/>
   </w:num>
   <w:num w:numId="14" w16cid:durableId="2069766843">
     <w:abstractNumId w:val="5"/>
@@ -13429,7 +14026,7 @@
     <w:abstractNumId w:val="11"/>
   </w:num>
   <w:num w:numId="16" w16cid:durableId="40323401">
-    <w:abstractNumId w:val="25"/>
+    <w:abstractNumId w:val="26"/>
   </w:num>
   <w:num w:numId="17" w16cid:durableId="1984238359">
     <w:abstractNumId w:val="10"/>
@@ -13450,7 +14047,7 @@
     <w:abstractNumId w:val="18"/>
   </w:num>
   <w:num w:numId="23" w16cid:durableId="2057505941">
-    <w:abstractNumId w:val="33"/>
+    <w:abstractNumId w:val="34"/>
   </w:num>
   <w:num w:numId="24" w16cid:durableId="1276594119">
     <w:abstractNumId w:val="15"/>
@@ -13459,10 +14056,10 @@
     <w:abstractNumId w:val="22"/>
   </w:num>
   <w:num w:numId="26" w16cid:durableId="1789624272">
-    <w:abstractNumId w:val="30"/>
+    <w:abstractNumId w:val="31"/>
   </w:num>
   <w:num w:numId="27" w16cid:durableId="5181304">
-    <w:abstractNumId w:val="37"/>
+    <w:abstractNumId w:val="38"/>
   </w:num>
   <w:num w:numId="28" w16cid:durableId="1923298038">
     <w:abstractNumId w:val="7"/>
@@ -13471,19 +14068,19 @@
     <w:abstractNumId w:val="19"/>
   </w:num>
   <w:num w:numId="30" w16cid:durableId="942610728">
-    <w:abstractNumId w:val="23"/>
+    <w:abstractNumId w:val="24"/>
   </w:num>
   <w:num w:numId="31" w16cid:durableId="532233487">
-    <w:abstractNumId w:val="27"/>
+    <w:abstractNumId w:val="28"/>
   </w:num>
   <w:num w:numId="32" w16cid:durableId="86124089">
-    <w:abstractNumId w:val="29"/>
+    <w:abstractNumId w:val="30"/>
   </w:num>
   <w:num w:numId="33" w16cid:durableId="985554044">
     <w:abstractNumId w:val="9"/>
   </w:num>
   <w:num w:numId="34" w16cid:durableId="1648972591">
-    <w:abstractNumId w:val="36"/>
+    <w:abstractNumId w:val="37"/>
   </w:num>
   <w:num w:numId="35" w16cid:durableId="578366933">
     <w:abstractNumId w:val="4"/>
@@ -13492,10 +14089,13 @@
     <w:abstractNumId w:val="1"/>
   </w:num>
   <w:num w:numId="37" w16cid:durableId="1454787084">
-    <w:abstractNumId w:val="28"/>
+    <w:abstractNumId w:val="29"/>
   </w:num>
   <w:num w:numId="38" w16cid:durableId="1027023814">
-    <w:abstractNumId w:val="31"/>
+    <w:abstractNumId w:val="32"/>
+  </w:num>
+  <w:num w:numId="39" w16cid:durableId="385107335">
+    <w:abstractNumId w:val="23"/>
   </w:num>
 </w:numbering>
 </file>
